--- a/pages/fnu/ven/api/ven.docx
+++ b/pages/fnu/ven/api/ven.docx
@@ -1160,7 +1160,7 @@
           <w:sz w:val="34"/>
           <w:szCs w:val="34"/>
         </w:rPr>
-        <w:t>25,500.00</w:t>
+        <w:t>1,500.00</w:t>
       </w:r>
       <w:r>
         <w:rPr>
@@ -1249,7 +1249,7 @@
           <w:sz w:val="34"/>
           <w:szCs w:val="34"/>
         </w:rPr>
-        <w:t>5,400.00</w:t>
+        <w:t>9,000.00</w:t>
       </w:r>
       <w:r>
         <w:rPr>
@@ -1413,7 +1413,7 @@
           <w:sz w:val="34"/>
           <w:szCs w:val="34"/>
         </w:rPr>
-        <w:t>๑๑</w:t>
+        <w:t>๓</w:t>
       </w:r>
       <w:r>
         <w:rPr>
@@ -1533,6 +1533,116 @@
                 <w:sz w:val="34"/>
                 <w:szCs w:val="34"/>
               </w:rPr>
+              <w:t>พเยาว์ สนพลาย </w:t>
+            </w:r>
+          </w:p>
+        </w:tc>
+        <w:tc>
+          <w:tcPr>
+            <w:tcW w:w="1543" w:type="dxa"/>
+            <w:shd w:val="clear" w:color="auto" w:fill="auto"/>
+          </w:tcPr>
+          <w:p>
+            <w:pPr>
+              <w:ind w:left="315" w:right="-6" w:hanging="315"/>
+              <w:jc w:val="right"/>
+              <w:rPr>
+                <w:rFonts w:ascii="TH SarabunIT๙" w:hAnsi="TH SarabunIT๙" w:cs="TH SarabunIT๙"/>
+                <w:spacing w:val="4"/>
+                <w:sz w:val="34"/>
+                <w:szCs w:val="34"/>
+                <w:cs/>
+              </w:rPr>
+            </w:pPr>
+            <w:r>
+              <w:rPr>
+                <w:rFonts w:ascii="TH SarabunPSK" w:hAnsi="TH SarabunPSK" w:cs="TH SarabunPSK"/>
+                <w:spacing w:val="4"/>
+                <w:sz w:val="34"/>
+                <w:szCs w:val="34"/>
+              </w:rPr>
+              <w:t>จำนวนเงิน</w:t>
+            </w:r>
+          </w:p>
+        </w:tc>
+        <w:tc>
+          <w:tcPr>
+            <w:tcW w:w="2382" w:type="dxa"/>
+            <w:shd w:val="clear" w:color="auto" w:fill="auto"/>
+          </w:tcPr>
+          <w:p>
+            <w:pPr>
+              <w:ind w:right="-6"/>
+              <w:jc w:val="right"/>
+              <w:rPr>
+                <w:rFonts w:ascii="TH SarabunIT๙" w:hAnsi="TH SarabunIT๙" w:cs="TH SarabunIT๙"/>
+                <w:spacing w:val="4"/>
+                <w:sz w:val="34"/>
+                <w:szCs w:val="34"/>
+              </w:rPr>
+            </w:pPr>
+            <w:r>
+              <w:rPr>
+                <w:rFonts w:ascii="TH SarabunPSK" w:hAnsi="TH SarabunPSK" w:cs="TH SarabunPSK"/>
+                <w:spacing w:val="4"/>
+                <w:sz w:val="34"/>
+                <w:szCs w:val="34"/>
+              </w:rPr>
+              <w:t>1,500.00.-บาท</w:t>
+            </w:r>
+          </w:p>
+        </w:tc>
+      </w:tr>
+      <w:tr>
+        <w:tc>
+          <w:tcPr>
+            <w:tcW w:w="943" w:type="dxa"/>
+            <w:shd w:val="clear" w:color="auto" w:fill="auto"/>
+          </w:tcPr>
+          <w:p>
+            <w:pPr>
+              <w:jc w:val="right"/>
+              <w:rPr>
+                <w:rFonts w:ascii="TH SarabunIT๙" w:hAnsi="TH SarabunIT๙" w:cs="TH SarabunIT๙"/>
+                <w:spacing w:val="4"/>
+                <w:sz w:val="34"/>
+                <w:szCs w:val="34"/>
+              </w:rPr>
+            </w:pPr>
+            <w:r>
+              <w:rPr>
+                <w:rFonts w:ascii="TH SarabunIT๙" w:hAnsi="TH SarabunIT๙" w:cs="TH SarabunIT๙"/>
+                <w:spacing w:val="4"/>
+                <w:sz w:val="34"/>
+                <w:szCs w:val="34"/>
+              </w:rPr>
+              <w:t>2.</w:t>
+            </w:r>
+          </w:p>
+        </w:tc>
+        <w:tc>
+          <w:tcPr>
+            <w:tcW w:w="3909" w:type="dxa"/>
+            <w:shd w:val="clear" w:color="auto" w:fill="auto"/>
+          </w:tcPr>
+          <w:p>
+            <w:pPr>
+              <w:ind w:right="-6"/>
+              <w:jc w:val="thaiDistribute"/>
+              <w:rPr>
+                <w:rFonts w:ascii="TH SarabunPSK" w:hAnsi="TH SarabunPSK" w:cs="TH SarabunPSK"/>
+                <w:spacing w:val="4"/>
+                <w:sz w:val="34"/>
+                <w:szCs w:val="34"/>
+              </w:rPr>
+            </w:pPr>
+            <w:r>
+              <w:rPr>
+                <w:rFonts w:ascii="TH SarabunPSK" w:hAnsi="TH SarabunPSK" w:cs="TH SarabunPSK"/>
+                <w:spacing w:val="4"/>
+                <w:sz w:val="34"/>
+                <w:szCs w:val="34"/>
+              </w:rPr>
               <w:t>นายประยุทธ แก้วภักดี</w:t>
             </w:r>
           </w:p>
@@ -1572,14 +1682,7 @@
           </w:tcPr>
           <w:p>
             <w:pPr>
-              <w:ind w:right="-6"/>
               <w:jc w:val="right"/>
-              <w:rPr>
-                <w:rFonts w:ascii="TH SarabunIT๙" w:hAnsi="TH SarabunIT๙" w:cs="TH SarabunIT๙"/>
-                <w:spacing w:val="4"/>
-                <w:sz w:val="34"/>
-                <w:szCs w:val="34"/>
-              </w:rPr>
             </w:pPr>
             <w:r>
               <w:rPr>
@@ -1588,7 +1691,7 @@
                 <w:sz w:val="34"/>
                 <w:szCs w:val="34"/>
               </w:rPr>
-              <w:t>5,000.00.-บาท</w:t>
+              <w:t>6,000.00.-บาท</w:t>
             </w:r>
           </w:p>
         </w:tc>
@@ -1602,12 +1705,6 @@
           <w:p>
             <w:pPr>
               <w:jc w:val="right"/>
-              <w:rPr>
-                <w:rFonts w:ascii="TH SarabunIT๙" w:hAnsi="TH SarabunIT๙" w:cs="TH SarabunIT๙"/>
-                <w:spacing w:val="4"/>
-                <w:sz w:val="34"/>
-                <w:szCs w:val="34"/>
-              </w:rPr>
             </w:pPr>
             <w:r>
               <w:rPr>
@@ -1616,7 +1713,7 @@
                 <w:sz w:val="34"/>
                 <w:szCs w:val="34"/>
               </w:rPr>
-              <w:t>2.</w:t>
+              <w:t>3.</w:t>
             </w:r>
           </w:p>
         </w:tc>
@@ -1654,15 +1751,7 @@
           </w:tcPr>
           <w:p>
             <w:pPr>
-              <w:ind w:left="315" w:right="-6" w:hanging="315"/>
               <w:jc w:val="right"/>
-              <w:rPr>
-                <w:rFonts w:ascii="TH SarabunIT๙" w:hAnsi="TH SarabunIT๙" w:cs="TH SarabunIT๙"/>
-                <w:spacing w:val="4"/>
-                <w:sz w:val="34"/>
-                <w:szCs w:val="34"/>
-                <w:cs/>
-              </w:rPr>
             </w:pPr>
             <w:r>
               <w:rPr>
@@ -1713,7 +1802,7 @@
                 <w:sz w:val="34"/>
                 <w:szCs w:val="34"/>
               </w:rPr>
-              <w:t>3.</w:t>
+              <w:t/>
             </w:r>
           </w:p>
         </w:tc>
@@ -1740,7 +1829,7 @@
                 <w:sz w:val="34"/>
                 <w:szCs w:val="34"/>
               </w:rPr>
-              <w:t>นายฟารีส อินาวัง</w:t>
+              <w:t/>
             </w:r>
           </w:p>
         </w:tc>
@@ -1760,7 +1849,7 @@
                 <w:sz w:val="34"/>
                 <w:szCs w:val="34"/>
               </w:rPr>
-              <w:t>จำนวนเงิน</w:t>
+              <w:t/>
             </w:r>
           </w:p>
         </w:tc>
@@ -1780,7 +1869,7 @@
                 <w:sz w:val="34"/>
                 <w:szCs w:val="34"/>
               </w:rPr>
-              <w:t>2,500.00.-บาท</w:t>
+              <w:t/>
             </w:r>
           </w:p>
         </w:tc>
@@ -1802,7 +1891,7 @@
                 <w:sz w:val="34"/>
                 <w:szCs w:val="34"/>
               </w:rPr>
-              <w:t>4.</w:t>
+              <w:t>${n4}</w:t>
             </w:r>
           </w:p>
         </w:tc>
@@ -1829,7 +1918,7 @@
                 <w:sz w:val="34"/>
                 <w:szCs w:val="34"/>
               </w:rPr>
-              <w:t>นายชาญเดช งามทรัพย์</w:t>
+              <w:t>${name_n4}</w:t>
             </w:r>
           </w:p>
         </w:tc>
@@ -1849,7 +1938,7 @@
                 <w:sz w:val="34"/>
                 <w:szCs w:val="34"/>
               </w:rPr>
-              <w:t>จำนวนเงิน</w:t>
+              <w:t>${t3_n4}</w:t>
             </w:r>
           </w:p>
         </w:tc>
@@ -1869,7 +1958,7 @@
                 <w:sz w:val="34"/>
                 <w:szCs w:val="34"/>
               </w:rPr>
-              <w:t>6,000.00.-บาท</w:t>
+              <w:t>${price_n4}</w:t>
             </w:r>
           </w:p>
         </w:tc>
@@ -1891,7 +1980,7 @@
                 <w:sz w:val="34"/>
                 <w:szCs w:val="34"/>
               </w:rPr>
-              <w:t>5.</w:t>
+              <w:t>${n5}</w:t>
             </w:r>
           </w:p>
         </w:tc>
@@ -1918,7 +2007,7 @@
                 <w:sz w:val="34"/>
                 <w:szCs w:val="34"/>
               </w:rPr>
-              <w:t>นางสาวดลยา เยาวหลี</w:t>
+              <w:t>${name_n5}</w:t>
             </w:r>
           </w:p>
         </w:tc>
@@ -1938,7 +2027,7 @@
                 <w:sz w:val="34"/>
                 <w:szCs w:val="34"/>
               </w:rPr>
-              <w:t>จำนวนเงิน</w:t>
+              <w:t>${t3_n5}</w:t>
             </w:r>
           </w:p>
         </w:tc>
@@ -1958,7 +2047,7 @@
                 <w:sz w:val="34"/>
                 <w:szCs w:val="34"/>
               </w:rPr>
-              <w:t>1,200.00.-บาท</w:t>
+              <w:t>${price_n5}</w:t>
             </w:r>
           </w:p>
         </w:tc>
@@ -1980,7 +2069,7 @@
                 <w:sz w:val="34"/>
                 <w:szCs w:val="34"/>
               </w:rPr>
-              <w:t>6.</w:t>
+              <w:t>${n6}</w:t>
             </w:r>
           </w:p>
         </w:tc>
@@ -2007,7 +2096,7 @@
                 <w:sz w:val="34"/>
                 <w:szCs w:val="34"/>
               </w:rPr>
-              <w:t>นางสาวพจนา เทพพิชิตสมุทร</w:t>
+              <w:t>${name_n6}</w:t>
             </w:r>
           </w:p>
         </w:tc>
@@ -2027,7 +2116,7 @@
                 <w:sz w:val="34"/>
                 <w:szCs w:val="34"/>
               </w:rPr>
-              <w:t>จำนวนเงิน</w:t>
+              <w:t>${t3_n6}</w:t>
             </w:r>
           </w:p>
         </w:tc>
@@ -2047,7 +2136,7 @@
                 <w:sz w:val="34"/>
                 <w:szCs w:val="34"/>
               </w:rPr>
-              <w:t>1,500.00.-บาท</w:t>
+              <w:t>${price_n6}</w:t>
             </w:r>
           </w:p>
         </w:tc>
@@ -2069,7 +2158,7 @@
                 <w:sz w:val="34"/>
                 <w:szCs w:val="34"/>
               </w:rPr>
-              <w:t>7.</w:t>
+              <w:t>${n7}</w:t>
             </w:r>
           </w:p>
         </w:tc>
@@ -2096,7 +2185,7 @@
                 <w:sz w:val="34"/>
                 <w:szCs w:val="34"/>
               </w:rPr>
-              <w:t>นางนุจรีย์ สุขจินดา</w:t>
+              <w:t>${name_n7}</w:t>
             </w:r>
           </w:p>
         </w:tc>
@@ -2116,7 +2205,7 @@
                 <w:sz w:val="34"/>
                 <w:szCs w:val="34"/>
               </w:rPr>
-              <w:t>จำนวนเงิน</w:t>
+              <w:t>${t3_n7}</w:t>
             </w:r>
           </w:p>
         </w:tc>
@@ -2136,7 +2225,7 @@
                 <w:sz w:val="34"/>
                 <w:szCs w:val="34"/>
               </w:rPr>
-              <w:t>1,500.00.-บาท</w:t>
+              <w:t>${price_n7}</w:t>
             </w:r>
           </w:p>
         </w:tc>
@@ -2158,7 +2247,7 @@
                 <w:sz w:val="34"/>
                 <w:szCs w:val="34"/>
               </w:rPr>
-              <w:t>8.</w:t>
+              <w:t>${n8}</w:t>
             </w:r>
           </w:p>
         </w:tc>
@@ -2185,7 +2274,7 @@
                 <w:sz w:val="34"/>
                 <w:szCs w:val="34"/>
               </w:rPr>
-              <w:t>นางสาวนงนุช  ใจเสงี่ยม</w:t>
+              <w:t>${name_n8}</w:t>
             </w:r>
           </w:p>
         </w:tc>
@@ -2205,7 +2294,7 @@
                 <w:sz w:val="34"/>
                 <w:szCs w:val="34"/>
               </w:rPr>
-              <w:t>จำนวนเงิน</w:t>
+              <w:t>${t3_n8}</w:t>
             </w:r>
           </w:p>
         </w:tc>
@@ -2225,7 +2314,7 @@
                 <w:sz w:val="34"/>
                 <w:szCs w:val="34"/>
               </w:rPr>
-              <w:t>3,000.00.-บาท</w:t>
+              <w:t>${price_n8}</w:t>
             </w:r>
           </w:p>
         </w:tc>
@@ -2247,7 +2336,7 @@
                 <w:sz w:val="34"/>
                 <w:szCs w:val="34"/>
               </w:rPr>
-              <w:t>9.</w:t>
+              <w:t>${n9}</w:t>
             </w:r>
           </w:p>
         </w:tc>
@@ -2274,7 +2363,7 @@
                 <w:sz w:val="34"/>
                 <w:szCs w:val="34"/>
               </w:rPr>
-              <w:t>นางสาวกาญจนา กิจสินธุ</w:t>
+              <w:t>${name_n9}</w:t>
             </w:r>
           </w:p>
         </w:tc>
@@ -2294,7 +2383,7 @@
                 <w:sz w:val="34"/>
                 <w:szCs w:val="34"/>
               </w:rPr>
-              <w:t>จำนวนเงิน</w:t>
+              <w:t>${t3_n9}</w:t>
             </w:r>
           </w:p>
         </w:tc>
@@ -2314,7 +2403,7 @@
                 <w:sz w:val="34"/>
                 <w:szCs w:val="34"/>
               </w:rPr>
-              <w:t>1,200.00.-บาท</w:t>
+              <w:t>${price_n9}</w:t>
             </w:r>
           </w:p>
         </w:tc>
@@ -2336,7 +2425,7 @@
                 <w:sz w:val="34"/>
                 <w:szCs w:val="34"/>
               </w:rPr>
-              <w:t>10.</w:t>
+              <w:t>${n10}</w:t>
             </w:r>
           </w:p>
         </w:tc>
@@ -2363,7 +2452,7 @@
                 <w:sz w:val="34"/>
                 <w:szCs w:val="34"/>
               </w:rPr>
-              <w:t>นายฐานัน  อยู่หนุน</w:t>
+              <w:t>${name_n10}</w:t>
             </w:r>
           </w:p>
         </w:tc>
@@ -2383,7 +2472,7 @@
                 <w:sz w:val="34"/>
                 <w:szCs w:val="34"/>
               </w:rPr>
-              <w:t>จำนวนเงิน</w:t>
+              <w:t>${t3_n10}</w:t>
             </w:r>
           </w:p>
         </w:tc>
@@ -2403,7 +2492,7 @@
                 <w:sz w:val="34"/>
                 <w:szCs w:val="34"/>
               </w:rPr>
-              <w:t>3,000.00.-บาท</w:t>
+              <w:t>${price_n10}</w:t>
             </w:r>
           </w:p>
         </w:tc>
@@ -2425,7 +2514,7 @@
                 <w:sz w:val="34"/>
                 <w:szCs w:val="34"/>
               </w:rPr>
-              <w:t>11.</w:t>
+              <w:t>${n11}</w:t>
             </w:r>
           </w:p>
         </w:tc>
@@ -2452,7 +2541,7 @@
                 <w:sz w:val="34"/>
                 <w:szCs w:val="34"/>
               </w:rPr>
-              <w:t>นายพเยาว์ สนพลาย</w:t>
+              <w:t>${name_n11}</w:t>
             </w:r>
           </w:p>
         </w:tc>
@@ -2472,7 +2561,7 @@
                 <w:sz w:val="34"/>
                 <w:szCs w:val="34"/>
               </w:rPr>
-              <w:t>จำนวนเงิน</w:t>
+              <w:t>${t3_n11}</w:t>
             </w:r>
           </w:p>
         </w:tc>
@@ -2492,96 +2581,7 @@
                 <w:sz w:val="34"/>
                 <w:szCs w:val="34"/>
               </w:rPr>
-              <w:t>3,000.00.-บาท</w:t>
-            </w:r>
-          </w:p>
-        </w:tc>
-      </w:tr>
-      <w:tr>
-        <w:tc>
-          <w:tcPr>
-            <w:tcW w:w="943" w:type="dxa"/>
-            <w:shd w:val="clear" w:color="auto" w:fill="auto"/>
-          </w:tcPr>
-          <w:p>
-            <w:pPr>
-              <w:jc w:val="right"/>
-            </w:pPr>
-            <w:r>
-              <w:rPr>
-                <w:rFonts w:ascii="TH SarabunIT๙" w:hAnsi="TH SarabunIT๙" w:cs="TH SarabunIT๙"/>
-                <w:spacing w:val="4"/>
-                <w:sz w:val="34"/>
-                <w:szCs w:val="34"/>
-              </w:rPr>
-              <w:t/>
-            </w:r>
-          </w:p>
-        </w:tc>
-        <w:tc>
-          <w:tcPr>
-            <w:tcW w:w="3909" w:type="dxa"/>
-            <w:shd w:val="clear" w:color="auto" w:fill="auto"/>
-          </w:tcPr>
-          <w:p>
-            <w:pPr>
-              <w:ind w:right="-6"/>
-              <w:jc w:val="thaiDistribute"/>
-              <w:rPr>
-                <w:rFonts w:ascii="TH SarabunPSK" w:hAnsi="TH SarabunPSK" w:cs="TH SarabunPSK"/>
-                <w:spacing w:val="4"/>
-                <w:sz w:val="34"/>
-                <w:szCs w:val="34"/>
-              </w:rPr>
-            </w:pPr>
-            <w:r>
-              <w:rPr>
-                <w:rFonts w:ascii="TH SarabunPSK" w:hAnsi="TH SarabunPSK" w:cs="TH SarabunPSK"/>
-                <w:spacing w:val="4"/>
-                <w:sz w:val="34"/>
-                <w:szCs w:val="34"/>
-              </w:rPr>
-              <w:t/>
-            </w:r>
-          </w:p>
-        </w:tc>
-        <w:tc>
-          <w:tcPr>
-            <w:tcW w:w="1543" w:type="dxa"/>
-            <w:shd w:val="clear" w:color="auto" w:fill="auto"/>
-          </w:tcPr>
-          <w:p>
-            <w:pPr>
-              <w:jc w:val="right"/>
-            </w:pPr>
-            <w:r>
-              <w:rPr>
-                <w:rFonts w:ascii="TH SarabunPSK" w:hAnsi="TH SarabunPSK" w:cs="TH SarabunPSK"/>
-                <w:spacing w:val="4"/>
-                <w:sz w:val="34"/>
-                <w:szCs w:val="34"/>
-              </w:rPr>
-              <w:t/>
-            </w:r>
-          </w:p>
-        </w:tc>
-        <w:tc>
-          <w:tcPr>
-            <w:tcW w:w="2382" w:type="dxa"/>
-            <w:shd w:val="clear" w:color="auto" w:fill="auto"/>
-          </w:tcPr>
-          <w:p>
-            <w:pPr>
-              <w:jc w:val="right"/>
-            </w:pPr>
-            <w:r>
-              <w:rPr>
-                <w:rFonts w:ascii="TH SarabunPSK" w:hAnsi="TH SarabunPSK" w:cs="TH SarabunPSK"/>
-                <w:spacing w:val="4"/>
-                <w:sz w:val="34"/>
-                <w:szCs w:val="34"/>
-              </w:rPr>
-              <w:t/>
+              <w:t>${price_n11}</w:t>
             </w:r>
           </w:p>
         </w:tc>
@@ -3761,7 +3761,7 @@
           <w:sz w:val="34"/>
           <w:szCs w:val="34"/>
         </w:rPr>
-        <w:t>30,900.00</w:t>
+        <w:t>10,500.00</w:t>
       </w:r>
       <w:r>
         <w:rPr>
@@ -3790,7 +3790,7 @@
           <w:sz w:val="34"/>
           <w:szCs w:val="34"/>
         </w:rPr>
-        <w:t>สามหมื่นเก้าร้อยบาทถ้วน</w:t>
+        <w:t>หนึ่งหมื่นห้าร้อยบาทถ้วน</w:t>
       </w:r>
       <w:r>
         <w:rPr>
@@ -4346,7 +4346,7 @@
           <w:sz w:val="34"/>
           <w:szCs w:val="34"/>
         </w:rPr>
-        <w:t>30,900.00</w:t>
+        <w:t>10,500.00</w:t>
       </w:r>
       <w:r>
         <w:rPr>
@@ -4375,7 +4375,7 @@
           <w:sz w:val="34"/>
           <w:szCs w:val="34"/>
         </w:rPr>
-        <w:t>สามหมื่นเก้าร้อยบาทถ้วน</w:t>
+        <w:t>หนึ่งหมื่นห้าร้อยบาทถ้วน</w:t>
       </w:r>
       <w:r>
         <w:rPr>

--- a/pages/fnu/ven/api/ven.docx
+++ b/pages/fnu/ven/api/ven.docx
@@ -658,7 +658,7 @@
           <w:szCs w:val="34"/>
           <w:u w:val="dotted"/>
         </w:rPr>
-        <w:t>๑๖ มิถุนายน ๒๕๖๖</w:t>
+        <w:t>๒๓ มิถุนายน ๒๕๖๖</w:t>
       </w:r>
       <w:r>
         <w:rPr>
@@ -1160,7 +1160,7 @@
           <w:sz w:val="34"/>
           <w:szCs w:val="34"/>
         </w:rPr>
-        <w:t>1,500.00</w:t>
+        <w:t>3,000.00</w:t>
       </w:r>
       <w:r>
         <w:rPr>
@@ -1249,7 +1249,7 @@
           <w:sz w:val="34"/>
           <w:szCs w:val="34"/>
         </w:rPr>
-        <w:t>9,000.00</w:t>
+        <w:t>0.00</w:t>
       </w:r>
       <w:r>
         <w:rPr>
@@ -1413,7 +1413,7 @@
           <w:sz w:val="34"/>
           <w:szCs w:val="34"/>
         </w:rPr>
-        <w:t>๓</w:t>
+        <w:t>๑</w:t>
       </w:r>
       <w:r>
         <w:rPr>
@@ -1588,7 +1588,7 @@
                 <w:sz w:val="34"/>
                 <w:szCs w:val="34"/>
               </w:rPr>
-              <w:t>1,500.00.-บาท</w:t>
+              <w:t>3,000.00.-บาท</w:t>
             </w:r>
           </w:p>
         </w:tc>
@@ -1616,7 +1616,7 @@
                 <w:sz w:val="34"/>
                 <w:szCs w:val="34"/>
               </w:rPr>
-              <w:t>2.</w:t>
+              <w:t/>
             </w:r>
           </w:p>
         </w:tc>
@@ -1643,7 +1643,7 @@
                 <w:sz w:val="34"/>
                 <w:szCs w:val="34"/>
               </w:rPr>
-              <w:t>นายประยุทธ แก้วภักดี</w:t>
+              <w:t/>
             </w:r>
           </w:p>
         </w:tc>
@@ -1671,7 +1671,7 @@
                 <w:sz w:val="34"/>
                 <w:szCs w:val="34"/>
               </w:rPr>
-              <w:t>จำนวนเงิน</w:t>
+              <w:t/>
             </w:r>
           </w:p>
         </w:tc>
@@ -1691,7 +1691,7 @@
                 <w:sz w:val="34"/>
                 <w:szCs w:val="34"/>
               </w:rPr>
-              <w:t>6,000.00.-บาท</w:t>
+              <w:t/>
             </w:r>
           </w:p>
         </w:tc>
@@ -1713,7 +1713,7 @@
                 <w:sz w:val="34"/>
                 <w:szCs w:val="34"/>
               </w:rPr>
-              <w:t>3.</w:t>
+              <w:t>${n2}</w:t>
             </w:r>
           </w:p>
         </w:tc>
@@ -1740,7 +1740,7 @@
                 <w:sz w:val="34"/>
                 <w:szCs w:val="34"/>
               </w:rPr>
-              <w:t>นายวิรชาติ สิทธิสาร</w:t>
+              <w:t>${name_n2}</w:t>
             </w:r>
           </w:p>
         </w:tc>
@@ -1760,7 +1760,7 @@
                 <w:sz w:val="34"/>
                 <w:szCs w:val="34"/>
               </w:rPr>
-              <w:t>จำนวนเงิน</w:t>
+              <w:t>${t3_n2}</w:t>
             </w:r>
           </w:p>
         </w:tc>
@@ -1780,7 +1780,7 @@
                 <w:sz w:val="34"/>
                 <w:szCs w:val="34"/>
               </w:rPr>
-              <w:t>3,000.00.-บาท</w:t>
+              <w:t>${price_n2}</w:t>
             </w:r>
           </w:p>
         </w:tc>
@@ -1802,7 +1802,7 @@
                 <w:sz w:val="34"/>
                 <w:szCs w:val="34"/>
               </w:rPr>
-              <w:t/>
+              <w:t>${n3}</w:t>
             </w:r>
           </w:p>
         </w:tc>
@@ -1829,7 +1829,7 @@
                 <w:sz w:val="34"/>
                 <w:szCs w:val="34"/>
               </w:rPr>
-              <w:t/>
+              <w:t>${name_n3}</w:t>
             </w:r>
           </w:p>
         </w:tc>
@@ -1849,7 +1849,7 @@
                 <w:sz w:val="34"/>
                 <w:szCs w:val="34"/>
               </w:rPr>
-              <w:t/>
+              <w:t>${t3_n3}</w:t>
             </w:r>
           </w:p>
         </w:tc>
@@ -1869,7 +1869,7 @@
                 <w:sz w:val="34"/>
                 <w:szCs w:val="34"/>
               </w:rPr>
-              <w:t/>
+              <w:t>${price_n3}</w:t>
             </w:r>
           </w:p>
         </w:tc>
@@ -3761,7 +3761,7 @@
           <w:sz w:val="34"/>
           <w:szCs w:val="34"/>
         </w:rPr>
-        <w:t>10,500.00</w:t>
+        <w:t>3,000.00</w:t>
       </w:r>
       <w:r>
         <w:rPr>
@@ -3790,7 +3790,7 @@
           <w:sz w:val="34"/>
           <w:szCs w:val="34"/>
         </w:rPr>
-        <w:t>หนึ่งหมื่นห้าร้อยบาทถ้วน</w:t>
+        <w:t>สามพันบาทถ้วน</w:t>
       </w:r>
       <w:r>
         <w:rPr>
@@ -4346,7 +4346,7 @@
           <w:sz w:val="34"/>
           <w:szCs w:val="34"/>
         </w:rPr>
-        <w:t>10,500.00</w:t>
+        <w:t>3,000.00</w:t>
       </w:r>
       <w:r>
         <w:rPr>
@@ -4375,7 +4375,7 @@
           <w:sz w:val="34"/>
           <w:szCs w:val="34"/>
         </w:rPr>
-        <w:t>หนึ่งหมื่นห้าร้อยบาทถ้วน</w:t>
+        <w:t>สามพันบาทถ้วน</w:t>
       </w:r>
       <w:r>
         <w:rPr>
@@ -5827,7 +5827,7 @@
                                 <w:szCs w:val="34"/>
                                 <w:u w:val="dotted"/>
                               </w:rPr>
-                              <w:t>๑๖ มิถุนายน ๒๕๖๖</w:t>
+                              <w:t>๒๓ มิถุนายน ๒๕๖๖</w:t>
                             </w:r>
                             <w:r>
                               <w:rPr>
@@ -6174,7 +6174,7 @@
                                 <w:szCs w:val="34"/>
                                 <w:u w:val="dotted"/>
                               </w:rPr>
-                              <w:t>๑๖ มิถุนายน ๒๕๖๖</w:t>
+                              <w:t>๒๓ มิถุนายน ๒๕๖๖</w:t>
                             </w:r>
                             <w:r>
                               <w:rPr>
@@ -6485,7 +6485,7 @@
                           <w:szCs w:val="34"/>
                           <w:u w:val="dotted"/>
                         </w:rPr>
-                        <w:t>๑๖ มิถุนายน ๒๕๖๖</w:t>
+                        <w:t>๒๓ มิถุนายน ๒๕๖๖</w:t>
                       </w:r>
                       <w:r>
                         <w:rPr>
@@ -6832,7 +6832,7 @@
                           <w:szCs w:val="34"/>
                           <w:u w:val="dotted"/>
                         </w:rPr>
-                        <w:t>๑๖ มิถุนายน ๒๕๖๖</w:t>
+                        <w:t>๒๓ มิถุนายน ๒๕๖๖</w:t>
                       </w:r>
                       <w:r>
                         <w:rPr>

--- a/pages/fnu/ven/api/ven.docx
+++ b/pages/fnu/ven/api/ven.docx
@@ -23,10 +23,10 @@
         <mc:AlternateContent>
           <mc:Choice Requires="wps">
             <w:drawing>
-              <wp:anchor distT="0" distB="0" distL="114300" distR="114300" simplePos="0" relativeHeight="251659264" behindDoc="0" locked="0" layoutInCell="1" allowOverlap="1">
+              <wp:anchor distT="0" distB="0" distL="114300" distR="114300" simplePos="0" relativeHeight="251659264" behindDoc="0" locked="0" layoutInCell="1" allowOverlap="1" wp14:anchorId="2E52E5F9" wp14:editId="3D4D5860">
                 <wp:simplePos x="0" y="0"/>
                 <wp:positionH relativeFrom="column">
-                  <wp:posOffset>3795395</wp:posOffset>
+                  <wp:posOffset>3483940</wp:posOffset>
                 </wp:positionH>
                 <wp:positionV relativeFrom="paragraph">
                   <wp:posOffset>-217805</wp:posOffset>
@@ -150,7 +150,16 @@
                                 <w:szCs w:val="32"/>
                                 <w:cs/>
                               </w:rPr>
-                              <w:t>๖๕</w:t>
+                              <w:t>๖</w:t>
+                            </w:r>
+                            <w:r>
+                              <w:rPr>
+                                <w:rFonts w:ascii="TH Sarabun New" w:hAnsi="TH Sarabun New" w:cs="TH Sarabun New" w:hint="cs"/>
+                                <w:sz w:val="32"/>
+                                <w:szCs w:val="32"/>
+                                <w:cs/>
+                              </w:rPr>
+                              <w:t>๖</w:t>
                             </w:r>
                             <w:r>
                               <w:rPr>
@@ -202,11 +211,11 @@
           </mc:Choice>
           <mc:Fallback>
             <w:pict>
-              <v:shapetype id="_x0000_t202" coordsize="21600,21600" o:spt="202" path="m,l,21600r21600,l21600,xe">
+              <v:shapetype w14:anchorId="2E52E5F9" id="_x0000_t202" coordsize="21600,21600" o:spt="202" path="m,l,21600r21600,l21600,xe">
                 <v:stroke joinstyle="miter"/>
                 <v:path gradientshapeok="t" o:connecttype="rect"/>
               </v:shapetype>
-              <v:shape id="Text Box 93" o:spid="_x0000_s1026" type="#_x0000_t202" style="position:absolute;margin-left:298.85pt;margin-top:-17.15pt;width:186.7pt;height:38.8pt;z-index:251659264;visibility:visible;mso-wrap-style:square;mso-width-percent:0;mso-height-percent:0;mso-wrap-distance-left:9pt;mso-wrap-distance-top:0;mso-wrap-distance-right:9pt;mso-wrap-distance-bottom:0;mso-position-horizontal:absolute;mso-position-horizontal-relative:text;mso-position-vertical:absolute;mso-position-vertical-relative:text;mso-width-percent:0;mso-height-percent:0;mso-width-relative:page;mso-height-relative:page;v-text-anchor:top" o:gfxdata="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" filled="f" stroked="f">
+              <v:shape id="Text Box 93" o:spid="_x0000_s1026" type="#_x0000_t202" style="position:absolute;margin-left:274.35pt;margin-top:-17.15pt;width:186.7pt;height:38.8pt;z-index:251659264;visibility:visible;mso-wrap-style:square;mso-width-percent:0;mso-height-percent:0;mso-wrap-distance-left:9pt;mso-wrap-distance-top:0;mso-wrap-distance-right:9pt;mso-wrap-distance-bottom:0;mso-position-horizontal:absolute;mso-position-horizontal-relative:text;mso-position-vertical:absolute;mso-position-vertical-relative:text;mso-width-percent:0;mso-height-percent:0;mso-width-relative:page;mso-height-relative:page;v-text-anchor:top" o:gfxdata="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" filled="f" stroked="f">
                 <v:textbox>
                   <w:txbxContent>
                     <w:p>
@@ -281,7 +290,16 @@
                           <w:szCs w:val="32"/>
                           <w:cs/>
                         </w:rPr>
-                        <w:t>๖๕</w:t>
+                        <w:t>๖</w:t>
+                      </w:r>
+                      <w:r>
+                        <w:rPr>
+                          <w:rFonts w:ascii="TH Sarabun New" w:hAnsi="TH Sarabun New" w:cs="TH Sarabun New" w:hint="cs"/>
+                          <w:sz w:val="32"/>
+                          <w:szCs w:val="32"/>
+                          <w:cs/>
+                        </w:rPr>
+                        <w:t>๖</w:t>
                       </w:r>
                       <w:r>
                         <w:rPr>
@@ -332,16 +350,16 @@
           <w:lang w:eastAsia="en-US"/>
         </w:rPr>
         <w:drawing>
-          <wp:anchor distT="0" distB="0" distL="114300" distR="114300" simplePos="0" relativeHeight="251654144" behindDoc="0" locked="0" layoutInCell="1" allowOverlap="1">
+          <wp:anchor distT="0" distB="0" distL="114300" distR="114300" simplePos="0" relativeHeight="251654144" behindDoc="0" locked="0" layoutInCell="1" allowOverlap="1" wp14:anchorId="2963EE6F" wp14:editId="79BED5B0">
             <wp:simplePos x="0" y="0"/>
             <wp:positionH relativeFrom="column">
-              <wp:posOffset>-66040</wp:posOffset>
+              <wp:posOffset>-13665</wp:posOffset>
             </wp:positionH>
             <wp:positionV relativeFrom="paragraph">
               <wp:posOffset>-76835</wp:posOffset>
             </wp:positionV>
-            <wp:extent cx="496570" cy="528955"/>
-            <wp:effectExtent l="0" t="0" r="0" b="0"/>
+            <wp:extent cx="506939" cy="540000"/>
+            <wp:effectExtent l="0" t="0" r="7620" b="0"/>
             <wp:wrapNone/>
             <wp:docPr id="84" name="Picture 84"/>
             <wp:cNvGraphicFramePr>
@@ -372,7 +390,7 @@
                   <pic:spPr bwMode="auto">
                     <a:xfrm>
                       <a:off x="0" y="0"/>
-                      <a:ext cx="496570" cy="528955"/>
+                      <a:ext cx="506939" cy="540000"/>
                     </a:xfrm>
                     <a:prstGeom prst="rect">
                       <a:avLst/>
@@ -435,11 +453,14 @@
     </w:p>
     <w:p>
       <w:pPr>
-        <w:rPr>
-          <w:rFonts w:ascii="TH SarabunIT๙" w:hAnsi="TH SarabunIT๙" w:cs="TH SarabunIT๙"/>
-          <w:sz w:val="34"/>
-          <w:szCs w:val="34"/>
-          <w:u w:val="dotted"/>
+        <w:tabs>
+          <w:tab w:val="left" w:pos="4536"/>
+        </w:tabs>
+        <w:jc w:val="thaiDistribute"/>
+        <w:rPr>
+          <w:rFonts w:ascii="TH SarabunIT๙" w:hAnsi="TH SarabunIT๙" w:cs="TH SarabunIT๙"/>
+          <w:sz w:val="34"/>
+          <w:szCs w:val="34"/>
         </w:rPr>
       </w:pPr>
       <w:r>
@@ -447,8 +468,8 @@
           <w:rFonts w:ascii="TH SarabunIT๙" w:hAnsi="TH SarabunIT๙" w:cs="TH SarabunIT๙"/>
           <w:b/>
           <w:bCs/>
-          <w:sz w:val="34"/>
-          <w:szCs w:val="34"/>
+          <w:sz w:val="40"/>
+          <w:szCs w:val="40"/>
           <w:cs/>
         </w:rPr>
         <w:t>ส่วนราชกา</w:t>
@@ -458,47 +479,150 @@
           <w:rFonts w:ascii="TH SarabunIT๙" w:hAnsi="TH SarabunIT๙" w:cs="TH SarabunIT๙" w:hint="cs"/>
           <w:b/>
           <w:bCs/>
-          <w:sz w:val="34"/>
-          <w:szCs w:val="34"/>
-          <w:cs/>
-        </w:rPr>
-        <w:t xml:space="preserve">ร </w:t>
-      </w:r>
-      <w:r>
-        <w:rPr>
-          <w:rFonts w:ascii="TH SarabunIT๙" w:hAnsi="TH SarabunIT๙" w:cs="TH SarabunIT๙"/>
-          <w:sz w:val="34"/>
-          <w:szCs w:val="34"/>
-          <w:u w:val="dotted"/>
-          <w:cs/>
-        </w:rPr>
-        <w:t>ศาลเยาวชนและครอบครัวจังหวัดประจวบคีรีขันธ์</w:t>
-      </w:r>
-      <w:r>
-        <w:rPr>
-          <w:rFonts w:ascii="TH SarabunIT๙" w:hAnsi="TH SarabunIT๙" w:cs="TH SarabunIT๙"/>
-          <w:sz w:val="34"/>
-          <w:szCs w:val="34"/>
-          <w:u w:val="dotted"/>
+          <w:sz w:val="40"/>
+          <w:szCs w:val="40"/>
+          <w:cs/>
+        </w:rPr>
+        <w:t>ร</w:t>
+      </w:r>
+      <w:r>
+        <w:rPr>
+          <w:rFonts w:ascii="TH SarabunIT๙" w:hAnsi="TH SarabunIT๙" w:cs="TH SarabunIT๙"/>
+          <w:sz w:val="34"/>
+          <w:szCs w:val="34"/>
+          <w:cs/>
+        </w:rPr>
+        <w:t xml:space="preserve">  </w:t>
+      </w:r>
+      <w:r>
+        <w:rPr>
+          <w:rFonts w:ascii="TH SarabunIT๙" w:hAnsi="TH SarabunIT๙" w:cs="TH SarabunIT๙" w:hint="cs"/>
+          <w:spacing w:val="-8"/>
+          <w:sz w:val="34"/>
+          <w:szCs w:val="34"/>
+          <w:cs/>
+        </w:rPr>
+        <w:t xml:space="preserve">กลุ่มงานคลัง สำนักงานประจำศาลเยาวชนและครอบครัวจังหวัดประจวบคีรีขันธ์ </w:t>
+      </w:r>
+      <w:r>
+        <w:rPr>
+          <w:rFonts w:ascii="TH SarabunIT๙" w:hAnsi="TH SarabunIT๙" w:cs="TH SarabunIT๙" w:hint="cs"/>
+          <w:spacing w:val="-8"/>
+          <w:sz w:val="34"/>
+          <w:szCs w:val="34"/>
+          <w:cs/>
+        </w:rPr>
+        <w:t>ต่อ</w:t>
+      </w:r>
+      <w:r>
+        <w:rPr>
+          <w:rFonts w:ascii="TH SarabunIT๙" w:hAnsi="TH SarabunIT๙" w:cs="TH SarabunIT๙" w:hint="cs"/>
+          <w:spacing w:val="-8"/>
+          <w:sz w:val="34"/>
+          <w:szCs w:val="34"/>
+          <w:cs/>
+        </w:rPr>
+        <w:t xml:space="preserve"> 109</w:t>
+      </w:r>
+      <w:r>
+        <w:rPr>
+          <w:rFonts w:ascii="TH SarabunIT๙" w:hAnsi="TH SarabunIT๙" w:cs="TH SarabunIT๙"/>
+          <w:b/>
+          <w:bCs/>
+          <w:sz w:val="40"/>
+          <w:szCs w:val="40"/>
+          <w:cs/>
+        </w:rPr>
+        <w:t>ที่</w:t>
+      </w:r>
+      <w:r>
+        <w:rPr>
+          <w:rFonts w:ascii="TH SarabunIT๙" w:hAnsi="TH SarabunIT๙" w:cs="TH SarabunIT๙" w:hint="cs"/>
+          <w:sz w:val="34"/>
+          <w:szCs w:val="34"/>
+          <w:cs/>
+        </w:rPr>
+        <w:t xml:space="preserve">  ศย 307.022/  -</w:t>
+      </w:r>
+      <w:r>
+        <w:rPr>
+          <w:rFonts w:ascii="TH SarabunIT๙" w:hAnsi="TH SarabunIT๙" w:cs="TH SarabunIT๙" w:hint="cs"/>
+          <w:sz w:val="34"/>
+          <w:szCs w:val="34"/>
+          <w:cs/>
+        </w:rPr>
+        <w:t xml:space="preserve">         </w:t>
+      </w:r>
+      <w:r>
+        <w:rPr>
+          <w:rFonts w:ascii="TH SarabunIT๙" w:hAnsi="TH SarabunIT๙" w:cs="TH SarabunIT๙"/>
+          <w:sz w:val="34"/>
+          <w:szCs w:val="34"/>
+          <w:cs/>
         </w:rPr>
         <w:tab/>
       </w:r>
       <w:r>
         <w:rPr>
           <w:rFonts w:ascii="TH SarabunIT๙" w:hAnsi="TH SarabunIT๙" w:cs="TH SarabunIT๙"/>
-          <w:sz w:val="34"/>
-          <w:szCs w:val="34"/>
-          <w:u w:val="dotted"/>
-          <w:cs/>
-        </w:rPr>
-        <w:t xml:space="preserve">                   </w:t>
-      </w:r>
-      <w:r>
-        <w:rPr>
-          <w:rFonts w:ascii="TH SarabunIT๙" w:hAnsi="TH SarabunIT๙" w:cs="TH SarabunIT๙"/>
-          <w:sz w:val="34"/>
-          <w:szCs w:val="34"/>
-          <w:u w:val="dotted"/>
+          <w:b/>
+          <w:bCs/>
+          <w:sz w:val="40"/>
+          <w:szCs w:val="40"/>
+          <w:cs/>
+        </w:rPr>
+        <w:t>วันที่</w:t>
+      </w:r>
+      <w:r>
+        <w:rPr>
+          <w:rFonts w:ascii="TH SarabunIT๙" w:hAnsi="TH SarabunIT๙" w:cs="TH SarabunIT๙" w:hint="cs"/>
+          <w:sz w:val="34"/>
+          <w:szCs w:val="34"/>
+          <w:cs/>
+        </w:rPr>
+        <w:t xml:space="preserve">  </w:t>
+      </w:r>
+      <w:r>
+        <w:rPr>
+          <w:rFonts w:ascii="TH SarabunIT๙" w:hAnsi="TH SarabunIT๙" w:cs="TH SarabunIT๙"/>
+          <w:sz w:val="34"/>
+          <w:szCs w:val="34"/>
+        </w:rPr>
+        <w:t>๑๑ ตุลาคม ๒๕๖๖</w:t>
+      </w:r>
+      <w:r>
+        <w:rPr>
+          <w:rFonts w:ascii="TH SarabunIT๙" w:hAnsi="TH SarabunIT๙" w:cs="TH SarabunIT๙"/>
+          <w:sz w:val="34"/>
+          <w:szCs w:val="34"/>
+          <w:cs/>
+        </w:rPr>
+        <w:t xml:space="preserve"> </w:t>
+      </w:r>
+      <w:r>
+        <w:rPr>
+          <w:rFonts w:ascii="TH SarabunIT๙" w:hAnsi="TH SarabunIT๙" w:cs="TH SarabunIT๙" w:hint="cs"/>
+          <w:sz w:val="34"/>
+          <w:szCs w:val="34"/>
+          <w:cs/>
+        </w:rPr>
+        <w:t xml:space="preserve"> </w:t>
+      </w:r>
+      <w:r>
+        <w:rPr>
+          <w:rFonts w:ascii="TH SarabunIT๙" w:hAnsi="TH SarabunIT๙" w:cs="TH SarabunIT๙"/>
+          <w:sz w:val="34"/>
+          <w:szCs w:val="34"/>
+          <w:cs/>
+        </w:rPr>
+        <w:t xml:space="preserve"> </w:t>
+      </w:r>
+      <w:r>
+        <w:rPr>
+          <w:rFonts w:ascii="TH SarabunIT๙" w:hAnsi="TH SarabunIT๙" w:cs="TH SarabunIT๙"/>
+          <w:sz w:val="34"/>
+          <w:szCs w:val="34"/>
+          <w:cs/>
         </w:rPr>
         <w:tab/>
       </w:r>
@@ -507,16 +631,7 @@
           <w:rFonts w:ascii="TH SarabunIT๙" w:hAnsi="TH SarabunIT๙" w:cs="TH SarabunIT๙"/>
           <w:sz w:val="34"/>
           <w:szCs w:val="34"/>
-          <w:u w:val="dotted"/>
-        </w:rPr>
-        <w:tab/>
-      </w:r>
-      <w:r>
-        <w:rPr>
-          <w:rFonts w:ascii="TH SarabunIT๙" w:hAnsi="TH SarabunIT๙" w:cs="TH SarabunIT๙"/>
-          <w:sz w:val="34"/>
-          <w:szCs w:val="34"/>
-          <w:u w:val="dotted"/>
+          <w:cs/>
         </w:rPr>
         <w:tab/>
       </w:r>
@@ -534,38 +649,53 @@
           <w:rFonts w:ascii="TH SarabunIT๙" w:hAnsi="TH SarabunIT๙" w:cs="TH SarabunIT๙"/>
           <w:b/>
           <w:bCs/>
-          <w:sz w:val="34"/>
-          <w:szCs w:val="34"/>
-          <w:cs/>
-        </w:rPr>
-        <w:t>ที่</w:t>
+          <w:sz w:val="40"/>
+          <w:szCs w:val="40"/>
+          <w:cs/>
+        </w:rPr>
+        <w:t>เรื่อง</w:t>
+      </w:r>
+      <w:r>
+        <w:rPr>
+          <w:rFonts w:ascii="TH SarabunIT๙" w:hAnsi="TH SarabunIT๙" w:cs="TH SarabunIT๙"/>
+          <w:sz w:val="34"/>
+          <w:szCs w:val="34"/>
+          <w:cs/>
+        </w:rPr>
+        <w:t xml:space="preserve">  </w:t>
+      </w:r>
+      <w:r>
+        <w:rPr>
+          <w:rFonts w:ascii="TH SarabunIT๙" w:hAnsi="TH SarabunIT๙" w:cs="TH SarabunIT๙"/>
+          <w:sz w:val="34"/>
+          <w:szCs w:val="34"/>
+          <w:cs/>
+        </w:rPr>
+        <w:t>ขออนุมัติเบิกเงินจากค่าใช้จ่ายด้านบริหารจัดการ</w:t>
+      </w:r>
+      <w:r>
+        <w:rPr>
+          <w:rFonts w:ascii="TH SarabunIT๙" w:hAnsi="TH SarabunIT๙" w:cs="TH SarabunIT๙"/>
+          <w:sz w:val="34"/>
+          <w:szCs w:val="34"/>
+          <w:cs/>
+        </w:rPr>
+        <w:tab/>
       </w:r>
       <w:r>
         <w:rPr>
           <w:rFonts w:ascii="TH SarabunIT๙" w:hAnsi="TH SarabunIT๙" w:cs="TH SarabunIT๙" w:hint="cs"/>
           <w:sz w:val="34"/>
           <w:szCs w:val="34"/>
-          <w:u w:val="dotted"/>
-          <w:cs/>
-        </w:rPr>
-        <w:t xml:space="preserve">  ศย 307.022/  -</w:t>
-      </w:r>
-      <w:r>
-        <w:rPr>
-          <w:rFonts w:ascii="TH SarabunIT๙" w:hAnsi="TH SarabunIT๙" w:cs="TH SarabunIT๙" w:hint="cs"/>
-          <w:sz w:val="34"/>
-          <w:szCs w:val="34"/>
-          <w:u w:val="dotted"/>
-          <w:cs/>
-        </w:rPr>
-        <w:t xml:space="preserve">         </w:t>
-      </w:r>
-      <w:r>
-        <w:rPr>
-          <w:rFonts w:ascii="TH SarabunIT๙" w:hAnsi="TH SarabunIT๙" w:cs="TH SarabunIT๙"/>
-          <w:sz w:val="34"/>
-          <w:szCs w:val="34"/>
-          <w:u w:val="dotted"/>
+          <w:cs/>
+        </w:rPr>
+        <w:t xml:space="preserve">                     </w:t>
+      </w:r>
+      <w:r>
+        <w:rPr>
+          <w:rFonts w:ascii="TH SarabunIT๙" w:hAnsi="TH SarabunIT๙" w:cs="TH SarabunIT๙"/>
+          <w:sz w:val="34"/>
+          <w:szCs w:val="34"/>
           <w:cs/>
         </w:rPr>
         <w:tab/>
@@ -575,127 +705,6 @@
           <w:rFonts w:ascii="TH SarabunIT๙" w:hAnsi="TH SarabunIT๙" w:cs="TH SarabunIT๙"/>
           <w:sz w:val="34"/>
           <w:szCs w:val="34"/>
-          <w:u w:val="dotted"/>
-          <w:cs/>
-        </w:rPr>
-        <w:tab/>
-      </w:r>
-      <w:r>
-        <w:rPr>
-          <w:rFonts w:ascii="TH SarabunIT๙" w:hAnsi="TH SarabunIT๙" w:cs="TH SarabunIT๙" w:hint="cs"/>
-          <w:sz w:val="34"/>
-          <w:szCs w:val="34"/>
-          <w:u w:val="dotted"/>
-          <w:cs/>
-        </w:rPr>
-        <w:t xml:space="preserve">   </w:t>
-      </w:r>
-      <w:r>
-        <w:rPr>
-          <w:rFonts w:ascii="TH SarabunIT๙" w:hAnsi="TH SarabunIT๙" w:cs="TH SarabunIT๙"/>
-          <w:sz w:val="34"/>
-          <w:szCs w:val="34"/>
-          <w:u w:val="dotted"/>
-          <w:cs/>
-        </w:rPr>
-        <w:tab/>
-      </w:r>
-      <w:r>
-        <w:rPr>
-          <w:rFonts w:ascii="TH SarabunIT๙" w:hAnsi="TH SarabunIT๙" w:cs="TH SarabunIT๙" w:hint="cs"/>
-          <w:sz w:val="34"/>
-          <w:szCs w:val="34"/>
-          <w:u w:val="dotted"/>
-          <w:cs/>
-        </w:rPr>
-        <w:t xml:space="preserve"> </w:t>
-      </w:r>
-      <w:r>
-        <w:rPr>
-          <w:rFonts w:ascii="TH SarabunIT๙" w:hAnsi="TH SarabunIT๙" w:cs="TH SarabunIT๙"/>
-          <w:b/>
-          <w:bCs/>
-          <w:sz w:val="34"/>
-          <w:szCs w:val="34"/>
-          <w:cs/>
-        </w:rPr>
-        <w:t>วันที่</w:t>
-      </w:r>
-      <w:r>
-        <w:rPr>
-          <w:rFonts w:ascii="TH SarabunIT๙" w:hAnsi="TH SarabunIT๙" w:cs="TH SarabunIT๙" w:hint="cs"/>
-          <w:sz w:val="34"/>
-          <w:szCs w:val="34"/>
-          <w:u w:val="dotted"/>
-          <w:cs/>
-        </w:rPr>
-        <w:t xml:space="preserve">  </w:t>
-      </w:r>
-      <w:r>
-        <w:rPr>
-          <w:rFonts w:ascii="TH SarabunIT๙" w:hAnsi="TH SarabunIT๙" w:cs="TH SarabunIT๙"/>
-          <w:sz w:val="34"/>
-          <w:szCs w:val="34"/>
-          <w:u w:val="dotted"/>
-          <w:cs/>
-        </w:rPr>
-        <w:t xml:space="preserve"> </w:t>
-      </w:r>
-      <w:r>
-        <w:rPr>
-          <w:rFonts w:ascii="TH SarabunIT๙" w:hAnsi="TH SarabunIT๙" w:cs="TH SarabunIT๙"/>
-          <w:sz w:val="34"/>
-          <w:szCs w:val="34"/>
-          <w:u w:val="dotted"/>
-          <w:cs/>
-        </w:rPr>
-        <w:t xml:space="preserve"> </w:t>
-      </w:r>
-      <w:r>
-        <w:rPr>
-          <w:rFonts w:ascii="TH SarabunIT๙" w:hAnsi="TH SarabunIT๙" w:cs="TH SarabunIT๙"/>
-          <w:sz w:val="34"/>
-          <w:szCs w:val="34"/>
-          <w:u w:val="dotted"/>
-        </w:rPr>
-        <w:t>๒๓ มิถุนายน ๒๕๖๖</w:t>
-      </w:r>
-      <w:r>
-        <w:rPr>
-          <w:rFonts w:ascii="TH SarabunIT๙" w:hAnsi="TH SarabunIT๙" w:cs="TH SarabunIT๙"/>
-          <w:sz w:val="34"/>
-          <w:szCs w:val="34"/>
-          <w:u w:val="dotted"/>
-          <w:cs/>
-        </w:rPr>
-        <w:t xml:space="preserve"> </w:t>
-      </w:r>
-      <w:r>
-        <w:rPr>
-          <w:rFonts w:ascii="TH SarabunIT๙" w:hAnsi="TH SarabunIT๙" w:cs="TH SarabunIT๙"/>
-          <w:sz w:val="34"/>
-          <w:szCs w:val="34"/>
-          <w:u w:val="dotted"/>
-          <w:cs/>
-        </w:rPr>
-        <w:tab/>
-      </w:r>
-      <w:r>
-        <w:rPr>
-          <w:rFonts w:ascii="TH SarabunIT๙" w:hAnsi="TH SarabunIT๙" w:cs="TH SarabunIT๙"/>
-          <w:sz w:val="34"/>
-          <w:szCs w:val="34"/>
-          <w:u w:val="dotted"/>
-          <w:cs/>
-        </w:rPr>
-        <w:tab/>
-      </w:r>
-      <w:r>
-        <w:rPr>
-          <w:rFonts w:ascii="TH SarabunIT๙" w:hAnsi="TH SarabunIT๙" w:cs="TH SarabunIT๙"/>
-          <w:sz w:val="34"/>
-          <w:szCs w:val="34"/>
-          <w:u w:val="dotted"/>
           <w:cs/>
         </w:rPr>
         <w:tab/>
@@ -703,299 +712,286 @@
     </w:p>
     <w:p>
       <w:pPr>
-        <w:rPr>
-          <w:rFonts w:ascii="TH SarabunIT๙" w:hAnsi="TH SarabunIT๙" w:cs="TH SarabunIT๙"/>
-          <w:sz w:val="34"/>
-          <w:szCs w:val="34"/>
-        </w:rPr>
-      </w:pPr>
-      <w:r>
-        <w:rPr>
-          <w:rFonts w:ascii="TH SarabunIT๙" w:hAnsi="TH SarabunIT๙" w:cs="TH SarabunIT๙"/>
-          <w:b/>
-          <w:bCs/>
-          <w:sz w:val="34"/>
-          <w:szCs w:val="34"/>
-          <w:cs/>
-        </w:rPr>
-        <w:t>เรื่อง</w:t>
-      </w:r>
-      <w:r>
-        <w:rPr>
-          <w:rFonts w:ascii="TH SarabunIT๙" w:hAnsi="TH SarabunIT๙" w:cs="TH SarabunIT๙"/>
-          <w:sz w:val="34"/>
-          <w:szCs w:val="34"/>
-          <w:cs/>
-        </w:rPr>
-        <w:t xml:space="preserve">  </w:t>
-      </w:r>
-      <w:r>
-        <w:rPr>
-          <w:rFonts w:ascii="TH SarabunIT๙" w:hAnsi="TH SarabunIT๙" w:cs="TH SarabunIT๙"/>
-          <w:sz w:val="34"/>
-          <w:szCs w:val="34"/>
-          <w:u w:val="dotted"/>
-          <w:cs/>
-        </w:rPr>
-        <w:t>ขออนุมัติเบิกเงินจากค่าใช้จ่ายด้านบริหารจัดการ</w:t>
-      </w:r>
-      <w:r>
-        <w:rPr>
-          <w:rFonts w:ascii="TH SarabunIT๙" w:hAnsi="TH SarabunIT๙" w:cs="TH SarabunIT๙"/>
-          <w:sz w:val="34"/>
-          <w:szCs w:val="34"/>
-          <w:u w:val="dotted"/>
-          <w:cs/>
-        </w:rPr>
-        <w:tab/>
+        <w:spacing w:before="120"/>
+        <w:rPr>
+          <w:rFonts w:ascii="TH SarabunIT๙" w:hAnsi="TH SarabunIT๙" w:cs="TH SarabunIT๙"/>
+          <w:sz w:val="34"/>
+          <w:szCs w:val="34"/>
+        </w:rPr>
+      </w:pPr>
+      <w:r>
+        <w:rPr>
+          <w:rFonts w:ascii="TH SarabunIT๙" w:hAnsi="TH SarabunIT๙" w:cs="TH SarabunIT๙"/>
+          <w:sz w:val="34"/>
+          <w:szCs w:val="34"/>
+          <w:cs/>
+        </w:rPr>
+        <w:t xml:space="preserve">เรียน  </w:t>
       </w:r>
       <w:r>
         <w:rPr>
           <w:rFonts w:ascii="TH SarabunIT๙" w:hAnsi="TH SarabunIT๙" w:cs="TH SarabunIT๙" w:hint="cs"/>
           <w:sz w:val="34"/>
           <w:szCs w:val="34"/>
-          <w:u w:val="dotted"/>
-          <w:cs/>
-        </w:rPr>
-        <w:t xml:space="preserve">                     </w:t>
-      </w:r>
-      <w:r>
-        <w:rPr>
-          <w:rFonts w:ascii="TH SarabunIT๙" w:hAnsi="TH SarabunIT๙" w:cs="TH SarabunIT๙"/>
-          <w:sz w:val="34"/>
-          <w:szCs w:val="34"/>
-          <w:u w:val="dotted"/>
-          <w:cs/>
-        </w:rPr>
-        <w:tab/>
-      </w:r>
-      <w:r>
-        <w:rPr>
-          <w:rFonts w:ascii="TH SarabunIT๙" w:hAnsi="TH SarabunIT๙" w:cs="TH SarabunIT๙"/>
-          <w:sz w:val="34"/>
-          <w:szCs w:val="34"/>
-          <w:u w:val="dotted"/>
-          <w:cs/>
-        </w:rPr>
-        <w:tab/>
-      </w:r>
-      <w:r>
-        <w:rPr>
-          <w:rFonts w:ascii="TH SarabunIT๙" w:hAnsi="TH SarabunIT๙" w:cs="TH SarabunIT๙"/>
-          <w:sz w:val="34"/>
-          <w:szCs w:val="34"/>
-          <w:u w:val="dotted"/>
-          <w:cs/>
-        </w:rPr>
-        <w:tab/>
-      </w:r>
-      <w:r>
-        <w:rPr>
-          <w:rFonts w:ascii="TH SarabunIT๙" w:hAnsi="TH SarabunIT๙" w:cs="TH SarabunIT๙"/>
-          <w:sz w:val="34"/>
-          <w:szCs w:val="34"/>
-          <w:cs/>
-        </w:rPr>
-        <w:tab/>
-      </w:r>
-      <w:r>
-        <w:rPr>
-          <w:rFonts w:ascii="TH SarabunIT๙" w:hAnsi="TH SarabunIT๙" w:cs="TH SarabunIT๙"/>
-          <w:sz w:val="34"/>
-          <w:szCs w:val="34"/>
-          <w:cs/>
-        </w:rPr>
-        <w:tab/>
-      </w:r>
-      <w:r>
-        <w:rPr>
-          <w:rFonts w:ascii="TH SarabunIT๙" w:hAnsi="TH SarabunIT๙" w:cs="TH SarabunIT๙"/>
-          <w:sz w:val="34"/>
-          <w:szCs w:val="34"/>
-          <w:cs/>
-        </w:rPr>
-        <w:tab/>
-      </w:r>
-      <w:r>
-        <w:rPr>
-          <w:rFonts w:ascii="TH SarabunIT๙" w:hAnsi="TH SarabunIT๙" w:cs="TH SarabunIT๙"/>
-          <w:sz w:val="34"/>
-          <w:szCs w:val="34"/>
-          <w:cs/>
-        </w:rPr>
-        <w:tab/>
-      </w:r>
-      <w:r>
-        <w:rPr>
-          <w:rFonts w:ascii="TH SarabunIT๙" w:hAnsi="TH SarabunIT๙" w:cs="TH SarabunIT๙"/>
-          <w:sz w:val="34"/>
-          <w:szCs w:val="34"/>
-          <w:cs/>
-        </w:rPr>
-        <w:tab/>
-      </w:r>
-      <w:r>
-        <w:rPr>
-          <w:rFonts w:ascii="TH SarabunIT๙" w:hAnsi="TH SarabunIT๙" w:cs="TH SarabunIT๙"/>
-          <w:sz w:val="34"/>
-          <w:szCs w:val="34"/>
-          <w:cs/>
-        </w:rPr>
-        <w:tab/>
-      </w:r>
-      <w:r>
-        <w:rPr>
-          <w:rFonts w:ascii="TH SarabunIT๙" w:hAnsi="TH SarabunIT๙" w:cs="TH SarabunIT๙"/>
-          <w:sz w:val="34"/>
-          <w:szCs w:val="34"/>
-          <w:cs/>
-        </w:rPr>
-        <w:tab/>
-      </w:r>
-      <w:r>
-        <w:rPr>
-          <w:rFonts w:ascii="TH SarabunIT๙" w:hAnsi="TH SarabunIT๙" w:cs="TH SarabunIT๙"/>
-          <w:sz w:val="34"/>
-          <w:szCs w:val="34"/>
-          <w:cs/>
-        </w:rPr>
-        <w:tab/>
-      </w:r>
-      <w:r>
-        <w:rPr>
-          <w:rFonts w:ascii="TH SarabunIT๙" w:hAnsi="TH SarabunIT๙" w:cs="TH SarabunIT๙"/>
-          <w:sz w:val="34"/>
-          <w:szCs w:val="34"/>
-          <w:cs/>
-        </w:rPr>
-        <w:tab/>
+          <w:cs/>
+        </w:rPr>
+        <w:t xml:space="preserve"> </w:t>
+      </w:r>
+      <w:r>
+        <w:rPr>
+          <w:rFonts w:ascii="TH SarabunIT๙" w:hAnsi="TH SarabunIT๙" w:cs="TH SarabunIT๙"/>
+          <w:sz w:val="34"/>
+          <w:szCs w:val="34"/>
+          <w:cs/>
+        </w:rPr>
+        <w:t>ผู้พิพากษาหัวหน้าศาลเยาวชนและครอบครัวจังหวัดประจวบคีรีขันธ์</w:t>
       </w:r>
     </w:p>
     <w:p>
       <w:pPr>
-        <w:rPr>
-          <w:rFonts w:ascii="TH SarabunIT๙" w:hAnsi="TH SarabunIT๙" w:cs="TH SarabunIT๙"/>
-          <w:sz w:val="34"/>
-          <w:szCs w:val="34"/>
-        </w:rPr>
-      </w:pPr>
-      <w:r>
-        <w:rPr>
-          <w:rFonts w:ascii="TH SarabunIT๙" w:hAnsi="TH SarabunIT๙" w:cs="TH SarabunIT๙"/>
-          <w:sz w:val="34"/>
-          <w:szCs w:val="34"/>
-          <w:cs/>
-        </w:rPr>
-        <w:t xml:space="preserve">เรียน  </w:t>
-      </w:r>
-      <w:r>
-        <w:rPr>
-          <w:rFonts w:ascii="TH SarabunIT๙" w:hAnsi="TH SarabunIT๙" w:cs="TH SarabunIT๙"/>
-          <w:sz w:val="34"/>
-          <w:szCs w:val="34"/>
-          <w:cs/>
-        </w:rPr>
-        <w:t>ผู้พิพากษาหัวหน้าศาลเยาวชนและครอบครัวจังหวัดประจวบคีรีขันธ์</w:t>
+        <w:spacing w:before="120"/>
+        <w:ind w:firstLine="1418"/>
+        <w:jc w:val="thaiDistribute"/>
+        <w:rPr>
+          <w:rFonts w:ascii="TH SarabunIT๙" w:hAnsi="TH SarabunIT๙" w:cs="TH SarabunIT๙"/>
+          <w:sz w:val="34"/>
+          <w:szCs w:val="34"/>
+          <w:cs/>
+        </w:rPr>
+      </w:pPr>
+      <w:r>
+        <w:rPr>
+          <w:rFonts w:ascii="TH SarabunIT๙" w:hAnsi="TH SarabunIT๙" w:cs="TH SarabunIT๙"/>
+          <w:spacing w:val="14"/>
+          <w:sz w:val="34"/>
+          <w:szCs w:val="34"/>
+          <w:cs/>
+        </w:rPr>
+        <w:t>ตามระเบียบคณะกรรมการบริหารศาลยุติธรรม ว่าด้วยการจ่ายเงินค่าตอบแทน</w:t>
+      </w:r>
+      <w:r>
+        <w:rPr>
+          <w:rFonts w:ascii="TH SarabunIT๙" w:hAnsi="TH SarabunIT๙" w:cs="TH SarabunIT๙"/>
+          <w:spacing w:val="-6"/>
+          <w:sz w:val="34"/>
+          <w:szCs w:val="34"/>
+          <w:cs/>
+        </w:rPr>
+        <w:t>การปฏ</w:t>
+      </w:r>
+      <w:r>
+        <w:rPr>
+          <w:rFonts w:ascii="TH SarabunIT๙" w:hAnsi="TH SarabunIT๙" w:cs="TH SarabunIT๙"/>
+          <w:spacing w:val="-6"/>
+          <w:sz w:val="34"/>
+          <w:szCs w:val="34"/>
+          <w:cs/>
+        </w:rPr>
+        <w:t xml:space="preserve">ิบัติงานนอกเวลาราชการ </w:t>
+      </w:r>
+      <w:r>
+        <w:rPr>
+          <w:rFonts w:ascii="TH SarabunIT๙" w:hAnsi="TH SarabunIT๙" w:cs="TH SarabunIT๙" w:hint="cs"/>
+          <w:spacing w:val="-6"/>
+          <w:sz w:val="34"/>
+          <w:szCs w:val="34"/>
+          <w:cs/>
+        </w:rPr>
+        <w:t>พ.ศ.</w:t>
+      </w:r>
+      <w:r>
+        <w:rPr>
+          <w:rFonts w:ascii="TH SarabunIT๙" w:hAnsi="TH SarabunIT๙" w:cs="TH SarabunIT๙" w:hint="cs"/>
+          <w:spacing w:val="-6"/>
+          <w:sz w:val="34"/>
+          <w:szCs w:val="34"/>
+          <w:cs/>
+        </w:rPr>
+        <w:t xml:space="preserve"> </w:t>
+      </w:r>
+      <w:r>
+        <w:rPr>
+          <w:rFonts w:ascii="TH SarabunIT๙" w:hAnsi="TH SarabunIT๙" w:cs="TH SarabunIT๙" w:hint="cs"/>
+          <w:spacing w:val="-6"/>
+          <w:sz w:val="34"/>
+          <w:szCs w:val="34"/>
+          <w:cs/>
+        </w:rPr>
+        <w:t xml:space="preserve">2545 และที่แก้ไขเพิ่มเติม </w:t>
+      </w:r>
+      <w:r>
+        <w:rPr>
+          <w:rFonts w:ascii="TH SarabunIT๙" w:hAnsi="TH SarabunIT๙" w:cs="TH SarabunIT๙"/>
+          <w:spacing w:val="-6"/>
+          <w:sz w:val="34"/>
+          <w:szCs w:val="34"/>
+          <w:cs/>
+        </w:rPr>
+        <w:t xml:space="preserve">(ฉบับที่ </w:t>
+      </w:r>
+      <w:r>
+        <w:rPr>
+          <w:rFonts w:ascii="TH SarabunIT๙" w:hAnsi="TH SarabunIT๙" w:cs="TH SarabunIT๙" w:hint="cs"/>
+          <w:spacing w:val="-6"/>
+          <w:sz w:val="34"/>
+          <w:szCs w:val="34"/>
+          <w:cs/>
+        </w:rPr>
+        <w:t>10</w:t>
+      </w:r>
+      <w:r>
+        <w:rPr>
+          <w:rFonts w:ascii="TH SarabunIT๙" w:hAnsi="TH SarabunIT๙" w:cs="TH SarabunIT๙"/>
+          <w:spacing w:val="-6"/>
+          <w:sz w:val="34"/>
+          <w:szCs w:val="34"/>
+          <w:cs/>
+        </w:rPr>
+        <w:t>) พ.ศ.</w:t>
+      </w:r>
+      <w:r>
+        <w:rPr>
+          <w:rFonts w:ascii="TH SarabunIT๙" w:hAnsi="TH SarabunIT๙" w:cs="TH SarabunIT๙" w:hint="cs"/>
+          <w:spacing w:val="-6"/>
+          <w:sz w:val="34"/>
+          <w:szCs w:val="34"/>
+          <w:cs/>
+        </w:rPr>
+        <w:t xml:space="preserve"> </w:t>
+      </w:r>
+      <w:r>
+        <w:rPr>
+          <w:rFonts w:ascii="TH SarabunIT๙" w:hAnsi="TH SarabunIT๙" w:cs="TH SarabunIT๙"/>
+          <w:spacing w:val="-6"/>
+          <w:sz w:val="34"/>
+          <w:szCs w:val="34"/>
+          <w:cs/>
+        </w:rPr>
+        <w:t>๒๕6</w:t>
+      </w:r>
+      <w:r>
+        <w:rPr>
+          <w:rFonts w:ascii="TH SarabunIT๙" w:hAnsi="TH SarabunIT๙" w:cs="TH SarabunIT๙" w:hint="cs"/>
+          <w:spacing w:val="-6"/>
+          <w:sz w:val="34"/>
+          <w:szCs w:val="34"/>
+          <w:cs/>
+        </w:rPr>
+        <w:t>3</w:t>
+      </w:r>
+      <w:r>
+        <w:rPr>
+          <w:rFonts w:ascii="TH SarabunIT๙" w:hAnsi="TH SarabunIT๙" w:cs="TH SarabunIT๙"/>
+          <w:spacing w:val="-6"/>
+          <w:sz w:val="34"/>
+          <w:szCs w:val="34"/>
+          <w:cs/>
+        </w:rPr>
+        <w:t xml:space="preserve"> พระราชบัญญัติ</w:t>
+      </w:r>
+      <w:r>
+        <w:rPr>
+          <w:rFonts w:ascii="TH SarabunIT๙" w:hAnsi="TH SarabunIT๙" w:cs="TH SarabunIT๙"/>
+          <w:spacing w:val="4"/>
+          <w:sz w:val="34"/>
+          <w:szCs w:val="34"/>
+          <w:cs/>
+        </w:rPr>
+        <w:t>คุ้มครองผู้ถูกกระทำด้วยความรุนแรงในครอบครัว พ.ศ. ๒๕๕๐ และพระราชบัญญัติศาลเยาวชนและ</w:t>
+      </w:r>
+      <w:r>
+        <w:rPr>
+          <w:rFonts w:ascii="TH SarabunIT๙" w:hAnsi="TH SarabunIT๙" w:cs="TH SarabunIT๙"/>
+          <w:sz w:val="34"/>
+          <w:szCs w:val="34"/>
+          <w:cs/>
+        </w:rPr>
+        <w:t>ครอบครัวและวิธีพิจารณาคดีเยาวชนและครอบครัว พ.ศ. ๒๕๕๓ ความละเอียดแจ้งแล้ว นั้น</w:t>
       </w:r>
     </w:p>
     <w:p>
       <w:pPr>
         <w:spacing w:before="120"/>
+        <w:ind w:firstLine="1418"/>
         <w:jc w:val="thaiDistribute"/>
         <w:rPr>
           <w:rFonts w:ascii="TH SarabunIT๙" w:hAnsi="TH SarabunIT๙" w:cs="TH SarabunIT๙"/>
           <w:sz w:val="34"/>
           <w:szCs w:val="34"/>
-          <w:cs/>
-        </w:rPr>
-      </w:pPr>
-      <w:r>
-        <w:rPr>
-          <w:rFonts w:ascii="TH SarabunIT๙" w:hAnsi="TH SarabunIT๙" w:cs="TH SarabunIT๙"/>
-          <w:sz w:val="34"/>
-          <w:szCs w:val="34"/>
-          <w:cs/>
-        </w:rPr>
-        <w:tab/>
-      </w:r>
-      <w:r>
-        <w:rPr>
-          <w:rFonts w:ascii="TH SarabunIT๙" w:hAnsi="TH SarabunIT๙" w:cs="TH SarabunIT๙"/>
-          <w:sz w:val="34"/>
-          <w:szCs w:val="34"/>
-          <w:cs/>
-        </w:rPr>
-        <w:tab/>
-        <w:t>ตามระเบียบคณะกรรมการบริหารศาลยุติธรรม ว่าด้วยการจ่ายเงินค่าตอบแทนการปฏ</w:t>
-      </w:r>
-      <w:r>
-        <w:rPr>
-          <w:rFonts w:ascii="TH SarabunIT๙" w:hAnsi="TH SarabunIT๙" w:cs="TH SarabunIT๙"/>
-          <w:sz w:val="34"/>
-          <w:szCs w:val="34"/>
-          <w:cs/>
-        </w:rPr>
-        <w:t xml:space="preserve">ิบัติงานนอกเวลาราชการ </w:t>
-      </w:r>
-      <w:r>
-        <w:rPr>
-          <w:rFonts w:ascii="TH SarabunIT๙" w:hAnsi="TH SarabunIT๙" w:cs="TH SarabunIT๙" w:hint="cs"/>
-          <w:sz w:val="34"/>
-          <w:szCs w:val="34"/>
-          <w:cs/>
-        </w:rPr>
-        <w:t xml:space="preserve">พ.ศ.2545 และที่แก้ไขเพิ่มเติม </w:t>
-      </w:r>
-      <w:r>
-        <w:rPr>
-          <w:rFonts w:ascii="TH SarabunIT๙" w:hAnsi="TH SarabunIT๙" w:cs="TH SarabunIT๙"/>
-          <w:sz w:val="34"/>
-          <w:szCs w:val="34"/>
-          <w:cs/>
-        </w:rPr>
-        <w:t xml:space="preserve">(ฉบับที่ </w:t>
-      </w:r>
-      <w:r>
-        <w:rPr>
-          <w:rFonts w:ascii="TH SarabunIT๙" w:hAnsi="TH SarabunIT๙" w:cs="TH SarabunIT๙" w:hint="cs"/>
-          <w:sz w:val="34"/>
-          <w:szCs w:val="34"/>
-          <w:cs/>
-        </w:rPr>
-        <w:t>10</w:t>
-      </w:r>
-      <w:r>
-        <w:rPr>
-          <w:rFonts w:ascii="TH SarabunIT๙" w:hAnsi="TH SarabunIT๙" w:cs="TH SarabunIT๙"/>
-          <w:sz w:val="34"/>
-          <w:szCs w:val="34"/>
-          <w:cs/>
-        </w:rPr>
-        <w:t>) พ.ศ.๒๕6</w:t>
-      </w:r>
-      <w:r>
-        <w:rPr>
-          <w:rFonts w:ascii="TH SarabunIT๙" w:hAnsi="TH SarabunIT๙" w:cs="TH SarabunIT๙" w:hint="cs"/>
-          <w:sz w:val="34"/>
-          <w:szCs w:val="34"/>
-          <w:cs/>
-        </w:rPr>
-        <w:t>3</w:t>
-      </w:r>
-      <w:r>
-        <w:rPr>
-          <w:rFonts w:ascii="TH SarabunIT๙" w:hAnsi="TH SarabunIT๙" w:cs="TH SarabunIT๙"/>
-          <w:sz w:val="34"/>
-          <w:szCs w:val="34"/>
-          <w:cs/>
-        </w:rPr>
-        <w:t xml:space="preserve"> พระราชบัญญัติคุ้มครองผู้ถูกกระทำด้วยความรุนแรงในครอบครัว พ.ศ. ๒๕๕๐ และพระราชบัญญัติศาลเยาวชนและครอบครัวและวิธีพิจารณาคดีเยาวชนและครอบครัว พ.ศ. ๒๕๕๓ ความละเอียดแจ้งแล้ว นั้น</w:t>
+        </w:rPr>
+      </w:pPr>
+      <w:r>
+        <w:rPr>
+          <w:rFonts w:ascii="TH SarabunIT๙" w:hAnsi="TH SarabunIT๙" w:cs="TH SarabunIT๙"/>
+          <w:spacing w:val="8"/>
+          <w:sz w:val="34"/>
+          <w:szCs w:val="34"/>
+          <w:cs/>
+        </w:rPr>
+        <w:t>สำนักงานประจำศาลเยาวชนและครอบครัวจังหวัดประจวบคีรีขันธ์มีความประสงค์</w:t>
+      </w:r>
+      <w:r>
+        <w:rPr>
+          <w:rFonts w:ascii="TH SarabunIT๙" w:hAnsi="TH SarabunIT๙" w:cs="TH SarabunIT๙"/>
+          <w:spacing w:val="4"/>
+          <w:sz w:val="34"/>
+          <w:szCs w:val="34"/>
+          <w:cs/>
+        </w:rPr>
+        <w:t>ขอเบิกเงินค่าตอบแทนพิเศษกรณีเปิดทำการศาลในวันหยุด (เวรฟื้นฟู/จับค้น/ตรวจสอบการจับ) และ</w:t>
+      </w:r>
+      <w:r>
+        <w:rPr>
+          <w:rFonts w:ascii="TH SarabunIT๙" w:hAnsi="TH SarabunIT๙" w:cs="TH SarabunIT๙"/>
+          <w:spacing w:val="6"/>
+          <w:sz w:val="34"/>
+          <w:szCs w:val="34"/>
+          <w:cs/>
+        </w:rPr>
+        <w:t>ค่าตอบแทนการปฏิบัติงานนอกเวลาราชการ (หมายจับ, หมายค้น) ประจำเดือน</w:t>
+      </w:r>
+      <w:r>
+        <w:rPr>
+          <w:rFonts w:ascii="TH SarabunIT๙" w:hAnsi="TH SarabunIT๙" w:cs="TH SarabunIT๙"/>
+          <w:sz w:val="34"/>
+          <w:szCs w:val="34"/>
+          <w:shd w:val="clear" w:color="auto" w:fill="FFFFFF"/>
+        </w:rPr>
+        <w:t>สิงหาคม ๒๕๖๖</w:t>
+      </w:r>
+      <w:r>
+        <w:rPr>
+          <w:rFonts w:ascii="TH SarabunIT๙" w:hAnsi="TH SarabunIT๙" w:cs="TH SarabunIT๙"/>
+          <w:spacing w:val="6"/>
+          <w:sz w:val="34"/>
+          <w:szCs w:val="34"/>
+          <w:cs/>
+        </w:rPr>
+        <w:t xml:space="preserve"> </w:t>
+      </w:r>
+      <w:r>
+        <w:rPr>
+          <w:rFonts w:ascii="TH SarabunIT๙" w:hAnsi="TH SarabunIT๙" w:cs="TH SarabunIT๙"/>
+          <w:spacing w:val="4"/>
+          <w:sz w:val="34"/>
+          <w:szCs w:val="34"/>
+          <w:cs/>
+        </w:rPr>
+        <w:t>จากค่าใช้จ่ายด้านบริหารจัดการ กิจกรรมสนับสนุนการพิจารณาพิพากษาคดีและบริหารทั่วไป โดยได้</w:t>
+      </w:r>
+      <w:r>
+        <w:rPr>
+          <w:rFonts w:ascii="TH SarabunIT๙" w:hAnsi="TH SarabunIT๙" w:cs="TH SarabunIT๙"/>
+          <w:sz w:val="34"/>
+          <w:szCs w:val="34"/>
+          <w:cs/>
+        </w:rPr>
+        <w:t>แนบเอกสารประกอบการพิจารณาตามรายการดังต่อไปนี้</w:t>
       </w:r>
     </w:p>
     <w:p>
       <w:pPr>
-        <w:spacing w:before="120"/>
-        <w:ind w:firstLine="1440"/>
+        <w:ind w:right="-1" w:firstLine="1440"/>
         <w:jc w:val="thaiDistribute"/>
         <w:rPr>
           <w:rFonts w:ascii="TH SarabunIT๙" w:hAnsi="TH SarabunIT๙" w:cs="TH SarabunIT๙"/>
@@ -1006,127 +1002,139 @@
       <w:r>
         <w:rPr>
           <w:rFonts w:ascii="TH SarabunIT๙" w:hAnsi="TH SarabunIT๙" w:cs="TH SarabunIT๙"/>
-          <w:sz w:val="34"/>
-          <w:szCs w:val="34"/>
-          <w:cs/>
-        </w:rPr>
-        <w:t xml:space="preserve">สำนักงานประจำศาลเยาวชนและครอบครัวจังหวัดประจวบคีรีขันธ์มีความประสงค์ขอเบิกเงินค่าตอบแทนพิเศษกรณีเปิดทำการศาลในวันหยุด (เวรฟื้นฟู/จับค้น/ตรวจสอบการจับ) และค่าตอบแทนการปฏิบัติงานนอกเวลาราชการ (หมายจับ, หมายค้น) </w:t>
-      </w:r>
-      <w:r>
-        <w:rPr>
-          <w:rFonts w:ascii="TH SarabunIT๙" w:hAnsi="TH SarabunIT๙" w:cs="TH SarabunIT๙"/>
-          <w:spacing w:val="-4"/>
-          <w:sz w:val="34"/>
-          <w:szCs w:val="34"/>
-          <w:cs/>
-        </w:rPr>
-        <w:t>ประจำเดือน</w:t>
+          <w:spacing w:val="10"/>
+          <w:sz w:val="34"/>
+          <w:szCs w:val="34"/>
+          <w:cs/>
+        </w:rPr>
+        <w:t>๑. ค่าตอบแทนการปฏิบัติงานนอกเวลากรณีเป</w:t>
+      </w:r>
+      <w:r>
+        <w:rPr>
+          <w:rFonts w:ascii="TH SarabunIT๙" w:hAnsi="TH SarabunIT๙" w:cs="TH SarabunIT๙"/>
+          <w:spacing w:val="10"/>
+          <w:sz w:val="34"/>
+          <w:szCs w:val="34"/>
+          <w:cs/>
+        </w:rPr>
+        <w:t>ิดทำการศาลในวันหยุด (เวรฟื้นฟู/</w:t>
+      </w:r>
+      <w:r>
+        <w:rPr>
+          <w:rFonts w:ascii="TH SarabunIT๙" w:hAnsi="TH SarabunIT๙" w:cs="TH SarabunIT๙"/>
+          <w:sz w:val="34"/>
+          <w:szCs w:val="34"/>
+          <w:cs/>
+        </w:rPr>
+        <w:t xml:space="preserve">ตรวจสอบการจับ) </w:t>
+      </w:r>
+      <w:r>
+        <w:rPr>
+          <w:rFonts w:ascii="TH SarabunIT๙" w:hAnsi="TH SarabunIT๙" w:cs="TH SarabunIT๙"/>
+          <w:sz w:val="34"/>
+          <w:szCs w:val="34"/>
+          <w:cs/>
+        </w:rPr>
+        <w:t>เดือน</w:t>
+      </w:r>
+      <w:r>
+        <w:rPr>
+          <w:rFonts w:ascii="TH SarabunIT๙" w:hAnsi="TH SarabunIT๙" w:cs="TH SarabunIT๙"/>
+          <w:sz w:val="34"/>
+          <w:szCs w:val="34"/>
+        </w:rPr>
+        <w:t>สิงหาคม ๒๕๖๖</w:t>
+      </w:r>
+      <w:r>
+        <w:rPr>
+          <w:rFonts w:ascii="TH SarabunIT๙" w:hAnsi="TH SarabunIT๙" w:cs="TH SarabunIT๙"/>
+          <w:sz w:val="34"/>
+          <w:szCs w:val="34"/>
+          <w:cs/>
+        </w:rPr>
+        <w:t xml:space="preserve"> </w:t>
+      </w:r>
+      <w:r>
+        <w:rPr>
+          <w:rFonts w:ascii="TH SarabunIT๙" w:hAnsi="TH SarabunIT๙" w:cs="TH SarabunIT๙"/>
+          <w:sz w:val="34"/>
+          <w:szCs w:val="34"/>
+          <w:cs/>
+        </w:rPr>
+        <w:t xml:space="preserve">จำนวน </w:t>
+      </w:r>
+      <w:r>
+        <w:rPr>
+          <w:rFonts w:ascii="TH SarabunIT๙" w:hAnsi="TH SarabunIT๙" w:cs="TH SarabunIT๙"/>
+          <w:sz w:val="34"/>
+          <w:szCs w:val="34"/>
+        </w:rPr>
+        <w:t>82,500.00</w:t>
+      </w:r>
+      <w:r>
+        <w:rPr>
+          <w:rFonts w:ascii="TH SarabunIT๙" w:hAnsi="TH SarabunIT๙" w:cs="TH SarabunIT๙"/>
+          <w:sz w:val="34"/>
+          <w:szCs w:val="34"/>
+          <w:cs/>
+        </w:rPr>
+        <w:t>.</w:t>
       </w:r>
       <w:r>
         <w:rPr>
           <w:rFonts w:ascii="TH SarabunIT๙" w:hAnsi="TH SarabunIT๙" w:cs="TH SarabunIT๙" w:hint="cs"/>
-          <w:spacing w:val="-4"/>
-          <w:sz w:val="34"/>
-          <w:szCs w:val="34"/>
-          <w:cs/>
-        </w:rPr>
-        <w:t xml:space="preserve"> </w:t>
-      </w:r>
-      <w:r>
-        <w:rPr>
-          <w:rFonts w:ascii="TH SarabunPSK" w:hAnsi="TH SarabunPSK" w:cs="TH SarabunPSK"/>
-          <w:sz w:val="34"/>
-          <w:szCs w:val="34"/>
-          <w:shd w:val="clear" w:color="auto" w:fill="FFFFFF"/>
-        </w:rPr>
-        <w:t>มิถุนายน ๒๕๖๖</w:t>
-      </w:r>
-      <w:r>
-        <w:rPr>
-          <w:rFonts w:ascii="TH SarabunPSK" w:hAnsi="TH SarabunPSK" w:cs="TH SarabunPSK"/>
-          <w:sz w:val="34"/>
-          <w:szCs w:val="34"/>
-          <w:shd w:val="clear" w:color="auto" w:fill="FFFFFF"/>
-          <w:cs/>
-        </w:rPr>
-        <w:t xml:space="preserve"> </w:t>
-      </w:r>
-      <w:r>
-        <w:rPr>
-          <w:rFonts w:ascii="TH SarabunIT๙" w:hAnsi="TH SarabunIT๙" w:cs="TH SarabunIT๙"/>
-          <w:spacing w:val="-4"/>
-          <w:sz w:val="34"/>
-          <w:szCs w:val="34"/>
-          <w:cs/>
-        </w:rPr>
-        <w:t>จากค่าใช้จ่ายด้านบริหารจัดการ กิจกรรมสนับสนุนการพิจารณาพิพากษาคดี</w:t>
-      </w:r>
-      <w:r>
-        <w:rPr>
-          <w:rFonts w:ascii="TH SarabunIT๙" w:hAnsi="TH SarabunIT๙" w:cs="TH SarabunIT๙"/>
-          <w:sz w:val="34"/>
-          <w:szCs w:val="34"/>
-          <w:cs/>
-        </w:rPr>
-        <w:t>และ</w:t>
-      </w:r>
-      <w:r>
-        <w:rPr>
-          <w:rFonts w:ascii="TH SarabunIT๙" w:hAnsi="TH SarabunIT๙" w:cs="TH SarabunIT๙"/>
-          <w:spacing w:val="-6"/>
-          <w:sz w:val="34"/>
-          <w:szCs w:val="34"/>
-          <w:cs/>
-        </w:rPr>
-        <w:t>บริหารทั่วไป</w:t>
-      </w:r>
-      <w:r>
-        <w:rPr>
-          <w:rFonts w:ascii="TH SarabunIT๙" w:hAnsi="TH SarabunIT๙" w:cs="TH SarabunIT๙" w:hint="cs"/>
-          <w:spacing w:val="-6"/>
-          <w:sz w:val="34"/>
-          <w:szCs w:val="34"/>
-          <w:cs/>
-        </w:rPr>
-        <w:t xml:space="preserve"> </w:t>
-      </w:r>
-      <w:r>
-        <w:rPr>
-          <w:rFonts w:ascii="TH SarabunIT๙" w:hAnsi="TH SarabunIT๙" w:cs="TH SarabunIT๙"/>
-          <w:sz w:val="34"/>
-          <w:szCs w:val="34"/>
-          <w:cs/>
-        </w:rPr>
-        <w:t>โดยได้แนบเอกสารประกอบการพิจารณาตามรายการดังต่อไปนี้</w:t>
+          <w:sz w:val="34"/>
+          <w:szCs w:val="34"/>
+          <w:cs/>
+        </w:rPr>
+        <w:t>-</w:t>
+      </w:r>
+      <w:r>
+        <w:rPr>
+          <w:rFonts w:ascii="TH SarabunIT๙" w:hAnsi="TH SarabunIT๙" w:cs="TH SarabunIT๙"/>
+          <w:sz w:val="34"/>
+          <w:szCs w:val="34"/>
+          <w:cs/>
+        </w:rPr>
+        <w:t xml:space="preserve"> บาท    </w:t>
       </w:r>
     </w:p>
     <w:p>
       <w:pPr>
-        <w:ind w:right="-906" w:firstLine="1440"/>
-        <w:rPr>
-          <w:rFonts w:ascii="TH SarabunIT๙" w:hAnsi="TH SarabunIT๙" w:cs="TH SarabunIT๙"/>
-          <w:sz w:val="34"/>
-          <w:szCs w:val="34"/>
-        </w:rPr>
-      </w:pPr>
-      <w:r>
-        <w:rPr>
-          <w:rFonts w:ascii="TH SarabunIT๙" w:hAnsi="TH SarabunIT๙" w:cs="TH SarabunIT๙"/>
-          <w:sz w:val="34"/>
-          <w:szCs w:val="34"/>
-          <w:cs/>
-        </w:rPr>
-        <w:t>๑. ค่าตอบแทนการปฏิบัติงานนอกเวลากรณีเปิดทำการศาลในวันหยุด (เวรฟื้นฟู/</w:t>
-      </w:r>
-      <w:r>
-        <w:rPr>
-          <w:rFonts w:ascii="TH SarabunIT๙" w:hAnsi="TH SarabunIT๙" w:cs="TH SarabunIT๙"/>
-          <w:sz w:val="34"/>
-          <w:szCs w:val="34"/>
-          <w:cs/>
-        </w:rPr>
-        <w:br/>
-        <w:t>ตรวจสอบการจับ) เดือน</w:t>
+        <w:ind w:right="-6" w:firstLine="1440"/>
+        <w:jc w:val="thaiDistribute"/>
+        <w:rPr>
+          <w:rFonts w:ascii="TH SarabunIT๙" w:hAnsi="TH SarabunIT๙" w:cs="TH SarabunIT๙"/>
+          <w:sz w:val="34"/>
+          <w:szCs w:val="34"/>
+        </w:rPr>
+      </w:pPr>
+      <w:r>
+        <w:rPr>
+          <w:rFonts w:ascii="TH SarabunIT๙" w:hAnsi="TH SarabunIT๙" w:cs="TH SarabunIT๙"/>
+          <w:spacing w:val="6"/>
+          <w:sz w:val="34"/>
+          <w:szCs w:val="34"/>
+          <w:cs/>
+        </w:rPr>
+        <w:t xml:space="preserve">๒. </w:t>
+      </w:r>
+      <w:r>
+        <w:rPr>
+          <w:rFonts w:ascii="TH SarabunIT๙" w:hAnsi="TH SarabunIT๙" w:cs="TH SarabunIT๙"/>
+          <w:sz w:val="34"/>
+          <w:szCs w:val="34"/>
+          <w:cs/>
+        </w:rPr>
+        <w:t>ค่าตอบแทนการปฏิบัติงานนอกเวลา (หมายจับ,หมายค้น) เดือน</w:t>
+      </w:r>
+      <w:r>
+        <w:rPr>
+          <w:rFonts w:ascii="TH SarabunIT๙" w:hAnsi="TH SarabunIT๙" w:cs="TH SarabunIT๙"/>
+          <w:sz w:val="34"/>
+          <w:szCs w:val="34"/>
+        </w:rPr>
+        <w:t>สิงหาคม ๒๕๖๖</w:t>
       </w:r>
       <w:r>
         <w:rPr>
@@ -1142,128 +1150,33 @@
           <w:rFonts w:ascii="TH SarabunIT๙" w:hAnsi="TH SarabunIT๙" w:cs="TH SarabunIT๙"/>
           <w:sz w:val="34"/>
           <w:szCs w:val="34"/>
-        </w:rPr>
-        <w:t>มิถุนายน ๒๕๖๖</w:t>
-      </w:r>
-      <w:r>
-        <w:rPr>
-          <w:rFonts w:ascii="TH SarabunIT๙" w:hAnsi="TH SarabunIT๙" w:cs="TH SarabunIT๙"/>
-          <w:sz w:val="34"/>
-          <w:szCs w:val="34"/>
-          <w:cs/>
-        </w:rPr>
-        <w:t xml:space="preserve">  จำนวน </w:t>
-      </w:r>
-      <w:r>
-        <w:rPr>
-          <w:rFonts w:ascii="TH SarabunIT๙" w:hAnsi="TH SarabunIT๙" w:cs="TH SarabunIT๙"/>
-          <w:sz w:val="34"/>
-          <w:szCs w:val="34"/>
-        </w:rPr>
-        <w:t>3,000.00</w:t>
-      </w:r>
-      <w:r>
-        <w:rPr>
-          <w:rFonts w:ascii="TH SarabunIT๙" w:hAnsi="TH SarabunIT๙" w:cs="TH SarabunIT๙"/>
-          <w:sz w:val="34"/>
-          <w:szCs w:val="34"/>
-          <w:cs/>
-        </w:rPr>
-        <w:t>.</w:t>
-      </w:r>
-      <w:r>
-        <w:rPr>
-          <w:rFonts w:ascii="TH SarabunIT๙" w:hAnsi="TH SarabunIT๙" w:cs="TH SarabunIT๙" w:hint="cs"/>
-          <w:sz w:val="34"/>
-          <w:szCs w:val="34"/>
-          <w:cs/>
-        </w:rPr>
-        <w:t>-</w:t>
-      </w:r>
-      <w:r>
-        <w:rPr>
-          <w:rFonts w:ascii="TH SarabunIT๙" w:hAnsi="TH SarabunIT๙" w:cs="TH SarabunIT๙"/>
-          <w:sz w:val="34"/>
-          <w:szCs w:val="34"/>
-          <w:cs/>
-        </w:rPr>
-        <w:t xml:space="preserve"> บาท    </w:t>
+          <w:cs/>
+        </w:rPr>
+        <w:t xml:space="preserve">จำนวน </w:t>
+      </w:r>
+      <w:bookmarkStart w:id="0" w:name="_GoBack"/>
+      <w:bookmarkEnd w:id="0"/>
+      <w:r>
+        <w:rPr>
+          <w:rFonts w:ascii="TH SarabunIT๙" w:hAnsi="TH SarabunIT๙" w:cs="TH SarabunIT๙"/>
+          <w:sz w:val="34"/>
+          <w:szCs w:val="34"/>
+        </w:rPr>
+        <w:t>114,700.00</w:t>
+      </w:r>
+      <w:r>
+        <w:rPr>
+          <w:rFonts w:ascii="TH SarabunIT๙" w:hAnsi="TH SarabunIT๙" w:cs="TH SarabunIT๙"/>
+          <w:sz w:val="34"/>
+          <w:szCs w:val="34"/>
+          <w:cs/>
+        </w:rPr>
+        <w:t>- บาท</w:t>
       </w:r>
     </w:p>
     <w:p>
       <w:pPr>
-        <w:ind w:right="-6" w:firstLine="1440"/>
-        <w:rPr>
-          <w:rFonts w:ascii="TH SarabunIT๙" w:hAnsi="TH SarabunIT๙" w:cs="TH SarabunIT๙"/>
-          <w:sz w:val="34"/>
-          <w:szCs w:val="34"/>
-        </w:rPr>
-      </w:pPr>
-      <w:r>
-        <w:rPr>
-          <w:rFonts w:ascii="TH SarabunIT๙" w:hAnsi="TH SarabunIT๙" w:cs="TH SarabunIT๙"/>
-          <w:sz w:val="34"/>
-          <w:szCs w:val="34"/>
-          <w:cs/>
-        </w:rPr>
-        <w:t>๒. ค่าตอบแทนการปฏิบัติงานนอกเวลา (หมายจับ,หมายค้น) เดือน</w:t>
-      </w:r>
-      <w:r>
-        <w:rPr>
-          <w:rFonts w:ascii="TH SarabunIT๙" w:hAnsi="TH SarabunIT๙" w:cs="TH SarabunIT๙" w:hint="cs"/>
-          <w:sz w:val="34"/>
-          <w:szCs w:val="34"/>
-          <w:cs/>
-        </w:rPr>
-        <w:t xml:space="preserve"> </w:t>
-      </w:r>
-      <w:r>
-        <w:rPr>
-          <w:rFonts w:ascii="TH SarabunIT๙" w:hAnsi="TH SarabunIT๙" w:cs="TH SarabunIT๙"/>
-          <w:sz w:val="34"/>
-          <w:szCs w:val="34"/>
-        </w:rPr>
-        <w:t>มิถุนายน ๒๕๖๖</w:t>
-      </w:r>
-      <w:r>
-        <w:rPr>
-          <w:rFonts w:ascii="TH SarabunIT๙" w:hAnsi="TH SarabunIT๙" w:cs="TH SarabunIT๙"/>
-          <w:sz w:val="34"/>
-          <w:szCs w:val="34"/>
-          <w:cs/>
-        </w:rPr>
-        <w:t xml:space="preserve">  </w:t>
-      </w:r>
-      <w:r>
-        <w:rPr>
-          <w:rFonts w:ascii="TH SarabunIT๙" w:hAnsi="TH SarabunIT๙" w:cs="TH SarabunIT๙"/>
-          <w:sz w:val="34"/>
-          <w:szCs w:val="34"/>
-          <w:cs/>
-        </w:rPr>
-        <w:t xml:space="preserve">จำนวน </w:t>
-      </w:r>
-      <w:r>
-        <w:rPr>
-          <w:rFonts w:ascii="TH SarabunIT๙" w:hAnsi="TH SarabunIT๙" w:cs="TH SarabunIT๙"/>
-          <w:sz w:val="34"/>
-          <w:szCs w:val="34"/>
-        </w:rPr>
-        <w:t>0.00</w:t>
-      </w:r>
-      <w:r>
-        <w:rPr>
-          <w:rFonts w:ascii="TH SarabunIT๙" w:hAnsi="TH SarabunIT๙" w:cs="TH SarabunIT๙"/>
-          <w:sz w:val="34"/>
-          <w:szCs w:val="34"/>
-          <w:cs/>
-        </w:rPr>
-        <w:t xml:space="preserve">.- บาท  </w:t>
-      </w:r>
-    </w:p>
-    <w:p>
-      <w:pPr>
-        <w:ind w:right="-6"/>
+        <w:ind w:right="-1" w:firstLine="1418"/>
         <w:jc w:val="thaiDistribute"/>
         <w:rPr>
           <w:rFonts w:ascii="TH SarabunIT๙" w:hAnsi="TH SarabunIT๙" w:cs="TH SarabunIT๙"/>
@@ -1272,15 +1185,6 @@
           <w:szCs w:val="34"/>
         </w:rPr>
       </w:pPr>
-      <w:r>
-        <w:rPr>
-          <w:rFonts w:ascii="TH SarabunIT๙" w:hAnsi="TH SarabunIT๙" w:cs="TH SarabunIT๙" w:hint="cs"/>
-          <w:sz w:val="34"/>
-          <w:szCs w:val="34"/>
-          <w:cs/>
-        </w:rPr>
-        <w:t xml:space="preserve">                    </w:t>
-      </w:r>
       <w:r>
         <w:rPr>
           <w:rFonts w:ascii="TH SarabunIT๙" w:hAnsi="TH SarabunIT๙" w:cs="TH SarabunIT๙"/>
@@ -1319,7 +1223,7 @@
           <w:szCs w:val="34"/>
           <w:cs/>
         </w:rPr>
-        <w:t>ตอบแทน</w:t>
+        <w:t>ตอบแทนการปฏิบัติงานนอกเวลา</w:t>
       </w:r>
       <w:r>
         <w:rPr>
@@ -1329,7 +1233,7 @@
           <w:szCs w:val="34"/>
           <w:cs/>
         </w:rPr>
-        <w:t xml:space="preserve">          </w:t>
+        <w:t xml:space="preserve"> </w:t>
       </w:r>
       <w:r>
         <w:rPr>
@@ -1339,7 +1243,15 @@
           <w:szCs w:val="34"/>
           <w:cs/>
         </w:rPr>
-        <w:t>การปฏิบัติงานนอกเวลา</w:t>
+        <w:t>ฯลฯ ประจำเดือน</w:t>
+      </w:r>
+      <w:r>
+        <w:rPr>
+          <w:rFonts w:ascii="TH SarabunIT๙" w:hAnsi="TH SarabunIT๙" w:cs="TH SarabunIT๙"/>
+          <w:sz w:val="34"/>
+          <w:szCs w:val="34"/>
+        </w:rPr>
+        <w:t>สิงหาคม ๒๕๖๖</w:t>
       </w:r>
       <w:r>
         <w:rPr>
@@ -1349,6 +1261,33 @@
           <w:szCs w:val="34"/>
           <w:cs/>
         </w:rPr>
+        <w:t xml:space="preserve"> จำนวน</w:t>
+      </w:r>
+      <w:r>
+        <w:rPr>
+          <w:rFonts w:ascii="TH SarabunIT๙" w:hAnsi="TH SarabunIT๙" w:cs="TH SarabunIT๙"/>
+          <w:spacing w:val="4"/>
+          <w:sz w:val="34"/>
+          <w:szCs w:val="34"/>
+          <w:cs/>
+        </w:rPr>
+        <w:t xml:space="preserve"> </w:t>
+      </w:r>
+      <w:r>
+        <w:rPr>
+          <w:rFonts w:ascii="TH SarabunIT๙" w:hAnsi="TH SarabunIT๙" w:cs="TH SarabunIT๙"/>
+          <w:sz w:val="34"/>
+          <w:szCs w:val="34"/>
+        </w:rPr>
+        <w:t>๒๒</w:t>
+      </w:r>
+      <w:r>
+        <w:rPr>
+          <w:rFonts w:ascii="TH SarabunIT๙" w:hAnsi="TH SarabunIT๙" w:cs="TH SarabunIT๙"/>
+          <w:sz w:val="34"/>
+          <w:szCs w:val="34"/>
+          <w:cs/>
+        </w:rPr>
         <w:t xml:space="preserve"> </w:t>
       </w:r>
       <w:r>
@@ -1359,33 +1298,17 @@
           <w:szCs w:val="34"/>
           <w:cs/>
         </w:rPr>
-        <w:t>ฯลฯ ประจำเดือน</w:t>
-      </w:r>
-      <w:r>
-        <w:rPr>
-          <w:rFonts w:ascii="TH SarabunIT๙" w:hAnsi="TH SarabunIT๙" w:cs="TH SarabunIT๙" w:hint="cs"/>
+        <w:t>ราย</w:t>
+      </w:r>
+      <w:r>
+        <w:rPr>
+          <w:rFonts w:ascii="TH SarabunIT๙" w:hAnsi="TH SarabunIT๙" w:cs="TH SarabunIT๙"/>
+          <w:spacing w:val="4"/>
           <w:sz w:val="34"/>
           <w:szCs w:val="34"/>
           <w:cs/>
         </w:rPr>
         <w:t xml:space="preserve"> </w:t>
-      </w:r>
-      <w:r>
-        <w:rPr>
-          <w:rFonts w:ascii="TH SarabunIT๙" w:hAnsi="TH SarabunIT๙" w:cs="TH SarabunIT๙"/>
-          <w:sz w:val="34"/>
-          <w:szCs w:val="34"/>
-        </w:rPr>
-        <w:t>มิถุนายน ๒๕๖๖</w:t>
-      </w:r>
-      <w:r>
-        <w:rPr>
-          <w:rFonts w:ascii="TH SarabunIT๙" w:hAnsi="TH SarabunIT๙" w:cs="TH SarabunIT๙"/>
-          <w:sz w:val="34"/>
-          <w:szCs w:val="34"/>
-          <w:cs/>
-        </w:rPr>
-        <w:t xml:space="preserve">  </w:t>
       </w:r>
       <w:r>
         <w:rPr>
@@ -1395,77 +1318,8 @@
           <w:szCs w:val="34"/>
           <w:cs/>
         </w:rPr>
-        <w:t xml:space="preserve"> จำนวน</w:t>
-      </w:r>
-      <w:r>
-        <w:rPr>
-          <w:rFonts w:ascii="TH SarabunIT๙" w:hAnsi="TH SarabunIT๙" w:cs="TH SarabunIT๙"/>
-          <w:spacing w:val="4"/>
-          <w:sz w:val="34"/>
-          <w:szCs w:val="34"/>
-          <w:cs/>
-        </w:rPr>
-        <w:t xml:space="preserve"> </w:t>
-      </w:r>
-      <w:r>
-        <w:rPr>
-          <w:rFonts w:ascii="TH SarabunIT๙" w:hAnsi="TH SarabunIT๙" w:cs="TH SarabunIT๙"/>
-          <w:sz w:val="34"/>
-          <w:szCs w:val="34"/>
-        </w:rPr>
-        <w:t>๑</w:t>
-      </w:r>
-      <w:r>
-        <w:rPr>
-          <w:rFonts w:ascii="TH SarabunIT๙" w:hAnsi="TH SarabunIT๙" w:cs="TH SarabunIT๙"/>
-          <w:sz w:val="34"/>
-          <w:szCs w:val="34"/>
-          <w:cs/>
-        </w:rPr>
-        <w:t xml:space="preserve">  </w:t>
-      </w:r>
-      <w:r>
-        <w:rPr>
-          <w:rFonts w:ascii="TH SarabunIT๙" w:hAnsi="TH SarabunIT๙" w:cs="TH SarabunIT๙" w:hint="cs"/>
-          <w:spacing w:val="4"/>
-          <w:sz w:val="34"/>
-          <w:szCs w:val="34"/>
-          <w:cs/>
-        </w:rPr>
-        <w:t>ราย</w:t>
-      </w:r>
-      <w:r>
-        <w:rPr>
-          <w:rFonts w:ascii="TH SarabunIT๙" w:hAnsi="TH SarabunIT๙" w:cs="TH SarabunIT๙"/>
-          <w:spacing w:val="4"/>
-          <w:sz w:val="34"/>
-          <w:szCs w:val="34"/>
-          <w:cs/>
-        </w:rPr>
-        <w:t xml:space="preserve"> </w:t>
-      </w:r>
-      <w:r>
-        <w:rPr>
-          <w:rFonts w:ascii="TH SarabunIT๙" w:hAnsi="TH SarabunIT๙" w:cs="TH SarabunIT๙" w:hint="cs"/>
-          <w:spacing w:val="4"/>
-          <w:sz w:val="34"/>
-          <w:szCs w:val="34"/>
-          <w:cs/>
-        </w:rPr>
         <w:t>คือ</w:t>
       </w:r>
-    </w:p>
-    <w:p>
-      <w:pPr>
-        <w:ind w:right="-6"/>
-        <w:jc w:val="thaiDistribute"/>
-        <w:rPr>
-          <w:rFonts w:ascii="TH SarabunIT๙" w:hAnsi="TH SarabunIT๙" w:cs="TH SarabunIT๙"/>
-          <w:spacing w:val="4"/>
-          <w:sz w:val="16"/>
-          <w:szCs w:val="16"/>
-        </w:rPr>
-      </w:pPr>
     </w:p>
     <w:tbl>
       <w:tblPr>
@@ -1485,9 +1339,9 @@
       </w:tblPr>
       <w:tblGrid>
         <w:gridCol w:w="943"/>
-        <w:gridCol w:w="3909"/>
-        <w:gridCol w:w="1543"/>
-        <w:gridCol w:w="2382"/>
+        <w:gridCol w:w="3728"/>
+        <w:gridCol w:w="1518"/>
+        <w:gridCol w:w="2315"/>
       </w:tblGrid>
       <w:tr>
         <w:tc>
@@ -1498,6 +1352,9 @@
           <w:p>
             <w:pPr>
               <w:jc w:val="right"/>
+              <w:rPr>
+                <w:rFonts w:ascii="TH SarabunIT๙" w:hAnsi="TH SarabunIT๙" w:cs="TH SarabunIT๙"/>
+              </w:rPr>
             </w:pPr>
             <w:r>
               <w:rPr>
@@ -1512,7 +1369,7 @@
         </w:tc>
         <w:tc>
           <w:tcPr>
-            <w:tcW w:w="3909" w:type="dxa"/>
+            <w:tcW w:w="3728" w:type="dxa"/>
             <w:shd w:val="clear" w:color="auto" w:fill="auto"/>
           </w:tcPr>
           <w:p>
@@ -1520,7 +1377,7 @@
               <w:ind w:right="-6"/>
               <w:jc w:val="thaiDistribute"/>
               <w:rPr>
-                <w:rFonts w:ascii="TH SarabunPSK" w:hAnsi="TH SarabunPSK" w:cs="TH SarabunPSK"/>
+                <w:rFonts w:ascii="TH SarabunIT๙" w:hAnsi="TH SarabunIT๙" w:cs="TH SarabunIT๙"/>
                 <w:spacing w:val="4"/>
                 <w:sz w:val="34"/>
                 <w:szCs w:val="34"/>
@@ -1528,18 +1385,18 @@
             </w:pPr>
             <w:r>
               <w:rPr>
-                <w:rFonts w:ascii="TH SarabunPSK" w:hAnsi="TH SarabunPSK" w:cs="TH SarabunPSK"/>
-                <w:spacing w:val="4"/>
-                <w:sz w:val="34"/>
-                <w:szCs w:val="34"/>
-              </w:rPr>
-              <w:t>พเยาว์ สนพลาย </w:t>
+                <w:rFonts w:ascii="TH SarabunIT๙" w:hAnsi="TH SarabunIT๙" w:cs="TH SarabunIT๙"/>
+                <w:spacing w:val="4"/>
+                <w:sz w:val="34"/>
+                <w:szCs w:val="34"/>
+              </w:rPr>
+              <w:t>นายประยุทธ แก้วภักดี</w:t>
             </w:r>
           </w:p>
         </w:tc>
         <w:tc>
           <w:tcPr>
-            <w:tcW w:w="1543" w:type="dxa"/>
+            <w:tcW w:w="1518" w:type="dxa"/>
             <w:shd w:val="clear" w:color="auto" w:fill="auto"/>
           </w:tcPr>
           <w:p>
@@ -1556,7 +1413,7 @@
             </w:pPr>
             <w:r>
               <w:rPr>
-                <w:rFonts w:ascii="TH SarabunPSK" w:hAnsi="TH SarabunPSK" w:cs="TH SarabunPSK"/>
+                <w:rFonts w:ascii="TH SarabunIT๙" w:hAnsi="TH SarabunIT๙" w:cs="TH SarabunIT๙"/>
                 <w:spacing w:val="4"/>
                 <w:sz w:val="34"/>
                 <w:szCs w:val="34"/>
@@ -1567,13 +1424,68 @@
         </w:tc>
         <w:tc>
           <w:tcPr>
-            <w:tcW w:w="2382" w:type="dxa"/>
+            <w:tcW w:w="2315" w:type="dxa"/>
+            <w:shd w:val="clear" w:color="auto" w:fill="auto"/>
+          </w:tcPr>
+          <w:p>
+            <w:pPr>
+              <w:ind w:right="-102"/>
+              <w:jc w:val="right"/>
+              <w:rPr>
+                <w:rFonts w:ascii="TH SarabunIT๙" w:hAnsi="TH SarabunIT๙" w:cs="TH SarabunIT๙"/>
+                <w:spacing w:val="4"/>
+                <w:sz w:val="34"/>
+                <w:szCs w:val="34"/>
+              </w:rPr>
+            </w:pPr>
+            <w:r>
+              <w:rPr>
+                <w:rFonts w:ascii="TH SarabunIT๙" w:hAnsi="TH SarabunIT๙" w:cs="TH SarabunIT๙"/>
+                <w:spacing w:val="4"/>
+                <w:sz w:val="34"/>
+                <w:szCs w:val="34"/>
+              </w:rPr>
+              <w:t>33,500.00.-บาท</w:t>
+            </w:r>
+          </w:p>
+        </w:tc>
+      </w:tr>
+      <w:tr>
+        <w:tc>
+          <w:tcPr>
+            <w:tcW w:w="943" w:type="dxa"/>
+            <w:shd w:val="clear" w:color="auto" w:fill="auto"/>
+          </w:tcPr>
+          <w:p>
+            <w:pPr>
+              <w:jc w:val="right"/>
+              <w:rPr>
+                <w:rFonts w:ascii="TH SarabunIT๙" w:hAnsi="TH SarabunIT๙" w:cs="TH SarabunIT๙"/>
+                <w:spacing w:val="4"/>
+                <w:sz w:val="34"/>
+                <w:szCs w:val="34"/>
+              </w:rPr>
+            </w:pPr>
+            <w:r>
+              <w:rPr>
+                <w:rFonts w:ascii="TH SarabunIT๙" w:hAnsi="TH SarabunIT๙" w:cs="TH SarabunIT๙"/>
+                <w:spacing w:val="4"/>
+                <w:sz w:val="34"/>
+                <w:szCs w:val="34"/>
+              </w:rPr>
+              <w:t>2.</w:t>
+            </w:r>
+          </w:p>
+        </w:tc>
+        <w:tc>
+          <w:tcPr>
+            <w:tcW w:w="3728" w:type="dxa"/>
             <w:shd w:val="clear" w:color="auto" w:fill="auto"/>
           </w:tcPr>
           <w:p>
             <w:pPr>
               <w:ind w:right="-6"/>
-              <w:jc w:val="right"/>
+              <w:jc w:val="thaiDistribute"/>
               <w:rPr>
                 <w:rFonts w:ascii="TH SarabunIT๙" w:hAnsi="TH SarabunIT๙" w:cs="TH SarabunIT๙"/>
                 <w:spacing w:val="4"/>
@@ -1583,7 +1495,257 @@
             </w:pPr>
             <w:r>
               <w:rPr>
-                <w:rFonts w:ascii="TH SarabunPSK" w:hAnsi="TH SarabunPSK" w:cs="TH SarabunPSK"/>
+                <w:rFonts w:ascii="TH SarabunIT๙" w:hAnsi="TH SarabunIT๙" w:cs="TH SarabunIT๙"/>
+                <w:spacing w:val="4"/>
+                <w:sz w:val="34"/>
+                <w:szCs w:val="34"/>
+              </w:rPr>
+              <w:t>นายวิรชาติ สิทธิสาร</w:t>
+            </w:r>
+          </w:p>
+        </w:tc>
+        <w:tc>
+          <w:tcPr>
+            <w:tcW w:w="1518" w:type="dxa"/>
+            <w:shd w:val="clear" w:color="auto" w:fill="auto"/>
+          </w:tcPr>
+          <w:p>
+            <w:pPr>
+              <w:ind w:left="315" w:right="-6" w:hanging="315"/>
+              <w:jc w:val="right"/>
+              <w:rPr>
+                <w:rFonts w:ascii="TH SarabunIT๙" w:hAnsi="TH SarabunIT๙" w:cs="TH SarabunIT๙"/>
+                <w:spacing w:val="4"/>
+                <w:sz w:val="34"/>
+                <w:szCs w:val="34"/>
+                <w:cs/>
+              </w:rPr>
+            </w:pPr>
+            <w:r>
+              <w:rPr>
+                <w:rFonts w:ascii="TH SarabunIT๙" w:hAnsi="TH SarabunIT๙" w:cs="TH SarabunIT๙"/>
+                <w:spacing w:val="4"/>
+                <w:sz w:val="34"/>
+                <w:szCs w:val="34"/>
+              </w:rPr>
+              <w:t>จำนวนเงิน</w:t>
+            </w:r>
+          </w:p>
+        </w:tc>
+        <w:tc>
+          <w:tcPr>
+            <w:tcW w:w="2315" w:type="dxa"/>
+            <w:shd w:val="clear" w:color="auto" w:fill="auto"/>
+          </w:tcPr>
+          <w:p>
+            <w:pPr>
+              <w:ind w:right="-102"/>
+              <w:jc w:val="right"/>
+              <w:rPr>
+                <w:rFonts w:ascii="TH SarabunIT๙" w:hAnsi="TH SarabunIT๙" w:cs="TH SarabunIT๙"/>
+              </w:rPr>
+            </w:pPr>
+            <w:r>
+              <w:rPr>
+                <w:rFonts w:ascii="TH SarabunIT๙" w:hAnsi="TH SarabunIT๙" w:cs="TH SarabunIT๙"/>
+                <w:spacing w:val="4"/>
+                <w:sz w:val="34"/>
+                <w:szCs w:val="34"/>
+              </w:rPr>
+              <w:t>40,000.00.-บาท</w:t>
+            </w:r>
+          </w:p>
+        </w:tc>
+      </w:tr>
+      <w:tr>
+        <w:tc>
+          <w:tcPr>
+            <w:tcW w:w="943" w:type="dxa"/>
+            <w:shd w:val="clear" w:color="auto" w:fill="auto"/>
+          </w:tcPr>
+          <w:p>
+            <w:pPr>
+              <w:jc w:val="right"/>
+              <w:rPr>
+                <w:rFonts w:ascii="TH SarabunIT๙" w:hAnsi="TH SarabunIT๙" w:cs="TH SarabunIT๙"/>
+              </w:rPr>
+            </w:pPr>
+            <w:r>
+              <w:rPr>
+                <w:rFonts w:ascii="TH SarabunIT๙" w:hAnsi="TH SarabunIT๙" w:cs="TH SarabunIT๙"/>
+                <w:spacing w:val="4"/>
+                <w:sz w:val="34"/>
+                <w:szCs w:val="34"/>
+              </w:rPr>
+              <w:t>3.</w:t>
+            </w:r>
+          </w:p>
+        </w:tc>
+        <w:tc>
+          <w:tcPr>
+            <w:tcW w:w="3728" w:type="dxa"/>
+            <w:shd w:val="clear" w:color="auto" w:fill="auto"/>
+          </w:tcPr>
+          <w:p>
+            <w:pPr>
+              <w:ind w:right="-6"/>
+              <w:jc w:val="thaiDistribute"/>
+              <w:rPr>
+                <w:rFonts w:ascii="TH SarabunIT๙" w:hAnsi="TH SarabunIT๙" w:cs="TH SarabunIT๙"/>
+                <w:spacing w:val="4"/>
+                <w:sz w:val="34"/>
+                <w:szCs w:val="34"/>
+              </w:rPr>
+            </w:pPr>
+            <w:r>
+              <w:rPr>
+                <w:rFonts w:ascii="TH SarabunIT๙" w:hAnsi="TH SarabunIT๙" w:cs="TH SarabunIT๙"/>
+                <w:spacing w:val="4"/>
+                <w:sz w:val="34"/>
+                <w:szCs w:val="34"/>
+              </w:rPr>
+              <w:t>นายฟารีส อินาวัง</w:t>
+            </w:r>
+          </w:p>
+        </w:tc>
+        <w:tc>
+          <w:tcPr>
+            <w:tcW w:w="1518" w:type="dxa"/>
+            <w:shd w:val="clear" w:color="auto" w:fill="auto"/>
+          </w:tcPr>
+          <w:p>
+            <w:pPr>
+              <w:jc w:val="right"/>
+              <w:rPr>
+                <w:rFonts w:ascii="TH SarabunIT๙" w:hAnsi="TH SarabunIT๙" w:cs="TH SarabunIT๙"/>
+              </w:rPr>
+            </w:pPr>
+            <w:r>
+              <w:rPr>
+                <w:rFonts w:ascii="TH SarabunIT๙" w:hAnsi="TH SarabunIT๙" w:cs="TH SarabunIT๙"/>
+                <w:spacing w:val="4"/>
+                <w:sz w:val="34"/>
+                <w:szCs w:val="34"/>
+              </w:rPr>
+              <w:t>จำนวนเงิน</w:t>
+            </w:r>
+          </w:p>
+        </w:tc>
+        <w:tc>
+          <w:tcPr>
+            <w:tcW w:w="2315" w:type="dxa"/>
+            <w:shd w:val="clear" w:color="auto" w:fill="auto"/>
+          </w:tcPr>
+          <w:p>
+            <w:pPr>
+              <w:ind w:right="-102"/>
+              <w:jc w:val="right"/>
+              <w:rPr>
+                <w:rFonts w:ascii="TH SarabunIT๙" w:hAnsi="TH SarabunIT๙" w:cs="TH SarabunIT๙"/>
+              </w:rPr>
+            </w:pPr>
+            <w:r>
+              <w:rPr>
+                <w:rFonts w:ascii="TH SarabunIT๙" w:hAnsi="TH SarabunIT๙" w:cs="TH SarabunIT๙"/>
+                <w:spacing w:val="4"/>
+                <w:sz w:val="34"/>
+                <w:szCs w:val="34"/>
+              </w:rPr>
+              <w:t>37,000.00.-บาท</w:t>
+            </w:r>
+          </w:p>
+        </w:tc>
+      </w:tr>
+      <w:tr>
+        <w:tc>
+          <w:tcPr>
+            <w:tcW w:w="943" w:type="dxa"/>
+            <w:shd w:val="clear" w:color="auto" w:fill="auto"/>
+          </w:tcPr>
+          <w:p>
+            <w:pPr>
+              <w:jc w:val="right"/>
+              <w:rPr>
+                <w:rFonts w:ascii="TH SarabunIT๙" w:hAnsi="TH SarabunIT๙" w:cs="TH SarabunIT๙"/>
+              </w:rPr>
+            </w:pPr>
+            <w:r>
+              <w:rPr>
+                <w:rFonts w:ascii="TH SarabunIT๙" w:hAnsi="TH SarabunIT๙" w:cs="TH SarabunIT๙"/>
+                <w:spacing w:val="4"/>
+                <w:sz w:val="34"/>
+                <w:szCs w:val="34"/>
+              </w:rPr>
+              <w:t>4.</w:t>
+            </w:r>
+          </w:p>
+        </w:tc>
+        <w:tc>
+          <w:tcPr>
+            <w:tcW w:w="3728" w:type="dxa"/>
+            <w:shd w:val="clear" w:color="auto" w:fill="auto"/>
+          </w:tcPr>
+          <w:p>
+            <w:pPr>
+              <w:ind w:right="-6"/>
+              <w:jc w:val="thaiDistribute"/>
+              <w:rPr>
+                <w:rFonts w:ascii="TH SarabunIT๙" w:hAnsi="TH SarabunIT๙" w:cs="TH SarabunIT๙"/>
+                <w:spacing w:val="4"/>
+                <w:sz w:val="34"/>
+                <w:szCs w:val="34"/>
+              </w:rPr>
+            </w:pPr>
+            <w:r>
+              <w:rPr>
+                <w:rFonts w:ascii="TH SarabunIT๙" w:hAnsi="TH SarabunIT๙" w:cs="TH SarabunIT๙"/>
+                <w:spacing w:val="4"/>
+                <w:sz w:val="34"/>
+                <w:szCs w:val="34"/>
+              </w:rPr>
+              <w:t>นางสายฝน กุญชร ณ อยุธยา</w:t>
+            </w:r>
+          </w:p>
+        </w:tc>
+        <w:tc>
+          <w:tcPr>
+            <w:tcW w:w="1518" w:type="dxa"/>
+            <w:shd w:val="clear" w:color="auto" w:fill="auto"/>
+          </w:tcPr>
+          <w:p>
+            <w:pPr>
+              <w:jc w:val="right"/>
+              <w:rPr>
+                <w:rFonts w:ascii="TH SarabunIT๙" w:hAnsi="TH SarabunIT๙" w:cs="TH SarabunIT๙"/>
+              </w:rPr>
+            </w:pPr>
+            <w:r>
+              <w:rPr>
+                <w:rFonts w:ascii="TH SarabunIT๙" w:hAnsi="TH SarabunIT๙" w:cs="TH SarabunIT๙"/>
+                <w:spacing w:val="4"/>
+                <w:sz w:val="34"/>
+                <w:szCs w:val="34"/>
+              </w:rPr>
+              <w:t>จำนวนเงิน</w:t>
+            </w:r>
+          </w:p>
+        </w:tc>
+        <w:tc>
+          <w:tcPr>
+            <w:tcW w:w="2315" w:type="dxa"/>
+            <w:shd w:val="clear" w:color="auto" w:fill="auto"/>
+          </w:tcPr>
+          <w:p>
+            <w:pPr>
+              <w:ind w:right="-102"/>
+              <w:jc w:val="right"/>
+              <w:rPr>
+                <w:rFonts w:ascii="TH SarabunIT๙" w:hAnsi="TH SarabunIT๙" w:cs="TH SarabunIT๙"/>
+              </w:rPr>
+            </w:pPr>
+            <w:r>
+              <w:rPr>
+                <w:rFonts w:ascii="TH SarabunIT๙" w:hAnsi="TH SarabunIT๙" w:cs="TH SarabunIT๙"/>
                 <w:spacing w:val="4"/>
                 <w:sz w:val="34"/>
                 <w:szCs w:val="34"/>
@@ -1604,9 +1766,6 @@
               <w:jc w:val="right"/>
               <w:rPr>
                 <w:rFonts w:ascii="TH SarabunIT๙" w:hAnsi="TH SarabunIT๙" w:cs="TH SarabunIT๙"/>
-                <w:spacing w:val="4"/>
-                <w:sz w:val="34"/>
-                <w:szCs w:val="34"/>
               </w:rPr>
             </w:pPr>
             <w:r>
@@ -1616,13 +1775,13 @@
                 <w:sz w:val="34"/>
                 <w:szCs w:val="34"/>
               </w:rPr>
-              <w:t/>
+              <w:t>5.</w:t>
             </w:r>
           </w:p>
         </w:tc>
         <w:tc>
           <w:tcPr>
-            <w:tcW w:w="3909" w:type="dxa"/>
+            <w:tcW w:w="3728" w:type="dxa"/>
             <w:shd w:val="clear" w:color="auto" w:fill="auto"/>
           </w:tcPr>
           <w:p>
@@ -1630,7 +1789,7 @@
               <w:ind w:right="-6"/>
               <w:jc w:val="thaiDistribute"/>
               <w:rPr>
-                <w:rFonts w:ascii="TH SarabunPSK" w:hAnsi="TH SarabunPSK" w:cs="TH SarabunPSK"/>
+                <w:rFonts w:ascii="TH SarabunIT๙" w:hAnsi="TH SarabunIT๙" w:cs="TH SarabunIT๙"/>
                 <w:spacing w:val="4"/>
                 <w:sz w:val="34"/>
                 <w:szCs w:val="34"/>
@@ -1638,60 +1797,59 @@
             </w:pPr>
             <w:r>
               <w:rPr>
-                <w:rFonts w:ascii="TH SarabunPSK" w:hAnsi="TH SarabunPSK" w:cs="TH SarabunPSK"/>
-                <w:spacing w:val="4"/>
-                <w:sz w:val="34"/>
-                <w:szCs w:val="34"/>
-              </w:rPr>
-              <w:t/>
+                <w:rFonts w:ascii="TH SarabunIT๙" w:hAnsi="TH SarabunIT๙" w:cs="TH SarabunIT๙"/>
+                <w:spacing w:val="4"/>
+                <w:sz w:val="34"/>
+                <w:szCs w:val="34"/>
+              </w:rPr>
+              <w:t>นายชาญเดช งามทรัพย์</w:t>
             </w:r>
           </w:p>
         </w:tc>
         <w:tc>
           <w:tcPr>
-            <w:tcW w:w="1543" w:type="dxa"/>
+            <w:tcW w:w="1518" w:type="dxa"/>
             <w:shd w:val="clear" w:color="auto" w:fill="auto"/>
           </w:tcPr>
           <w:p>
             <w:pPr>
-              <w:ind w:left="315" w:right="-6" w:hanging="315"/>
               <w:jc w:val="right"/>
               <w:rPr>
                 <w:rFonts w:ascii="TH SarabunIT๙" w:hAnsi="TH SarabunIT๙" w:cs="TH SarabunIT๙"/>
-                <w:spacing w:val="4"/>
-                <w:sz w:val="34"/>
-                <w:szCs w:val="34"/>
-                <w:cs/>
               </w:rPr>
             </w:pPr>
             <w:r>
               <w:rPr>
-                <w:rFonts w:ascii="TH SarabunPSK" w:hAnsi="TH SarabunPSK" w:cs="TH SarabunPSK"/>
-                <w:spacing w:val="4"/>
-                <w:sz w:val="34"/>
-                <w:szCs w:val="34"/>
-              </w:rPr>
-              <w:t/>
+                <w:rFonts w:ascii="TH SarabunIT๙" w:hAnsi="TH SarabunIT๙" w:cs="TH SarabunIT๙"/>
+                <w:spacing w:val="4"/>
+                <w:sz w:val="34"/>
+                <w:szCs w:val="34"/>
+              </w:rPr>
+              <w:t>จำนวนเงิน</w:t>
             </w:r>
           </w:p>
         </w:tc>
         <w:tc>
           <w:tcPr>
-            <w:tcW w:w="2382" w:type="dxa"/>
+            <w:tcW w:w="2315" w:type="dxa"/>
             <w:shd w:val="clear" w:color="auto" w:fill="auto"/>
           </w:tcPr>
           <w:p>
             <w:pPr>
+              <w:ind w:right="-102"/>
               <w:jc w:val="right"/>
+              <w:rPr>
+                <w:rFonts w:ascii="TH SarabunIT๙" w:hAnsi="TH SarabunIT๙" w:cs="TH SarabunIT๙"/>
+              </w:rPr>
             </w:pPr>
             <w:r>
               <w:rPr>
-                <w:rFonts w:ascii="TH SarabunPSK" w:hAnsi="TH SarabunPSK" w:cs="TH SarabunPSK"/>
-                <w:spacing w:val="4"/>
-                <w:sz w:val="34"/>
-                <w:szCs w:val="34"/>
-              </w:rPr>
-              <w:t/>
+                <w:rFonts w:ascii="TH SarabunIT๙" w:hAnsi="TH SarabunIT๙" w:cs="TH SarabunIT๙"/>
+                <w:spacing w:val="4"/>
+                <w:sz w:val="34"/>
+                <w:szCs w:val="34"/>
+              </w:rPr>
+              <w:t>4,500.00.-บาท</w:t>
             </w:r>
           </w:p>
         </w:tc>
@@ -1705,6 +1863,9 @@
           <w:p>
             <w:pPr>
               <w:jc w:val="right"/>
+              <w:rPr>
+                <w:rFonts w:ascii="TH SarabunIT๙" w:hAnsi="TH SarabunIT๙" w:cs="TH SarabunIT๙"/>
+              </w:rPr>
             </w:pPr>
             <w:r>
               <w:rPr>
@@ -1713,13 +1874,13 @@
                 <w:sz w:val="34"/>
                 <w:szCs w:val="34"/>
               </w:rPr>
-              <w:t>${n2}</w:t>
+              <w:t>6.</w:t>
             </w:r>
           </w:p>
         </w:tc>
         <w:tc>
           <w:tcPr>
-            <w:tcW w:w="3909" w:type="dxa"/>
+            <w:tcW w:w="3728" w:type="dxa"/>
             <w:shd w:val="clear" w:color="auto" w:fill="auto"/>
           </w:tcPr>
           <w:p>
@@ -1727,7 +1888,7 @@
               <w:ind w:right="-6"/>
               <w:jc w:val="thaiDistribute"/>
               <w:rPr>
-                <w:rFonts w:ascii="TH SarabunPSK" w:hAnsi="TH SarabunPSK" w:cs="TH SarabunPSK"/>
+                <w:rFonts w:ascii="TH SarabunIT๙" w:hAnsi="TH SarabunIT๙" w:cs="TH SarabunIT๙"/>
                 <w:spacing w:val="4"/>
                 <w:sz w:val="34"/>
                 <w:szCs w:val="34"/>
@@ -1735,52 +1896,59 @@
             </w:pPr>
             <w:r>
               <w:rPr>
-                <w:rFonts w:ascii="TH SarabunPSK" w:hAnsi="TH SarabunPSK" w:cs="TH SarabunPSK"/>
-                <w:spacing w:val="4"/>
-                <w:sz w:val="34"/>
-                <w:szCs w:val="34"/>
-              </w:rPr>
-              <w:t>${name_n2}</w:t>
+                <w:rFonts w:ascii="TH SarabunIT๙" w:hAnsi="TH SarabunIT๙" w:cs="TH SarabunIT๙"/>
+                <w:spacing w:val="4"/>
+                <w:sz w:val="34"/>
+                <w:szCs w:val="34"/>
+              </w:rPr>
+              <w:t>นางอุไร เทพบัณฑิต</w:t>
             </w:r>
           </w:p>
         </w:tc>
         <w:tc>
           <w:tcPr>
-            <w:tcW w:w="1543" w:type="dxa"/>
+            <w:tcW w:w="1518" w:type="dxa"/>
             <w:shd w:val="clear" w:color="auto" w:fill="auto"/>
           </w:tcPr>
           <w:p>
             <w:pPr>
               <w:jc w:val="right"/>
+              <w:rPr>
+                <w:rFonts w:ascii="TH SarabunIT๙" w:hAnsi="TH SarabunIT๙" w:cs="TH SarabunIT๙"/>
+              </w:rPr>
             </w:pPr>
             <w:r>
               <w:rPr>
-                <w:rFonts w:ascii="TH SarabunPSK" w:hAnsi="TH SarabunPSK" w:cs="TH SarabunPSK"/>
-                <w:spacing w:val="4"/>
-                <w:sz w:val="34"/>
-                <w:szCs w:val="34"/>
-              </w:rPr>
-              <w:t>${t3_n2}</w:t>
+                <w:rFonts w:ascii="TH SarabunIT๙" w:hAnsi="TH SarabunIT๙" w:cs="TH SarabunIT๙"/>
+                <w:spacing w:val="4"/>
+                <w:sz w:val="34"/>
+                <w:szCs w:val="34"/>
+              </w:rPr>
+              <w:t>จำนวนเงิน</w:t>
             </w:r>
           </w:p>
         </w:tc>
         <w:tc>
           <w:tcPr>
-            <w:tcW w:w="2382" w:type="dxa"/>
+            <w:tcW w:w="2315" w:type="dxa"/>
             <w:shd w:val="clear" w:color="auto" w:fill="auto"/>
           </w:tcPr>
           <w:p>
             <w:pPr>
+              <w:ind w:right="-102"/>
               <w:jc w:val="right"/>
+              <w:rPr>
+                <w:rFonts w:ascii="TH SarabunIT๙" w:hAnsi="TH SarabunIT๙" w:cs="TH SarabunIT๙"/>
+              </w:rPr>
             </w:pPr>
             <w:r>
               <w:rPr>
-                <w:rFonts w:ascii="TH SarabunPSK" w:hAnsi="TH SarabunPSK" w:cs="TH SarabunPSK"/>
-                <w:spacing w:val="4"/>
-                <w:sz w:val="34"/>
-                <w:szCs w:val="34"/>
-              </w:rPr>
-              <w:t>${price_n2}</w:t>
+                <w:rFonts w:ascii="TH SarabunIT๙" w:hAnsi="TH SarabunIT๙" w:cs="TH SarabunIT๙"/>
+                <w:spacing w:val="4"/>
+                <w:sz w:val="34"/>
+                <w:szCs w:val="34"/>
+              </w:rPr>
+              <w:t>3,000.00.-บาท</w:t>
             </w:r>
           </w:p>
         </w:tc>
@@ -1794,6 +1962,9 @@
           <w:p>
             <w:pPr>
               <w:jc w:val="right"/>
+              <w:rPr>
+                <w:rFonts w:ascii="TH SarabunIT๙" w:hAnsi="TH SarabunIT๙" w:cs="TH SarabunIT๙"/>
+              </w:rPr>
             </w:pPr>
             <w:r>
               <w:rPr>
@@ -1802,13 +1973,13 @@
                 <w:sz w:val="34"/>
                 <w:szCs w:val="34"/>
               </w:rPr>
-              <w:t>${n3}</w:t>
+              <w:t>7.</w:t>
             </w:r>
           </w:p>
         </w:tc>
         <w:tc>
           <w:tcPr>
-            <w:tcW w:w="3909" w:type="dxa"/>
+            <w:tcW w:w="3728" w:type="dxa"/>
             <w:shd w:val="clear" w:color="auto" w:fill="auto"/>
           </w:tcPr>
           <w:p>
@@ -1816,7 +1987,7 @@
               <w:ind w:right="-6"/>
               <w:jc w:val="thaiDistribute"/>
               <w:rPr>
-                <w:rFonts w:ascii="TH SarabunPSK" w:hAnsi="TH SarabunPSK" w:cs="TH SarabunPSK"/>
+                <w:rFonts w:ascii="TH SarabunIT๙" w:hAnsi="TH SarabunIT๙" w:cs="TH SarabunIT๙"/>
                 <w:spacing w:val="4"/>
                 <w:sz w:val="34"/>
                 <w:szCs w:val="34"/>
@@ -1824,52 +1995,59 @@
             </w:pPr>
             <w:r>
               <w:rPr>
-                <w:rFonts w:ascii="TH SarabunPSK" w:hAnsi="TH SarabunPSK" w:cs="TH SarabunPSK"/>
-                <w:spacing w:val="4"/>
-                <w:sz w:val="34"/>
-                <w:szCs w:val="34"/>
-              </w:rPr>
-              <w:t>${name_n3}</w:t>
+                <w:rFonts w:ascii="TH SarabunIT๙" w:hAnsi="TH SarabunIT๙" w:cs="TH SarabunIT๙"/>
+                <w:spacing w:val="4"/>
+                <w:sz w:val="34"/>
+                <w:szCs w:val="34"/>
+              </w:rPr>
+              <w:t>นางสาวเนตรนภา  เกิดเปี่ยม</w:t>
             </w:r>
           </w:p>
         </w:tc>
         <w:tc>
           <w:tcPr>
-            <w:tcW w:w="1543" w:type="dxa"/>
+            <w:tcW w:w="1518" w:type="dxa"/>
             <w:shd w:val="clear" w:color="auto" w:fill="auto"/>
           </w:tcPr>
           <w:p>
             <w:pPr>
               <w:jc w:val="right"/>
+              <w:rPr>
+                <w:rFonts w:ascii="TH SarabunIT๙" w:hAnsi="TH SarabunIT๙" w:cs="TH SarabunIT๙"/>
+              </w:rPr>
             </w:pPr>
             <w:r>
               <w:rPr>
-                <w:rFonts w:ascii="TH SarabunPSK" w:hAnsi="TH SarabunPSK" w:cs="TH SarabunPSK"/>
-                <w:spacing w:val="4"/>
-                <w:sz w:val="34"/>
-                <w:szCs w:val="34"/>
-              </w:rPr>
-              <w:t>${t3_n3}</w:t>
+                <w:rFonts w:ascii="TH SarabunIT๙" w:hAnsi="TH SarabunIT๙" w:cs="TH SarabunIT๙"/>
+                <w:spacing w:val="4"/>
+                <w:sz w:val="34"/>
+                <w:szCs w:val="34"/>
+              </w:rPr>
+              <w:t>จำนวนเงิน</w:t>
             </w:r>
           </w:p>
         </w:tc>
         <w:tc>
           <w:tcPr>
-            <w:tcW w:w="2382" w:type="dxa"/>
+            <w:tcW w:w="2315" w:type="dxa"/>
             <w:shd w:val="clear" w:color="auto" w:fill="auto"/>
           </w:tcPr>
           <w:p>
             <w:pPr>
+              <w:ind w:right="-102"/>
               <w:jc w:val="right"/>
+              <w:rPr>
+                <w:rFonts w:ascii="TH SarabunIT๙" w:hAnsi="TH SarabunIT๙" w:cs="TH SarabunIT๙"/>
+              </w:rPr>
             </w:pPr>
             <w:r>
               <w:rPr>
-                <w:rFonts w:ascii="TH SarabunPSK" w:hAnsi="TH SarabunPSK" w:cs="TH SarabunPSK"/>
-                <w:spacing w:val="4"/>
-                <w:sz w:val="34"/>
-                <w:szCs w:val="34"/>
-              </w:rPr>
-              <w:t>${price_n3}</w:t>
+                <w:rFonts w:ascii="TH SarabunIT๙" w:hAnsi="TH SarabunIT๙" w:cs="TH SarabunIT๙"/>
+                <w:spacing w:val="4"/>
+                <w:sz w:val="34"/>
+                <w:szCs w:val="34"/>
+              </w:rPr>
+              <w:t>4,500.00.-บาท</w:t>
             </w:r>
           </w:p>
         </w:tc>
@@ -1883,6 +2061,9 @@
           <w:p>
             <w:pPr>
               <w:jc w:val="right"/>
+              <w:rPr>
+                <w:rFonts w:ascii="TH SarabunIT๙" w:hAnsi="TH SarabunIT๙" w:cs="TH SarabunIT๙"/>
+              </w:rPr>
             </w:pPr>
             <w:r>
               <w:rPr>
@@ -1891,13 +2072,13 @@
                 <w:sz w:val="34"/>
                 <w:szCs w:val="34"/>
               </w:rPr>
-              <w:t>${n4}</w:t>
+              <w:t>8.</w:t>
             </w:r>
           </w:p>
         </w:tc>
         <w:tc>
           <w:tcPr>
-            <w:tcW w:w="3909" w:type="dxa"/>
+            <w:tcW w:w="3728" w:type="dxa"/>
             <w:shd w:val="clear" w:color="auto" w:fill="auto"/>
           </w:tcPr>
           <w:p>
@@ -1905,7 +2086,7 @@
               <w:ind w:right="-6"/>
               <w:jc w:val="thaiDistribute"/>
               <w:rPr>
-                <w:rFonts w:ascii="TH SarabunPSK" w:hAnsi="TH SarabunPSK" w:cs="TH SarabunPSK"/>
+                <w:rFonts w:ascii="TH SarabunIT๙" w:hAnsi="TH SarabunIT๙" w:cs="TH SarabunIT๙"/>
                 <w:spacing w:val="4"/>
                 <w:sz w:val="34"/>
                 <w:szCs w:val="34"/>
@@ -1913,52 +2094,59 @@
             </w:pPr>
             <w:r>
               <w:rPr>
-                <w:rFonts w:ascii="TH SarabunPSK" w:hAnsi="TH SarabunPSK" w:cs="TH SarabunPSK"/>
-                <w:spacing w:val="4"/>
-                <w:sz w:val="34"/>
-                <w:szCs w:val="34"/>
-              </w:rPr>
-              <w:t>${name_n4}</w:t>
+                <w:rFonts w:ascii="TH SarabunIT๙" w:hAnsi="TH SarabunIT๙" w:cs="TH SarabunIT๙"/>
+                <w:spacing w:val="4"/>
+                <w:sz w:val="34"/>
+                <w:szCs w:val="34"/>
+              </w:rPr>
+              <w:t>นายอิทธิพัทธ์ มณีจอม</w:t>
             </w:r>
           </w:p>
         </w:tc>
         <w:tc>
           <w:tcPr>
-            <w:tcW w:w="1543" w:type="dxa"/>
+            <w:tcW w:w="1518" w:type="dxa"/>
             <w:shd w:val="clear" w:color="auto" w:fill="auto"/>
           </w:tcPr>
           <w:p>
             <w:pPr>
               <w:jc w:val="right"/>
+              <w:rPr>
+                <w:rFonts w:ascii="TH SarabunIT๙" w:hAnsi="TH SarabunIT๙" w:cs="TH SarabunIT๙"/>
+              </w:rPr>
             </w:pPr>
             <w:r>
               <w:rPr>
-                <w:rFonts w:ascii="TH SarabunPSK" w:hAnsi="TH SarabunPSK" w:cs="TH SarabunPSK"/>
-                <w:spacing w:val="4"/>
-                <w:sz w:val="34"/>
-                <w:szCs w:val="34"/>
-              </w:rPr>
-              <w:t>${t3_n4}</w:t>
+                <w:rFonts w:ascii="TH SarabunIT๙" w:hAnsi="TH SarabunIT๙" w:cs="TH SarabunIT๙"/>
+                <w:spacing w:val="4"/>
+                <w:sz w:val="34"/>
+                <w:szCs w:val="34"/>
+              </w:rPr>
+              <w:t>จำนวนเงิน</w:t>
             </w:r>
           </w:p>
         </w:tc>
         <w:tc>
           <w:tcPr>
-            <w:tcW w:w="2382" w:type="dxa"/>
+            <w:tcW w:w="2315" w:type="dxa"/>
             <w:shd w:val="clear" w:color="auto" w:fill="auto"/>
           </w:tcPr>
           <w:p>
             <w:pPr>
+              <w:ind w:right="-102"/>
               <w:jc w:val="right"/>
+              <w:rPr>
+                <w:rFonts w:ascii="TH SarabunIT๙" w:hAnsi="TH SarabunIT๙" w:cs="TH SarabunIT๙"/>
+              </w:rPr>
             </w:pPr>
             <w:r>
               <w:rPr>
-                <w:rFonts w:ascii="TH SarabunPSK" w:hAnsi="TH SarabunPSK" w:cs="TH SarabunPSK"/>
-                <w:spacing w:val="4"/>
-                <w:sz w:val="34"/>
-                <w:szCs w:val="34"/>
-              </w:rPr>
-              <w:t>${price_n4}</w:t>
+                <w:rFonts w:ascii="TH SarabunIT๙" w:hAnsi="TH SarabunIT๙" w:cs="TH SarabunIT๙"/>
+                <w:spacing w:val="4"/>
+                <w:sz w:val="34"/>
+                <w:szCs w:val="34"/>
+              </w:rPr>
+              <w:t>1,500.00.-บาท</w:t>
             </w:r>
           </w:p>
         </w:tc>
@@ -1972,6 +2160,9 @@
           <w:p>
             <w:pPr>
               <w:jc w:val="right"/>
+              <w:rPr>
+                <w:rFonts w:ascii="TH SarabunIT๙" w:hAnsi="TH SarabunIT๙" w:cs="TH SarabunIT๙"/>
+              </w:rPr>
             </w:pPr>
             <w:r>
               <w:rPr>
@@ -1980,13 +2171,13 @@
                 <w:sz w:val="34"/>
                 <w:szCs w:val="34"/>
               </w:rPr>
-              <w:t>${n5}</w:t>
+              <w:t>9.</w:t>
             </w:r>
           </w:p>
         </w:tc>
         <w:tc>
           <w:tcPr>
-            <w:tcW w:w="3909" w:type="dxa"/>
+            <w:tcW w:w="3728" w:type="dxa"/>
             <w:shd w:val="clear" w:color="auto" w:fill="auto"/>
           </w:tcPr>
           <w:p>
@@ -1994,7 +2185,7 @@
               <w:ind w:right="-6"/>
               <w:jc w:val="thaiDistribute"/>
               <w:rPr>
-                <w:rFonts w:ascii="TH SarabunPSK" w:hAnsi="TH SarabunPSK" w:cs="TH SarabunPSK"/>
+                <w:rFonts w:ascii="TH SarabunIT๙" w:hAnsi="TH SarabunIT๙" w:cs="TH SarabunIT๙"/>
                 <w:spacing w:val="4"/>
                 <w:sz w:val="34"/>
                 <w:szCs w:val="34"/>
@@ -2002,52 +2193,59 @@
             </w:pPr>
             <w:r>
               <w:rPr>
-                <w:rFonts w:ascii="TH SarabunPSK" w:hAnsi="TH SarabunPSK" w:cs="TH SarabunPSK"/>
-                <w:spacing w:val="4"/>
-                <w:sz w:val="34"/>
-                <w:szCs w:val="34"/>
-              </w:rPr>
-              <w:t>${name_n5}</w:t>
+                <w:rFonts w:ascii="TH SarabunIT๙" w:hAnsi="TH SarabunIT๙" w:cs="TH SarabunIT๙"/>
+                <w:spacing w:val="4"/>
+                <w:sz w:val="34"/>
+                <w:szCs w:val="34"/>
+              </w:rPr>
+              <w:t>นางสาวดลยา เยาวหลี</w:t>
             </w:r>
           </w:p>
         </w:tc>
         <w:tc>
           <w:tcPr>
-            <w:tcW w:w="1543" w:type="dxa"/>
+            <w:tcW w:w="1518" w:type="dxa"/>
             <w:shd w:val="clear" w:color="auto" w:fill="auto"/>
           </w:tcPr>
           <w:p>
             <w:pPr>
               <w:jc w:val="right"/>
+              <w:rPr>
+                <w:rFonts w:ascii="TH SarabunIT๙" w:hAnsi="TH SarabunIT๙" w:cs="TH SarabunIT๙"/>
+              </w:rPr>
             </w:pPr>
             <w:r>
               <w:rPr>
-                <w:rFonts w:ascii="TH SarabunPSK" w:hAnsi="TH SarabunPSK" w:cs="TH SarabunPSK"/>
-                <w:spacing w:val="4"/>
-                <w:sz w:val="34"/>
-                <w:szCs w:val="34"/>
-              </w:rPr>
-              <w:t>${t3_n5}</w:t>
+                <w:rFonts w:ascii="TH SarabunIT๙" w:hAnsi="TH SarabunIT๙" w:cs="TH SarabunIT๙"/>
+                <w:spacing w:val="4"/>
+                <w:sz w:val="34"/>
+                <w:szCs w:val="34"/>
+              </w:rPr>
+              <w:t>จำนวนเงิน</w:t>
             </w:r>
           </w:p>
         </w:tc>
         <w:tc>
           <w:tcPr>
-            <w:tcW w:w="2382" w:type="dxa"/>
+            <w:tcW w:w="2315" w:type="dxa"/>
             <w:shd w:val="clear" w:color="auto" w:fill="auto"/>
           </w:tcPr>
           <w:p>
             <w:pPr>
+              <w:ind w:right="-102"/>
               <w:jc w:val="right"/>
+              <w:rPr>
+                <w:rFonts w:ascii="TH SarabunIT๙" w:hAnsi="TH SarabunIT๙" w:cs="TH SarabunIT๙"/>
+              </w:rPr>
             </w:pPr>
             <w:r>
               <w:rPr>
-                <w:rFonts w:ascii="TH SarabunPSK" w:hAnsi="TH SarabunPSK" w:cs="TH SarabunPSK"/>
-                <w:spacing w:val="4"/>
-                <w:sz w:val="34"/>
-                <w:szCs w:val="34"/>
-              </w:rPr>
-              <w:t>${price_n5}</w:t>
+                <w:rFonts w:ascii="TH SarabunIT๙" w:hAnsi="TH SarabunIT๙" w:cs="TH SarabunIT๙"/>
+                <w:spacing w:val="4"/>
+                <w:sz w:val="34"/>
+                <w:szCs w:val="34"/>
+              </w:rPr>
+              <w:t>5,400.00.-บาท</w:t>
             </w:r>
           </w:p>
         </w:tc>
@@ -2061,6 +2259,9 @@
           <w:p>
             <w:pPr>
               <w:jc w:val="right"/>
+              <w:rPr>
+                <w:rFonts w:ascii="TH SarabunIT๙" w:hAnsi="TH SarabunIT๙" w:cs="TH SarabunIT๙"/>
+              </w:rPr>
             </w:pPr>
             <w:r>
               <w:rPr>
@@ -2069,13 +2270,13 @@
                 <w:sz w:val="34"/>
                 <w:szCs w:val="34"/>
               </w:rPr>
-              <w:t>${n6}</w:t>
+              <w:t>10.</w:t>
             </w:r>
           </w:p>
         </w:tc>
         <w:tc>
           <w:tcPr>
-            <w:tcW w:w="3909" w:type="dxa"/>
+            <w:tcW w:w="3728" w:type="dxa"/>
             <w:shd w:val="clear" w:color="auto" w:fill="auto"/>
           </w:tcPr>
           <w:p>
@@ -2083,7 +2284,7 @@
               <w:ind w:right="-6"/>
               <w:jc w:val="thaiDistribute"/>
               <w:rPr>
-                <w:rFonts w:ascii="TH SarabunPSK" w:hAnsi="TH SarabunPSK" w:cs="TH SarabunPSK"/>
+                <w:rFonts w:ascii="TH SarabunIT๙" w:hAnsi="TH SarabunIT๙" w:cs="TH SarabunIT๙"/>
                 <w:spacing w:val="4"/>
                 <w:sz w:val="34"/>
                 <w:szCs w:val="34"/>
@@ -2091,52 +2292,59 @@
             </w:pPr>
             <w:r>
               <w:rPr>
-                <w:rFonts w:ascii="TH SarabunPSK" w:hAnsi="TH SarabunPSK" w:cs="TH SarabunPSK"/>
-                <w:spacing w:val="4"/>
-                <w:sz w:val="34"/>
-                <w:szCs w:val="34"/>
-              </w:rPr>
-              <w:t>${name_n6}</w:t>
+                <w:rFonts w:ascii="TH SarabunIT๙" w:hAnsi="TH SarabunIT๙" w:cs="TH SarabunIT๙"/>
+                <w:spacing w:val="4"/>
+                <w:sz w:val="34"/>
+                <w:szCs w:val="34"/>
+              </w:rPr>
+              <w:t>นายเอกชวัทธน์  สาระเกตุ</w:t>
             </w:r>
           </w:p>
         </w:tc>
         <w:tc>
           <w:tcPr>
-            <w:tcW w:w="1543" w:type="dxa"/>
+            <w:tcW w:w="1518" w:type="dxa"/>
             <w:shd w:val="clear" w:color="auto" w:fill="auto"/>
           </w:tcPr>
           <w:p>
             <w:pPr>
               <w:jc w:val="right"/>
+              <w:rPr>
+                <w:rFonts w:ascii="TH SarabunIT๙" w:hAnsi="TH SarabunIT๙" w:cs="TH SarabunIT๙"/>
+              </w:rPr>
             </w:pPr>
             <w:r>
               <w:rPr>
-                <w:rFonts w:ascii="TH SarabunPSK" w:hAnsi="TH SarabunPSK" w:cs="TH SarabunPSK"/>
-                <w:spacing w:val="4"/>
-                <w:sz w:val="34"/>
-                <w:szCs w:val="34"/>
-              </w:rPr>
-              <w:t>${t3_n6}</w:t>
+                <w:rFonts w:ascii="TH SarabunIT๙" w:hAnsi="TH SarabunIT๙" w:cs="TH SarabunIT๙"/>
+                <w:spacing w:val="4"/>
+                <w:sz w:val="34"/>
+                <w:szCs w:val="34"/>
+              </w:rPr>
+              <w:t>จำนวนเงิน</w:t>
             </w:r>
           </w:p>
         </w:tc>
         <w:tc>
           <w:tcPr>
-            <w:tcW w:w="2382" w:type="dxa"/>
+            <w:tcW w:w="2315" w:type="dxa"/>
             <w:shd w:val="clear" w:color="auto" w:fill="auto"/>
           </w:tcPr>
           <w:p>
             <w:pPr>
+              <w:ind w:right="-102"/>
               <w:jc w:val="right"/>
+              <w:rPr>
+                <w:rFonts w:ascii="TH SarabunIT๙" w:hAnsi="TH SarabunIT๙" w:cs="TH SarabunIT๙"/>
+              </w:rPr>
             </w:pPr>
             <w:r>
               <w:rPr>
-                <w:rFonts w:ascii="TH SarabunPSK" w:hAnsi="TH SarabunPSK" w:cs="TH SarabunPSK"/>
-                <w:spacing w:val="4"/>
-                <w:sz w:val="34"/>
-                <w:szCs w:val="34"/>
-              </w:rPr>
-              <w:t>${price_n6}</w:t>
+                <w:rFonts w:ascii="TH SarabunIT๙" w:hAnsi="TH SarabunIT๙" w:cs="TH SarabunIT๙"/>
+                <w:spacing w:val="4"/>
+                <w:sz w:val="34"/>
+                <w:szCs w:val="34"/>
+              </w:rPr>
+              <w:t>3,900.00.-บาท</w:t>
             </w:r>
           </w:p>
         </w:tc>
@@ -2150,6 +2358,12 @@
           <w:p>
             <w:pPr>
               <w:jc w:val="right"/>
+              <w:rPr>
+                <w:rFonts w:ascii="TH SarabunIT๙" w:hAnsi="TH SarabunIT๙" w:cs="TH SarabunIT๙"/>
+                <w:spacing w:val="4"/>
+                <w:sz w:val="34"/>
+                <w:szCs w:val="34"/>
+              </w:rPr>
             </w:pPr>
             <w:r>
               <w:rPr>
@@ -2158,13 +2372,13 @@
                 <w:sz w:val="34"/>
                 <w:szCs w:val="34"/>
               </w:rPr>
-              <w:t>${n7}</w:t>
+              <w:t>11.</w:t>
             </w:r>
           </w:p>
         </w:tc>
         <w:tc>
           <w:tcPr>
-            <w:tcW w:w="3909" w:type="dxa"/>
+            <w:tcW w:w="3728" w:type="dxa"/>
             <w:shd w:val="clear" w:color="auto" w:fill="auto"/>
           </w:tcPr>
           <w:p>
@@ -2172,7 +2386,7 @@
               <w:ind w:right="-6"/>
               <w:jc w:val="thaiDistribute"/>
               <w:rPr>
-                <w:rFonts w:ascii="TH SarabunPSK" w:hAnsi="TH SarabunPSK" w:cs="TH SarabunPSK"/>
+                <w:rFonts w:ascii="TH SarabunIT๙" w:hAnsi="TH SarabunIT๙" w:cs="TH SarabunIT๙"/>
                 <w:spacing w:val="4"/>
                 <w:sz w:val="34"/>
                 <w:szCs w:val="34"/>
@@ -2180,52 +2394,65 @@
             </w:pPr>
             <w:r>
               <w:rPr>
-                <w:rFonts w:ascii="TH SarabunPSK" w:hAnsi="TH SarabunPSK" w:cs="TH SarabunPSK"/>
-                <w:spacing w:val="4"/>
-                <w:sz w:val="34"/>
-                <w:szCs w:val="34"/>
-              </w:rPr>
-              <w:t>${name_n7}</w:t>
+                <w:rFonts w:ascii="TH SarabunIT๙" w:hAnsi="TH SarabunIT๙" w:cs="TH SarabunIT๙"/>
+                <w:spacing w:val="4"/>
+                <w:sz w:val="34"/>
+                <w:szCs w:val="34"/>
+              </w:rPr>
+              <w:t>นางสาวอภิญญา ท้วมจุ้ย</w:t>
             </w:r>
           </w:p>
         </w:tc>
         <w:tc>
           <w:tcPr>
-            <w:tcW w:w="1543" w:type="dxa"/>
+            <w:tcW w:w="1518" w:type="dxa"/>
             <w:shd w:val="clear" w:color="auto" w:fill="auto"/>
           </w:tcPr>
           <w:p>
             <w:pPr>
               <w:jc w:val="right"/>
+              <w:rPr>
+                <w:rFonts w:ascii="TH SarabunIT๙" w:hAnsi="TH SarabunIT๙" w:cs="TH SarabunIT๙"/>
+                <w:spacing w:val="4"/>
+                <w:sz w:val="34"/>
+                <w:szCs w:val="34"/>
+              </w:rPr>
             </w:pPr>
             <w:r>
               <w:rPr>
-                <w:rFonts w:ascii="TH SarabunPSK" w:hAnsi="TH SarabunPSK" w:cs="TH SarabunPSK"/>
-                <w:spacing w:val="4"/>
-                <w:sz w:val="34"/>
-                <w:szCs w:val="34"/>
-              </w:rPr>
-              <w:t>${t3_n7}</w:t>
+                <w:rFonts w:ascii="TH SarabunIT๙" w:hAnsi="TH SarabunIT๙" w:cs="TH SarabunIT๙"/>
+                <w:spacing w:val="4"/>
+                <w:sz w:val="34"/>
+                <w:szCs w:val="34"/>
+              </w:rPr>
+              <w:t>จำนวนเงิน</w:t>
             </w:r>
           </w:p>
         </w:tc>
         <w:tc>
           <w:tcPr>
-            <w:tcW w:w="2382" w:type="dxa"/>
+            <w:tcW w:w="2315" w:type="dxa"/>
             <w:shd w:val="clear" w:color="auto" w:fill="auto"/>
           </w:tcPr>
           <w:p>
             <w:pPr>
+              <w:ind w:right="-102"/>
               <w:jc w:val="right"/>
+              <w:rPr>
+                <w:rFonts w:ascii="TH SarabunIT๙" w:hAnsi="TH SarabunIT๙" w:cs="TH SarabunIT๙"/>
+                <w:spacing w:val="4"/>
+                <w:sz w:val="34"/>
+                <w:szCs w:val="34"/>
+              </w:rPr>
             </w:pPr>
             <w:r>
               <w:rPr>
-                <w:rFonts w:ascii="TH SarabunPSK" w:hAnsi="TH SarabunPSK" w:cs="TH SarabunPSK"/>
-                <w:spacing w:val="4"/>
-                <w:sz w:val="34"/>
-                <w:szCs w:val="34"/>
-              </w:rPr>
-              <w:t>${price_n7}</w:t>
+                <w:rFonts w:ascii="TH SarabunIT๙" w:hAnsi="TH SarabunIT๙" w:cs="TH SarabunIT๙"/>
+                <w:spacing w:val="4"/>
+                <w:sz w:val="34"/>
+                <w:szCs w:val="34"/>
+              </w:rPr>
+              <w:t>6,600.00.-บาท</w:t>
             </w:r>
           </w:p>
         </w:tc>
@@ -2239,6 +2466,9 @@
           <w:p>
             <w:pPr>
               <w:jc w:val="right"/>
+              <w:rPr>
+                <w:rFonts w:ascii="TH SarabunIT๙" w:hAnsi="TH SarabunIT๙" w:cs="TH SarabunIT๙"/>
+              </w:rPr>
             </w:pPr>
             <w:r>
               <w:rPr>
@@ -2247,13 +2477,13 @@
                 <w:sz w:val="34"/>
                 <w:szCs w:val="34"/>
               </w:rPr>
-              <w:t>${n8}</w:t>
+              <w:t>12.</w:t>
             </w:r>
           </w:p>
         </w:tc>
         <w:tc>
           <w:tcPr>
-            <w:tcW w:w="3909" w:type="dxa"/>
+            <w:tcW w:w="3728" w:type="dxa"/>
             <w:shd w:val="clear" w:color="auto" w:fill="auto"/>
           </w:tcPr>
           <w:p>
@@ -2261,7 +2491,7 @@
               <w:ind w:right="-6"/>
               <w:jc w:val="thaiDistribute"/>
               <w:rPr>
-                <w:rFonts w:ascii="TH SarabunPSK" w:hAnsi="TH SarabunPSK" w:cs="TH SarabunPSK"/>
+                <w:rFonts w:ascii="TH SarabunIT๙" w:hAnsi="TH SarabunIT๙" w:cs="TH SarabunIT๙"/>
                 <w:spacing w:val="4"/>
                 <w:sz w:val="34"/>
                 <w:szCs w:val="34"/>
@@ -2269,52 +2499,59 @@
             </w:pPr>
             <w:r>
               <w:rPr>
-                <w:rFonts w:ascii="TH SarabunPSK" w:hAnsi="TH SarabunPSK" w:cs="TH SarabunPSK"/>
-                <w:spacing w:val="4"/>
-                <w:sz w:val="34"/>
-                <w:szCs w:val="34"/>
-              </w:rPr>
-              <w:t>${name_n8}</w:t>
+                <w:rFonts w:ascii="TH SarabunIT๙" w:hAnsi="TH SarabunIT๙" w:cs="TH SarabunIT๙"/>
+                <w:spacing w:val="4"/>
+                <w:sz w:val="34"/>
+                <w:szCs w:val="34"/>
+              </w:rPr>
+              <w:t>นายศิรสิทธิ์ ศรีเสาวนันท์</w:t>
             </w:r>
           </w:p>
         </w:tc>
         <w:tc>
           <w:tcPr>
-            <w:tcW w:w="1543" w:type="dxa"/>
+            <w:tcW w:w="1518" w:type="dxa"/>
             <w:shd w:val="clear" w:color="auto" w:fill="auto"/>
           </w:tcPr>
           <w:p>
             <w:pPr>
               <w:jc w:val="right"/>
+              <w:rPr>
+                <w:rFonts w:ascii="TH SarabunIT๙" w:hAnsi="TH SarabunIT๙" w:cs="TH SarabunIT๙"/>
+              </w:rPr>
             </w:pPr>
             <w:r>
               <w:rPr>
-                <w:rFonts w:ascii="TH SarabunPSK" w:hAnsi="TH SarabunPSK" w:cs="TH SarabunPSK"/>
-                <w:spacing w:val="4"/>
-                <w:sz w:val="34"/>
-                <w:szCs w:val="34"/>
-              </w:rPr>
-              <w:t>${t3_n8}</w:t>
+                <w:rFonts w:ascii="TH SarabunIT๙" w:hAnsi="TH SarabunIT๙" w:cs="TH SarabunIT๙"/>
+                <w:spacing w:val="4"/>
+                <w:sz w:val="34"/>
+                <w:szCs w:val="34"/>
+              </w:rPr>
+              <w:t>จำนวนเงิน</w:t>
             </w:r>
           </w:p>
         </w:tc>
         <w:tc>
           <w:tcPr>
-            <w:tcW w:w="2382" w:type="dxa"/>
+            <w:tcW w:w="2315" w:type="dxa"/>
             <w:shd w:val="clear" w:color="auto" w:fill="auto"/>
           </w:tcPr>
           <w:p>
             <w:pPr>
+              <w:ind w:right="-102"/>
               <w:jc w:val="right"/>
+              <w:rPr>
+                <w:rFonts w:ascii="TH SarabunIT๙" w:hAnsi="TH SarabunIT๙" w:cs="TH SarabunIT๙"/>
+              </w:rPr>
             </w:pPr>
             <w:r>
               <w:rPr>
-                <w:rFonts w:ascii="TH SarabunPSK" w:hAnsi="TH SarabunPSK" w:cs="TH SarabunPSK"/>
-                <w:spacing w:val="4"/>
-                <w:sz w:val="34"/>
-                <w:szCs w:val="34"/>
-              </w:rPr>
-              <w:t>${price_n8}</w:t>
+                <w:rFonts w:ascii="TH SarabunIT๙" w:hAnsi="TH SarabunIT๙" w:cs="TH SarabunIT๙"/>
+                <w:spacing w:val="4"/>
+                <w:sz w:val="34"/>
+                <w:szCs w:val="34"/>
+              </w:rPr>
+              <w:t>6,600.00.-บาท</w:t>
             </w:r>
           </w:p>
         </w:tc>
@@ -2328,6 +2565,12 @@
           <w:p>
             <w:pPr>
               <w:jc w:val="right"/>
+              <w:rPr>
+                <w:rFonts w:ascii="TH SarabunIT๙" w:hAnsi="TH SarabunIT๙" w:cs="TH SarabunIT๙"/>
+                <w:spacing w:val="4"/>
+                <w:sz w:val="34"/>
+                <w:szCs w:val="34"/>
+              </w:rPr>
             </w:pPr>
             <w:r>
               <w:rPr>
@@ -2336,13 +2579,13 @@
                 <w:sz w:val="34"/>
                 <w:szCs w:val="34"/>
               </w:rPr>
-              <w:t>${n9}</w:t>
+              <w:t>13.</w:t>
             </w:r>
           </w:p>
         </w:tc>
         <w:tc>
           <w:tcPr>
-            <w:tcW w:w="3909" w:type="dxa"/>
+            <w:tcW w:w="3728" w:type="dxa"/>
             <w:shd w:val="clear" w:color="auto" w:fill="auto"/>
           </w:tcPr>
           <w:p>
@@ -2350,7 +2593,7 @@
               <w:ind w:right="-6"/>
               <w:jc w:val="thaiDistribute"/>
               <w:rPr>
-                <w:rFonts w:ascii="TH SarabunPSK" w:hAnsi="TH SarabunPSK" w:cs="TH SarabunPSK"/>
+                <w:rFonts w:ascii="TH SarabunIT๙" w:hAnsi="TH SarabunIT๙" w:cs="TH SarabunIT๙"/>
                 <w:spacing w:val="4"/>
                 <w:sz w:val="34"/>
                 <w:szCs w:val="34"/>
@@ -2358,497 +2601,65 @@
             </w:pPr>
             <w:r>
               <w:rPr>
-                <w:rFonts w:ascii="TH SarabunPSK" w:hAnsi="TH SarabunPSK" w:cs="TH SarabunPSK"/>
-                <w:spacing w:val="4"/>
-                <w:sz w:val="34"/>
-                <w:szCs w:val="34"/>
-              </w:rPr>
-              <w:t>${name_n9}</w:t>
+                <w:rFonts w:ascii="TH SarabunIT๙" w:hAnsi="TH SarabunIT๙" w:cs="TH SarabunIT๙"/>
+                <w:spacing w:val="4"/>
+                <w:sz w:val="34"/>
+                <w:szCs w:val="34"/>
+              </w:rPr>
+              <w:t>นางสาวบุญญาพร บุญแท้</w:t>
             </w:r>
           </w:p>
         </w:tc>
         <w:tc>
           <w:tcPr>
-            <w:tcW w:w="1543" w:type="dxa"/>
+            <w:tcW w:w="1518" w:type="dxa"/>
             <w:shd w:val="clear" w:color="auto" w:fill="auto"/>
           </w:tcPr>
           <w:p>
             <w:pPr>
               <w:jc w:val="right"/>
+              <w:rPr>
+                <w:rFonts w:ascii="TH SarabunIT๙" w:hAnsi="TH SarabunIT๙" w:cs="TH SarabunIT๙"/>
+                <w:spacing w:val="4"/>
+                <w:sz w:val="34"/>
+                <w:szCs w:val="34"/>
+              </w:rPr>
             </w:pPr>
             <w:r>
               <w:rPr>
-                <w:rFonts w:ascii="TH SarabunPSK" w:hAnsi="TH SarabunPSK" w:cs="TH SarabunPSK"/>
-                <w:spacing w:val="4"/>
-                <w:sz w:val="34"/>
-                <w:szCs w:val="34"/>
-              </w:rPr>
-              <w:t>${t3_n9}</w:t>
+                <w:rFonts w:ascii="TH SarabunIT๙" w:hAnsi="TH SarabunIT๙" w:cs="TH SarabunIT๙"/>
+                <w:spacing w:val="4"/>
+                <w:sz w:val="34"/>
+                <w:szCs w:val="34"/>
+              </w:rPr>
+              <w:t>จำนวนเงิน</w:t>
             </w:r>
           </w:p>
         </w:tc>
         <w:tc>
           <w:tcPr>
-            <w:tcW w:w="2382" w:type="dxa"/>
+            <w:tcW w:w="2315" w:type="dxa"/>
             <w:shd w:val="clear" w:color="auto" w:fill="auto"/>
           </w:tcPr>
           <w:p>
             <w:pPr>
+              <w:ind w:right="-102"/>
               <w:jc w:val="right"/>
+              <w:rPr>
+                <w:rFonts w:ascii="TH SarabunIT๙" w:hAnsi="TH SarabunIT๙" w:cs="TH SarabunIT๙"/>
+                <w:spacing w:val="4"/>
+                <w:sz w:val="34"/>
+                <w:szCs w:val="34"/>
+              </w:rPr>
             </w:pPr>
             <w:r>
               <w:rPr>
-                <w:rFonts w:ascii="TH SarabunPSK" w:hAnsi="TH SarabunPSK" w:cs="TH SarabunPSK"/>
-                <w:spacing w:val="4"/>
-                <w:sz w:val="34"/>
-                <w:szCs w:val="34"/>
-              </w:rPr>
-              <w:t>${price_n9}</w:t>
-            </w:r>
-          </w:p>
-        </w:tc>
-      </w:tr>
-      <w:tr>
-        <w:tc>
-          <w:tcPr>
-            <w:tcW w:w="943" w:type="dxa"/>
-            <w:shd w:val="clear" w:color="auto" w:fill="auto"/>
-          </w:tcPr>
-          <w:p>
-            <w:pPr>
-              <w:jc w:val="right"/>
-            </w:pPr>
-            <w:r>
-              <w:rPr>
-                <w:rFonts w:ascii="TH SarabunIT๙" w:hAnsi="TH SarabunIT๙" w:cs="TH SarabunIT๙"/>
-                <w:spacing w:val="4"/>
-                <w:sz w:val="34"/>
-                <w:szCs w:val="34"/>
-              </w:rPr>
-              <w:t>${n10}</w:t>
-            </w:r>
-          </w:p>
-        </w:tc>
-        <w:tc>
-          <w:tcPr>
-            <w:tcW w:w="3909" w:type="dxa"/>
-            <w:shd w:val="clear" w:color="auto" w:fill="auto"/>
-          </w:tcPr>
-          <w:p>
-            <w:pPr>
-              <w:ind w:right="-6"/>
-              <w:jc w:val="thaiDistribute"/>
-              <w:rPr>
-                <w:rFonts w:ascii="TH SarabunPSK" w:hAnsi="TH SarabunPSK" w:cs="TH SarabunPSK"/>
-                <w:spacing w:val="4"/>
-                <w:sz w:val="34"/>
-                <w:szCs w:val="34"/>
-              </w:rPr>
-            </w:pPr>
-            <w:r>
-              <w:rPr>
-                <w:rFonts w:ascii="TH SarabunPSK" w:hAnsi="TH SarabunPSK" w:cs="TH SarabunPSK"/>
-                <w:spacing w:val="4"/>
-                <w:sz w:val="34"/>
-                <w:szCs w:val="34"/>
-              </w:rPr>
-              <w:t>${name_n10}</w:t>
-            </w:r>
-          </w:p>
-        </w:tc>
-        <w:tc>
-          <w:tcPr>
-            <w:tcW w:w="1543" w:type="dxa"/>
-            <w:shd w:val="clear" w:color="auto" w:fill="auto"/>
-          </w:tcPr>
-          <w:p>
-            <w:pPr>
-              <w:jc w:val="right"/>
-            </w:pPr>
-            <w:r>
-              <w:rPr>
-                <w:rFonts w:ascii="TH SarabunPSK" w:hAnsi="TH SarabunPSK" w:cs="TH SarabunPSK"/>
-                <w:spacing w:val="4"/>
-                <w:sz w:val="34"/>
-                <w:szCs w:val="34"/>
-              </w:rPr>
-              <w:t>${t3_n10}</w:t>
-            </w:r>
-          </w:p>
-        </w:tc>
-        <w:tc>
-          <w:tcPr>
-            <w:tcW w:w="2382" w:type="dxa"/>
-            <w:shd w:val="clear" w:color="auto" w:fill="auto"/>
-          </w:tcPr>
-          <w:p>
-            <w:pPr>
-              <w:jc w:val="right"/>
-            </w:pPr>
-            <w:r>
-              <w:rPr>
-                <w:rFonts w:ascii="TH SarabunPSK" w:hAnsi="TH SarabunPSK" w:cs="TH SarabunPSK"/>
-                <w:spacing w:val="4"/>
-                <w:sz w:val="34"/>
-                <w:szCs w:val="34"/>
-              </w:rPr>
-              <w:t>${price_n10}</w:t>
-            </w:r>
-          </w:p>
-        </w:tc>
-      </w:tr>
-      <w:tr>
-        <w:tc>
-          <w:tcPr>
-            <w:tcW w:w="943" w:type="dxa"/>
-            <w:shd w:val="clear" w:color="auto" w:fill="auto"/>
-          </w:tcPr>
-          <w:p>
-            <w:pPr>
-              <w:jc w:val="right"/>
-            </w:pPr>
-            <w:r>
-              <w:rPr>
-                <w:rFonts w:ascii="TH SarabunIT๙" w:hAnsi="TH SarabunIT๙" w:cs="TH SarabunIT๙"/>
-                <w:spacing w:val="4"/>
-                <w:sz w:val="34"/>
-                <w:szCs w:val="34"/>
-              </w:rPr>
-              <w:t>${n11}</w:t>
-            </w:r>
-          </w:p>
-        </w:tc>
-        <w:tc>
-          <w:tcPr>
-            <w:tcW w:w="3909" w:type="dxa"/>
-            <w:shd w:val="clear" w:color="auto" w:fill="auto"/>
-          </w:tcPr>
-          <w:p>
-            <w:pPr>
-              <w:ind w:right="-6"/>
-              <w:jc w:val="thaiDistribute"/>
-              <w:rPr>
-                <w:rFonts w:ascii="TH SarabunPSK" w:hAnsi="TH SarabunPSK" w:cs="TH SarabunPSK"/>
-                <w:spacing w:val="4"/>
-                <w:sz w:val="34"/>
-                <w:szCs w:val="34"/>
-              </w:rPr>
-            </w:pPr>
-            <w:r>
-              <w:rPr>
-                <w:rFonts w:ascii="TH SarabunPSK" w:hAnsi="TH SarabunPSK" w:cs="TH SarabunPSK"/>
-                <w:spacing w:val="4"/>
-                <w:sz w:val="34"/>
-                <w:szCs w:val="34"/>
-              </w:rPr>
-              <w:t>${name_n11}</w:t>
-            </w:r>
-          </w:p>
-        </w:tc>
-        <w:tc>
-          <w:tcPr>
-            <w:tcW w:w="1543" w:type="dxa"/>
-            <w:shd w:val="clear" w:color="auto" w:fill="auto"/>
-          </w:tcPr>
-          <w:p>
-            <w:pPr>
-              <w:jc w:val="right"/>
-            </w:pPr>
-            <w:r>
-              <w:rPr>
-                <w:rFonts w:ascii="TH SarabunPSK" w:hAnsi="TH SarabunPSK" w:cs="TH SarabunPSK"/>
-                <w:spacing w:val="4"/>
-                <w:sz w:val="34"/>
-                <w:szCs w:val="34"/>
-              </w:rPr>
-              <w:t>${t3_n11}</w:t>
-            </w:r>
-          </w:p>
-        </w:tc>
-        <w:tc>
-          <w:tcPr>
-            <w:tcW w:w="2382" w:type="dxa"/>
-            <w:shd w:val="clear" w:color="auto" w:fill="auto"/>
-          </w:tcPr>
-          <w:p>
-            <w:pPr>
-              <w:jc w:val="right"/>
-            </w:pPr>
-            <w:r>
-              <w:rPr>
-                <w:rFonts w:ascii="TH SarabunPSK" w:hAnsi="TH SarabunPSK" w:cs="TH SarabunPSK"/>
-                <w:spacing w:val="4"/>
-                <w:sz w:val="34"/>
-                <w:szCs w:val="34"/>
-              </w:rPr>
-              <w:t>${price_n11}</w:t>
-            </w:r>
-          </w:p>
-        </w:tc>
-      </w:tr>
-      <w:tr>
-        <w:tc>
-          <w:tcPr>
-            <w:tcW w:w="943" w:type="dxa"/>
-            <w:shd w:val="clear" w:color="auto" w:fill="auto"/>
-          </w:tcPr>
-          <w:p>
-            <w:pPr>
-              <w:jc w:val="right"/>
-            </w:pPr>
-            <w:r>
-              <w:rPr>
-                <w:rFonts w:ascii="TH SarabunIT๙" w:hAnsi="TH SarabunIT๙" w:cs="TH SarabunIT๙"/>
-                <w:spacing w:val="4"/>
-                <w:sz w:val="34"/>
-                <w:szCs w:val="34"/>
-              </w:rPr>
-              <w:t>${n12}</w:t>
-            </w:r>
-          </w:p>
-        </w:tc>
-        <w:tc>
-          <w:tcPr>
-            <w:tcW w:w="3909" w:type="dxa"/>
-            <w:shd w:val="clear" w:color="auto" w:fill="auto"/>
-          </w:tcPr>
-          <w:p>
-            <w:pPr>
-              <w:ind w:right="-6"/>
-              <w:jc w:val="thaiDistribute"/>
-              <w:rPr>
-                <w:rFonts w:ascii="TH SarabunPSK" w:hAnsi="TH SarabunPSK" w:cs="TH SarabunPSK"/>
-                <w:spacing w:val="4"/>
-                <w:sz w:val="34"/>
-                <w:szCs w:val="34"/>
-              </w:rPr>
-            </w:pPr>
-            <w:r>
-              <w:rPr>
-                <w:rFonts w:ascii="TH SarabunPSK" w:hAnsi="TH SarabunPSK" w:cs="TH SarabunPSK"/>
-                <w:spacing w:val="4"/>
-                <w:sz w:val="34"/>
-                <w:szCs w:val="34"/>
-              </w:rPr>
-              <w:t>${name_n12}</w:t>
-            </w:r>
-          </w:p>
-        </w:tc>
-        <w:tc>
-          <w:tcPr>
-            <w:tcW w:w="1543" w:type="dxa"/>
-            <w:shd w:val="clear" w:color="auto" w:fill="auto"/>
-          </w:tcPr>
-          <w:p>
-            <w:pPr>
-              <w:jc w:val="right"/>
-            </w:pPr>
-            <w:r>
-              <w:rPr>
-                <w:rFonts w:ascii="TH SarabunPSK" w:hAnsi="TH SarabunPSK" w:cs="TH SarabunPSK"/>
-                <w:spacing w:val="4"/>
-                <w:sz w:val="34"/>
-                <w:szCs w:val="34"/>
-              </w:rPr>
-              <w:t>${t3_n12}</w:t>
-            </w:r>
-          </w:p>
-        </w:tc>
-        <w:tc>
-          <w:tcPr>
-            <w:tcW w:w="2382" w:type="dxa"/>
-            <w:shd w:val="clear" w:color="auto" w:fill="auto"/>
-          </w:tcPr>
-          <w:p>
-            <w:pPr>
-              <w:jc w:val="right"/>
-            </w:pPr>
-            <w:r>
-              <w:rPr>
-                <w:rFonts w:ascii="TH SarabunPSK" w:hAnsi="TH SarabunPSK" w:cs="TH SarabunPSK"/>
-                <w:spacing w:val="4"/>
-                <w:sz w:val="34"/>
-                <w:szCs w:val="34"/>
-              </w:rPr>
-              <w:t>${price_n12}</w:t>
-            </w:r>
-          </w:p>
-        </w:tc>
-      </w:tr>
-      <w:tr>
-        <w:tc>
-          <w:tcPr>
-            <w:tcW w:w="943" w:type="dxa"/>
-            <w:shd w:val="clear" w:color="auto" w:fill="auto"/>
-          </w:tcPr>
-          <w:p>
-            <w:pPr>
-              <w:jc w:val="right"/>
-            </w:pPr>
-            <w:r>
-              <w:rPr>
-                <w:rFonts w:ascii="TH SarabunIT๙" w:hAnsi="TH SarabunIT๙" w:cs="TH SarabunIT๙"/>
-                <w:spacing w:val="4"/>
-                <w:sz w:val="34"/>
-                <w:szCs w:val="34"/>
-              </w:rPr>
-              <w:t>${n13}</w:t>
-            </w:r>
-          </w:p>
-        </w:tc>
-        <w:tc>
-          <w:tcPr>
-            <w:tcW w:w="3909" w:type="dxa"/>
-            <w:shd w:val="clear" w:color="auto" w:fill="auto"/>
-          </w:tcPr>
-          <w:p>
-            <w:pPr>
-              <w:ind w:right="-6"/>
-              <w:jc w:val="thaiDistribute"/>
-              <w:rPr>
-                <w:rFonts w:ascii="TH SarabunPSK" w:hAnsi="TH SarabunPSK" w:cs="TH SarabunPSK"/>
-                <w:spacing w:val="4"/>
-                <w:sz w:val="34"/>
-                <w:szCs w:val="34"/>
-              </w:rPr>
-            </w:pPr>
-            <w:r>
-              <w:rPr>
-                <w:rFonts w:ascii="TH SarabunPSK" w:hAnsi="TH SarabunPSK" w:cs="TH SarabunPSK"/>
-                <w:spacing w:val="4"/>
-                <w:sz w:val="34"/>
-                <w:szCs w:val="34"/>
-              </w:rPr>
-              <w:t>${name_n13}</w:t>
-            </w:r>
-          </w:p>
-        </w:tc>
-        <w:tc>
-          <w:tcPr>
-            <w:tcW w:w="1543" w:type="dxa"/>
-            <w:shd w:val="clear" w:color="auto" w:fill="auto"/>
-          </w:tcPr>
-          <w:p>
-            <w:pPr>
-              <w:jc w:val="right"/>
-            </w:pPr>
-            <w:r>
-              <w:rPr>
-                <w:rFonts w:ascii="TH SarabunPSK" w:hAnsi="TH SarabunPSK" w:cs="TH SarabunPSK"/>
-                <w:spacing w:val="4"/>
-                <w:sz w:val="34"/>
-                <w:szCs w:val="34"/>
-              </w:rPr>
-              <w:t>${t3_n13}</w:t>
-            </w:r>
-          </w:p>
-        </w:tc>
-        <w:tc>
-          <w:tcPr>
-            <w:tcW w:w="2382" w:type="dxa"/>
-            <w:shd w:val="clear" w:color="auto" w:fill="auto"/>
-          </w:tcPr>
-          <w:p>
-            <w:pPr>
-              <w:jc w:val="right"/>
-            </w:pPr>
-            <w:r>
-              <w:rPr>
-                <w:rFonts w:ascii="TH SarabunPSK" w:hAnsi="TH SarabunPSK" w:cs="TH SarabunPSK"/>
-                <w:spacing w:val="4"/>
-                <w:sz w:val="34"/>
-                <w:szCs w:val="34"/>
-              </w:rPr>
-              <w:t>${price_n13}</w:t>
-            </w:r>
-          </w:p>
-        </w:tc>
-      </w:tr>
-      <w:tr>
-        <w:tc>
-          <w:tcPr>
-            <w:tcW w:w="943" w:type="dxa"/>
-            <w:shd w:val="clear" w:color="auto" w:fill="auto"/>
-          </w:tcPr>
-          <w:p>
-            <w:pPr>
-              <w:jc w:val="right"/>
-            </w:pPr>
-            <w:r>
-              <w:rPr>
-                <w:rFonts w:ascii="TH SarabunIT๙" w:hAnsi="TH SarabunIT๙" w:cs="TH SarabunIT๙"/>
-                <w:spacing w:val="4"/>
-                <w:sz w:val="34"/>
-                <w:szCs w:val="34"/>
-              </w:rPr>
-              <w:t>${n14}</w:t>
-            </w:r>
-          </w:p>
-        </w:tc>
-        <w:tc>
-          <w:tcPr>
-            <w:tcW w:w="3909" w:type="dxa"/>
-            <w:shd w:val="clear" w:color="auto" w:fill="auto"/>
-          </w:tcPr>
-          <w:p>
-            <w:pPr>
-              <w:ind w:right="-6"/>
-              <w:jc w:val="thaiDistribute"/>
-              <w:rPr>
-                <w:rFonts w:ascii="TH SarabunPSK" w:hAnsi="TH SarabunPSK" w:cs="TH SarabunPSK"/>
-                <w:spacing w:val="4"/>
-                <w:sz w:val="34"/>
-                <w:szCs w:val="34"/>
-              </w:rPr>
-            </w:pPr>
-            <w:r>
-              <w:rPr>
-                <w:rFonts w:ascii="TH SarabunPSK" w:hAnsi="TH SarabunPSK" w:cs="TH SarabunPSK"/>
-                <w:spacing w:val="4"/>
-                <w:sz w:val="34"/>
-                <w:szCs w:val="34"/>
-              </w:rPr>
-              <w:t>${name_n14}</w:t>
-            </w:r>
-          </w:p>
-        </w:tc>
-        <w:tc>
-          <w:tcPr>
-            <w:tcW w:w="1543" w:type="dxa"/>
-            <w:shd w:val="clear" w:color="auto" w:fill="auto"/>
-          </w:tcPr>
-          <w:p>
-            <w:pPr>
-              <w:jc w:val="right"/>
-            </w:pPr>
-            <w:r>
-              <w:rPr>
-                <w:rFonts w:ascii="TH SarabunPSK" w:hAnsi="TH SarabunPSK" w:cs="TH SarabunPSK"/>
-                <w:spacing w:val="4"/>
-                <w:sz w:val="34"/>
-                <w:szCs w:val="34"/>
-              </w:rPr>
-              <w:t>${t3_n14}</w:t>
-            </w:r>
-          </w:p>
-        </w:tc>
-        <w:tc>
-          <w:tcPr>
-            <w:tcW w:w="2382" w:type="dxa"/>
-            <w:shd w:val="clear" w:color="auto" w:fill="auto"/>
-          </w:tcPr>
-          <w:p>
-            <w:pPr>
-              <w:jc w:val="right"/>
-            </w:pPr>
-            <w:r>
-              <w:rPr>
-                <w:rFonts w:ascii="TH SarabunPSK" w:hAnsi="TH SarabunPSK" w:cs="TH SarabunPSK"/>
-                <w:spacing w:val="4"/>
-                <w:sz w:val="34"/>
-                <w:szCs w:val="34"/>
-              </w:rPr>
-              <w:t>${price_n14}</w:t>
+                <w:rFonts w:ascii="TH SarabunIT๙" w:hAnsi="TH SarabunIT๙" w:cs="TH SarabunIT๙"/>
+                <w:spacing w:val="4"/>
+                <w:sz w:val="34"/>
+                <w:szCs w:val="34"/>
+              </w:rPr>
+              <w:t>6,600.00.-บาท</w:t>
             </w:r>
           </w:p>
         </w:tc>
@@ -2857,12 +2668,49 @@
     <w:p>
       <w:pPr>
         <w:spacing w:before="240"/>
+        <w:jc w:val="right"/>
+        <w:rPr>
+          <w:rFonts w:ascii="TH SarabunIT๙" w:hAnsi="TH SarabunIT๙" w:cs="TH SarabunIT๙"/>
+          <w:sz w:val="34"/>
+          <w:szCs w:val="34"/>
+        </w:rPr>
+      </w:pPr>
+      <w:r>
+        <w:rPr>
+          <w:rFonts w:ascii="TH SarabunIT๙" w:hAnsi="TH SarabunIT๙" w:cs="TH SarabunIT๙"/>
+          <w:spacing w:val="4"/>
+          <w:sz w:val="34"/>
+          <w:szCs w:val="34"/>
+        </w:rPr>
+        <w:t>14.</w:t>
+      </w:r>
+      <w:r>
+        <w:rPr>
+          <w:rFonts w:ascii="TH SarabunIT๙" w:hAnsi="TH SarabunIT๙" w:cs="TH SarabunIT๙"/>
+          <w:sz w:val="34"/>
+          <w:szCs w:val="34"/>
+        </w:rPr>
+        <w:t xml:space="preserve"> นางสาวพจนา เทพพิชิตสมุทร</w:t>
+      </w:r>
+      <w:r>
+        <w:rPr>
+          <w:rFonts w:ascii="TH SarabunIT๙" w:hAnsi="TH SarabunIT๙" w:cs="TH SarabunIT๙"/>
+          <w:sz w:val="34"/>
+          <w:szCs w:val="34"/>
+          <w:cs/>
+        </w:rPr>
+        <w:t>…</w:t>
+      </w:r>
+    </w:p>
+    <w:p>
+      <w:pPr>
+        <w:spacing w:before="240"/>
         <w:rPr>
           <w:rFonts w:ascii="TH SarabunIT๙" w:hAnsi="TH SarabunIT๙" w:cs="TH SarabunIT๙"/>
           <w:b/>
           <w:bCs/>
-          <w:sz w:val="34"/>
-          <w:szCs w:val="34"/>
+          <w:sz w:val="58"/>
+          <w:szCs w:val="58"/>
           <w:cs/>
         </w:rPr>
       </w:pPr>
@@ -2876,7 +2724,7 @@
           <w:cs/>
         </w:rPr>
         <w:lastRenderedPageBreak/>
-        <w:t xml:space="preserve">                            </w:t>
+        <w:t xml:space="preserve">                          </w:t>
       </w:r>
       <w:r>
         <w:rPr>
@@ -2887,15 +2735,48 @@
           <w:szCs w:val="58"/>
           <w:cs/>
         </w:rPr>
-        <w:t xml:space="preserve">บันทึกข้อความ                  </w:t>
+        <w:t xml:space="preserve">บันทึกข้อความ </w:t>
       </w:r>
       <w:r>
         <w:rPr>
           <w:rFonts w:ascii="TH SarabunIT๙" w:hAnsi="TH SarabunIT๙" w:cs="TH SarabunIT๙" w:hint="cs"/>
           <w:b/>
           <w:bCs/>
-          <w:sz w:val="34"/>
-          <w:szCs w:val="34"/>
+          <w:sz w:val="58"/>
+          <w:szCs w:val="58"/>
+          <w:cs/>
+        </w:rPr>
+        <w:t>(ต่อ)</w:t>
+      </w:r>
+      <w:r>
+        <w:rPr>
+          <w:rFonts w:ascii="TH SarabunIT๙" w:hAnsi="TH SarabunIT๙" w:cs="TH SarabunIT๙"/>
+          <w:b/>
+          <w:bCs/>
+          <w:sz w:val="58"/>
+          <w:szCs w:val="58"/>
+          <w:cs/>
+        </w:rPr>
+        <w:t xml:space="preserve">   </w:t>
+      </w:r>
+      <w:r>
+        <w:rPr>
+          <w:rFonts w:ascii="TH SarabunIT๙" w:hAnsi="TH SarabunIT๙" w:cs="TH SarabunIT๙"/>
+          <w:b/>
+          <w:bCs/>
+          <w:sz w:val="58"/>
+          <w:szCs w:val="58"/>
+          <w:cs/>
+        </w:rPr>
+        <w:t xml:space="preserve">   </w:t>
+      </w:r>
+      <w:r>
+        <w:rPr>
+          <w:rFonts w:ascii="TH SarabunIT๙" w:hAnsi="TH SarabunIT๙" w:cs="TH SarabunIT๙" w:hint="cs"/>
+          <w:b/>
+          <w:bCs/>
+          <w:sz w:val="58"/>
+          <w:szCs w:val="58"/>
           <w:cs/>
         </w:rPr>
         <w:t>แผ่นที่ 2</w:t>
@@ -2928,54 +2809,25 @@
           <w:szCs w:val="34"/>
           <w:cs/>
         </w:rPr>
+        <w:t xml:space="preserve">  </w:t>
+      </w:r>
+      <w:r>
+        <w:rPr>
+          <w:rFonts w:ascii="TH SarabunIT๙" w:hAnsi="TH SarabunIT๙" w:cs="TH SarabunIT๙"/>
+          <w:sz w:val="34"/>
+          <w:szCs w:val="34"/>
+          <w:cs/>
+        </w:rPr>
+        <w:t>ขออนุมัติเบิกเงินจากค่าใช้จ่ายด้านบริหารจัดการ</w:t>
+      </w:r>
+      <w:r>
+        <w:rPr>
+          <w:rFonts w:ascii="TH SarabunIT๙" w:hAnsi="TH SarabunIT๙" w:cs="TH SarabunIT๙"/>
+          <w:sz w:val="34"/>
+          <w:szCs w:val="34"/>
+          <w:cs/>
+        </w:rPr>
         <w:t xml:space="preserve"> </w:t>
-      </w:r>
-      <w:r>
-        <w:rPr>
-          <w:rFonts w:ascii="TH SarabunIT๙" w:hAnsi="TH SarabunIT๙" w:cs="TH SarabunIT๙"/>
-          <w:sz w:val="34"/>
-          <w:szCs w:val="34"/>
-          <w:cs/>
-        </w:rPr>
-        <w:tab/>
-      </w:r>
-      <w:r>
-        <w:rPr>
-          <w:rFonts w:ascii="TH SarabunIT๙" w:hAnsi="TH SarabunIT๙" w:cs="TH SarabunIT๙"/>
-          <w:sz w:val="34"/>
-          <w:szCs w:val="34"/>
-          <w:u w:val="dotted"/>
-          <w:cs/>
-        </w:rPr>
-        <w:t>ขออนุมัติเบิกเงินจากค่าใช้จ่ายด้านบริหารจัดการ</w:t>
-      </w:r>
-      <w:r>
-        <w:rPr>
-          <w:rFonts w:ascii="TH SarabunIT๙" w:hAnsi="TH SarabunIT๙" w:cs="TH SarabunIT๙" w:hint="cs"/>
-          <w:sz w:val="34"/>
-          <w:szCs w:val="34"/>
-          <w:u w:val="dotted"/>
-          <w:cs/>
-        </w:rPr>
-        <w:t xml:space="preserve">                                                     </w:t>
-      </w:r>
-      <w:r>
-        <w:rPr>
-          <w:rFonts w:ascii="TH SarabunIT๙" w:hAnsi="TH SarabunIT๙" w:cs="TH SarabunIT๙" w:hint="cs"/>
-          <w:sz w:val="34"/>
-          <w:szCs w:val="34"/>
-          <w:cs/>
-        </w:rPr>
-        <w:t>.</w:t>
-      </w:r>
-      <w:r>
-        <w:rPr>
-          <w:rFonts w:ascii="TH SarabunIT๙" w:hAnsi="TH SarabunIT๙" w:cs="TH SarabunIT๙"/>
-          <w:sz w:val="34"/>
-          <w:szCs w:val="34"/>
-          <w:cs/>
-        </w:rPr>
-        <w:t xml:space="preserve">  </w:t>
       </w:r>
     </w:p>
     <w:tbl>
@@ -2994,19 +2846,25 @@
         <w:tblLook w:val="04A0" w:firstRow="1" w:lastRow="0" w:firstColumn="1" w:lastColumn="0" w:noHBand="0" w:noVBand="1"/>
       </w:tblPr>
       <w:tblGrid>
-        <w:gridCol w:w="944"/>
-        <w:gridCol w:w="3918"/>
-        <w:gridCol w:w="1543"/>
-        <w:gridCol w:w="2382"/>
+        <w:gridCol w:w="943"/>
+        <w:gridCol w:w="3731"/>
+        <w:gridCol w:w="1517"/>
+        <w:gridCol w:w="2313"/>
       </w:tblGrid>
       <w:tr>
         <w:tc>
           <w:tcPr>
-            <w:tcW w:w="944" w:type="dxa"/>
+            <w:tcW w:w="943" w:type="dxa"/>
           </w:tcPr>
           <w:p>
             <w:pPr>
               <w:jc w:val="right"/>
+              <w:rPr>
+                <w:rFonts w:ascii="TH SarabunIT๙" w:hAnsi="TH SarabunIT๙" w:cs="TH SarabunIT๙"/>
+                <w:spacing w:val="4"/>
+                <w:sz w:val="34"/>
+                <w:szCs w:val="34"/>
+              </w:rPr>
             </w:pPr>
             <w:r>
               <w:rPr>
@@ -3015,13 +2873,13 @@
                 <w:sz w:val="34"/>
                 <w:szCs w:val="34"/>
               </w:rPr>
-              <w:t>${n15}</w:t>
+              <w:t>14.</w:t>
             </w:r>
           </w:p>
         </w:tc>
         <w:tc>
           <w:tcPr>
-            <w:tcW w:w="3918" w:type="dxa"/>
+            <w:tcW w:w="3731" w:type="dxa"/>
             <w:shd w:val="clear" w:color="auto" w:fill="auto"/>
           </w:tcPr>
           <w:p>
@@ -3029,7 +2887,7 @@
               <w:ind w:right="-6"/>
               <w:jc w:val="thaiDistribute"/>
               <w:rPr>
-                <w:rFonts w:ascii="TH SarabunPSK" w:hAnsi="TH SarabunPSK" w:cs="TH SarabunPSK"/>
+                <w:rFonts w:ascii="TH SarabunIT๙" w:hAnsi="TH SarabunIT๙" w:cs="TH SarabunIT๙"/>
                 <w:spacing w:val="4"/>
                 <w:sz w:val="34"/>
                 <w:szCs w:val="34"/>
@@ -3037,138 +2895,63 @@
             </w:pPr>
             <w:r>
               <w:rPr>
-                <w:rFonts w:ascii="TH SarabunPSK" w:hAnsi="TH SarabunPSK" w:cs="TH SarabunPSK"/>
-                <w:spacing w:val="4"/>
-                <w:sz w:val="34"/>
-                <w:szCs w:val="34"/>
-              </w:rPr>
-              <w:t>${name_n15}</w:t>
+                <w:rFonts w:ascii="TH SarabunIT๙" w:hAnsi="TH SarabunIT๙" w:cs="TH SarabunIT๙"/>
+                <w:spacing w:val="4"/>
+                <w:sz w:val="34"/>
+                <w:szCs w:val="34"/>
+              </w:rPr>
+              <w:t>นางสาวพจนา เทพพิชิตสมุทร</w:t>
             </w:r>
           </w:p>
         </w:tc>
         <w:tc>
           <w:tcPr>
-            <w:tcW w:w="1543" w:type="dxa"/>
+            <w:tcW w:w="1517" w:type="dxa"/>
           </w:tcPr>
           <w:p>
             <w:pPr>
               <w:jc w:val="right"/>
+              <w:rPr>
+                <w:rFonts w:ascii="TH SarabunIT๙" w:hAnsi="TH SarabunIT๙" w:cs="TH SarabunIT๙"/>
+                <w:spacing w:val="4"/>
+                <w:sz w:val="34"/>
+                <w:szCs w:val="34"/>
+              </w:rPr>
             </w:pPr>
             <w:r>
               <w:rPr>
-                <w:rFonts w:ascii="TH SarabunPSK" w:hAnsi="TH SarabunPSK" w:cs="TH SarabunPSK"/>
-                <w:spacing w:val="4"/>
-                <w:sz w:val="34"/>
-                <w:szCs w:val="34"/>
-              </w:rPr>
-              <w:t>${t3_n15}</w:t>
+                <w:rFonts w:ascii="TH SarabunIT๙" w:hAnsi="TH SarabunIT๙" w:cs="TH SarabunIT๙"/>
+                <w:spacing w:val="4"/>
+                <w:sz w:val="34"/>
+                <w:szCs w:val="34"/>
+              </w:rPr>
+              <w:t>จำนวนเงิน</w:t>
             </w:r>
           </w:p>
         </w:tc>
         <w:tc>
           <w:tcPr>
-            <w:tcW w:w="2382" w:type="dxa"/>
+            <w:tcW w:w="2313" w:type="dxa"/>
           </w:tcPr>
           <w:p>
             <w:pPr>
+              <w:ind w:right="-102"/>
               <w:jc w:val="right"/>
+              <w:rPr>
+                <w:rFonts w:ascii="TH SarabunIT๙" w:hAnsi="TH SarabunIT๙" w:cs="TH SarabunIT๙"/>
+                <w:spacing w:val="4"/>
+                <w:sz w:val="34"/>
+                <w:szCs w:val="34"/>
+              </w:rPr>
             </w:pPr>
             <w:r>
               <w:rPr>
-                <w:rFonts w:ascii="TH SarabunPSK" w:hAnsi="TH SarabunPSK" w:cs="TH SarabunPSK"/>
-                <w:spacing w:val="4"/>
-                <w:sz w:val="34"/>
-                <w:szCs w:val="34"/>
-              </w:rPr>
-              <w:t>${price_n15}</w:t>
-            </w:r>
-          </w:p>
-        </w:tc>
-        <w:bookmarkStart w:id="0" w:name="_GoBack"/>
-        <w:bookmarkEnd w:id="0"/>
-      </w:tr>
-      <w:tr>
-        <w:tc>
-          <w:tcPr>
-            <w:tcW w:w="944" w:type="dxa"/>
-          </w:tcPr>
-          <w:p>
-            <w:pPr>
-              <w:jc w:val="right"/>
-            </w:pPr>
-            <w:r>
-              <w:rPr>
-                <w:rFonts w:ascii="TH SarabunIT๙" w:hAnsi="TH SarabunIT๙" w:cs="TH SarabunIT๙"/>
-                <w:spacing w:val="4"/>
-                <w:sz w:val="34"/>
-                <w:szCs w:val="34"/>
-              </w:rPr>
-              <w:t>${n16}</w:t>
-            </w:r>
-          </w:p>
-        </w:tc>
-        <w:tc>
-          <w:tcPr>
-            <w:tcW w:w="3918" w:type="dxa"/>
-            <w:shd w:val="clear" w:color="auto" w:fill="auto"/>
-          </w:tcPr>
-          <w:p>
-            <w:pPr>
-              <w:ind w:right="-6"/>
-              <w:jc w:val="thaiDistribute"/>
-              <w:rPr>
-                <w:rFonts w:ascii="TH SarabunPSK" w:hAnsi="TH SarabunPSK" w:cs="TH SarabunPSK"/>
-                <w:spacing w:val="4"/>
-                <w:sz w:val="34"/>
-                <w:szCs w:val="34"/>
-              </w:rPr>
-            </w:pPr>
-            <w:r>
-              <w:rPr>
-                <w:rFonts w:ascii="TH SarabunPSK" w:hAnsi="TH SarabunPSK" w:cs="TH SarabunPSK"/>
-                <w:spacing w:val="4"/>
-                <w:sz w:val="34"/>
-                <w:szCs w:val="34"/>
-              </w:rPr>
-              <w:t>${name_n16}</w:t>
-            </w:r>
-          </w:p>
-        </w:tc>
-        <w:tc>
-          <w:tcPr>
-            <w:tcW w:w="1543" w:type="dxa"/>
-          </w:tcPr>
-          <w:p>
-            <w:pPr>
-              <w:jc w:val="right"/>
-            </w:pPr>
-            <w:r>
-              <w:rPr>
-                <w:rFonts w:ascii="TH SarabunPSK" w:hAnsi="TH SarabunPSK" w:cs="TH SarabunPSK"/>
-                <w:spacing w:val="4"/>
-                <w:sz w:val="34"/>
-                <w:szCs w:val="34"/>
-              </w:rPr>
-              <w:t>${t3_n16}</w:t>
-            </w:r>
-          </w:p>
-        </w:tc>
-        <w:tc>
-          <w:tcPr>
-            <w:tcW w:w="2382" w:type="dxa"/>
-          </w:tcPr>
-          <w:p>
-            <w:pPr>
-              <w:jc w:val="right"/>
-            </w:pPr>
-            <w:r>
-              <w:rPr>
-                <w:rFonts w:ascii="TH SarabunPSK" w:hAnsi="TH SarabunPSK" w:cs="TH SarabunPSK"/>
-                <w:spacing w:val="4"/>
-                <w:sz w:val="34"/>
-                <w:szCs w:val="34"/>
-              </w:rPr>
-              <w:t>${price_n16}</w:t>
+                <w:rFonts w:ascii="TH SarabunIT๙" w:hAnsi="TH SarabunIT๙" w:cs="TH SarabunIT๙"/>
+                <w:spacing w:val="4"/>
+                <w:sz w:val="34"/>
+                <w:szCs w:val="34"/>
+              </w:rPr>
+              <w:t>5,400.00.-บาท</w:t>
             </w:r>
           </w:p>
         </w:tc>
@@ -3176,11 +2959,17 @@
       <w:tr>
         <w:tc>
           <w:tcPr>
-            <w:tcW w:w="944" w:type="dxa"/>
+            <w:tcW w:w="943" w:type="dxa"/>
           </w:tcPr>
           <w:p>
             <w:pPr>
               <w:jc w:val="right"/>
+              <w:rPr>
+                <w:rFonts w:ascii="TH SarabunIT๙" w:hAnsi="TH SarabunIT๙" w:cs="TH SarabunIT๙"/>
+                <w:spacing w:val="4"/>
+                <w:sz w:val="34"/>
+                <w:szCs w:val="34"/>
+              </w:rPr>
             </w:pPr>
             <w:r>
               <w:rPr>
@@ -3189,13 +2978,13 @@
                 <w:sz w:val="34"/>
                 <w:szCs w:val="34"/>
               </w:rPr>
-              <w:t>${n17}</w:t>
+              <w:t>15.</w:t>
             </w:r>
           </w:p>
         </w:tc>
         <w:tc>
           <w:tcPr>
-            <w:tcW w:w="3918" w:type="dxa"/>
+            <w:tcW w:w="3731" w:type="dxa"/>
             <w:shd w:val="clear" w:color="auto" w:fill="auto"/>
           </w:tcPr>
           <w:p>
@@ -3203,7 +2992,7 @@
               <w:ind w:right="-6"/>
               <w:jc w:val="thaiDistribute"/>
               <w:rPr>
-                <w:rFonts w:ascii="TH SarabunPSK" w:hAnsi="TH SarabunPSK" w:cs="TH SarabunPSK"/>
+                <w:rFonts w:ascii="TH SarabunIT๙" w:hAnsi="TH SarabunIT๙" w:cs="TH SarabunIT๙"/>
                 <w:spacing w:val="4"/>
                 <w:sz w:val="34"/>
                 <w:szCs w:val="34"/>
@@ -3211,50 +3000,63 @@
             </w:pPr>
             <w:r>
               <w:rPr>
-                <w:rFonts w:ascii="TH SarabunPSK" w:hAnsi="TH SarabunPSK" w:cs="TH SarabunPSK"/>
-                <w:spacing w:val="4"/>
-                <w:sz w:val="34"/>
-                <w:szCs w:val="34"/>
-              </w:rPr>
-              <w:t>${name_n17}</w:t>
+                <w:rFonts w:ascii="TH SarabunIT๙" w:hAnsi="TH SarabunIT๙" w:cs="TH SarabunIT๙"/>
+                <w:spacing w:val="4"/>
+                <w:sz w:val="34"/>
+                <w:szCs w:val="34"/>
+              </w:rPr>
+              <w:t>นางสาวโชติกา ดีดอนกลาย </w:t>
             </w:r>
           </w:p>
         </w:tc>
         <w:tc>
           <w:tcPr>
-            <w:tcW w:w="1543" w:type="dxa"/>
+            <w:tcW w:w="1517" w:type="dxa"/>
           </w:tcPr>
           <w:p>
             <w:pPr>
               <w:jc w:val="right"/>
+              <w:rPr>
+                <w:rFonts w:ascii="TH SarabunIT๙" w:hAnsi="TH SarabunIT๙" w:cs="TH SarabunIT๙"/>
+                <w:spacing w:val="4"/>
+                <w:sz w:val="34"/>
+                <w:szCs w:val="34"/>
+              </w:rPr>
             </w:pPr>
             <w:r>
               <w:rPr>
-                <w:rFonts w:ascii="TH SarabunPSK" w:hAnsi="TH SarabunPSK" w:cs="TH SarabunPSK"/>
-                <w:spacing w:val="4"/>
-                <w:sz w:val="34"/>
-                <w:szCs w:val="34"/>
-              </w:rPr>
-              <w:t>${t3_n17}</w:t>
+                <w:rFonts w:ascii="TH SarabunIT๙" w:hAnsi="TH SarabunIT๙" w:cs="TH SarabunIT๙"/>
+                <w:spacing w:val="4"/>
+                <w:sz w:val="34"/>
+                <w:szCs w:val="34"/>
+              </w:rPr>
+              <w:t>จำนวนเงิน</w:t>
             </w:r>
           </w:p>
         </w:tc>
         <w:tc>
           <w:tcPr>
-            <w:tcW w:w="2382" w:type="dxa"/>
+            <w:tcW w:w="2313" w:type="dxa"/>
           </w:tcPr>
           <w:p>
             <w:pPr>
+              <w:ind w:right="-102"/>
               <w:jc w:val="right"/>
+              <w:rPr>
+                <w:rFonts w:ascii="TH SarabunIT๙" w:hAnsi="TH SarabunIT๙" w:cs="TH SarabunIT๙"/>
+                <w:spacing w:val="4"/>
+                <w:sz w:val="34"/>
+                <w:szCs w:val="34"/>
+              </w:rPr>
             </w:pPr>
             <w:r>
               <w:rPr>
-                <w:rFonts w:ascii="TH SarabunPSK" w:hAnsi="TH SarabunPSK" w:cs="TH SarabunPSK"/>
-                <w:spacing w:val="4"/>
-                <w:sz w:val="34"/>
-                <w:szCs w:val="34"/>
-              </w:rPr>
-              <w:t>${price_n17}</w:t>
+                <w:rFonts w:ascii="TH SarabunIT๙" w:hAnsi="TH SarabunIT๙" w:cs="TH SarabunIT๙"/>
+                <w:spacing w:val="4"/>
+                <w:sz w:val="34"/>
+                <w:szCs w:val="34"/>
+              </w:rPr>
+              <w:t>5,400.00.-บาท</w:t>
             </w:r>
           </w:p>
         </w:tc>
@@ -3262,11 +3064,17 @@
       <w:tr>
         <w:tc>
           <w:tcPr>
-            <w:tcW w:w="944" w:type="dxa"/>
+            <w:tcW w:w="943" w:type="dxa"/>
           </w:tcPr>
           <w:p>
             <w:pPr>
               <w:jc w:val="right"/>
+              <w:rPr>
+                <w:rFonts w:ascii="TH SarabunIT๙" w:hAnsi="TH SarabunIT๙" w:cs="TH SarabunIT๙"/>
+                <w:spacing w:val="4"/>
+                <w:sz w:val="34"/>
+                <w:szCs w:val="34"/>
+              </w:rPr>
             </w:pPr>
             <w:r>
               <w:rPr>
@@ -3275,13 +3083,13 @@
                 <w:sz w:val="34"/>
                 <w:szCs w:val="34"/>
               </w:rPr>
-              <w:t>${n18}</w:t>
+              <w:t>16.</w:t>
             </w:r>
           </w:p>
         </w:tc>
         <w:tc>
           <w:tcPr>
-            <w:tcW w:w="3918" w:type="dxa"/>
+            <w:tcW w:w="3731" w:type="dxa"/>
             <w:shd w:val="clear" w:color="auto" w:fill="auto"/>
           </w:tcPr>
           <w:p>
@@ -3289,7 +3097,7 @@
               <w:ind w:right="-6"/>
               <w:jc w:val="thaiDistribute"/>
               <w:rPr>
-                <w:rFonts w:ascii="TH SarabunPSK" w:hAnsi="TH SarabunPSK" w:cs="TH SarabunPSK"/>
+                <w:rFonts w:ascii="TH SarabunIT๙" w:hAnsi="TH SarabunIT๙" w:cs="TH SarabunIT๙"/>
                 <w:spacing w:val="4"/>
                 <w:sz w:val="34"/>
                 <w:szCs w:val="34"/>
@@ -3297,50 +3105,63 @@
             </w:pPr>
             <w:r>
               <w:rPr>
-                <w:rFonts w:ascii="TH SarabunPSK" w:hAnsi="TH SarabunPSK" w:cs="TH SarabunPSK"/>
-                <w:spacing w:val="4"/>
-                <w:sz w:val="34"/>
-                <w:szCs w:val="34"/>
-              </w:rPr>
-              <w:t>${name_n18}</w:t>
+                <w:rFonts w:ascii="TH SarabunIT๙" w:hAnsi="TH SarabunIT๙" w:cs="TH SarabunIT๙"/>
+                <w:spacing w:val="4"/>
+                <w:sz w:val="34"/>
+                <w:szCs w:val="34"/>
+              </w:rPr>
+              <w:t>นางวลัยพร  สายทอง </w:t>
             </w:r>
           </w:p>
         </w:tc>
         <w:tc>
           <w:tcPr>
-            <w:tcW w:w="1543" w:type="dxa"/>
+            <w:tcW w:w="1517" w:type="dxa"/>
           </w:tcPr>
           <w:p>
             <w:pPr>
               <w:jc w:val="right"/>
+              <w:rPr>
+                <w:rFonts w:ascii="TH SarabunIT๙" w:hAnsi="TH SarabunIT๙" w:cs="TH SarabunIT๙"/>
+                <w:spacing w:val="4"/>
+                <w:sz w:val="34"/>
+                <w:szCs w:val="34"/>
+              </w:rPr>
             </w:pPr>
             <w:r>
               <w:rPr>
-                <w:rFonts w:ascii="TH SarabunPSK" w:hAnsi="TH SarabunPSK" w:cs="TH SarabunPSK"/>
-                <w:spacing w:val="4"/>
-                <w:sz w:val="34"/>
-                <w:szCs w:val="34"/>
-              </w:rPr>
-              <w:t>${t3_n18}</w:t>
+                <w:rFonts w:ascii="TH SarabunIT๙" w:hAnsi="TH SarabunIT๙" w:cs="TH SarabunIT๙"/>
+                <w:spacing w:val="4"/>
+                <w:sz w:val="34"/>
+                <w:szCs w:val="34"/>
+              </w:rPr>
+              <w:t>จำนวนเงิน</w:t>
             </w:r>
           </w:p>
         </w:tc>
         <w:tc>
           <w:tcPr>
-            <w:tcW w:w="2382" w:type="dxa"/>
+            <w:tcW w:w="2313" w:type="dxa"/>
           </w:tcPr>
           <w:p>
             <w:pPr>
+              <w:ind w:right="-102"/>
               <w:jc w:val="right"/>
+              <w:rPr>
+                <w:rFonts w:ascii="TH SarabunIT๙" w:hAnsi="TH SarabunIT๙" w:cs="TH SarabunIT๙"/>
+                <w:spacing w:val="4"/>
+                <w:sz w:val="34"/>
+                <w:szCs w:val="34"/>
+              </w:rPr>
             </w:pPr>
             <w:r>
               <w:rPr>
-                <w:rFonts w:ascii="TH SarabunPSK" w:hAnsi="TH SarabunPSK" w:cs="TH SarabunPSK"/>
-                <w:spacing w:val="4"/>
-                <w:sz w:val="34"/>
-                <w:szCs w:val="34"/>
-              </w:rPr>
-              <w:t>${price_n18}</w:t>
+                <w:rFonts w:ascii="TH SarabunIT๙" w:hAnsi="TH SarabunIT๙" w:cs="TH SarabunIT๙"/>
+                <w:spacing w:val="4"/>
+                <w:sz w:val="34"/>
+                <w:szCs w:val="34"/>
+              </w:rPr>
+              <w:t>5,400.00.-บาท</w:t>
             </w:r>
           </w:p>
         </w:tc>
@@ -3348,11 +3169,14 @@
       <w:tr>
         <w:tc>
           <w:tcPr>
-            <w:tcW w:w="944" w:type="dxa"/>
+            <w:tcW w:w="943" w:type="dxa"/>
           </w:tcPr>
           <w:p>
             <w:pPr>
               <w:jc w:val="right"/>
+              <w:rPr>
+                <w:rFonts w:ascii="TH SarabunIT๙" w:hAnsi="TH SarabunIT๙" w:cs="TH SarabunIT๙"/>
+              </w:rPr>
             </w:pPr>
             <w:r>
               <w:rPr>
@@ -3361,13 +3185,13 @@
                 <w:sz w:val="34"/>
                 <w:szCs w:val="34"/>
               </w:rPr>
-              <w:t>${n19}</w:t>
+              <w:t>17.</w:t>
             </w:r>
           </w:p>
         </w:tc>
         <w:tc>
           <w:tcPr>
-            <w:tcW w:w="3918" w:type="dxa"/>
+            <w:tcW w:w="3731" w:type="dxa"/>
             <w:shd w:val="clear" w:color="auto" w:fill="auto"/>
           </w:tcPr>
           <w:p>
@@ -3375,7 +3199,7 @@
               <w:ind w:right="-6"/>
               <w:jc w:val="thaiDistribute"/>
               <w:rPr>
-                <w:rFonts w:ascii="TH SarabunPSK" w:hAnsi="TH SarabunPSK" w:cs="TH SarabunPSK"/>
+                <w:rFonts w:ascii="TH SarabunIT๙" w:hAnsi="TH SarabunIT๙" w:cs="TH SarabunIT๙"/>
                 <w:spacing w:val="4"/>
                 <w:sz w:val="34"/>
                 <w:szCs w:val="34"/>
@@ -3383,50 +3207,57 @@
             </w:pPr>
             <w:r>
               <w:rPr>
-                <w:rFonts w:ascii="TH SarabunPSK" w:hAnsi="TH SarabunPSK" w:cs="TH SarabunPSK"/>
-                <w:spacing w:val="4"/>
-                <w:sz w:val="34"/>
-                <w:szCs w:val="34"/>
-              </w:rPr>
-              <w:t>${name_n19}</w:t>
+                <w:rFonts w:ascii="TH SarabunIT๙" w:hAnsi="TH SarabunIT๙" w:cs="TH SarabunIT๙"/>
+                <w:spacing w:val="4"/>
+                <w:sz w:val="34"/>
+                <w:szCs w:val="34"/>
+              </w:rPr>
+              <w:t>นางสาวพิมพ์พร  สาตร์สาคร </w:t>
             </w:r>
           </w:p>
         </w:tc>
         <w:tc>
           <w:tcPr>
-            <w:tcW w:w="1543" w:type="dxa"/>
+            <w:tcW w:w="1517" w:type="dxa"/>
           </w:tcPr>
           <w:p>
             <w:pPr>
               <w:jc w:val="right"/>
+              <w:rPr>
+                <w:rFonts w:ascii="TH SarabunIT๙" w:hAnsi="TH SarabunIT๙" w:cs="TH SarabunIT๙"/>
+              </w:rPr>
             </w:pPr>
             <w:r>
               <w:rPr>
-                <w:rFonts w:ascii="TH SarabunPSK" w:hAnsi="TH SarabunPSK" w:cs="TH SarabunPSK"/>
-                <w:spacing w:val="4"/>
-                <w:sz w:val="34"/>
-                <w:szCs w:val="34"/>
-              </w:rPr>
-              <w:t>${t3_n19}</w:t>
+                <w:rFonts w:ascii="TH SarabunIT๙" w:hAnsi="TH SarabunIT๙" w:cs="TH SarabunIT๙"/>
+                <w:spacing w:val="4"/>
+                <w:sz w:val="34"/>
+                <w:szCs w:val="34"/>
+              </w:rPr>
+              <w:t>จำนวนเงิน</w:t>
             </w:r>
           </w:p>
         </w:tc>
         <w:tc>
           <w:tcPr>
-            <w:tcW w:w="2382" w:type="dxa"/>
+            <w:tcW w:w="2313" w:type="dxa"/>
           </w:tcPr>
           <w:p>
             <w:pPr>
+              <w:ind w:right="-102"/>
               <w:jc w:val="right"/>
+              <w:rPr>
+                <w:rFonts w:ascii="TH SarabunIT๙" w:hAnsi="TH SarabunIT๙" w:cs="TH SarabunIT๙"/>
+              </w:rPr>
             </w:pPr>
             <w:r>
               <w:rPr>
-                <w:rFonts w:ascii="TH SarabunPSK" w:hAnsi="TH SarabunPSK" w:cs="TH SarabunPSK"/>
-                <w:spacing w:val="4"/>
-                <w:sz w:val="34"/>
-                <w:szCs w:val="34"/>
-              </w:rPr>
-              <w:t>${price_n19}</w:t>
+                <w:rFonts w:ascii="TH SarabunIT๙" w:hAnsi="TH SarabunIT๙" w:cs="TH SarabunIT๙"/>
+                <w:spacing w:val="4"/>
+                <w:sz w:val="34"/>
+                <w:szCs w:val="34"/>
+              </w:rPr>
+              <w:t>5,400.00.-บาท</w:t>
             </w:r>
           </w:p>
         </w:tc>
@@ -3434,11 +3265,14 @@
       <w:tr>
         <w:tc>
           <w:tcPr>
-            <w:tcW w:w="944" w:type="dxa"/>
+            <w:tcW w:w="943" w:type="dxa"/>
           </w:tcPr>
           <w:p>
             <w:pPr>
               <w:jc w:val="right"/>
+              <w:rPr>
+                <w:rFonts w:ascii="TH SarabunIT๙" w:hAnsi="TH SarabunIT๙" w:cs="TH SarabunIT๙"/>
+              </w:rPr>
             </w:pPr>
             <w:r>
               <w:rPr>
@@ -3447,13 +3281,13 @@
                 <w:sz w:val="34"/>
                 <w:szCs w:val="34"/>
               </w:rPr>
-              <w:t>${n20}</w:t>
+              <w:t>18.</w:t>
             </w:r>
           </w:p>
         </w:tc>
         <w:tc>
           <w:tcPr>
-            <w:tcW w:w="3918" w:type="dxa"/>
+            <w:tcW w:w="3731" w:type="dxa"/>
             <w:shd w:val="clear" w:color="auto" w:fill="auto"/>
           </w:tcPr>
           <w:p>
@@ -3461,7 +3295,7 @@
               <w:ind w:right="-6"/>
               <w:jc w:val="thaiDistribute"/>
               <w:rPr>
-                <w:rFonts w:ascii="TH SarabunPSK" w:hAnsi="TH SarabunPSK" w:cs="TH SarabunPSK"/>
+                <w:rFonts w:ascii="TH SarabunIT๙" w:hAnsi="TH SarabunIT๙" w:cs="TH SarabunIT๙"/>
                 <w:spacing w:val="4"/>
                 <w:sz w:val="34"/>
                 <w:szCs w:val="34"/>
@@ -3469,50 +3303,57 @@
             </w:pPr>
             <w:r>
               <w:rPr>
-                <w:rFonts w:ascii="TH SarabunPSK" w:hAnsi="TH SarabunPSK" w:cs="TH SarabunPSK"/>
-                <w:spacing w:val="4"/>
-                <w:sz w:val="34"/>
-                <w:szCs w:val="34"/>
-              </w:rPr>
-              <w:t>${name_n20}</w:t>
+                <w:rFonts w:ascii="TH SarabunIT๙" w:hAnsi="TH SarabunIT๙" w:cs="TH SarabunIT๙"/>
+                <w:spacing w:val="4"/>
+                <w:sz w:val="34"/>
+                <w:szCs w:val="34"/>
+              </w:rPr>
+              <w:t>นางนุจรีย์ สุขจินดา</w:t>
             </w:r>
           </w:p>
         </w:tc>
         <w:tc>
           <w:tcPr>
-            <w:tcW w:w="1543" w:type="dxa"/>
+            <w:tcW w:w="1517" w:type="dxa"/>
           </w:tcPr>
           <w:p>
             <w:pPr>
               <w:jc w:val="right"/>
+              <w:rPr>
+                <w:rFonts w:ascii="TH SarabunIT๙" w:hAnsi="TH SarabunIT๙" w:cs="TH SarabunIT๙"/>
+              </w:rPr>
             </w:pPr>
             <w:r>
               <w:rPr>
-                <w:rFonts w:ascii="TH SarabunPSK" w:hAnsi="TH SarabunPSK" w:cs="TH SarabunPSK"/>
-                <w:spacing w:val="4"/>
-                <w:sz w:val="34"/>
-                <w:szCs w:val="34"/>
-              </w:rPr>
-              <w:t>${t3_n20}</w:t>
+                <w:rFonts w:ascii="TH SarabunIT๙" w:hAnsi="TH SarabunIT๙" w:cs="TH SarabunIT๙"/>
+                <w:spacing w:val="4"/>
+                <w:sz w:val="34"/>
+                <w:szCs w:val="34"/>
+              </w:rPr>
+              <w:t>จำนวนเงิน</w:t>
             </w:r>
           </w:p>
         </w:tc>
         <w:tc>
           <w:tcPr>
-            <w:tcW w:w="2382" w:type="dxa"/>
+            <w:tcW w:w="2313" w:type="dxa"/>
           </w:tcPr>
           <w:p>
             <w:pPr>
+              <w:ind w:right="-102"/>
               <w:jc w:val="right"/>
+              <w:rPr>
+                <w:rFonts w:ascii="TH SarabunIT๙" w:hAnsi="TH SarabunIT๙" w:cs="TH SarabunIT๙"/>
+              </w:rPr>
             </w:pPr>
             <w:r>
               <w:rPr>
-                <w:rFonts w:ascii="TH SarabunPSK" w:hAnsi="TH SarabunPSK" w:cs="TH SarabunPSK"/>
-                <w:spacing w:val="4"/>
-                <w:sz w:val="34"/>
-                <w:szCs w:val="34"/>
-              </w:rPr>
-              <w:t>${price_n20}</w:t>
+                <w:rFonts w:ascii="TH SarabunIT๙" w:hAnsi="TH SarabunIT๙" w:cs="TH SarabunIT๙"/>
+                <w:spacing w:val="4"/>
+                <w:sz w:val="34"/>
+                <w:szCs w:val="34"/>
+              </w:rPr>
+              <w:t>3,900.00.-บาท</w:t>
             </w:r>
           </w:p>
         </w:tc>
@@ -3520,18 +3361,13 @@
       <w:tr>
         <w:tc>
           <w:tcPr>
-            <w:tcW w:w="944" w:type="dxa"/>
+            <w:tcW w:w="943" w:type="dxa"/>
           </w:tcPr>
           <w:p>
             <w:pPr>
-              <w:ind w:right="-6"/>
               <w:jc w:val="right"/>
               <w:rPr>
                 <w:rFonts w:ascii="TH SarabunIT๙" w:hAnsi="TH SarabunIT๙" w:cs="TH SarabunIT๙"/>
-                <w:spacing w:val="4"/>
-                <w:sz w:val="34"/>
-                <w:szCs w:val="34"/>
-                <w:cs/>
               </w:rPr>
             </w:pPr>
             <w:r>
@@ -3541,13 +3377,13 @@
                 <w:sz w:val="34"/>
                 <w:szCs w:val="34"/>
               </w:rPr>
-              <w:t>${n21}</w:t>
+              <w:t>19.</w:t>
             </w:r>
           </w:p>
         </w:tc>
         <w:tc>
           <w:tcPr>
-            <w:tcW w:w="3918" w:type="dxa"/>
+            <w:tcW w:w="3731" w:type="dxa"/>
             <w:shd w:val="clear" w:color="auto" w:fill="auto"/>
           </w:tcPr>
           <w:p>
@@ -3555,7 +3391,7 @@
               <w:ind w:right="-6"/>
               <w:jc w:val="thaiDistribute"/>
               <w:rPr>
-                <w:rFonts w:ascii="TH SarabunPSK" w:hAnsi="TH SarabunPSK" w:cs="TH SarabunPSK"/>
+                <w:rFonts w:ascii="TH SarabunIT๙" w:hAnsi="TH SarabunIT๙" w:cs="TH SarabunIT๙"/>
                 <w:spacing w:val="4"/>
                 <w:sz w:val="34"/>
                 <w:szCs w:val="34"/>
@@ -3563,50 +3399,57 @@
             </w:pPr>
             <w:r>
               <w:rPr>
-                <w:rFonts w:ascii="TH SarabunPSK" w:hAnsi="TH SarabunPSK" w:cs="TH SarabunPSK"/>
-                <w:spacing w:val="4"/>
-                <w:sz w:val="34"/>
-                <w:szCs w:val="34"/>
-              </w:rPr>
-              <w:t>${name_n21}</w:t>
+                <w:rFonts w:ascii="TH SarabunIT๙" w:hAnsi="TH SarabunIT๙" w:cs="TH SarabunIT๙"/>
+                <w:spacing w:val="4"/>
+                <w:sz w:val="34"/>
+                <w:szCs w:val="34"/>
+              </w:rPr>
+              <w:t>นางสาวนงนุช  ใจเสงี่ยม</w:t>
             </w:r>
           </w:p>
         </w:tc>
         <w:tc>
           <w:tcPr>
-            <w:tcW w:w="1543" w:type="dxa"/>
+            <w:tcW w:w="1517" w:type="dxa"/>
           </w:tcPr>
           <w:p>
             <w:pPr>
               <w:jc w:val="right"/>
+              <w:rPr>
+                <w:rFonts w:ascii="TH SarabunIT๙" w:hAnsi="TH SarabunIT๙" w:cs="TH SarabunIT๙"/>
+              </w:rPr>
             </w:pPr>
             <w:r>
               <w:rPr>
-                <w:rFonts w:ascii="TH SarabunPSK" w:hAnsi="TH SarabunPSK" w:cs="TH SarabunPSK"/>
-                <w:spacing w:val="4"/>
-                <w:sz w:val="34"/>
-                <w:szCs w:val="34"/>
-              </w:rPr>
-              <w:t>${t3_n21}</w:t>
+                <w:rFonts w:ascii="TH SarabunIT๙" w:hAnsi="TH SarabunIT๙" w:cs="TH SarabunIT๙"/>
+                <w:spacing w:val="4"/>
+                <w:sz w:val="34"/>
+                <w:szCs w:val="34"/>
+              </w:rPr>
+              <w:t>จำนวนเงิน</w:t>
             </w:r>
           </w:p>
         </w:tc>
         <w:tc>
           <w:tcPr>
-            <w:tcW w:w="2382" w:type="dxa"/>
+            <w:tcW w:w="2313" w:type="dxa"/>
           </w:tcPr>
           <w:p>
             <w:pPr>
+              <w:ind w:right="-102"/>
               <w:jc w:val="right"/>
+              <w:rPr>
+                <w:rFonts w:ascii="TH SarabunIT๙" w:hAnsi="TH SarabunIT๙" w:cs="TH SarabunIT๙"/>
+              </w:rPr>
             </w:pPr>
             <w:r>
               <w:rPr>
-                <w:rFonts w:ascii="TH SarabunPSK" w:hAnsi="TH SarabunPSK" w:cs="TH SarabunPSK"/>
-                <w:spacing w:val="4"/>
-                <w:sz w:val="34"/>
-                <w:szCs w:val="34"/>
-              </w:rPr>
-              <w:t>${price_n21}</w:t>
+                <w:rFonts w:ascii="TH SarabunIT๙" w:hAnsi="TH SarabunIT๙" w:cs="TH SarabunIT๙"/>
+                <w:spacing w:val="4"/>
+                <w:sz w:val="34"/>
+                <w:szCs w:val="34"/>
+              </w:rPr>
+              <w:t>3,000.00.-บาท</w:t>
             </w:r>
           </w:p>
         </w:tc>
@@ -3614,17 +3457,13 @@
       <w:tr>
         <w:tc>
           <w:tcPr>
-            <w:tcW w:w="944" w:type="dxa"/>
+            <w:tcW w:w="943" w:type="dxa"/>
           </w:tcPr>
           <w:p>
             <w:pPr>
-              <w:ind w:right="-6"/>
               <w:jc w:val="right"/>
               <w:rPr>
                 <w:rFonts w:ascii="TH SarabunIT๙" w:hAnsi="TH SarabunIT๙" w:cs="TH SarabunIT๙"/>
-                <w:spacing w:val="4"/>
-                <w:sz w:val="34"/>
-                <w:szCs w:val="34"/>
               </w:rPr>
             </w:pPr>
             <w:r>
@@ -3634,13 +3473,13 @@
                 <w:sz w:val="34"/>
                 <w:szCs w:val="34"/>
               </w:rPr>
-              <w:t>${n22}</w:t>
+              <w:t>20.</w:t>
             </w:r>
           </w:p>
         </w:tc>
         <w:tc>
           <w:tcPr>
-            <w:tcW w:w="3918" w:type="dxa"/>
+            <w:tcW w:w="3731" w:type="dxa"/>
             <w:shd w:val="clear" w:color="auto" w:fill="auto"/>
           </w:tcPr>
           <w:p>
@@ -3648,7 +3487,7 @@
               <w:ind w:right="-6"/>
               <w:jc w:val="thaiDistribute"/>
               <w:rPr>
-                <w:rFonts w:ascii="TH SarabunPSK" w:hAnsi="TH SarabunPSK" w:cs="TH SarabunPSK"/>
+                <w:rFonts w:ascii="TH SarabunIT๙" w:hAnsi="TH SarabunIT๙" w:cs="TH SarabunIT๙"/>
                 <w:spacing w:val="4"/>
                 <w:sz w:val="34"/>
                 <w:szCs w:val="34"/>
@@ -3656,62 +3495,360 @@
             </w:pPr>
             <w:r>
               <w:rPr>
-                <w:rFonts w:ascii="TH SarabunPSK" w:hAnsi="TH SarabunPSK" w:cs="TH SarabunPSK"/>
-                <w:spacing w:val="4"/>
-                <w:sz w:val="34"/>
-                <w:szCs w:val="34"/>
-              </w:rPr>
-              <w:t>${name_n22}</w:t>
+                <w:rFonts w:ascii="TH SarabunIT๙" w:hAnsi="TH SarabunIT๙" w:cs="TH SarabunIT๙"/>
+                <w:spacing w:val="4"/>
+                <w:sz w:val="34"/>
+                <w:szCs w:val="34"/>
+              </w:rPr>
+              <w:t>นางสาวกาญจนา กิจสินธุ</w:t>
             </w:r>
           </w:p>
         </w:tc>
         <w:tc>
           <w:tcPr>
-            <w:tcW w:w="1543" w:type="dxa"/>
+            <w:tcW w:w="1517" w:type="dxa"/>
           </w:tcPr>
           <w:p>
             <w:pPr>
               <w:jc w:val="right"/>
               <w:rPr>
-                <w:rFonts w:ascii="TH SarabunPSK" w:hAnsi="TH SarabunPSK" w:cs="TH SarabunPSK"/>
-                <w:spacing w:val="4"/>
-                <w:sz w:val="34"/>
-                <w:szCs w:val="34"/>
+                <w:rFonts w:ascii="TH SarabunIT๙" w:hAnsi="TH SarabunIT๙" w:cs="TH SarabunIT๙"/>
               </w:rPr>
             </w:pPr>
             <w:r>
               <w:rPr>
-                <w:rFonts w:ascii="TH SarabunPSK" w:hAnsi="TH SarabunPSK" w:cs="TH SarabunPSK"/>
-                <w:spacing w:val="4"/>
-                <w:sz w:val="34"/>
-                <w:szCs w:val="34"/>
-              </w:rPr>
-              <w:t>${t3_n22}</w:t>
+                <w:rFonts w:ascii="TH SarabunIT๙" w:hAnsi="TH SarabunIT๙" w:cs="TH SarabunIT๙"/>
+                <w:spacing w:val="4"/>
+                <w:sz w:val="34"/>
+                <w:szCs w:val="34"/>
+              </w:rPr>
+              <w:t>จำนวนเงิน</w:t>
             </w:r>
           </w:p>
         </w:tc>
         <w:tc>
           <w:tcPr>
-            <w:tcW w:w="2382" w:type="dxa"/>
+            <w:tcW w:w="2313" w:type="dxa"/>
+          </w:tcPr>
+          <w:p>
+            <w:pPr>
+              <w:ind w:right="-102"/>
+              <w:jc w:val="right"/>
+              <w:rPr>
+                <w:rFonts w:ascii="TH SarabunIT๙" w:hAnsi="TH SarabunIT๙" w:cs="TH SarabunIT๙"/>
+              </w:rPr>
+            </w:pPr>
+            <w:r>
+              <w:rPr>
+                <w:rFonts w:ascii="TH SarabunIT๙" w:hAnsi="TH SarabunIT๙" w:cs="TH SarabunIT๙"/>
+                <w:spacing w:val="4"/>
+                <w:sz w:val="34"/>
+                <w:szCs w:val="34"/>
+              </w:rPr>
+              <w:t>6,600.00.-บาท</w:t>
+            </w:r>
+          </w:p>
+        </w:tc>
+      </w:tr>
+      <w:tr>
+        <w:tc>
+          <w:tcPr>
+            <w:tcW w:w="943" w:type="dxa"/>
           </w:tcPr>
           <w:p>
             <w:pPr>
               <w:jc w:val="right"/>
               <w:rPr>
-                <w:rFonts w:ascii="TH SarabunPSK" w:hAnsi="TH SarabunPSK" w:cs="TH SarabunPSK"/>
-                <w:spacing w:val="4"/>
-                <w:sz w:val="34"/>
-                <w:szCs w:val="34"/>
+                <w:rFonts w:ascii="TH SarabunIT๙" w:hAnsi="TH SarabunIT๙" w:cs="TH SarabunIT๙"/>
               </w:rPr>
             </w:pPr>
             <w:r>
               <w:rPr>
-                <w:rFonts w:ascii="TH SarabunPSK" w:hAnsi="TH SarabunPSK" w:cs="TH SarabunPSK"/>
-                <w:spacing w:val="4"/>
-                <w:sz w:val="34"/>
-                <w:szCs w:val="34"/>
-              </w:rPr>
-              <w:t>${price_n22}</w:t>
+                <w:rFonts w:ascii="TH SarabunIT๙" w:hAnsi="TH SarabunIT๙" w:cs="TH SarabunIT๙"/>
+                <w:spacing w:val="4"/>
+                <w:sz w:val="34"/>
+                <w:szCs w:val="34"/>
+              </w:rPr>
+              <w:t>21.</w:t>
+            </w:r>
+          </w:p>
+        </w:tc>
+        <w:tc>
+          <w:tcPr>
+            <w:tcW w:w="3731" w:type="dxa"/>
+            <w:shd w:val="clear" w:color="auto" w:fill="auto"/>
+          </w:tcPr>
+          <w:p>
+            <w:pPr>
+              <w:ind w:right="-6"/>
+              <w:jc w:val="thaiDistribute"/>
+              <w:rPr>
+                <w:rFonts w:ascii="TH SarabunIT๙" w:hAnsi="TH SarabunIT๙" w:cs="TH SarabunIT๙"/>
+                <w:spacing w:val="4"/>
+                <w:sz w:val="34"/>
+                <w:szCs w:val="34"/>
+              </w:rPr>
+            </w:pPr>
+            <w:r>
+              <w:rPr>
+                <w:rFonts w:ascii="TH SarabunIT๙" w:hAnsi="TH SarabunIT๙" w:cs="TH SarabunIT๙"/>
+                <w:spacing w:val="4"/>
+                <w:sz w:val="34"/>
+                <w:szCs w:val="34"/>
+              </w:rPr>
+              <w:t>นายวิชาญ วุฒิชาติวิจิตรกุล </w:t>
+            </w:r>
+          </w:p>
+        </w:tc>
+        <w:tc>
+          <w:tcPr>
+            <w:tcW w:w="1517" w:type="dxa"/>
+          </w:tcPr>
+          <w:p>
+            <w:pPr>
+              <w:jc w:val="right"/>
+              <w:rPr>
+                <w:rFonts w:ascii="TH SarabunIT๙" w:hAnsi="TH SarabunIT๙" w:cs="TH SarabunIT๙"/>
+              </w:rPr>
+            </w:pPr>
+            <w:r>
+              <w:rPr>
+                <w:rFonts w:ascii="TH SarabunIT๙" w:hAnsi="TH SarabunIT๙" w:cs="TH SarabunIT๙"/>
+                <w:spacing w:val="4"/>
+                <w:sz w:val="34"/>
+                <w:szCs w:val="34"/>
+              </w:rPr>
+              <w:t>จำนวนเงิน</w:t>
+            </w:r>
+          </w:p>
+        </w:tc>
+        <w:tc>
+          <w:tcPr>
+            <w:tcW w:w="2313" w:type="dxa"/>
+          </w:tcPr>
+          <w:p>
+            <w:pPr>
+              <w:ind w:right="-102"/>
+              <w:jc w:val="right"/>
+              <w:rPr>
+                <w:rFonts w:ascii="TH SarabunIT๙" w:hAnsi="TH SarabunIT๙" w:cs="TH SarabunIT๙"/>
+              </w:rPr>
+            </w:pPr>
+            <w:r>
+              <w:rPr>
+                <w:rFonts w:ascii="TH SarabunIT๙" w:hAnsi="TH SarabunIT๙" w:cs="TH SarabunIT๙"/>
+                <w:spacing w:val="4"/>
+                <w:sz w:val="34"/>
+                <w:szCs w:val="34"/>
+              </w:rPr>
+              <w:t>3,600.00.-บาท</w:t>
+            </w:r>
+          </w:p>
+        </w:tc>
+      </w:tr>
+      <w:tr>
+        <w:tc>
+          <w:tcPr>
+            <w:tcW w:w="943" w:type="dxa"/>
+          </w:tcPr>
+          <w:p>
+            <w:pPr>
+              <w:ind w:right="-6"/>
+              <w:jc w:val="right"/>
+              <w:rPr>
+                <w:rFonts w:ascii="TH SarabunIT๙" w:hAnsi="TH SarabunIT๙" w:cs="TH SarabunIT๙"/>
+                <w:spacing w:val="4"/>
+                <w:sz w:val="34"/>
+                <w:szCs w:val="34"/>
+                <w:cs/>
+              </w:rPr>
+            </w:pPr>
+            <w:r>
+              <w:rPr>
+                <w:rFonts w:ascii="TH SarabunIT๙" w:hAnsi="TH SarabunIT๙" w:cs="TH SarabunIT๙"/>
+                <w:spacing w:val="4"/>
+                <w:sz w:val="34"/>
+                <w:szCs w:val="34"/>
+              </w:rPr>
+              <w:t>22.</w:t>
+            </w:r>
+          </w:p>
+        </w:tc>
+        <w:tc>
+          <w:tcPr>
+            <w:tcW w:w="3731" w:type="dxa"/>
+            <w:shd w:val="clear" w:color="auto" w:fill="auto"/>
+          </w:tcPr>
+          <w:p>
+            <w:pPr>
+              <w:ind w:right="-6"/>
+              <w:jc w:val="thaiDistribute"/>
+              <w:rPr>
+                <w:rFonts w:ascii="TH SarabunIT๙" w:hAnsi="TH SarabunIT๙" w:cs="TH SarabunIT๙"/>
+                <w:spacing w:val="4"/>
+                <w:sz w:val="34"/>
+                <w:szCs w:val="34"/>
+              </w:rPr>
+            </w:pPr>
+            <w:r>
+              <w:rPr>
+                <w:rFonts w:ascii="TH SarabunIT๙" w:hAnsi="TH SarabunIT๙" w:cs="TH SarabunIT๙"/>
+                <w:spacing w:val="4"/>
+                <w:sz w:val="34"/>
+                <w:szCs w:val="34"/>
+              </w:rPr>
+              <w:t>นายพเยาว์ สนพลาย</w:t>
+            </w:r>
+          </w:p>
+        </w:tc>
+        <w:tc>
+          <w:tcPr>
+            <w:tcW w:w="1517" w:type="dxa"/>
+          </w:tcPr>
+          <w:p>
+            <w:pPr>
+              <w:jc w:val="right"/>
+              <w:rPr>
+                <w:rFonts w:ascii="TH SarabunIT๙" w:hAnsi="TH SarabunIT๙" w:cs="TH SarabunIT๙"/>
+              </w:rPr>
+            </w:pPr>
+            <w:r>
+              <w:rPr>
+                <w:rFonts w:ascii="TH SarabunIT๙" w:hAnsi="TH SarabunIT๙" w:cs="TH SarabunIT๙"/>
+                <w:spacing w:val="4"/>
+                <w:sz w:val="34"/>
+                <w:szCs w:val="34"/>
+              </w:rPr>
+              <w:t>จำนวนเงิน</w:t>
+            </w:r>
+          </w:p>
+        </w:tc>
+        <w:tc>
+          <w:tcPr>
+            <w:tcW w:w="2313" w:type="dxa"/>
+          </w:tcPr>
+          <w:p>
+            <w:pPr>
+              <w:ind w:right="-102"/>
+              <w:jc w:val="right"/>
+              <w:rPr>
+                <w:rFonts w:ascii="TH SarabunIT๙" w:hAnsi="TH SarabunIT๙" w:cs="TH SarabunIT๙"/>
+              </w:rPr>
+            </w:pPr>
+            <w:r>
+              <w:rPr>
+                <w:rFonts w:ascii="TH SarabunIT๙" w:hAnsi="TH SarabunIT๙" w:cs="TH SarabunIT๙"/>
+                <w:spacing w:val="4"/>
+                <w:sz w:val="34"/>
+                <w:szCs w:val="34"/>
+              </w:rPr>
+              <w:t>2,400.00.-บาท</w:t>
+            </w:r>
+          </w:p>
+        </w:tc>
+      </w:tr>
+      <w:tr>
+        <w:tc>
+          <w:tcPr>
+            <w:tcW w:w="943" w:type="dxa"/>
+          </w:tcPr>
+          <w:p>
+            <w:pPr>
+              <w:ind w:right="-6"/>
+              <w:jc w:val="right"/>
+              <w:rPr>
+                <w:rFonts w:ascii="TH SarabunIT๙" w:hAnsi="TH SarabunIT๙" w:cs="TH SarabunIT๙"/>
+                <w:spacing w:val="4"/>
+                <w:sz w:val="34"/>
+                <w:szCs w:val="34"/>
+              </w:rPr>
+            </w:pPr>
+            <w:r>
+              <w:rPr>
+                <w:rFonts w:ascii="TH SarabunIT๙" w:hAnsi="TH SarabunIT๙" w:cs="TH SarabunIT๙"/>
+                <w:spacing w:val="4"/>
+                <w:sz w:val="34"/>
+                <w:szCs w:val="34"/>
+              </w:rPr>
+              <w:t/>
+            </w:r>
+          </w:p>
+        </w:tc>
+        <w:tc>
+          <w:tcPr>
+            <w:tcW w:w="3731" w:type="dxa"/>
+            <w:shd w:val="clear" w:color="auto" w:fill="auto"/>
+          </w:tcPr>
+          <w:p>
+            <w:pPr>
+              <w:ind w:right="-6"/>
+              <w:jc w:val="thaiDistribute"/>
+              <w:rPr>
+                <w:rFonts w:ascii="TH SarabunIT๙" w:hAnsi="TH SarabunIT๙" w:cs="TH SarabunIT๙"/>
+                <w:spacing w:val="4"/>
+                <w:sz w:val="34"/>
+                <w:szCs w:val="34"/>
+              </w:rPr>
+            </w:pPr>
+            <w:r>
+              <w:rPr>
+                <w:rFonts w:ascii="TH SarabunIT๙" w:hAnsi="TH SarabunIT๙" w:cs="TH SarabunIT๙"/>
+                <w:spacing w:val="4"/>
+                <w:sz w:val="34"/>
+                <w:szCs w:val="34"/>
+              </w:rPr>
+              <w:t/>
+            </w:r>
+          </w:p>
+        </w:tc>
+        <w:tc>
+          <w:tcPr>
+            <w:tcW w:w="1517" w:type="dxa"/>
+          </w:tcPr>
+          <w:p>
+            <w:pPr>
+              <w:jc w:val="right"/>
+              <w:rPr>
+                <w:rFonts w:ascii="TH SarabunIT๙" w:hAnsi="TH SarabunIT๙" w:cs="TH SarabunIT๙"/>
+                <w:spacing w:val="4"/>
+                <w:sz w:val="34"/>
+                <w:szCs w:val="34"/>
+              </w:rPr>
+            </w:pPr>
+            <w:r>
+              <w:rPr>
+                <w:rFonts w:ascii="TH SarabunIT๙" w:hAnsi="TH SarabunIT๙" w:cs="TH SarabunIT๙"/>
+                <w:spacing w:val="4"/>
+                <w:sz w:val="34"/>
+                <w:szCs w:val="34"/>
+              </w:rPr>
+              <w:t/>
+            </w:r>
+          </w:p>
+        </w:tc>
+        <w:tc>
+          <w:tcPr>
+            <w:tcW w:w="2313" w:type="dxa"/>
+          </w:tcPr>
+          <w:p>
+            <w:pPr>
+              <w:ind w:right="-102"/>
+              <w:jc w:val="right"/>
+              <w:rPr>
+                <w:rFonts w:ascii="TH SarabunIT๙" w:hAnsi="TH SarabunIT๙" w:cs="TH SarabunIT๙"/>
+                <w:spacing w:val="4"/>
+                <w:sz w:val="34"/>
+                <w:szCs w:val="34"/>
+              </w:rPr>
+            </w:pPr>
+            <w:r>
+              <w:rPr>
+                <w:rFonts w:ascii="TH SarabunIT๙" w:hAnsi="TH SarabunIT๙" w:cs="TH SarabunIT๙"/>
+                <w:spacing w:val="4"/>
+                <w:sz w:val="34"/>
+                <w:szCs w:val="34"/>
+              </w:rPr>
+              <w:t/>
             </w:r>
           </w:p>
         </w:tc>
@@ -3719,275 +3856,18 @@
     </w:tbl>
     <w:p>
       <w:pPr>
-        <w:jc w:val="thaiDistribute"/>
-        <w:rPr>
-          <w:rFonts w:ascii="TH SarabunIT๙" w:hAnsi="TH SarabunIT๙" w:cs="TH SarabunIT๙"/>
-          <w:sz w:val="34"/>
-          <w:szCs w:val="34"/>
-        </w:rPr>
-      </w:pPr>
-      <w:r>
-        <w:rPr>
-          <w:rFonts w:ascii="TH SarabunIT๙" w:hAnsi="TH SarabunIT๙" w:cs="TH SarabunIT๙"/>
-          <w:sz w:val="34"/>
-          <w:szCs w:val="34"/>
-          <w:cs/>
-        </w:rPr>
-        <w:tab/>
-      </w:r>
-      <w:r>
-        <w:rPr>
-          <w:rFonts w:ascii="TH SarabunIT๙" w:hAnsi="TH SarabunIT๙" w:cs="TH SarabunIT๙"/>
-          <w:sz w:val="34"/>
-          <w:szCs w:val="34"/>
-          <w:cs/>
-        </w:rPr>
-        <w:tab/>
-      </w:r>
-      <w:r>
-        <w:rPr>
-          <w:rFonts w:ascii="TH SarabunIT๙" w:hAnsi="TH SarabunIT๙" w:cs="TH SarabunIT๙" w:hint="cs"/>
-          <w:spacing w:val="-6"/>
-          <w:sz w:val="34"/>
-          <w:szCs w:val="34"/>
-          <w:cs/>
-        </w:rPr>
-        <w:t xml:space="preserve">รวมเป็นเงินทั้งสิ้น </w:t>
-      </w:r>
-      <w:r>
-        <w:rPr>
-          <w:rFonts w:ascii="TH SarabunIT๙" w:hAnsi="TH SarabunIT๙" w:cs="TH SarabunIT๙"/>
-          <w:spacing w:val="-6"/>
-          <w:sz w:val="34"/>
-          <w:szCs w:val="34"/>
-        </w:rPr>
-        <w:t>3,000.00</w:t>
-      </w:r>
-      <w:r>
-        <w:rPr>
-          <w:rFonts w:ascii="TH SarabunIT๙" w:hAnsi="TH SarabunIT๙" w:cs="TH SarabunIT๙" w:hint="cs"/>
-          <w:spacing w:val="-6"/>
-          <w:sz w:val="34"/>
-          <w:szCs w:val="34"/>
-          <w:cs/>
-        </w:rPr>
-        <w:t xml:space="preserve">.- บาท </w:t>
-      </w:r>
-      <w:r>
-        <w:rPr>
-          <w:rFonts w:ascii="TH SarabunIT๙" w:hAnsi="TH SarabunIT๙" w:cs="TH SarabunIT๙" w:hint="cs"/>
-          <w:spacing w:val="-6"/>
-          <w:sz w:val="34"/>
-          <w:szCs w:val="34"/>
-          <w:cs/>
-        </w:rPr>
-        <w:t>(</w:t>
-      </w:r>
-      <w:r>
-        <w:rPr>
-          <w:rFonts w:ascii="TH SarabunIT๙" w:hAnsi="TH SarabunIT๙" w:cs="TH SarabunIT๙"/>
-          <w:spacing w:val="-6"/>
-          <w:sz w:val="34"/>
-          <w:szCs w:val="34"/>
-        </w:rPr>
-        <w:t>สามพันบาทถ้วน</w:t>
-      </w:r>
-      <w:r>
-        <w:rPr>
-          <w:rFonts w:ascii="TH SarabunIT๙" w:hAnsi="TH SarabunIT๙" w:cs="TH SarabunIT๙" w:hint="cs"/>
-          <w:spacing w:val="-6"/>
-          <w:sz w:val="34"/>
-          <w:szCs w:val="34"/>
-          <w:cs/>
-        </w:rPr>
-        <w:t xml:space="preserve">)  </w:t>
-      </w:r>
-      <w:r>
-        <w:rPr>
-          <w:rFonts w:ascii="TH SarabunIT๙" w:hAnsi="TH SarabunIT๙" w:cs="TH SarabunIT๙" w:hint="cs"/>
-          <w:spacing w:val="-6"/>
-          <w:sz w:val="34"/>
-          <w:szCs w:val="34"/>
-          <w:cs/>
-        </w:rPr>
-        <w:t>โดยเบิกจ่าย</w:t>
-      </w:r>
-      <w:r>
-        <w:rPr>
-          <w:rFonts w:ascii="TH SarabunIT๙" w:hAnsi="TH SarabunIT๙" w:cs="TH SarabunIT๙"/>
-          <w:spacing w:val="-6"/>
-          <w:sz w:val="34"/>
-          <w:szCs w:val="34"/>
-          <w:cs/>
-        </w:rPr>
-        <w:t>จาก</w:t>
-      </w:r>
-      <w:r>
-        <w:rPr>
-          <w:rFonts w:ascii="TH SarabunIT๙" w:hAnsi="TH SarabunIT๙" w:cs="TH SarabunIT๙"/>
-          <w:spacing w:val="-4"/>
-          <w:sz w:val="34"/>
-          <w:szCs w:val="34"/>
-          <w:cs/>
-        </w:rPr>
-        <w:t>บัญชีสำนักงานประจำศาลเยาวชนและครอบครัวจัง</w:t>
-      </w:r>
-      <w:r>
-        <w:rPr>
-          <w:rFonts w:ascii="TH SarabunIT๙" w:hAnsi="TH SarabunIT๙" w:cs="TH SarabunIT๙"/>
-          <w:sz w:val="34"/>
-          <w:szCs w:val="34"/>
-          <w:cs/>
-        </w:rPr>
-        <w:t>หวัด</w:t>
-      </w:r>
-      <w:r>
-        <w:rPr>
-          <w:rFonts w:ascii="TH SarabunIT๙" w:hAnsi="TH SarabunIT๙" w:cs="TH SarabunIT๙"/>
-          <w:spacing w:val="-6"/>
-          <w:sz w:val="34"/>
-          <w:szCs w:val="34"/>
-          <w:cs/>
-        </w:rPr>
-        <w:t xml:space="preserve">ประจวบคีรีขันธ์ </w:t>
-      </w:r>
-      <w:r>
-        <w:rPr>
-          <w:rFonts w:ascii="TH SarabunIT๙" w:hAnsi="TH SarabunIT๙" w:cs="TH SarabunIT๙"/>
-          <w:sz w:val="34"/>
-          <w:szCs w:val="34"/>
-          <w:cs/>
-        </w:rPr>
-        <w:t>เพื่องบดำเนินการ บัญชีเลขที่</w:t>
-      </w:r>
-      <w:r>
-        <w:rPr>
-          <w:rFonts w:ascii="TH SarabunIT๙" w:hAnsi="TH SarabunIT๙" w:cs="TH SarabunIT๙" w:hint="cs"/>
-          <w:sz w:val="34"/>
-          <w:szCs w:val="34"/>
-          <w:cs/>
-        </w:rPr>
-        <w:t xml:space="preserve"> </w:t>
-      </w:r>
-      <w:r>
-        <w:rPr>
-          <w:rFonts w:ascii="TH SarabunIT๙" w:hAnsi="TH SarabunIT๙" w:cs="TH SarabunIT๙"/>
-          <w:sz w:val="34"/>
-          <w:szCs w:val="34"/>
-          <w:cs/>
-        </w:rPr>
-        <w:t>133-2-29018-1</w:t>
-      </w:r>
-      <w:r>
-        <w:rPr>
-          <w:rFonts w:ascii="TH SarabunIT๙" w:hAnsi="TH SarabunIT๙" w:cs="TH SarabunIT๙" w:hint="cs"/>
-          <w:sz w:val="34"/>
-          <w:szCs w:val="34"/>
-          <w:cs/>
-        </w:rPr>
-        <w:t xml:space="preserve"> </w:t>
-      </w:r>
-      <w:r>
-        <w:rPr>
-          <w:rFonts w:ascii="TH SarabunIT๙" w:hAnsi="TH SarabunIT๙" w:cs="TH SarabunIT๙"/>
-          <w:sz w:val="34"/>
-          <w:szCs w:val="34"/>
-          <w:cs/>
-        </w:rPr>
-        <w:t>คู่กับบัญชีกระแสรายวันเลขที่ 133-1-02413-5 โดย</w:t>
-      </w:r>
-      <w:r>
-        <w:rPr>
-          <w:rFonts w:ascii="TH SarabunIT๙" w:hAnsi="TH SarabunIT๙" w:cs="TH SarabunIT๙" w:hint="cs"/>
-          <w:sz w:val="34"/>
-          <w:szCs w:val="34"/>
-          <w:cs/>
-        </w:rPr>
-        <w:t>ใช้วิธี</w:t>
-      </w:r>
-      <w:r>
-        <w:rPr>
-          <w:rFonts w:ascii="TH SarabunIT๙" w:hAnsi="TH SarabunIT๙" w:cs="TH SarabunIT๙"/>
-          <w:sz w:val="34"/>
-          <w:szCs w:val="34"/>
-          <w:cs/>
-        </w:rPr>
-        <w:t>โอนเงินเข้าบัญชีเงินฝากธนาคารในระบบ</w:t>
-      </w:r>
-      <w:r>
-        <w:rPr>
-          <w:rFonts w:ascii="TH SarabunIT๙" w:hAnsi="TH SarabunIT๙" w:cs="TH SarabunIT๙" w:hint="cs"/>
-          <w:spacing w:val="-6"/>
-          <w:sz w:val="34"/>
-          <w:szCs w:val="34"/>
-          <w:cs/>
-        </w:rPr>
-        <w:t xml:space="preserve"> </w:t>
-      </w:r>
-      <w:r>
-        <w:rPr>
-          <w:rFonts w:ascii="TH SarabunIT๙" w:hAnsi="TH SarabunIT๙" w:cs="TH SarabunIT๙"/>
-          <w:spacing w:val="-6"/>
-          <w:sz w:val="34"/>
-          <w:szCs w:val="34"/>
-        </w:rPr>
-        <w:t>K</w:t>
-      </w:r>
-      <w:r>
-        <w:rPr>
-          <w:rFonts w:ascii="TH SarabunIT๙" w:hAnsi="TH SarabunIT๙" w:cs="TH SarabunIT๙"/>
-          <w:spacing w:val="-6"/>
-          <w:sz w:val="34"/>
-          <w:szCs w:val="34"/>
-          <w:cs/>
-        </w:rPr>
-        <w:t>-</w:t>
-      </w:r>
-      <w:r>
-        <w:rPr>
-          <w:rFonts w:ascii="TH SarabunIT๙" w:hAnsi="TH SarabunIT๙" w:cs="TH SarabunIT๙"/>
-          <w:spacing w:val="-6"/>
-          <w:sz w:val="34"/>
-          <w:szCs w:val="34"/>
-        </w:rPr>
-        <w:t>Cash Connect Plus</w:t>
-      </w:r>
-      <w:r>
-        <w:rPr>
-          <w:rFonts w:ascii="TH SarabunIT๙" w:hAnsi="TH SarabunIT๙" w:cs="TH SarabunIT๙" w:hint="cs"/>
-          <w:spacing w:val="-6"/>
-          <w:sz w:val="34"/>
-          <w:szCs w:val="34"/>
-          <w:cs/>
-        </w:rPr>
-        <w:t xml:space="preserve"> ให้แก่ผู้รับเงินตามหลักเกณฑ์และวิธีการรับและการจ่ายเงินนอกเหนือจากเงินสดห</w:t>
-      </w:r>
-      <w:r>
-        <w:rPr>
-          <w:rFonts w:ascii="TH SarabunIT๙" w:hAnsi="TH SarabunIT๙" w:cs="TH SarabunIT๙"/>
-          <w:spacing w:val="-6"/>
-          <w:sz w:val="34"/>
-          <w:szCs w:val="34"/>
-          <w:cs/>
-        </w:rPr>
-        <w:t>รือเช็ค พ.ศ.25</w:t>
-      </w:r>
-      <w:r>
-        <w:rPr>
-          <w:rFonts w:ascii="TH SarabunIT๙" w:hAnsi="TH SarabunIT๙" w:cs="TH SarabunIT๙"/>
-          <w:spacing w:val="-6"/>
-          <w:sz w:val="34"/>
-          <w:szCs w:val="34"/>
-        </w:rPr>
-        <w:t>62</w:t>
-      </w:r>
+        <w:spacing w:after="120"/>
+        <w:rPr>
+          <w:rFonts w:ascii="TH SarabunIT๙" w:hAnsi="TH SarabunIT๙" w:cs="TH SarabunIT๙"/>
+          <w:sz w:val="34"/>
+          <w:szCs w:val="34"/>
+        </w:rPr>
+      </w:pPr>
     </w:p>
     <w:p>
       <w:pPr>
-        <w:tabs>
-          <w:tab w:val="left" w:pos="1560"/>
-        </w:tabs>
-        <w:ind w:right="-2" w:firstLine="720"/>
+        <w:spacing w:before="120"/>
+        <w:ind w:firstLine="1418"/>
         <w:jc w:val="thaiDistribute"/>
         <w:rPr>
           <w:rFonts w:ascii="TH SarabunIT๙" w:hAnsi="TH SarabunIT๙" w:cs="TH SarabunIT๙"/>
@@ -3997,38 +3877,278 @@
       </w:pPr>
       <w:r>
         <w:rPr>
-          <w:rFonts w:ascii="TH SarabunIT๙" w:hAnsi="TH SarabunIT๙" w:cs="TH SarabunIT๙"/>
-          <w:sz w:val="34"/>
-          <w:szCs w:val="34"/>
-          <w:cs/>
-        </w:rPr>
-        <w:t xml:space="preserve">            จึงเรียนมาเพื่อโปรดพิจารณา หากเห็นชอบขอได้โปรดนำเสนอผู้พิพากษาหัวหน้าศาลฯ</w:t>
-      </w:r>
-      <w:r>
-        <w:rPr>
           <w:rFonts w:ascii="TH SarabunIT๙" w:hAnsi="TH SarabunIT๙" w:cs="TH SarabunIT๙" w:hint="cs"/>
-          <w:sz w:val="34"/>
-          <w:szCs w:val="34"/>
-          <w:cs/>
-        </w:rPr>
-        <w:t xml:space="preserve">     </w:t>
-      </w:r>
-      <w:r>
-        <w:rPr>
-          <w:rFonts w:ascii="TH SarabunIT๙" w:hAnsi="TH SarabunIT๙" w:cs="TH SarabunIT๙"/>
-          <w:sz w:val="34"/>
-          <w:szCs w:val="34"/>
-          <w:cs/>
-        </w:rPr>
-        <w:t>เพื่อลงนามอนุมัติเบิกจ่ายเงินต่อไป</w:t>
+          <w:spacing w:val="10"/>
+          <w:sz w:val="34"/>
+          <w:szCs w:val="34"/>
+          <w:cs/>
+        </w:rPr>
+        <w:t xml:space="preserve">รวมเป็นเงินทั้งสิ้น </w:t>
+      </w:r>
+      <w:r>
+        <w:rPr>
+          <w:rFonts w:ascii="TH SarabunIT๙" w:hAnsi="TH SarabunIT๙" w:cs="TH SarabunIT๙"/>
+          <w:spacing w:val="-6"/>
+          <w:sz w:val="34"/>
+          <w:szCs w:val="34"/>
+        </w:rPr>
+        <w:t>197,200.00</w:t>
+      </w:r>
+      <w:r>
+        <w:rPr>
+          <w:rFonts w:ascii="TH SarabunIT๙" w:hAnsi="TH SarabunIT๙" w:cs="TH SarabunIT๙" w:hint="cs"/>
+          <w:spacing w:val="10"/>
+          <w:sz w:val="34"/>
+          <w:szCs w:val="34"/>
+          <w:cs/>
+        </w:rPr>
+        <w:t>.</w:t>
+      </w:r>
+      <w:r>
+        <w:rPr>
+          <w:rFonts w:ascii="TH SarabunIT๙" w:hAnsi="TH SarabunIT๙" w:cs="TH SarabunIT๙" w:hint="cs"/>
+          <w:spacing w:val="10"/>
+          <w:sz w:val="34"/>
+          <w:szCs w:val="34"/>
+          <w:cs/>
+        </w:rPr>
+        <w:t xml:space="preserve">- บาท </w:t>
+      </w:r>
+      <w:r>
+        <w:rPr>
+          <w:rFonts w:ascii="TH SarabunIT๙" w:hAnsi="TH SarabunIT๙" w:cs="TH SarabunIT๙" w:hint="cs"/>
+          <w:spacing w:val="10"/>
+          <w:sz w:val="34"/>
+          <w:szCs w:val="34"/>
+          <w:cs/>
+        </w:rPr>
+        <w:t>(</w:t>
+      </w:r>
+      <w:r>
+        <w:rPr>
+          <w:rFonts w:ascii="TH SarabunIT๙" w:hAnsi="TH SarabunIT๙" w:cs="TH SarabunIT๙"/>
+          <w:spacing w:val="-6"/>
+          <w:sz w:val="34"/>
+          <w:szCs w:val="34"/>
+        </w:rPr>
+        <w:t>หนึ่งแสนเก้าหมื่นเจ็ดพันสองร้อยบาทถ้วน</w:t>
+      </w:r>
+      <w:r>
+        <w:rPr>
+          <w:rFonts w:ascii="TH SarabunIT๙" w:hAnsi="TH SarabunIT๙" w:cs="TH SarabunIT๙" w:hint="cs"/>
+          <w:spacing w:val="10"/>
+          <w:sz w:val="34"/>
+          <w:szCs w:val="34"/>
+          <w:cs/>
+        </w:rPr>
+        <w:t xml:space="preserve">) </w:t>
+      </w:r>
+      <w:r>
+        <w:rPr>
+          <w:rFonts w:ascii="TH SarabunIT๙" w:hAnsi="TH SarabunIT๙" w:cs="TH SarabunIT๙" w:hint="cs"/>
+          <w:spacing w:val="-4"/>
+          <w:sz w:val="34"/>
+          <w:szCs w:val="34"/>
+          <w:cs/>
+        </w:rPr>
+        <w:t>โดยเบิกจ่าย</w:t>
+      </w:r>
+      <w:r>
+        <w:rPr>
+          <w:rFonts w:ascii="TH SarabunIT๙" w:hAnsi="TH SarabunIT๙" w:cs="TH SarabunIT๙"/>
+          <w:spacing w:val="-4"/>
+          <w:sz w:val="34"/>
+          <w:szCs w:val="34"/>
+          <w:cs/>
+        </w:rPr>
+        <w:t>จากบัญชีสำนักงานประจำศาลเยาวชนและครอบครัวจังหวัดประจวบคีรีขันธ์ เพื่องบดำเนินการ</w:t>
+      </w:r>
+      <w:r>
+        <w:rPr>
+          <w:rFonts w:ascii="TH SarabunIT๙" w:hAnsi="TH SarabunIT๙" w:cs="TH SarabunIT๙"/>
+          <w:sz w:val="34"/>
+          <w:szCs w:val="34"/>
+          <w:cs/>
+        </w:rPr>
+        <w:t xml:space="preserve"> </w:t>
+      </w:r>
+      <w:r>
+        <w:rPr>
+          <w:rFonts w:ascii="TH SarabunIT๙" w:hAnsi="TH SarabunIT๙" w:cs="TH SarabunIT๙"/>
+          <w:spacing w:val="6"/>
+          <w:sz w:val="34"/>
+          <w:szCs w:val="34"/>
+          <w:cs/>
+        </w:rPr>
+        <w:t>บัญชีเลขที่</w:t>
+      </w:r>
+      <w:r>
+        <w:rPr>
+          <w:rFonts w:ascii="TH SarabunIT๙" w:hAnsi="TH SarabunIT๙" w:cs="TH SarabunIT๙" w:hint="cs"/>
+          <w:spacing w:val="6"/>
+          <w:sz w:val="34"/>
+          <w:szCs w:val="34"/>
+          <w:cs/>
+        </w:rPr>
+        <w:t xml:space="preserve"> </w:t>
+      </w:r>
+      <w:r>
+        <w:rPr>
+          <w:rFonts w:ascii="TH SarabunIT๙" w:hAnsi="TH SarabunIT๙" w:cs="TH SarabunIT๙"/>
+          <w:spacing w:val="6"/>
+          <w:sz w:val="34"/>
+          <w:szCs w:val="34"/>
+          <w:cs/>
+        </w:rPr>
+        <w:t>133-2-29018-1</w:t>
+      </w:r>
+      <w:r>
+        <w:rPr>
+          <w:rFonts w:ascii="TH SarabunIT๙" w:hAnsi="TH SarabunIT๙" w:cs="TH SarabunIT๙" w:hint="cs"/>
+          <w:spacing w:val="6"/>
+          <w:sz w:val="34"/>
+          <w:szCs w:val="34"/>
+          <w:cs/>
+        </w:rPr>
+        <w:t xml:space="preserve"> </w:t>
+      </w:r>
+      <w:r>
+        <w:rPr>
+          <w:rFonts w:ascii="TH SarabunIT๙" w:hAnsi="TH SarabunIT๙" w:cs="TH SarabunIT๙"/>
+          <w:spacing w:val="6"/>
+          <w:sz w:val="34"/>
+          <w:szCs w:val="34"/>
+          <w:cs/>
+        </w:rPr>
+        <w:t>คู่กับบัญชีกระแสรายวันเลขที่ 133-1-02413-5 โดย</w:t>
+      </w:r>
+      <w:r>
+        <w:rPr>
+          <w:rFonts w:ascii="TH SarabunIT๙" w:hAnsi="TH SarabunIT๙" w:cs="TH SarabunIT๙" w:hint="cs"/>
+          <w:spacing w:val="6"/>
+          <w:sz w:val="34"/>
+          <w:szCs w:val="34"/>
+          <w:cs/>
+        </w:rPr>
+        <w:t>ใช้วิธี</w:t>
+      </w:r>
+      <w:r>
+        <w:rPr>
+          <w:rFonts w:ascii="TH SarabunIT๙" w:hAnsi="TH SarabunIT๙" w:cs="TH SarabunIT๙"/>
+          <w:spacing w:val="6"/>
+          <w:sz w:val="34"/>
+          <w:szCs w:val="34"/>
+          <w:cs/>
+        </w:rPr>
+        <w:t>โอนเงิน</w:t>
+      </w:r>
+      <w:r>
+        <w:rPr>
+          <w:rFonts w:ascii="TH SarabunIT๙" w:hAnsi="TH SarabunIT๙" w:cs="TH SarabunIT๙"/>
+          <w:spacing w:val="2"/>
+          <w:sz w:val="34"/>
+          <w:szCs w:val="34"/>
+          <w:cs/>
+        </w:rPr>
+        <w:t>เข้าบัญชีเงินฝากธนาคารในระบบ</w:t>
+      </w:r>
+      <w:r>
+        <w:rPr>
+          <w:rFonts w:ascii="TH SarabunIT๙" w:hAnsi="TH SarabunIT๙" w:cs="TH SarabunIT๙" w:hint="cs"/>
+          <w:spacing w:val="2"/>
+          <w:sz w:val="34"/>
+          <w:szCs w:val="34"/>
+          <w:cs/>
+        </w:rPr>
+        <w:t xml:space="preserve"> </w:t>
+      </w:r>
+      <w:r>
+        <w:rPr>
+          <w:rFonts w:ascii="TH SarabunIT๙" w:hAnsi="TH SarabunIT๙" w:cs="TH SarabunIT๙"/>
+          <w:spacing w:val="2"/>
+          <w:sz w:val="34"/>
+          <w:szCs w:val="34"/>
+        </w:rPr>
+        <w:t>K</w:t>
+      </w:r>
+      <w:r>
+        <w:rPr>
+          <w:rFonts w:ascii="TH SarabunIT๙" w:hAnsi="TH SarabunIT๙" w:cs="TH SarabunIT๙"/>
+          <w:spacing w:val="2"/>
+          <w:sz w:val="34"/>
+          <w:szCs w:val="34"/>
+          <w:cs/>
+        </w:rPr>
+        <w:t>-</w:t>
+      </w:r>
+      <w:r>
+        <w:rPr>
+          <w:rFonts w:ascii="TH SarabunIT๙" w:hAnsi="TH SarabunIT๙" w:cs="TH SarabunIT๙"/>
+          <w:spacing w:val="2"/>
+          <w:sz w:val="34"/>
+          <w:szCs w:val="34"/>
+        </w:rPr>
+        <w:t>Cash Connect Plus</w:t>
+      </w:r>
+      <w:r>
+        <w:rPr>
+          <w:rFonts w:ascii="TH SarabunIT๙" w:hAnsi="TH SarabunIT๙" w:cs="TH SarabunIT๙" w:hint="cs"/>
+          <w:spacing w:val="2"/>
+          <w:sz w:val="34"/>
+          <w:szCs w:val="34"/>
+          <w:cs/>
+        </w:rPr>
+        <w:t xml:space="preserve"> ให้แก่ผู้รับเงินตามหลักเกณฑ์และวิธีการรับ</w:t>
+      </w:r>
+      <w:r>
+        <w:rPr>
+          <w:rFonts w:ascii="TH SarabunIT๙" w:hAnsi="TH SarabunIT๙" w:cs="TH SarabunIT๙" w:hint="cs"/>
+          <w:sz w:val="34"/>
+          <w:szCs w:val="34"/>
+          <w:cs/>
+        </w:rPr>
+        <w:t>และการจ่ายเงินนอกเหนือจากเงินสดห</w:t>
+      </w:r>
+      <w:r>
+        <w:rPr>
+          <w:rFonts w:ascii="TH SarabunIT๙" w:hAnsi="TH SarabunIT๙" w:cs="TH SarabunIT๙"/>
+          <w:sz w:val="34"/>
+          <w:szCs w:val="34"/>
+          <w:cs/>
+        </w:rPr>
+        <w:t>รือเช็ค พ.ศ.</w:t>
+      </w:r>
+      <w:r>
+        <w:rPr>
+          <w:rFonts w:ascii="TH SarabunIT๙" w:hAnsi="TH SarabunIT๙" w:cs="TH SarabunIT๙" w:hint="cs"/>
+          <w:sz w:val="34"/>
+          <w:szCs w:val="34"/>
+          <w:cs/>
+        </w:rPr>
+        <w:t xml:space="preserve"> </w:t>
+      </w:r>
+      <w:r>
+        <w:rPr>
+          <w:rFonts w:ascii="TH SarabunIT๙" w:hAnsi="TH SarabunIT๙" w:cs="TH SarabunIT๙"/>
+          <w:sz w:val="34"/>
+          <w:szCs w:val="34"/>
+          <w:cs/>
+        </w:rPr>
+        <w:t>25</w:t>
+      </w:r>
+      <w:r>
+        <w:rPr>
+          <w:rFonts w:ascii="TH SarabunIT๙" w:hAnsi="TH SarabunIT๙" w:cs="TH SarabunIT๙"/>
+          <w:sz w:val="34"/>
+          <w:szCs w:val="34"/>
+        </w:rPr>
+        <w:t>62</w:t>
       </w:r>
     </w:p>
     <w:p>
       <w:pPr>
-        <w:tabs>
-          <w:tab w:val="left" w:pos="1560"/>
-        </w:tabs>
-        <w:ind w:right="-449" w:firstLine="720"/>
+        <w:spacing w:before="120"/>
+        <w:ind w:firstLine="1418"/>
         <w:jc w:val="thaiDistribute"/>
         <w:rPr>
           <w:rFonts w:ascii="TH SarabunIT๙" w:hAnsi="TH SarabunIT๙" w:cs="TH SarabunIT๙"/>
@@ -4036,99 +4156,157 @@
           <w:szCs w:val="34"/>
         </w:rPr>
       </w:pPr>
+      <w:r>
+        <w:rPr>
+          <w:rFonts w:ascii="TH SarabunIT๙" w:hAnsi="TH SarabunIT๙" w:cs="TH SarabunIT๙"/>
+          <w:sz w:val="34"/>
+          <w:szCs w:val="34"/>
+          <w:cs/>
+        </w:rPr>
+        <w:t>จึงเรียนมาเพื่อโปรดพิจารณา หากเห็นชอบขอได้โปรดนำเสนอผู้พิพากษาหัวหน้าศาลฯเพื่อลงนามอนุมัติเบิกจ่ายเงินต่อไป</w:t>
+      </w:r>
     </w:p>
     <w:p>
       <w:pPr>
-        <w:spacing w:before="120"/>
-        <w:jc w:val="thaiDistribute"/>
-        <w:rPr>
-          <w:rFonts w:ascii="TH SarabunIT๙" w:hAnsi="TH SarabunIT๙" w:cs="TH SarabunIT๙"/>
-          <w:sz w:val="34"/>
-          <w:szCs w:val="34"/>
-        </w:rPr>
-      </w:pPr>
-      <w:r>
-        <w:rPr>
-          <w:rFonts w:ascii="TH SarabunIT๙" w:hAnsi="TH SarabunIT๙" w:cs="TH SarabunIT๙"/>
-          <w:sz w:val="34"/>
-          <w:szCs w:val="34"/>
-          <w:cs/>
-        </w:rPr>
-        <w:t xml:space="preserve">                                                               </w:t>
-      </w:r>
-      <w:r>
-        <w:rPr>
-          <w:rFonts w:ascii="TH SarabunIT๙" w:hAnsi="TH SarabunIT๙" w:cs="TH SarabunIT๙" w:hint="cs"/>
-          <w:sz w:val="34"/>
-          <w:szCs w:val="34"/>
-          <w:cs/>
-        </w:rPr>
-        <w:t xml:space="preserve">    </w:t>
-      </w:r>
-      <w:r>
-        <w:rPr>
-          <w:rFonts w:ascii="TH SarabunIT๙" w:hAnsi="TH SarabunIT๙" w:cs="TH SarabunIT๙"/>
-          <w:sz w:val="34"/>
-          <w:szCs w:val="34"/>
-          <w:cs/>
-        </w:rPr>
-        <w:t xml:space="preserve"> </w:t>
-      </w:r>
-      <w:r>
-        <w:rPr>
-          <w:rFonts w:ascii="TH SarabunIT๙" w:hAnsi="TH SarabunIT๙" w:cs="TH SarabunIT๙" w:hint="cs"/>
-          <w:sz w:val="34"/>
-          <w:szCs w:val="34"/>
-          <w:cs/>
-        </w:rPr>
-        <w:t xml:space="preserve">    </w:t>
-      </w:r>
-      <w:r>
-        <w:rPr>
-          <w:rFonts w:ascii="TH SarabunIT๙" w:hAnsi="TH SarabunIT๙" w:cs="TH SarabunIT๙"/>
-          <w:sz w:val="34"/>
-          <w:szCs w:val="34"/>
-          <w:cs/>
-        </w:rPr>
-        <w:t xml:space="preserve"> (</w:t>
-      </w:r>
-      <w:r>
-        <w:rPr>
-          <w:rFonts w:ascii="TH SarabunIT๙" w:hAnsi="TH SarabunIT๙" w:cs="TH SarabunIT๙" w:hint="cs"/>
-          <w:sz w:val="34"/>
-          <w:szCs w:val="34"/>
-          <w:cs/>
-        </w:rPr>
-        <w:t>นางสาวจุฑามาศ  ขาวทอง</w:t>
-      </w:r>
-      <w:r>
-        <w:rPr>
-          <w:rFonts w:ascii="TH SarabunIT๙" w:hAnsi="TH SarabunIT๙" w:cs="TH SarabunIT๙"/>
-          <w:sz w:val="34"/>
-          <w:szCs w:val="34"/>
-          <w:cs/>
-        </w:rPr>
-        <w:t>)</w:t>
-      </w:r>
+        <w:ind w:firstLine="1418"/>
+        <w:jc w:val="distribute"/>
+        <w:rPr>
+          <w:rFonts w:ascii="TH SarabunIT๙" w:hAnsi="TH SarabunIT๙" w:cs="TH SarabunIT๙"/>
+          <w:sz w:val="34"/>
+          <w:szCs w:val="34"/>
+        </w:rPr>
+      </w:pPr>
     </w:p>
     <w:p>
       <w:pPr>
+        <w:ind w:firstLine="1418"/>
+        <w:jc w:val="distribute"/>
+        <w:rPr>
+          <w:rFonts w:ascii="TH SarabunIT๙" w:hAnsi="TH SarabunIT๙" w:cs="TH SarabunIT๙"/>
+          <w:sz w:val="34"/>
+          <w:szCs w:val="34"/>
+        </w:rPr>
+      </w:pPr>
+      <w:r>
+        <w:rPr>
+          <w:rFonts w:ascii="TH SarabunIT๙" w:hAnsi="TH SarabunIT๙" w:cs="TH SarabunIT๙"/>
+          <w:sz w:val="34"/>
+          <w:szCs w:val="34"/>
+          <w:cs/>
+        </w:rPr>
+        <w:t xml:space="preserve">                                             </w:t>
+      </w:r>
+      <w:r>
+        <w:rPr>
+          <w:rFonts w:ascii="TH SarabunIT๙" w:hAnsi="TH SarabunIT๙" w:cs="TH SarabunIT๙" w:hint="cs"/>
+          <w:sz w:val="34"/>
+          <w:szCs w:val="34"/>
+          <w:cs/>
+        </w:rPr>
+        <w:t xml:space="preserve">    </w:t>
+      </w:r>
+      <w:r>
+        <w:rPr>
+          <w:rFonts w:ascii="TH SarabunIT๙" w:hAnsi="TH SarabunIT๙" w:cs="TH SarabunIT๙"/>
+          <w:sz w:val="34"/>
+          <w:szCs w:val="34"/>
+          <w:cs/>
+        </w:rPr>
+        <w:t xml:space="preserve"> </w:t>
+      </w:r>
+      <w:r>
+        <w:rPr>
+          <w:rFonts w:ascii="TH SarabunIT๙" w:hAnsi="TH SarabunIT๙" w:cs="TH SarabunIT๙" w:hint="cs"/>
+          <w:sz w:val="34"/>
+          <w:szCs w:val="34"/>
+          <w:cs/>
+        </w:rPr>
+        <w:t xml:space="preserve"> </w:t>
+      </w:r>
+    </w:p>
+    <w:p>
+      <w:pPr>
+        <w:tabs>
+          <w:tab w:val="left" w:pos="4536"/>
+        </w:tabs>
+        <w:rPr>
+          <w:rFonts w:ascii="TH SarabunIT๙" w:hAnsi="TH SarabunIT๙" w:cs="TH SarabunIT๙"/>
+          <w:sz w:val="34"/>
+          <w:szCs w:val="34"/>
+        </w:rPr>
+      </w:pPr>
+      <w:r>
+        <w:rPr>
+          <w:rFonts w:ascii="TH SarabunIT๙" w:hAnsi="TH SarabunIT๙" w:cs="TH SarabunIT๙"/>
+          <w:sz w:val="34"/>
+          <w:szCs w:val="34"/>
+          <w:cs/>
+        </w:rPr>
+        <w:tab/>
+      </w:r>
+      <w:r>
+        <w:rPr>
+          <w:rFonts w:ascii="TH SarabunIT๙" w:hAnsi="TH SarabunIT๙" w:cs="TH SarabunIT๙"/>
+          <w:sz w:val="34"/>
+          <w:szCs w:val="34"/>
+          <w:cs/>
+        </w:rPr>
+        <w:t>(</w:t>
+      </w:r>
+      <w:r>
+        <w:rPr>
+          <w:rFonts w:ascii="TH SarabunIT๙" w:hAnsi="TH SarabunIT๙" w:cs="TH SarabunIT๙" w:hint="cs"/>
+          <w:sz w:val="34"/>
+          <w:szCs w:val="34"/>
+          <w:cs/>
+        </w:rPr>
+        <w:t>นางสาวพจนา</w:t>
+      </w:r>
+      <w:r>
+        <w:rPr>
+          <w:rFonts w:ascii="TH SarabunIT๙" w:hAnsi="TH SarabunIT๙" w:cs="TH SarabunIT๙" w:hint="cs"/>
+          <w:sz w:val="34"/>
+          <w:szCs w:val="34"/>
+          <w:cs/>
+        </w:rPr>
+        <w:t xml:space="preserve"> </w:t>
+      </w:r>
+      <w:r>
+        <w:rPr>
+          <w:rFonts w:ascii="TH SarabunIT๙" w:hAnsi="TH SarabunIT๙" w:cs="TH SarabunIT๙" w:hint="cs"/>
+          <w:sz w:val="34"/>
+          <w:szCs w:val="34"/>
+          <w:cs/>
+        </w:rPr>
+        <w:t>เทพพิชิตสมุทร</w:t>
+      </w:r>
+      <w:r>
+        <w:rPr>
+          <w:rFonts w:ascii="TH SarabunIT๙" w:hAnsi="TH SarabunIT๙" w:cs="TH SarabunIT๙"/>
+          <w:sz w:val="34"/>
+          <w:szCs w:val="34"/>
+          <w:cs/>
+        </w:rPr>
+        <w:t>)</w:t>
+      </w:r>
+    </w:p>
+    <w:p>
+      <w:pPr>
         <w:jc w:val="thaiDistribute"/>
         <w:rPr>
           <w:rFonts w:ascii="TH SarabunIT๙" w:hAnsi="TH SarabunIT๙" w:cs="TH SarabunIT๙"/>
           <w:sz w:val="32"/>
           <w:szCs w:val="32"/>
-          <w:cs/>
-        </w:rPr>
-      </w:pPr>
-      <w:r>
-        <w:rPr>
-          <w:rFonts w:ascii="TH SarabunIT๙" w:hAnsi="TH SarabunIT๙" w:cs="TH SarabunIT๙"/>
-          <w:sz w:val="34"/>
-          <w:szCs w:val="34"/>
-          <w:cs/>
-        </w:rPr>
-        <w:t xml:space="preserve">                                                      </w:t>
+        </w:rPr>
+      </w:pPr>
+      <w:r>
+        <w:rPr>
+          <w:rFonts w:ascii="TH SarabunIT๙" w:hAnsi="TH SarabunIT๙" w:cs="TH SarabunIT๙"/>
+          <w:sz w:val="34"/>
+          <w:szCs w:val="34"/>
+          <w:cs/>
+        </w:rPr>
+        <w:t xml:space="preserve">                                                   </w:t>
       </w:r>
       <w:r>
         <w:rPr>
@@ -4137,43 +4315,276 @@
           <w:szCs w:val="34"/>
           <w:cs/>
         </w:rPr>
+        <w:t xml:space="preserve">        </w:t>
+      </w:r>
+      <w:r>
+        <w:rPr>
+          <w:rFonts w:ascii="TH SarabunIT๙" w:hAnsi="TH SarabunIT๙" w:cs="TH SarabunIT๙" w:hint="cs"/>
+          <w:sz w:val="34"/>
+          <w:szCs w:val="34"/>
+          <w:cs/>
+        </w:rPr>
+        <w:t>นักวิชาการเงินและบัญชีปฏิบัติการ</w:t>
+      </w:r>
+    </w:p>
+    <w:p>
+      <w:pPr>
+        <w:jc w:val="thaiDistribute"/>
+        <w:rPr>
+          <w:rFonts w:ascii="TH SarabunIT๙" w:hAnsi="TH SarabunIT๙" w:cs="TH SarabunIT๙"/>
+          <w:sz w:val="32"/>
+          <w:szCs w:val="32"/>
+        </w:rPr>
+      </w:pPr>
+    </w:p>
+    <w:p>
+      <w:pPr>
+        <w:jc w:val="thaiDistribute"/>
+        <w:rPr>
+          <w:rFonts w:ascii="TH SarabunIT๙" w:hAnsi="TH SarabunIT๙" w:cs="TH SarabunIT๙"/>
+          <w:sz w:val="32"/>
+          <w:szCs w:val="32"/>
+        </w:rPr>
+      </w:pPr>
+    </w:p>
+    <w:p>
+      <w:pPr>
+        <w:jc w:val="thaiDistribute"/>
+        <w:rPr>
+          <w:rFonts w:ascii="TH SarabunIT๙" w:hAnsi="TH SarabunIT๙" w:cs="TH SarabunIT๙"/>
+          <w:sz w:val="32"/>
+          <w:szCs w:val="32"/>
+        </w:rPr>
+      </w:pPr>
+    </w:p>
+    <w:p>
+      <w:pPr>
+        <w:jc w:val="thaiDistribute"/>
+        <w:rPr>
+          <w:rFonts w:ascii="TH SarabunIT๙" w:hAnsi="TH SarabunIT๙" w:cs="TH SarabunIT๙"/>
+          <w:sz w:val="32"/>
+          <w:szCs w:val="32"/>
+        </w:rPr>
+      </w:pPr>
+    </w:p>
+    <w:p>
+      <w:pPr>
+        <w:jc w:val="thaiDistribute"/>
+        <w:rPr>
+          <w:rFonts w:ascii="TH SarabunIT๙" w:hAnsi="TH SarabunIT๙" w:cs="TH SarabunIT๙"/>
+          <w:sz w:val="32"/>
+          <w:szCs w:val="32"/>
+        </w:rPr>
+      </w:pPr>
+    </w:p>
+    <w:p>
+      <w:pPr>
+        <w:jc w:val="thaiDistribute"/>
+        <w:rPr>
+          <w:rFonts w:ascii="TH SarabunIT๙" w:hAnsi="TH SarabunIT๙" w:cs="TH SarabunIT๙"/>
+          <w:sz w:val="32"/>
+          <w:szCs w:val="32"/>
+        </w:rPr>
+      </w:pPr>
+    </w:p>
+    <w:p>
+      <w:pPr>
+        <w:jc w:val="thaiDistribute"/>
+        <w:rPr>
+          <w:rFonts w:ascii="TH SarabunIT๙" w:hAnsi="TH SarabunIT๙" w:cs="TH SarabunIT๙"/>
+          <w:sz w:val="32"/>
+          <w:szCs w:val="32"/>
+        </w:rPr>
+      </w:pPr>
+    </w:p>
+    <w:p>
+      <w:pPr>
+        <w:jc w:val="thaiDistribute"/>
+        <w:rPr>
+          <w:rFonts w:ascii="TH SarabunIT๙" w:hAnsi="TH SarabunIT๙" w:cs="TH SarabunIT๙"/>
+          <w:sz w:val="32"/>
+          <w:szCs w:val="32"/>
+        </w:rPr>
+      </w:pPr>
+    </w:p>
+    <w:p>
+      <w:pPr>
+        <w:jc w:val="thaiDistribute"/>
+        <w:rPr>
+          <w:rFonts w:ascii="TH SarabunIT๙" w:hAnsi="TH SarabunIT๙" w:cs="TH SarabunIT๙"/>
+          <w:sz w:val="32"/>
+          <w:szCs w:val="32"/>
+        </w:rPr>
+      </w:pPr>
+    </w:p>
+    <w:p>
+      <w:pPr>
+        <w:jc w:val="right"/>
+        <w:rPr>
+          <w:rFonts w:ascii="TH SarabunIT๙" w:hAnsi="TH SarabunIT๙" w:cs="TH SarabunIT๙"/>
+          <w:sz w:val="34"/>
+          <w:szCs w:val="34"/>
+        </w:rPr>
+      </w:pPr>
+      <w:r>
+        <w:rPr>
+          <w:rFonts w:ascii="TH SarabunIT๙" w:hAnsi="TH SarabunIT๙" w:cs="TH SarabunIT๙" w:hint="cs"/>
+          <w:sz w:val="34"/>
+          <w:szCs w:val="34"/>
+          <w:cs/>
+        </w:rPr>
+        <w:t>เรียน...</w:t>
+      </w:r>
+    </w:p>
+    <w:p>
+      <w:pPr>
+        <w:spacing w:before="240"/>
+        <w:rPr>
+          <w:rFonts w:ascii="TH SarabunIT๙" w:hAnsi="TH SarabunIT๙" w:cs="TH SarabunIT๙"/>
+          <w:b/>
+          <w:bCs/>
+          <w:sz w:val="58"/>
+          <w:szCs w:val="58"/>
+          <w:cs/>
+        </w:rPr>
+      </w:pPr>
+      <w:r>
+        <w:rPr>
+          <w:rFonts w:ascii="TH SarabunIT๙" w:hAnsi="TH SarabunIT๙" w:cs="TH SarabunIT๙" w:hint="cs"/>
+          <w:b/>
+          <w:bCs/>
+          <w:sz w:val="58"/>
+          <w:szCs w:val="58"/>
+          <w:cs/>
+        </w:rPr>
+        <w:lastRenderedPageBreak/>
+        <w:t xml:space="preserve">                          </w:t>
+      </w:r>
+      <w:r>
+        <w:rPr>
+          <w:rFonts w:ascii="TH SarabunIT๙" w:hAnsi="TH SarabunIT๙" w:cs="TH SarabunIT๙"/>
+          <w:b/>
+          <w:bCs/>
+          <w:sz w:val="58"/>
+          <w:szCs w:val="58"/>
+          <w:cs/>
+        </w:rPr>
+        <w:t xml:space="preserve">บันทึกข้อความ </w:t>
+      </w:r>
+      <w:r>
+        <w:rPr>
+          <w:rFonts w:ascii="TH SarabunIT๙" w:hAnsi="TH SarabunIT๙" w:cs="TH SarabunIT๙" w:hint="cs"/>
+          <w:b/>
+          <w:bCs/>
+          <w:sz w:val="58"/>
+          <w:szCs w:val="58"/>
+          <w:cs/>
+        </w:rPr>
+        <w:t>(ต่อ)</w:t>
+      </w:r>
+      <w:r>
+        <w:rPr>
+          <w:rFonts w:ascii="TH SarabunIT๙" w:hAnsi="TH SarabunIT๙" w:cs="TH SarabunIT๙"/>
+          <w:b/>
+          <w:bCs/>
+          <w:sz w:val="58"/>
+          <w:szCs w:val="58"/>
+          <w:cs/>
+        </w:rPr>
+        <w:t xml:space="preserve">   </w:t>
+      </w:r>
+      <w:r>
+        <w:rPr>
+          <w:rFonts w:ascii="TH SarabunIT๙" w:hAnsi="TH SarabunIT๙" w:cs="TH SarabunIT๙"/>
+          <w:b/>
+          <w:bCs/>
+          <w:sz w:val="58"/>
+          <w:szCs w:val="58"/>
+          <w:cs/>
+        </w:rPr>
+        <w:t xml:space="preserve">   </w:t>
+      </w:r>
+      <w:r>
+        <w:rPr>
+          <w:rFonts w:ascii="TH SarabunIT๙" w:hAnsi="TH SarabunIT๙" w:cs="TH SarabunIT๙" w:hint="cs"/>
+          <w:b/>
+          <w:bCs/>
+          <w:sz w:val="58"/>
+          <w:szCs w:val="58"/>
+          <w:cs/>
+        </w:rPr>
+        <w:t xml:space="preserve">  </w:t>
+      </w:r>
+      <w:r>
+        <w:rPr>
+          <w:rFonts w:ascii="TH SarabunIT๙" w:hAnsi="TH SarabunIT๙" w:cs="TH SarabunIT๙" w:hint="cs"/>
+          <w:b/>
+          <w:bCs/>
+          <w:sz w:val="58"/>
+          <w:szCs w:val="58"/>
+          <w:cs/>
+        </w:rPr>
+        <w:t xml:space="preserve">แผ่นที่ </w:t>
+      </w:r>
+      <w:r>
+        <w:rPr>
+          <w:rFonts w:ascii="TH SarabunIT๙" w:hAnsi="TH SarabunIT๙" w:cs="TH SarabunIT๙" w:hint="cs"/>
+          <w:b/>
+          <w:bCs/>
+          <w:sz w:val="58"/>
+          <w:szCs w:val="58"/>
+          <w:cs/>
+        </w:rPr>
+        <w:t>3</w:t>
+      </w:r>
+    </w:p>
+    <w:p>
+      <w:pPr>
+        <w:spacing w:after="120"/>
+        <w:rPr>
+          <w:rFonts w:ascii="TH SarabunIT๙" w:hAnsi="TH SarabunIT๙" w:cs="TH SarabunIT๙"/>
+          <w:sz w:val="34"/>
+          <w:szCs w:val="34"/>
+          <w:cs/>
+        </w:rPr>
+      </w:pPr>
+      <w:r>
+        <w:rPr>
+          <w:rFonts w:ascii="TH SarabunIT๙" w:hAnsi="TH SarabunIT๙" w:cs="TH SarabunIT๙"/>
+          <w:b/>
+          <w:bCs/>
+          <w:sz w:val="40"/>
+          <w:szCs w:val="40"/>
+          <w:cs/>
+        </w:rPr>
+        <w:t>เรื่อง</w:t>
+      </w:r>
+      <w:r>
+        <w:rPr>
+          <w:rFonts w:ascii="TH SarabunIT๙" w:hAnsi="TH SarabunIT๙" w:cs="TH SarabunIT๙"/>
+          <w:sz w:val="34"/>
+          <w:szCs w:val="34"/>
+          <w:cs/>
+        </w:rPr>
+        <w:t xml:space="preserve">  </w:t>
+      </w:r>
+      <w:r>
+        <w:rPr>
+          <w:rFonts w:ascii="TH SarabunIT๙" w:hAnsi="TH SarabunIT๙" w:cs="TH SarabunIT๙"/>
+          <w:sz w:val="34"/>
+          <w:szCs w:val="34"/>
+          <w:cs/>
+        </w:rPr>
+        <w:t>ขออนุมัติเบิกเงินจากค่าใช้จ่ายด้านบริหารจัดการ</w:t>
+      </w:r>
+      <w:r>
+        <w:rPr>
+          <w:rFonts w:ascii="TH SarabunIT๙" w:hAnsi="TH SarabunIT๙" w:cs="TH SarabunIT๙"/>
+          <w:sz w:val="34"/>
+          <w:szCs w:val="34"/>
+          <w:cs/>
+        </w:rPr>
         <w:t xml:space="preserve"> </w:t>
-      </w:r>
-      <w:r>
-        <w:rPr>
-          <w:rFonts w:ascii="TH SarabunIT๙" w:hAnsi="TH SarabunIT๙" w:cs="TH SarabunIT๙"/>
-          <w:sz w:val="34"/>
-          <w:szCs w:val="34"/>
-          <w:cs/>
-        </w:rPr>
-        <w:t xml:space="preserve">  </w:t>
-      </w:r>
-      <w:r>
-        <w:rPr>
-          <w:rFonts w:ascii="TH SarabunIT๙" w:hAnsi="TH SarabunIT๙" w:cs="TH SarabunIT๙" w:hint="cs"/>
-          <w:sz w:val="34"/>
-          <w:szCs w:val="34"/>
-          <w:cs/>
-        </w:rPr>
-        <w:t xml:space="preserve">       </w:t>
-      </w:r>
-      <w:r>
-        <w:rPr>
-          <w:rFonts w:ascii="TH SarabunIT๙" w:hAnsi="TH SarabunIT๙" w:cs="TH SarabunIT๙"/>
-          <w:sz w:val="34"/>
-          <w:szCs w:val="34"/>
-          <w:cs/>
-        </w:rPr>
-        <w:t xml:space="preserve">  </w:t>
-      </w:r>
-      <w:r>
-        <w:rPr>
-          <w:rFonts w:ascii="TH SarabunIT๙" w:hAnsi="TH SarabunIT๙" w:cs="TH SarabunIT๙" w:hint="cs"/>
-          <w:sz w:val="34"/>
-          <w:szCs w:val="34"/>
-          <w:cs/>
-        </w:rPr>
-        <w:t xml:space="preserve">   นักวิชาการเงินและบัญชีปฏิบัติการ</w:t>
       </w:r>
     </w:p>
     <w:p>
@@ -4181,13 +4592,22 @@
         <w:tabs>
           <w:tab w:val="left" w:pos="7665"/>
         </w:tabs>
-        <w:spacing w:before="120"/>
-        <w:rPr>
-          <w:rFonts w:ascii="TH SarabunIT๙" w:hAnsi="TH SarabunIT๙" w:cs="TH SarabunIT๙"/>
-          <w:sz w:val="34"/>
-          <w:szCs w:val="34"/>
-        </w:rPr>
-      </w:pPr>
+        <w:spacing w:before="240"/>
+        <w:rPr>
+          <w:rFonts w:ascii="TH SarabunIT๙" w:hAnsi="TH SarabunIT๙" w:cs="TH SarabunIT๙"/>
+          <w:sz w:val="34"/>
+          <w:szCs w:val="34"/>
+        </w:rPr>
+      </w:pPr>
+      <w:r>
+        <w:rPr>
+          <w:rFonts w:ascii="TH SarabunIT๙" w:hAnsi="TH SarabunIT๙" w:cs="TH SarabunIT๙"/>
+          <w:sz w:val="34"/>
+          <w:szCs w:val="34"/>
+          <w:cs/>
+        </w:rPr>
+        <w:t>เรียน</w:t>
+      </w:r>
       <w:r>
         <w:rPr>
           <w:rFonts w:ascii="TH SarabunIT๙" w:hAnsi="TH SarabunIT๙" w:cs="TH SarabunIT๙"/>
@@ -4197,21 +4617,22 @@
           <w:szCs w:val="34"/>
           <w:cs/>
         </w:rPr>
-        <w:t xml:space="preserve">เรียน </w:t>
-      </w:r>
-      <w:r>
-        <w:rPr>
-          <w:rFonts w:ascii="TH SarabunIT๙" w:hAnsi="TH SarabunIT๙" w:cs="TH SarabunIT๙"/>
-          <w:sz w:val="34"/>
-          <w:szCs w:val="34"/>
-          <w:cs/>
-        </w:rPr>
-        <w:t xml:space="preserve"> ผู้พิพากษาหัวหน้าศาลเยาวชนและครอบครัวจังหวัดประจวบคีรีขันธ์</w:t>
+        <w:t xml:space="preserve">  </w:t>
+      </w:r>
+      <w:r>
+        <w:rPr>
+          <w:rFonts w:ascii="TH SarabunIT๙" w:hAnsi="TH SarabunIT๙" w:cs="TH SarabunIT๙"/>
+          <w:sz w:val="34"/>
+          <w:szCs w:val="34"/>
+          <w:cs/>
+        </w:rPr>
+        <w:t>ผู้พิพากษาหัวหน้าศาลเยาวชนและครอบครัวจังหวัดประจวบคีรีขันธ์</w:t>
       </w:r>
     </w:p>
     <w:p>
       <w:pPr>
         <w:spacing w:before="120"/>
+        <w:ind w:firstLine="1418"/>
         <w:jc w:val="thaiDistribute"/>
         <w:rPr>
           <w:rFonts w:ascii="TH SarabunIT๙" w:hAnsi="TH SarabunIT๙" w:cs="TH SarabunIT๙"/>
@@ -4222,131 +4643,12 @@
       <w:r>
         <w:rPr>
           <w:rFonts w:ascii="TH SarabunIT๙" w:hAnsi="TH SarabunIT๙" w:cs="TH SarabunIT๙"/>
-          <w:sz w:val="34"/>
-          <w:szCs w:val="34"/>
-          <w:cs/>
-        </w:rPr>
-        <w:t xml:space="preserve">                   ข้าพเจ้าพิจารณาแล้วเห็นชอบด้วย </w:t>
-      </w:r>
-      <w:r>
-        <w:rPr>
-          <w:rFonts w:ascii="TH SarabunIT๙" w:hAnsi="TH SarabunIT๙" w:cs="TH SarabunIT๙" w:hint="cs"/>
-          <w:sz w:val="34"/>
-          <w:szCs w:val="34"/>
-          <w:cs/>
-        </w:rPr>
-        <w:t>และ</w:t>
-      </w:r>
-      <w:r>
-        <w:rPr>
-          <w:rFonts w:ascii="TH SarabunIT๙" w:hAnsi="TH SarabunIT๙" w:cs="TH SarabunIT๙"/>
-          <w:sz w:val="34"/>
-          <w:szCs w:val="34"/>
-          <w:cs/>
-        </w:rPr>
-        <w:t>เห็นควรเบิกจ่ายเงิน</w:t>
-      </w:r>
-      <w:r>
-        <w:rPr>
-          <w:rFonts w:ascii="TH SarabunIT๙" w:hAnsi="TH SarabunIT๙" w:cs="TH SarabunIT๙"/>
-          <w:spacing w:val="-4"/>
-          <w:sz w:val="34"/>
-          <w:szCs w:val="34"/>
-          <w:cs/>
-        </w:rPr>
-        <w:t>จากค่าใช้จ่ายด้านบริหารจัดการ</w:t>
-      </w:r>
-      <w:r>
-        <w:rPr>
-          <w:rFonts w:ascii="TH SarabunIT๙" w:hAnsi="TH SarabunIT๙" w:cs="TH SarabunIT๙"/>
-          <w:sz w:val="34"/>
-          <w:szCs w:val="34"/>
-          <w:cs/>
-        </w:rPr>
-        <w:t>งบดำเนินการ</w:t>
-      </w:r>
-      <w:r>
-        <w:rPr>
-          <w:rFonts w:ascii="TH SarabunIT๙" w:hAnsi="TH SarabunIT๙" w:cs="TH SarabunIT๙" w:hint="cs"/>
-          <w:sz w:val="34"/>
-          <w:szCs w:val="34"/>
-          <w:cs/>
-        </w:rPr>
-        <w:t xml:space="preserve"> </w:t>
-      </w:r>
-      <w:r>
-        <w:rPr>
-          <w:rFonts w:ascii="TH SarabunIT๙" w:hAnsi="TH SarabunIT๙" w:cs="TH SarabunIT๙"/>
-          <w:spacing w:val="-4"/>
-          <w:sz w:val="34"/>
-          <w:szCs w:val="34"/>
-          <w:cs/>
-        </w:rPr>
-        <w:t>กิจกรรมสนับสนุนการพิจารณาพิพากษาคดี</w:t>
-      </w:r>
-      <w:r>
-        <w:rPr>
-          <w:rFonts w:ascii="TH SarabunIT๙" w:hAnsi="TH SarabunIT๙" w:cs="TH SarabunIT๙"/>
-          <w:sz w:val="34"/>
-          <w:szCs w:val="34"/>
-          <w:cs/>
-        </w:rPr>
-        <w:t>และ</w:t>
-      </w:r>
-      <w:r>
-        <w:rPr>
-          <w:rFonts w:ascii="TH SarabunIT๙" w:hAnsi="TH SarabunIT๙" w:cs="TH SarabunIT๙"/>
           <w:spacing w:val="-6"/>
           <w:sz w:val="34"/>
           <w:szCs w:val="34"/>
           <w:cs/>
         </w:rPr>
-        <w:t>บริหารทั่วไป</w:t>
-      </w:r>
-      <w:r>
-        <w:rPr>
-          <w:rFonts w:ascii="TH SarabunIT๙" w:hAnsi="TH SarabunIT๙" w:cs="TH SarabunIT๙" w:hint="cs"/>
-          <w:sz w:val="34"/>
-          <w:szCs w:val="34"/>
-          <w:cs/>
-        </w:rPr>
-        <w:t xml:space="preserve"> </w:t>
-      </w:r>
-      <w:r>
-        <w:rPr>
-          <w:rFonts w:ascii="TH SarabunIT๙" w:hAnsi="TH SarabunIT๙" w:cs="TH SarabunIT๙"/>
-          <w:sz w:val="34"/>
-          <w:szCs w:val="34"/>
-          <w:cs/>
-        </w:rPr>
-        <w:t>จำนวน</w:t>
-      </w:r>
-      <w:r>
-        <w:rPr>
-          <w:rFonts w:ascii="TH SarabunIT๙" w:hAnsi="TH SarabunIT๙" w:cs="TH SarabunIT๙" w:hint="cs"/>
-          <w:sz w:val="34"/>
-          <w:szCs w:val="34"/>
-          <w:cs/>
-        </w:rPr>
-        <w:t>เงิน</w:t>
-      </w:r>
-      <w:r>
-        <w:rPr>
-          <w:rFonts w:ascii="TH SarabunIT๙" w:hAnsi="TH SarabunIT๙" w:cs="TH SarabunIT๙" w:hint="cs"/>
-          <w:sz w:val="34"/>
-          <w:szCs w:val="34"/>
-          <w:cs/>
-        </w:rPr>
-        <w:t xml:space="preserve"> </w:t>
-      </w:r>
-      <w:r>
-        <w:rPr>
-          <w:rFonts w:ascii="TH SarabunIT๙" w:hAnsi="TH SarabunIT๙" w:cs="TH SarabunIT๙"/>
-          <w:spacing w:val="-6"/>
-          <w:sz w:val="34"/>
-          <w:szCs w:val="34"/>
-        </w:rPr>
-        <w:t>3,000.00</w:t>
+        <w:t xml:space="preserve">ข้าพเจ้าพิจารณาแล้วเห็นชอบด้วย </w:t>
       </w:r>
       <w:r>
         <w:rPr>
@@ -4356,17 +4658,125 @@
           <w:szCs w:val="34"/>
           <w:cs/>
         </w:rPr>
-        <w:t xml:space="preserve">.- </w:t>
+        <w:t>และ</w:t>
+      </w:r>
+      <w:r>
+        <w:rPr>
+          <w:rFonts w:ascii="TH SarabunIT๙" w:hAnsi="TH SarabunIT๙" w:cs="TH SarabunIT๙"/>
+          <w:spacing w:val="-6"/>
+          <w:sz w:val="34"/>
+          <w:szCs w:val="34"/>
+          <w:cs/>
+        </w:rPr>
+        <w:t>เห็นควรเบิกจ่ายเงินจากค่าใช้จ่ายด้านบริหารจัดการ</w:t>
+      </w:r>
+      <w:r>
+        <w:rPr>
+          <w:rFonts w:ascii="TH SarabunIT๙" w:hAnsi="TH SarabunIT๙" w:cs="TH SarabunIT๙"/>
+          <w:spacing w:val="-2"/>
+          <w:sz w:val="34"/>
+          <w:szCs w:val="34"/>
+          <w:cs/>
+        </w:rPr>
+        <w:t>งบดำเนินการ</w:t>
       </w:r>
       <w:r>
         <w:rPr>
           <w:rFonts w:ascii="TH SarabunIT๙" w:hAnsi="TH SarabunIT๙" w:cs="TH SarabunIT๙" w:hint="cs"/>
+          <w:spacing w:val="-2"/>
+          <w:sz w:val="34"/>
+          <w:szCs w:val="34"/>
+          <w:cs/>
+        </w:rPr>
+        <w:t xml:space="preserve"> </w:t>
+      </w:r>
+      <w:r>
+        <w:rPr>
+          <w:rFonts w:ascii="TH SarabunIT๙" w:hAnsi="TH SarabunIT๙" w:cs="TH SarabunIT๙"/>
+          <w:spacing w:val="-2"/>
+          <w:sz w:val="34"/>
+          <w:szCs w:val="34"/>
+          <w:cs/>
+        </w:rPr>
+        <w:t>กิจกรรมสนับสนุนการพิจารณาพิพากษาคดีและบริหารทั่วไป</w:t>
+      </w:r>
+      <w:r>
+        <w:rPr>
+          <w:rFonts w:ascii="TH SarabunIT๙" w:hAnsi="TH SarabunIT๙" w:cs="TH SarabunIT๙" w:hint="cs"/>
+          <w:spacing w:val="-2"/>
+          <w:sz w:val="34"/>
+          <w:szCs w:val="34"/>
+          <w:cs/>
+        </w:rPr>
+        <w:t xml:space="preserve"> </w:t>
+      </w:r>
+      <w:r>
+        <w:rPr>
+          <w:rFonts w:ascii="TH SarabunIT๙" w:hAnsi="TH SarabunIT๙" w:cs="TH SarabunIT๙"/>
+          <w:spacing w:val="-2"/>
+          <w:sz w:val="34"/>
+          <w:szCs w:val="34"/>
+          <w:cs/>
+        </w:rPr>
+        <w:t>จำนวน</w:t>
+      </w:r>
+      <w:r>
+        <w:rPr>
+          <w:rFonts w:ascii="TH SarabunIT๙" w:hAnsi="TH SarabunIT๙" w:cs="TH SarabunIT๙" w:hint="cs"/>
+          <w:spacing w:val="-2"/>
+          <w:sz w:val="34"/>
+          <w:szCs w:val="34"/>
+          <w:cs/>
+        </w:rPr>
+        <w:t>เงิน</w:t>
+      </w:r>
+      <w:r>
+        <w:rPr>
+          <w:rFonts w:ascii="TH SarabunIT๙" w:hAnsi="TH SarabunIT๙" w:cs="TH SarabunIT๙" w:hint="cs"/>
+          <w:spacing w:val="-2"/>
+          <w:sz w:val="34"/>
+          <w:szCs w:val="34"/>
+          <w:cs/>
+        </w:rPr>
+        <w:t xml:space="preserve"> </w:t>
+      </w:r>
+      <w:r>
+        <w:rPr>
+          <w:rFonts w:ascii="TH SarabunIT๙" w:hAnsi="TH SarabunIT๙" w:cs="TH SarabunIT๙"/>
           <w:spacing w:val="-6"/>
           <w:sz w:val="34"/>
           <w:szCs w:val="34"/>
-          <w:cs/>
-        </w:rPr>
-        <w:t>บาท (</w:t>
+        </w:rPr>
+        <w:t>197,200.00</w:t>
+      </w:r>
+      <w:r>
+        <w:rPr>
+          <w:rFonts w:ascii="TH SarabunIT๙" w:hAnsi="TH SarabunIT๙" w:cs="TH SarabunIT๙" w:hint="cs"/>
+          <w:spacing w:val="-2"/>
+          <w:sz w:val="34"/>
+          <w:szCs w:val="34"/>
+          <w:cs/>
+        </w:rPr>
+        <w:t>.</w:t>
+      </w:r>
+      <w:r>
+        <w:rPr>
+          <w:rFonts w:ascii="TH SarabunIT๙" w:hAnsi="TH SarabunIT๙" w:cs="TH SarabunIT๙" w:hint="cs"/>
+          <w:spacing w:val="-2"/>
+          <w:sz w:val="34"/>
+          <w:szCs w:val="34"/>
+          <w:cs/>
+        </w:rPr>
+        <w:t>- บาท</w:t>
+      </w:r>
+      <w:r>
+        <w:rPr>
+          <w:rFonts w:ascii="TH SarabunIT๙" w:hAnsi="TH SarabunIT๙" w:cs="TH SarabunIT๙" w:hint="cs"/>
+          <w:sz w:val="34"/>
+          <w:szCs w:val="34"/>
+          <w:cs/>
+        </w:rPr>
+        <w:t xml:space="preserve"> (</w:t>
       </w:r>
       <w:r>
         <w:rPr>
@@ -4375,12 +4785,11 @@
           <w:sz w:val="34"/>
           <w:szCs w:val="34"/>
         </w:rPr>
-        <w:t>สามพันบาทถ้วน</w:t>
+        <w:t>หนึ่งแสนเก้าหมื่นเจ็ดพันสองร้อยบาทถ้วน</w:t>
       </w:r>
       <w:r>
         <w:rPr>
           <w:rFonts w:ascii="TH SarabunIT๙" w:hAnsi="TH SarabunIT๙" w:cs="TH SarabunIT๙" w:hint="cs"/>
-          <w:spacing w:val="-6"/>
           <w:sz w:val="34"/>
           <w:szCs w:val="34"/>
           <w:cs/>
@@ -4390,17 +4799,6 @@
       <w:r>
         <w:rPr>
           <w:rFonts w:ascii="TH SarabunIT๙" w:hAnsi="TH SarabunIT๙" w:cs="TH SarabunIT๙" w:hint="cs"/>
-          <w:spacing w:val="-6"/>
-          <w:sz w:val="34"/>
-          <w:szCs w:val="34"/>
-          <w:cs/>
-        </w:rPr>
-        <w:t xml:space="preserve"> </w:t>
-      </w:r>
-      <w:r>
-        <w:rPr>
-          <w:rFonts w:ascii="TH SarabunIT๙" w:hAnsi="TH SarabunIT๙" w:cs="TH SarabunIT๙" w:hint="cs"/>
-          <w:spacing w:val="-6"/>
           <w:sz w:val="34"/>
           <w:szCs w:val="34"/>
           <w:cs/>
@@ -4419,41 +4817,13 @@
     </w:p>
     <w:p>
       <w:pPr>
+        <w:spacing w:before="120"/>
+        <w:ind w:right="-6" w:firstLine="1418"/>
         <w:jc w:val="thaiDistribute"/>
         <w:rPr>
           <w:rFonts w:ascii="TH SarabunIT๙" w:hAnsi="TH SarabunIT๙" w:cs="TH SarabunIT๙"/>
-          <w:sz w:val="12"/>
-          <w:szCs w:val="12"/>
-        </w:rPr>
-      </w:pPr>
-    </w:p>
-    <w:p>
-      <w:pPr>
-        <w:ind w:right="-6"/>
-        <w:jc w:val="thaiDistribute"/>
-        <w:rPr>
-          <w:rFonts w:ascii="TH SarabunIT๙" w:hAnsi="TH SarabunIT๙" w:cs="TH SarabunIT๙"/>
-          <w:sz w:val="34"/>
-          <w:szCs w:val="34"/>
-        </w:rPr>
-      </w:pPr>
-      <w:r>
-        <w:rPr>
-          <w:rFonts w:ascii="TH SarabunIT๙" w:hAnsi="TH SarabunIT๙" w:cs="TH SarabunIT๙"/>
-          <w:sz w:val="34"/>
-          <w:szCs w:val="34"/>
-          <w:cs/>
-        </w:rPr>
-        <w:t xml:space="preserve">                   จึงเรียนมาเพื่อโปรดพิจารณาอนุมัติ            </w:t>
-      </w:r>
-    </w:p>
-    <w:p>
-      <w:pPr>
-        <w:ind w:left="720" w:firstLine="720"/>
-        <w:jc w:val="both"/>
-        <w:rPr>
-          <w:rFonts w:ascii="TH SarabunIT๙" w:hAnsi="TH SarabunIT๙" w:cs="TH SarabunIT๙"/>
-          <w:szCs w:val="24"/>
+          <w:sz w:val="34"/>
+          <w:szCs w:val="34"/>
         </w:rPr>
       </w:pPr>
       <w:r>
@@ -4467,16 +4837,16 @@
         <mc:AlternateContent>
           <mc:Choice Requires="wps">
             <w:drawing>
-              <wp:anchor distT="0" distB="0" distL="114300" distR="114300" simplePos="0" relativeHeight="251656192" behindDoc="0" locked="0" layoutInCell="1" allowOverlap="1">
+              <wp:anchor distT="0" distB="0" distL="114300" distR="114300" simplePos="0" relativeHeight="251656192" behindDoc="0" locked="0" layoutInCell="1" allowOverlap="1" wp14:anchorId="03A6435B" wp14:editId="1C72B57B">
                 <wp:simplePos x="0" y="0"/>
                 <wp:positionH relativeFrom="column">
-                  <wp:posOffset>2250440</wp:posOffset>
+                  <wp:posOffset>2291715</wp:posOffset>
                 </wp:positionH>
                 <wp:positionV relativeFrom="paragraph">
-                  <wp:posOffset>114300</wp:posOffset>
+                  <wp:posOffset>268605</wp:posOffset>
                 </wp:positionV>
-                <wp:extent cx="3819525" cy="2586355"/>
-                <wp:effectExtent l="0" t="3175" r="1905" b="1270"/>
+                <wp:extent cx="3819525" cy="1381125"/>
+                <wp:effectExtent l="0" t="0" r="0" b="9525"/>
                 <wp:wrapNone/>
                 <wp:docPr id="2" name="Text Box 86"/>
                 <wp:cNvGraphicFramePr>
@@ -4491,7 +4861,7 @@
                       <wps:spPr bwMode="auto">
                         <a:xfrm>
                           <a:off x="0" y="0"/>
-                          <a:ext cx="3819525" cy="2586355"/>
+                          <a:ext cx="3819525" cy="1381125"/>
                         </a:xfrm>
                         <a:prstGeom prst="rect">
                           <a:avLst/>
@@ -4526,62 +4896,51 @@
                             <w:pPr>
                               <w:rPr>
                                 <w:rFonts w:ascii="TH SarabunPSK" w:hAnsi="TH SarabunPSK" w:cs="TH SarabunPSK"/>
-                                <w:sz w:val="32"/>
-                                <w:szCs w:val="32"/>
+                                <w:sz w:val="34"/>
+                                <w:szCs w:val="34"/>
                               </w:rPr>
                             </w:pPr>
                           </w:p>
                           <w:p>
                             <w:pPr>
-                              <w:rPr>
-                                <w:rFonts w:ascii="TH SarabunPSK" w:hAnsi="TH SarabunPSK" w:cs="TH SarabunPSK"/>
-                                <w:sz w:val="32"/>
-                                <w:szCs w:val="32"/>
+                              <w:jc w:val="center"/>
+                              <w:rPr>
+                                <w:rFonts w:ascii="TH SarabunIT๙" w:hAnsi="TH SarabunIT๙" w:cs="TH SarabunIT๙"/>
+                                <w:sz w:val="34"/>
+                                <w:szCs w:val="34"/>
                               </w:rPr>
                             </w:pPr>
                           </w:p>
                           <w:p>
                             <w:pPr>
-                              <w:tabs>
-                                <w:tab w:val="center" w:pos="2160"/>
-                              </w:tabs>
                               <w:jc w:val="center"/>
                               <w:rPr>
-                                <w:rFonts w:ascii="TH SarabunPSK" w:hAnsi="TH SarabunPSK" w:cs="TH SarabunPSK"/>
+                                <w:rFonts w:ascii="TH SarabunIT๙" w:hAnsi="TH SarabunIT๙" w:cs="TH SarabunIT๙"/>
                                 <w:sz w:val="34"/>
                                 <w:szCs w:val="34"/>
                               </w:rPr>
                             </w:pPr>
                             <w:r>
                               <w:rPr>
-                                <w:rFonts w:ascii="TH SarabunPSK" w:hAnsi="TH SarabunPSK" w:cs="TH SarabunPSK" w:hint="cs"/>
+                                <w:rFonts w:ascii="TH SarabunIT๙" w:hAnsi="TH SarabunIT๙" w:cs="TH SarabunIT๙"/>
                                 <w:sz w:val="34"/>
                                 <w:szCs w:val="34"/>
                                 <w:cs/>
                               </w:rPr>
-                              <w:t xml:space="preserve"> </w:t>
+                              <w:t>(</w:t>
                             </w:r>
                             <w:r>
                               <w:rPr>
-                                <w:rFonts w:ascii="TH SarabunPSK" w:hAnsi="TH SarabunPSK" w:cs="TH SarabunPSK"/>
+                                <w:rFonts w:ascii="TH SarabunIT๙" w:hAnsi="TH SarabunIT๙" w:cs="TH SarabunIT๙"/>
                                 <w:sz w:val="34"/>
                                 <w:szCs w:val="34"/>
                                 <w:cs/>
                               </w:rPr>
-                              <w:t>(</w:t>
+                              <w:t>นางสาววนิดา พิพัฒน์นภาพร</w:t>
                             </w:r>
                             <w:r>
                               <w:rPr>
-                                <w:rFonts w:ascii="TH SarabunPSK" w:hAnsi="TH SarabunPSK" w:cs="TH SarabunPSK" w:hint="cs"/>
-                                <w:sz w:val="34"/>
-                                <w:szCs w:val="34"/>
-                                <w:cs/>
-                              </w:rPr>
-                              <w:t>นางสาววนิดา  พิพัฒน์นภาพร</w:t>
-                            </w:r>
-                            <w:r>
-                              <w:rPr>
-                                <w:rFonts w:ascii="TH SarabunPSK" w:hAnsi="TH SarabunPSK" w:cs="TH SarabunPSK"/>
+                                <w:rFonts w:ascii="TH SarabunIT๙" w:hAnsi="TH SarabunIT๙" w:cs="TH SarabunIT๙"/>
                                 <w:sz w:val="34"/>
                                 <w:szCs w:val="34"/>
                                 <w:cs/>
@@ -4591,50 +4950,35 @@
                           </w:p>
                           <w:p>
                             <w:pPr>
-                              <w:tabs>
-                                <w:tab w:val="center" w:pos="2160"/>
-                              </w:tabs>
                               <w:jc w:val="center"/>
                               <w:rPr>
-                                <w:rFonts w:ascii="TH SarabunPSK" w:hAnsi="TH SarabunPSK" w:cs="TH SarabunPSK"/>
+                                <w:rFonts w:ascii="TH SarabunIT๙" w:hAnsi="TH SarabunIT๙" w:cs="TH SarabunIT๙"/>
                                 <w:sz w:val="34"/>
                                 <w:szCs w:val="34"/>
                               </w:rPr>
                             </w:pPr>
                             <w:r>
                               <w:rPr>
-                                <w:rFonts w:ascii="TH SarabunPSK" w:hAnsi="TH SarabunPSK" w:cs="TH SarabunPSK"/>
+                                <w:rFonts w:ascii="TH SarabunIT๙" w:hAnsi="TH SarabunIT๙" w:cs="TH SarabunIT๙"/>
                                 <w:sz w:val="34"/>
                                 <w:szCs w:val="34"/>
                                 <w:cs/>
                               </w:rPr>
-                              <w:t>ผู้อำนวยการสำนักงานประจำศาล</w:t>
-                            </w:r>
-                            <w:r>
-                              <w:rPr>
-                                <w:rFonts w:ascii="TH SarabunPSK" w:hAnsi="TH SarabunPSK" w:cs="TH SarabunPSK" w:hint="cs"/>
-                                <w:sz w:val="34"/>
-                                <w:szCs w:val="34"/>
-                                <w:cs/>
-                              </w:rPr>
-                              <w:t>เยาวชนและครอบครัว</w:t>
+                              <w:t>ผู้อำนวยการสำนักงานประจำศาลเยาวชนและครอบครัว</w:t>
                             </w:r>
                           </w:p>
                           <w:p>
                             <w:pPr>
-                              <w:tabs>
-                                <w:tab w:val="center" w:pos="2160"/>
-                              </w:tabs>
                               <w:jc w:val="center"/>
                               <w:rPr>
-                                <w:rFonts w:ascii="TH SarabunPSK" w:hAnsi="TH SarabunPSK" w:cs="TH SarabunPSK"/>
-                                <w:sz w:val="32"/>
-                                <w:szCs w:val="32"/>
+                                <w:rFonts w:ascii="TH SarabunIT๙" w:hAnsi="TH SarabunIT๙" w:cs="TH SarabunIT๙"/>
+                                <w:sz w:val="34"/>
+                                <w:szCs w:val="34"/>
                               </w:rPr>
                             </w:pPr>
                             <w:r>
                               <w:rPr>
-                                <w:rFonts w:ascii="TH SarabunPSK" w:hAnsi="TH SarabunPSK" w:cs="TH SarabunPSK" w:hint="cs"/>
+                                <w:rFonts w:ascii="TH SarabunIT๙" w:hAnsi="TH SarabunIT๙" w:cs="TH SarabunIT๙"/>
                                 <w:sz w:val="34"/>
                                 <w:szCs w:val="34"/>
                                 <w:cs/>
@@ -4686,75 +5030,58 @@
           </mc:Choice>
           <mc:Fallback>
             <w:pict>
-              <v:shapetype id="_x0000_t202" coordsize="21600,21600" o:spt="202" path="m,l,21600r21600,l21600,xe">
-                <v:stroke joinstyle="miter"/>
-                <v:path gradientshapeok="t" o:connecttype="rect"/>
-              </v:shapetype>
-              <v:shape id="Text Box 86" o:spid="_x0000_s1027" type="#_x0000_t202" style="position:absolute;left:0;text-align:left;margin-left:177.2pt;margin-top:9pt;width:300.75pt;height:203.65pt;z-index:251656192;visibility:visible;mso-wrap-style:square;mso-width-percent:0;mso-height-percent:0;mso-wrap-distance-left:9pt;mso-wrap-distance-top:0;mso-wrap-distance-right:9pt;mso-wrap-distance-bottom:0;mso-position-horizontal:absolute;mso-position-horizontal-relative:text;mso-position-vertical:absolute;mso-position-vertical-relative:text;mso-width-percent:0;mso-height-percent:0;mso-width-relative:page;mso-height-relative:page;v-text-anchor:top" o:gfxdata="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" filled="f" stroked="f">
+              <v:shape w14:anchorId="03A6435B" id="Text Box 86" o:spid="_x0000_s1027" type="#_x0000_t202" style="position:absolute;left:0;text-align:left;margin-left:180.45pt;margin-top:21.15pt;width:300.75pt;height:108.75pt;z-index:251656192;visibility:visible;mso-wrap-style:square;mso-width-percent:0;mso-height-percent:0;mso-wrap-distance-left:9pt;mso-wrap-distance-top:0;mso-wrap-distance-right:9pt;mso-wrap-distance-bottom:0;mso-position-horizontal:absolute;mso-position-horizontal-relative:text;mso-position-vertical:absolute;mso-position-vertical-relative:text;mso-width-percent:0;mso-height-percent:0;mso-width-relative:page;mso-height-relative:page;v-text-anchor:top" o:gfxdata="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" filled="f" stroked="f">
                 <v:textbox>
                   <w:txbxContent>
                     <w:p>
                       <w:pPr>
                         <w:rPr>
                           <w:rFonts w:ascii="TH SarabunPSK" w:hAnsi="TH SarabunPSK" w:cs="TH SarabunPSK"/>
-                          <w:sz w:val="32"/>
-                          <w:szCs w:val="32"/>
-                        </w:rPr>
-                      </w:pPr>
-                      <w:bookmarkStart w:id="1" w:name="_GoBack"/>
-                      <w:bookmarkEnd w:id="1"/>
-                    </w:p>
-                    <w:p>
-                      <w:pPr>
-                        <w:rPr>
-                          <w:rFonts w:ascii="TH SarabunPSK" w:hAnsi="TH SarabunPSK" w:cs="TH SarabunPSK"/>
-                          <w:sz w:val="32"/>
-                          <w:szCs w:val="32"/>
+                          <w:sz w:val="34"/>
+                          <w:szCs w:val="34"/>
                         </w:rPr>
                       </w:pPr>
                     </w:p>
                     <w:p>
                       <w:pPr>
-                        <w:tabs>
-                          <w:tab w:val="center" w:pos="2160"/>
-                        </w:tabs>
                         <w:jc w:val="center"/>
                         <w:rPr>
-                          <w:rFonts w:ascii="TH SarabunPSK" w:hAnsi="TH SarabunPSK" w:cs="TH SarabunPSK"/>
+                          <w:rFonts w:ascii="TH SarabunIT๙" w:hAnsi="TH SarabunIT๙" w:cs="TH SarabunIT๙"/>
                           <w:sz w:val="34"/>
                           <w:szCs w:val="34"/>
                         </w:rPr>
                       </w:pPr>
+                    </w:p>
+                    <w:p>
+                      <w:pPr>
+                        <w:jc w:val="center"/>
+                        <w:rPr>
+                          <w:rFonts w:ascii="TH SarabunIT๙" w:hAnsi="TH SarabunIT๙" w:cs="TH SarabunIT๙"/>
+                          <w:sz w:val="34"/>
+                          <w:szCs w:val="34"/>
+                        </w:rPr>
+                      </w:pPr>
                       <w:r>
                         <w:rPr>
-                          <w:rFonts w:ascii="TH SarabunPSK" w:hAnsi="TH SarabunPSK" w:cs="TH SarabunPSK" w:hint="cs"/>
+                          <w:rFonts w:ascii="TH SarabunIT๙" w:hAnsi="TH SarabunIT๙" w:cs="TH SarabunIT๙"/>
                           <w:sz w:val="34"/>
                           <w:szCs w:val="34"/>
                           <w:cs/>
                         </w:rPr>
-                        <w:t xml:space="preserve"> </w:t>
+                        <w:t>(</w:t>
                       </w:r>
                       <w:r>
                         <w:rPr>
-                          <w:rFonts w:ascii="TH SarabunPSK" w:hAnsi="TH SarabunPSK" w:cs="TH SarabunPSK"/>
+                          <w:rFonts w:ascii="TH SarabunIT๙" w:hAnsi="TH SarabunIT๙" w:cs="TH SarabunIT๙"/>
                           <w:sz w:val="34"/>
                           <w:szCs w:val="34"/>
                           <w:cs/>
                         </w:rPr>
-                        <w:t>(</w:t>
+                        <w:t>นางสาววนิดา พิพัฒน์นภาพร</w:t>
                       </w:r>
                       <w:r>
                         <w:rPr>
-                          <w:rFonts w:ascii="TH SarabunPSK" w:hAnsi="TH SarabunPSK" w:cs="TH SarabunPSK" w:hint="cs"/>
-                          <w:sz w:val="34"/>
-                          <w:szCs w:val="34"/>
-                          <w:cs/>
-                        </w:rPr>
-                        <w:t>นางสาววนิดา  พิพัฒน์นภาพร</w:t>
-                      </w:r>
-                      <w:r>
-                        <w:rPr>
-                          <w:rFonts w:ascii="TH SarabunPSK" w:hAnsi="TH SarabunPSK" w:cs="TH SarabunPSK"/>
+                          <w:rFonts w:ascii="TH SarabunIT๙" w:hAnsi="TH SarabunIT๙" w:cs="TH SarabunIT๙"/>
                           <w:sz w:val="34"/>
                           <w:szCs w:val="34"/>
                           <w:cs/>
@@ -4764,50 +5091,35 @@
                     </w:p>
                     <w:p>
                       <w:pPr>
-                        <w:tabs>
-                          <w:tab w:val="center" w:pos="2160"/>
-                        </w:tabs>
                         <w:jc w:val="center"/>
                         <w:rPr>
-                          <w:rFonts w:ascii="TH SarabunPSK" w:hAnsi="TH SarabunPSK" w:cs="TH SarabunPSK"/>
+                          <w:rFonts w:ascii="TH SarabunIT๙" w:hAnsi="TH SarabunIT๙" w:cs="TH SarabunIT๙"/>
                           <w:sz w:val="34"/>
                           <w:szCs w:val="34"/>
                         </w:rPr>
                       </w:pPr>
                       <w:r>
                         <w:rPr>
-                          <w:rFonts w:ascii="TH SarabunPSK" w:hAnsi="TH SarabunPSK" w:cs="TH SarabunPSK"/>
+                          <w:rFonts w:ascii="TH SarabunIT๙" w:hAnsi="TH SarabunIT๙" w:cs="TH SarabunIT๙"/>
                           <w:sz w:val="34"/>
                           <w:szCs w:val="34"/>
                           <w:cs/>
                         </w:rPr>
-                        <w:t>ผู้อำนวยการสำนักงานประจำศาล</w:t>
-                      </w:r>
-                      <w:r>
-                        <w:rPr>
-                          <w:rFonts w:ascii="TH SarabunPSK" w:hAnsi="TH SarabunPSK" w:cs="TH SarabunPSK" w:hint="cs"/>
-                          <w:sz w:val="34"/>
-                          <w:szCs w:val="34"/>
-                          <w:cs/>
-                        </w:rPr>
-                        <w:t>เยาวชนและครอบครัว</w:t>
+                        <w:t>ผู้อำนวยการสำนักงานประจำศาลเยาวชนและครอบครัว</w:t>
                       </w:r>
                     </w:p>
                     <w:p>
                       <w:pPr>
-                        <w:tabs>
-                          <w:tab w:val="center" w:pos="2160"/>
-                        </w:tabs>
                         <w:jc w:val="center"/>
                         <w:rPr>
-                          <w:rFonts w:ascii="TH SarabunPSK" w:hAnsi="TH SarabunPSK" w:cs="TH SarabunPSK"/>
-                          <w:sz w:val="32"/>
-                          <w:szCs w:val="32"/>
+                          <w:rFonts w:ascii="TH SarabunIT๙" w:hAnsi="TH SarabunIT๙" w:cs="TH SarabunIT๙"/>
+                          <w:sz w:val="34"/>
+                          <w:szCs w:val="34"/>
                         </w:rPr>
                       </w:pPr>
                       <w:r>
                         <w:rPr>
-                          <w:rFonts w:ascii="TH SarabunPSK" w:hAnsi="TH SarabunPSK" w:cs="TH SarabunPSK" w:hint="cs"/>
+                          <w:rFonts w:ascii="TH SarabunIT๙" w:hAnsi="TH SarabunIT๙" w:cs="TH SarabunIT๙"/>
                           <w:sz w:val="34"/>
                           <w:szCs w:val="34"/>
                           <w:cs/>
@@ -4847,6 +5159,15 @@
           </mc:Fallback>
         </mc:AlternateContent>
       </w:r>
+      <w:r>
+        <w:rPr>
+          <w:rFonts w:ascii="TH SarabunIT๙" w:hAnsi="TH SarabunIT๙" w:cs="TH SarabunIT๙"/>
+          <w:sz w:val="34"/>
+          <w:szCs w:val="34"/>
+          <w:cs/>
+        </w:rPr>
+        <w:t xml:space="preserve">จึงเรียนมาเพื่อโปรดพิจารณาอนุมัติ            </w:t>
+      </w:r>
     </w:p>
     <w:p>
       <w:pPr>
@@ -4860,10 +5181,11 @@
     </w:p>
     <w:p>
       <w:pPr>
-        <w:rPr>
-          <w:rFonts w:ascii="TH SarabunIT๙" w:hAnsi="TH SarabunIT๙" w:cs="TH SarabunIT๙"/>
-          <w:sz w:val="34"/>
-          <w:szCs w:val="34"/>
+        <w:ind w:left="720" w:firstLine="720"/>
+        <w:jc w:val="both"/>
+        <w:rPr>
+          <w:rFonts w:ascii="TH SarabunIT๙" w:hAnsi="TH SarabunIT๙" w:cs="TH SarabunIT๙"/>
+          <w:szCs w:val="24"/>
         </w:rPr>
       </w:pPr>
     </w:p>
@@ -4904,16 +5226,16 @@
         <mc:AlternateContent>
           <mc:Choice Requires="wps">
             <w:drawing>
-              <wp:anchor distT="0" distB="0" distL="114300" distR="114300" simplePos="0" relativeHeight="251657216" behindDoc="0" locked="0" layoutInCell="1" allowOverlap="1">
+              <wp:anchor distT="0" distB="0" distL="114300" distR="114300" simplePos="0" relativeHeight="251657216" behindDoc="0" locked="0" layoutInCell="1" allowOverlap="1" wp14:anchorId="23D7AC94" wp14:editId="24046EED">
                 <wp:simplePos x="0" y="0"/>
                 <wp:positionH relativeFrom="column">
-                  <wp:posOffset>-643255</wp:posOffset>
+                  <wp:posOffset>-527685</wp:posOffset>
                 </wp:positionH>
                 <wp:positionV relativeFrom="paragraph">
-                  <wp:posOffset>287020</wp:posOffset>
+                  <wp:posOffset>220980</wp:posOffset>
                 </wp:positionV>
-                <wp:extent cx="4834255" cy="1533525"/>
-                <wp:effectExtent l="0" t="0" r="0" b="9525"/>
+                <wp:extent cx="4834255" cy="1828800"/>
+                <wp:effectExtent l="0" t="0" r="0" b="0"/>
                 <wp:wrapNone/>
                 <wp:docPr id="1" name="Text Box 88"/>
                 <wp:cNvGraphicFramePr>
@@ -4928,7 +5250,7 @@
                       <wps:spPr bwMode="auto">
                         <a:xfrm>
                           <a:off x="0" y="0"/>
-                          <a:ext cx="4834255" cy="1533525"/>
+                          <a:ext cx="4834255" cy="1828800"/>
                         </a:xfrm>
                         <a:prstGeom prst="rect">
                           <a:avLst/>
@@ -5102,9 +5424,18 @@
                                 <w:szCs w:val="34"/>
                                 <w:cs/>
                               </w:rPr>
-                              <w:t xml:space="preserve">นางสาววราภรณ์  </w:t>
+                              <w:t>นายประยุทธ</w:t>
                             </w:r>
-                            <w:proofErr w:type="spellStart"/>
+                            <w:r>
+                              <w:rPr>
+                                <w:rFonts w:ascii="TH SarabunIT๙" w:eastAsia="Times New Roman" w:hAnsi="TH SarabunIT๙" w:cs="TH SarabunIT๙"/>
+                                <w:color w:val="333333"/>
+                                <w:sz w:val="34"/>
+                                <w:szCs w:val="34"/>
+                                <w:cs/>
+                              </w:rPr>
+                              <w:t xml:space="preserve"> </w:t>
+                            </w:r>
                             <w:r>
                               <w:rPr>
                                 <w:rFonts w:ascii="TH SarabunIT๙" w:eastAsia="Times New Roman" w:hAnsi="TH SarabunIT๙" w:cs="TH SarabunIT๙" w:hint="cs"/>
@@ -5113,9 +5444,26 @@
                                 <w:szCs w:val="34"/>
                                 <w:cs/>
                               </w:rPr>
-                              <w:t>คริศ</w:t>
+                              <w:t>แก้วภักดี</w:t>
                             </w:r>
-                            <w:proofErr w:type="spellEnd"/>
+                            <w:r>
+                              <w:rPr>
+                                <w:rFonts w:ascii="TH SarabunIT๙" w:hAnsi="TH SarabunIT๙" w:cs="TH SarabunIT๙"/>
+                                <w:sz w:val="34"/>
+                                <w:szCs w:val="34"/>
+                                <w:cs/>
+                              </w:rPr>
+                              <w:t>)</w:t>
+                            </w:r>
+                            <w:r>
+                              <w:rPr>
+                                <w:rFonts w:ascii="TH SarabunIT๙" w:eastAsia="Times New Roman" w:hAnsi="TH SarabunIT๙" w:cs="TH SarabunIT๙"/>
+                                <w:color w:val="333333"/>
+                                <w:sz w:val="34"/>
+                                <w:szCs w:val="34"/>
+                              </w:rPr>
+                              <w:br/>
+                            </w:r>
                             <w:r>
                               <w:rPr>
                                 <w:rFonts w:ascii="TH SarabunIT๙" w:eastAsia="Times New Roman" w:hAnsi="TH SarabunIT๙" w:cs="TH SarabunIT๙" w:hint="cs"/>
@@ -5124,16 +5472,7 @@
                                 <w:szCs w:val="34"/>
                                 <w:cs/>
                               </w:rPr>
-                              <w:t>ณุ</w:t>
-                            </w:r>
-                            <w:r>
-                              <w:rPr>
-                                <w:rFonts w:ascii="TH SarabunIT๙" w:hAnsi="TH SarabunIT๙" w:cs="TH SarabunIT๙"/>
-                                <w:sz w:val="34"/>
-                                <w:szCs w:val="34"/>
-                                <w:cs/>
-                              </w:rPr>
-                              <w:t>)</w:t>
+                              <w:t>ผู้พิพากษาหัวหน้าคณะชั้นต้นในศาลแขวงพระนครเหนือ</w:t>
                             </w:r>
                           </w:p>
                           <w:p>
@@ -5147,12 +5486,48 @@
                             </w:pPr>
                             <w:r>
                               <w:rPr>
+                                <w:rFonts w:ascii="TH SarabunIT๙" w:hAnsi="TH SarabunIT๙" w:cs="TH SarabunIT๙" w:hint="cs"/>
+                                <w:sz w:val="34"/>
+                                <w:szCs w:val="34"/>
+                                <w:cs/>
+                              </w:rPr>
+                              <w:t>ช่วยทำงานชั่วคราวในตำ</w:t>
+                            </w:r>
+                            <w:r>
+                              <w:rPr>
+                                <w:rFonts w:ascii="TH SarabunIT๙" w:hAnsi="TH SarabunIT๙" w:cs="TH SarabunIT๙" w:hint="cs"/>
+                                <w:sz w:val="34"/>
+                                <w:szCs w:val="34"/>
+                                <w:cs/>
+                              </w:rPr>
+                              <w:t>แหน่ง</w:t>
+                            </w:r>
+                            <w:r>
+                              <w:rPr>
                                 <w:rFonts w:ascii="TH SarabunIT๙" w:hAnsi="TH SarabunIT๙" w:cs="TH SarabunIT๙"/>
                                 <w:sz w:val="34"/>
                                 <w:szCs w:val="34"/>
                                 <w:cs/>
                               </w:rPr>
-                              <w:t>ผู้พิพากษาหัวหน้าศาลเยาวชนและครอบครัวจังหวัดประจวบคีรีขันธ์</w:t>
+                              <w:t>ผู้พิพากษาหัวหน้าศาลเยาวชนและครอบครัว</w:t>
+                            </w:r>
+                            <w:r>
+                              <w:rPr>
+                                <w:rFonts w:ascii="TH SarabunIT๙" w:hAnsi="TH SarabunIT๙" w:cs="TH SarabunIT๙"/>
+                                <w:sz w:val="34"/>
+                                <w:szCs w:val="34"/>
+                                <w:cs/>
+                              </w:rPr>
+                              <w:br/>
+                            </w:r>
+                            <w:r>
+                              <w:rPr>
+                                <w:rFonts w:ascii="TH SarabunIT๙" w:hAnsi="TH SarabunIT๙" w:cs="TH SarabunIT๙"/>
+                                <w:sz w:val="34"/>
+                                <w:szCs w:val="34"/>
+                                <w:cs/>
+                              </w:rPr>
+                              <w:t>จังหวัดประจวบคีรีขันธ์</w:t>
                             </w:r>
                           </w:p>
                           <w:p>
@@ -5200,7 +5575,11 @@
           </mc:Choice>
           <mc:Fallback>
             <w:pict>
-              <v:shape id="Text Box 88" o:spid="_x0000_s1028" type="#_x0000_t202" style="position:absolute;margin-left:-50.65pt;margin-top:22.6pt;width:380.65pt;height:120.75pt;z-index:251657216;visibility:visible;mso-wrap-style:square;mso-width-percent:0;mso-height-percent:0;mso-wrap-distance-left:9pt;mso-wrap-distance-top:0;mso-wrap-distance-right:9pt;mso-wrap-distance-bottom:0;mso-position-horizontal:absolute;mso-position-horizontal-relative:text;mso-position-vertical:absolute;mso-position-vertical-relative:text;mso-width-percent:0;mso-height-percent:0;mso-width-relative:page;mso-height-relative:page;v-text-anchor:top" o:gfxdata="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" filled="f" stroked="f">
+              <v:shapetype w14:anchorId="23D7AC94" id="_x0000_t202" coordsize="21600,21600" o:spt="202" path="m,l,21600r21600,l21600,xe">
+                <v:stroke joinstyle="miter"/>
+                <v:path gradientshapeok="t" o:connecttype="rect"/>
+              </v:shapetype>
+              <v:shape id="Text Box 88" o:spid="_x0000_s1028" type="#_x0000_t202" style="position:absolute;margin-left:-41.55pt;margin-top:17.4pt;width:380.65pt;height:2in;z-index:251657216;visibility:visible;mso-wrap-style:square;mso-width-percent:0;mso-height-percent:0;mso-wrap-distance-left:9pt;mso-wrap-distance-top:0;mso-wrap-distance-right:9pt;mso-wrap-distance-bottom:0;mso-position-horizontal:absolute;mso-position-horizontal-relative:text;mso-position-vertical:absolute;mso-position-vertical-relative:text;mso-width-percent:0;mso-height-percent:0;mso-width-relative:page;mso-height-relative:page;v-text-anchor:top" o:gfxdata="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" filled="f" stroked="f">
                 <v:textbox>
                   <w:txbxContent>
                     <w:p>
@@ -5346,9 +5725,18 @@
                           <w:szCs w:val="34"/>
                           <w:cs/>
                         </w:rPr>
-                        <w:t xml:space="preserve">นางสาววราภรณ์  </w:t>
+                        <w:t>นายประยุทธ</w:t>
                       </w:r>
-                      <w:proofErr w:type="spellStart"/>
+                      <w:r>
+                        <w:rPr>
+                          <w:rFonts w:ascii="TH SarabunIT๙" w:eastAsia="Times New Roman" w:hAnsi="TH SarabunIT๙" w:cs="TH SarabunIT๙"/>
+                          <w:color w:val="333333"/>
+                          <w:sz w:val="34"/>
+                          <w:szCs w:val="34"/>
+                          <w:cs/>
+                        </w:rPr>
+                        <w:t xml:space="preserve"> </w:t>
+                      </w:r>
                       <w:r>
                         <w:rPr>
                           <w:rFonts w:ascii="TH SarabunIT๙" w:eastAsia="Times New Roman" w:hAnsi="TH SarabunIT๙" w:cs="TH SarabunIT๙" w:hint="cs"/>
@@ -5357,9 +5745,26 @@
                           <w:szCs w:val="34"/>
                           <w:cs/>
                         </w:rPr>
-                        <w:t>คริศ</w:t>
+                        <w:t>แก้วภักดี</w:t>
                       </w:r>
-                      <w:proofErr w:type="spellEnd"/>
+                      <w:r>
+                        <w:rPr>
+                          <w:rFonts w:ascii="TH SarabunIT๙" w:hAnsi="TH SarabunIT๙" w:cs="TH SarabunIT๙"/>
+                          <w:sz w:val="34"/>
+                          <w:szCs w:val="34"/>
+                          <w:cs/>
+                        </w:rPr>
+                        <w:t>)</w:t>
+                      </w:r>
+                      <w:r>
+                        <w:rPr>
+                          <w:rFonts w:ascii="TH SarabunIT๙" w:eastAsia="Times New Roman" w:hAnsi="TH SarabunIT๙" w:cs="TH SarabunIT๙"/>
+                          <w:color w:val="333333"/>
+                          <w:sz w:val="34"/>
+                          <w:szCs w:val="34"/>
+                        </w:rPr>
+                        <w:br/>
+                      </w:r>
                       <w:r>
                         <w:rPr>
                           <w:rFonts w:ascii="TH SarabunIT๙" w:eastAsia="Times New Roman" w:hAnsi="TH SarabunIT๙" w:cs="TH SarabunIT๙" w:hint="cs"/>
@@ -5368,16 +5773,7 @@
                           <w:szCs w:val="34"/>
                           <w:cs/>
                         </w:rPr>
-                        <w:t>ณุ</w:t>
-                      </w:r>
-                      <w:r>
-                        <w:rPr>
-                          <w:rFonts w:ascii="TH SarabunIT๙" w:hAnsi="TH SarabunIT๙" w:cs="TH SarabunIT๙"/>
-                          <w:sz w:val="34"/>
-                          <w:szCs w:val="34"/>
-                          <w:cs/>
-                        </w:rPr>
-                        <w:t>)</w:t>
+                        <w:t>ผู้พิพากษาหัวหน้าคณะชั้นต้นในศาลแขวงพระนครเหนือ</w:t>
                       </w:r>
                     </w:p>
                     <w:p>
@@ -5391,12 +5787,48 @@
                       </w:pPr>
                       <w:r>
                         <w:rPr>
+                          <w:rFonts w:ascii="TH SarabunIT๙" w:hAnsi="TH SarabunIT๙" w:cs="TH SarabunIT๙" w:hint="cs"/>
+                          <w:sz w:val="34"/>
+                          <w:szCs w:val="34"/>
+                          <w:cs/>
+                        </w:rPr>
+                        <w:t>ช่วยทำงานชั่วคราวในตำ</w:t>
+                      </w:r>
+                      <w:r>
+                        <w:rPr>
+                          <w:rFonts w:ascii="TH SarabunIT๙" w:hAnsi="TH SarabunIT๙" w:cs="TH SarabunIT๙" w:hint="cs"/>
+                          <w:sz w:val="34"/>
+                          <w:szCs w:val="34"/>
+                          <w:cs/>
+                        </w:rPr>
+                        <w:t>แหน่ง</w:t>
+                      </w:r>
+                      <w:r>
+                        <w:rPr>
                           <w:rFonts w:ascii="TH SarabunIT๙" w:hAnsi="TH SarabunIT๙" w:cs="TH SarabunIT๙"/>
                           <w:sz w:val="34"/>
                           <w:szCs w:val="34"/>
                           <w:cs/>
                         </w:rPr>
-                        <w:t>ผู้พิพากษาหัวหน้าศาลเยาวชนและครอบครัวจังหวัดประจวบคีรีขันธ์</w:t>
+                        <w:t>ผู้พิพากษาหัวหน้าศาลเยาวชนและครอบครัว</w:t>
+                      </w:r>
+                      <w:r>
+                        <w:rPr>
+                          <w:rFonts w:ascii="TH SarabunIT๙" w:hAnsi="TH SarabunIT๙" w:cs="TH SarabunIT๙"/>
+                          <w:sz w:val="34"/>
+                          <w:szCs w:val="34"/>
+                          <w:cs/>
+                        </w:rPr>
+                        <w:br/>
+                      </w:r>
+                      <w:r>
+                        <w:rPr>
+                          <w:rFonts w:ascii="TH SarabunIT๙" w:hAnsi="TH SarabunIT๙" w:cs="TH SarabunIT๙"/>
+                          <w:sz w:val="34"/>
+                          <w:szCs w:val="34"/>
+                          <w:cs/>
+                        </w:rPr>
+                        <w:t>จังหวัดประจวบคีรีขันธ์</w:t>
                       </w:r>
                     </w:p>
                     <w:p>
@@ -5435,52 +5867,7 @@
     </w:p>
     <w:p>
       <w:pPr>
-        <w:rPr>
-          <w:rFonts w:ascii="TH SarabunIT๙" w:hAnsi="TH SarabunIT๙" w:cs="TH SarabunIT๙"/>
-          <w:sz w:val="34"/>
-          <w:szCs w:val="34"/>
-        </w:rPr>
-      </w:pPr>
-    </w:p>
-    <w:p>
-      <w:pPr>
-        <w:rPr>
-          <w:rFonts w:ascii="TH SarabunIT๙" w:hAnsi="TH SarabunIT๙" w:cs="TH SarabunIT๙"/>
-          <w:sz w:val="34"/>
-          <w:szCs w:val="34"/>
-        </w:rPr>
-      </w:pPr>
-    </w:p>
-    <w:p>
-      <w:pPr>
-        <w:rPr>
-          <w:rFonts w:ascii="TH SarabunIT๙" w:hAnsi="TH SarabunIT๙" w:cs="TH SarabunIT๙"/>
-          <w:sz w:val="34"/>
-          <w:szCs w:val="34"/>
-        </w:rPr>
-      </w:pPr>
-    </w:p>
-    <w:p>
-      <w:pPr>
-        <w:rPr>
-          <w:rFonts w:ascii="TH SarabunIT๙" w:hAnsi="TH SarabunIT๙" w:cs="TH SarabunIT๙"/>
-          <w:sz w:val="34"/>
-          <w:szCs w:val="34"/>
-        </w:rPr>
-      </w:pPr>
-    </w:p>
-    <w:p>
-      <w:pPr>
-        <w:rPr>
-          <w:rFonts w:ascii="TH SarabunIT๙" w:hAnsi="TH SarabunIT๙" w:cs="TH SarabunIT๙"/>
-          <w:sz w:val="34"/>
-          <w:szCs w:val="34"/>
-        </w:rPr>
-      </w:pPr>
-    </w:p>
-    <w:p>
-      <w:pPr>
-        <w:jc w:val="center"/>
+        <w:spacing w:before="120"/>
         <w:rPr>
           <w:rFonts w:ascii="TH SarabunIT๙" w:hAnsi="TH SarabunIT๙" w:cs="TH SarabunIT๙"/>
           <w:b/>
@@ -5492,153 +5879,51 @@
     </w:p>
     <w:p>
       <w:pPr>
-        <w:jc w:val="center"/>
-        <w:rPr>
-          <w:rFonts w:ascii="TH SarabunIT๙" w:hAnsi="TH SarabunIT๙" w:cs="TH SarabunIT๙"/>
-          <w:b/>
-          <w:bCs/>
-          <w:sz w:val="34"/>
-          <w:szCs w:val="34"/>
-          <w:cs/>
-        </w:rPr>
-      </w:pPr>
-      <w:r>
+        <w:spacing w:before="120"/>
         <w:rPr>
           <w:rFonts w:ascii="TH SarabunIT๙" w:hAnsi="TH SarabunIT๙" w:cs="TH SarabunIT๙"/>
           <w:b/>
           <w:bCs/>
           <w:sz w:val="58"/>
           <w:szCs w:val="58"/>
-          <w:cs/>
-        </w:rPr>
-        <w:lastRenderedPageBreak/>
-        <w:tab/>
-      </w:r>
-      <w:r>
-        <w:rPr>
-          <w:rFonts w:ascii="TH SarabunIT๙" w:hAnsi="TH SarabunIT๙" w:cs="TH SarabunIT๙" w:hint="cs"/>
+        </w:rPr>
+      </w:pPr>
+    </w:p>
+    <w:p>
+      <w:pPr>
+        <w:spacing w:before="120"/>
+        <w:rPr>
+          <w:rFonts w:ascii="TH SarabunIT๙" w:hAnsi="TH SarabunIT๙" w:cs="TH SarabunIT๙"/>
           <w:b/>
           <w:bCs/>
-          <w:sz w:val="58"/>
-          <w:szCs w:val="58"/>
-          <w:cs/>
-        </w:rPr>
-        <w:t xml:space="preserve">              </w:t>
-      </w:r>
-      <w:r>
-        <w:rPr>
-          <w:rFonts w:ascii="TH SarabunIT๙" w:hAnsi="TH SarabunIT๙" w:cs="TH SarabunIT๙" w:hint="cs"/>
+          <w:sz w:val="32"/>
+          <w:szCs w:val="32"/>
+        </w:rPr>
+      </w:pPr>
+    </w:p>
+    <w:p>
+      <w:pPr>
+        <w:spacing w:before="120"/>
+        <w:rPr>
+          <w:rFonts w:ascii="TH SarabunIT๙" w:hAnsi="TH SarabunIT๙" w:cs="TH SarabunIT๙"/>
           <w:b/>
           <w:bCs/>
-          <w:sz w:val="58"/>
-          <w:szCs w:val="58"/>
-          <w:cs/>
-        </w:rPr>
-        <w:t xml:space="preserve">       </w:t>
-      </w:r>
-      <w:r>
+          <w:sz w:val="32"/>
+          <w:szCs w:val="32"/>
+        </w:rPr>
+      </w:pPr>
+    </w:p>
+    <w:p>
+      <w:pPr>
+        <w:spacing w:before="120"/>
         <w:rPr>
           <w:rFonts w:ascii="TH SarabunIT๙" w:hAnsi="TH SarabunIT๙" w:cs="TH SarabunIT๙"/>
           <w:b/>
           <w:bCs/>
-          <w:sz w:val="58"/>
-          <w:szCs w:val="58"/>
-          <w:cs/>
-        </w:rPr>
-        <w:t xml:space="preserve">บันทึกข้อความ                  </w:t>
-      </w:r>
-      <w:r>
-        <w:rPr>
-          <w:rFonts w:ascii="TH SarabunIT๙" w:hAnsi="TH SarabunIT๙" w:cs="TH SarabunIT๙" w:hint="cs"/>
-          <w:b/>
-          <w:bCs/>
-          <w:sz w:val="34"/>
-          <w:szCs w:val="34"/>
-          <w:cs/>
-        </w:rPr>
-        <w:t>แผ่นที่ 3</w:t>
-      </w:r>
-    </w:p>
-    <w:p>
-      <w:pPr>
-        <w:spacing w:after="120"/>
-        <w:rPr>
-          <w:rFonts w:ascii="TH SarabunIT๙" w:hAnsi="TH SarabunIT๙" w:cs="TH SarabunIT๙"/>
-          <w:sz w:val="34"/>
-          <w:szCs w:val="34"/>
-        </w:rPr>
-      </w:pPr>
-      <w:r>
-        <w:rPr>
-          <w:rFonts w:ascii="TH SarabunIT๙" w:hAnsi="TH SarabunIT๙" w:cs="TH SarabunIT๙"/>
-          <w:b/>
-          <w:bCs/>
-          <w:sz w:val="40"/>
-          <w:szCs w:val="40"/>
-          <w:cs/>
-        </w:rPr>
-        <w:t>เรื่อง</w:t>
-      </w:r>
-      <w:r>
-        <w:rPr>
-          <w:rFonts w:ascii="TH SarabunIT๙" w:hAnsi="TH SarabunIT๙" w:cs="TH SarabunIT๙"/>
-          <w:sz w:val="34"/>
-          <w:szCs w:val="34"/>
-          <w:cs/>
-        </w:rPr>
-        <w:t xml:space="preserve"> </w:t>
-      </w:r>
-      <w:r>
-        <w:rPr>
-          <w:rFonts w:ascii="TH SarabunIT๙" w:hAnsi="TH SarabunIT๙" w:cs="TH SarabunIT๙"/>
-          <w:sz w:val="34"/>
-          <w:szCs w:val="34"/>
-          <w:u w:val="dotted"/>
-          <w:cs/>
-        </w:rPr>
-        <w:tab/>
-        <w:t>ขออนุมัติเบิกเงินจากค่าใช้จ่ายด้านบริหารจัดการ</w:t>
-      </w:r>
-      <w:r>
-        <w:rPr>
-          <w:rFonts w:ascii="TH SarabunIT๙" w:hAnsi="TH SarabunIT๙" w:cs="TH SarabunIT๙" w:hint="cs"/>
-          <w:sz w:val="34"/>
-          <w:szCs w:val="34"/>
-          <w:u w:val="dotted"/>
-          <w:cs/>
-        </w:rPr>
-        <w:t xml:space="preserve">                                                     </w:t>
-      </w:r>
-      <w:r>
-        <w:rPr>
-          <w:rFonts w:ascii="TH SarabunIT๙" w:hAnsi="TH SarabunIT๙" w:cs="TH SarabunIT๙"/>
-          <w:sz w:val="34"/>
-          <w:szCs w:val="34"/>
-          <w:u w:val="dotted"/>
-          <w:cs/>
-        </w:rPr>
-        <w:t xml:space="preserve">   </w:t>
-      </w:r>
-      <w:r>
-        <w:rPr>
-          <w:rFonts w:ascii="TH SarabunIT๙" w:hAnsi="TH SarabunIT๙" w:cs="TH SarabunIT๙" w:hint="cs"/>
-          <w:sz w:val="34"/>
-          <w:szCs w:val="34"/>
-          <w:u w:val="dotted"/>
-          <w:cs/>
-        </w:rPr>
-        <w:t>.</w:t>
-      </w:r>
-      <w:r>
-        <w:rPr>
-          <w:rFonts w:ascii="TH SarabunIT๙" w:hAnsi="TH SarabunIT๙" w:cs="TH SarabunIT๙"/>
-          <w:sz w:val="34"/>
-          <w:szCs w:val="34"/>
-          <w:u w:val="dotted"/>
-          <w:cs/>
-        </w:rPr>
-        <w:t xml:space="preserve">        </w:t>
-      </w:r>
+          <w:sz w:val="32"/>
+          <w:szCs w:val="32"/>
+        </w:rPr>
+      </w:pPr>
     </w:p>
     <w:p>
       <w:pPr>
@@ -5655,6 +5940,68 @@
       <w:r>
         <w:rPr>
           <w:rFonts w:ascii="TH SarabunIT๙" w:hAnsi="TH SarabunIT๙" w:cs="TH SarabunIT๙"/>
+          <w:b/>
+          <w:bCs/>
+          <w:sz w:val="32"/>
+          <w:szCs w:val="32"/>
+          <w:cs/>
+        </w:rPr>
+        <w:t xml:space="preserve">การโอนเงินผ่านระบบ </w:t>
+      </w:r>
+      <w:r>
+        <w:rPr>
+          <w:rFonts w:ascii="TH SarabunIT๙" w:hAnsi="TH SarabunIT๙" w:cs="TH SarabunIT๙"/>
+          <w:b/>
+          <w:bCs/>
+          <w:sz w:val="32"/>
+          <w:szCs w:val="32"/>
+        </w:rPr>
+        <w:t>K</w:t>
+      </w:r>
+      <w:r>
+        <w:rPr>
+          <w:rFonts w:ascii="TH SarabunIT๙" w:hAnsi="TH SarabunIT๙" w:cs="TH SarabunIT๙"/>
+          <w:b/>
+          <w:bCs/>
+          <w:sz w:val="32"/>
+          <w:szCs w:val="32"/>
+          <w:cs/>
+        </w:rPr>
+        <w:t>-</w:t>
+      </w:r>
+      <w:r>
+        <w:rPr>
+          <w:rFonts w:ascii="TH SarabunIT๙" w:hAnsi="TH SarabunIT๙" w:cs="TH SarabunIT๙"/>
+          <w:b/>
+          <w:bCs/>
+          <w:sz w:val="32"/>
+          <w:szCs w:val="32"/>
+        </w:rPr>
+        <w:t>Cash Connect Plus</w:t>
+      </w:r>
+      <w:r>
+        <w:rPr>
+          <w:rFonts w:ascii="TH SarabunIT๙" w:hAnsi="TH SarabunIT๙" w:cs="TH SarabunIT๙"/>
+          <w:b/>
+          <w:bCs/>
+          <w:sz w:val="32"/>
+          <w:szCs w:val="32"/>
+          <w:cs/>
+        </w:rPr>
+        <w:t xml:space="preserve">            </w:t>
+      </w:r>
+    </w:p>
+    <w:p>
+      <w:pPr>
+        <w:rPr>
+          <w:rFonts w:ascii="TH SarabunIT๙" w:hAnsi="TH SarabunIT๙" w:cs="TH SarabunIT๙"/>
+          <w:sz w:val="32"/>
+          <w:szCs w:val="32"/>
+        </w:rPr>
+      </w:pPr>
+      <w:r>
+        <w:rPr>
+          <w:rFonts w:ascii="TH SarabunIT๙" w:hAnsi="TH SarabunIT๙" w:cs="TH SarabunIT๙"/>
           <w:noProof/>
           <w:sz w:val="32"/>
           <w:szCs w:val="32"/>
@@ -5663,16 +6010,16 @@
         <mc:AlternateContent>
           <mc:Choice Requires="wps">
             <w:drawing>
-              <wp:anchor distT="0" distB="0" distL="114300" distR="114300" simplePos="0" relativeHeight="251658240" behindDoc="0" locked="0" layoutInCell="1" allowOverlap="1">
+              <wp:anchor distT="0" distB="0" distL="114300" distR="114300" simplePos="0" relativeHeight="251658240" behindDoc="0" locked="0" layoutInCell="1" allowOverlap="1" wp14:anchorId="67084B77" wp14:editId="44440645">
                 <wp:simplePos x="0" y="0"/>
-                <wp:positionH relativeFrom="column">
-                  <wp:posOffset>-201930</wp:posOffset>
+                <wp:positionH relativeFrom="margin">
+                  <wp:align>left</wp:align>
                 </wp:positionH>
                 <wp:positionV relativeFrom="paragraph">
-                  <wp:posOffset>248920</wp:posOffset>
+                  <wp:posOffset>208280</wp:posOffset>
                 </wp:positionV>
-                <wp:extent cx="6321425" cy="3088005"/>
-                <wp:effectExtent l="0" t="0" r="3175" b="0"/>
+                <wp:extent cx="5745708" cy="3162300"/>
+                <wp:effectExtent l="0" t="0" r="26670" b="19050"/>
                 <wp:wrapNone/>
                 <wp:docPr id="563" name="Text Box 563"/>
                 <wp:cNvGraphicFramePr>
@@ -5687,7 +6034,7 @@
                       <wps:spPr bwMode="auto">
                         <a:xfrm>
                           <a:off x="0" y="0"/>
-                          <a:ext cx="6321425" cy="3088005"/>
+                          <a:ext cx="5745708" cy="3162300"/>
                         </a:xfrm>
                         <a:prstGeom prst="rect">
                           <a:avLst/>
@@ -5715,212 +6062,128 @@
                         <w:txbxContent>
                           <w:p>
                             <w:pPr>
+                              <w:ind w:firstLine="567"/>
                               <w:rPr>
                                 <w:rFonts w:ascii="TH SarabunIT๙" w:hAnsi="TH SarabunIT๙" w:cs="TH SarabunIT๙"/>
-                                <w:sz w:val="28"/>
+                                <w:sz w:val="34"/>
+                                <w:szCs w:val="34"/>
                               </w:rPr>
                             </w:pPr>
                             <w:r>
                               <w:rPr>
-                                <w:sz w:val="44"/>
-                                <w:szCs w:val="44"/>
-                                <w:cs/>
-                              </w:rPr>
-                              <w:t xml:space="preserve">   </w:t>
+                                <w:rFonts w:ascii="TH SarabunIT๙" w:hAnsi="TH SarabunIT๙" w:cs="TH SarabunIT๙"/>
+                                <w:sz w:val="34"/>
+                                <w:szCs w:val="34"/>
+                              </w:rPr>
+                              <w:sym w:font="Wingdings 2" w:char="F0A3"/>
                             </w:r>
                             <w:r>
                               <w:rPr>
-                                <w:rFonts w:hint="cs"/>
-                                <w:sz w:val="44"/>
-                                <w:szCs w:val="44"/>
+                                <w:rFonts w:ascii="TH SarabunIT๙" w:hAnsi="TH SarabunIT๙" w:cs="TH SarabunIT๙"/>
+                                <w:sz w:val="34"/>
+                                <w:szCs w:val="34"/>
                                 <w:cs/>
                               </w:rPr>
-                              <w:t xml:space="preserve">     </w:t>
+                              <w:t xml:space="preserve"> อนุมัติโอนเงินงบประมาณ                      </w:t>
                             </w:r>
                             <w:r>
                               <w:rPr>
-                                <w:sz w:val="44"/>
-                                <w:szCs w:val="44"/>
+                                <w:rFonts w:ascii="TH SarabunIT๙" w:hAnsi="TH SarabunIT๙" w:cs="TH SarabunIT๙"/>
+                                <w:sz w:val="34"/>
+                                <w:szCs w:val="34"/>
+                                <w:cs/>
+                              </w:rPr>
+                              <w:t xml:space="preserve">                     </w:t>
+                            </w:r>
+                            <w:r>
+                              <w:rPr>
+                                <w:rFonts w:ascii="TH SarabunIT๙" w:hAnsi="TH SarabunIT๙" w:cs="TH SarabunIT๙"/>
+                                <w:sz w:val="34"/>
+                                <w:szCs w:val="34"/>
+                                <w:cs/>
+                              </w:rPr>
+                              <w:t>วันที่</w:t>
+                            </w:r>
+                            <w:r>
+                              <w:rPr>
+                                <w:rFonts w:ascii="TH SarabunIT๙" w:hAnsi="TH SarabunIT๙" w:cs="TH SarabunIT๙"/>
+                                <w:sz w:val="34"/>
+                                <w:szCs w:val="34"/>
                                 <w:cs/>
                               </w:rPr>
                               <w:t xml:space="preserve"> </w:t>
                             </w:r>
                             <w:r>
                               <w:rPr>
-                                <w:rFonts w:cs="Cordia New"/>
-                                <w:sz w:val="44"/>
-                                <w:szCs w:val="44"/>
-                              </w:rPr>
-                              <w:sym w:font="Wingdings 2" w:char="F0A3"/>
-                            </w:r>
-                            <w:r>
-                              <w:rPr>
-                                <w:sz w:val="44"/>
-                                <w:szCs w:val="44"/>
-                                <w:cs/>
-                              </w:rPr>
-                              <w:t xml:space="preserve"> </w:t>
-                            </w:r>
-                            <w:r>
-                              <w:rPr>
-                                <w:rFonts w:cs="Cordia New" w:hint="cs"/>
-                                <w:sz w:val="28"/>
-                                <w:cs/>
-                              </w:rPr>
-                              <w:t>อนุมัติโอนเงินงบประมาณ</w:t>
-                            </w:r>
-                            <w:r>
-                              <w:rPr>
-                                <w:rFonts w:cs="Cordia New" w:hint="cs"/>
-                                <w:sz w:val="44"/>
-                                <w:szCs w:val="44"/>
-                                <w:cs/>
-                              </w:rPr>
-                              <w:t xml:space="preserve">                      </w:t>
-                            </w:r>
-                            <w:r>
-                              <w:rPr>
-                                <w:rFonts w:cs="Cordia New" w:hint="cs"/>
-                                <w:sz w:val="44"/>
-                                <w:szCs w:val="44"/>
-                                <w:cs/>
-                              </w:rPr>
-                              <w:t xml:space="preserve">                           </w:t>
-                            </w:r>
-                            <w:r>
-                              <w:rPr>
-                                <w:rFonts w:cs="Cordia New" w:hint="cs"/>
-                                <w:sz w:val="44"/>
-                                <w:szCs w:val="44"/>
-                                <w:cs/>
-                              </w:rPr>
-                              <w:t xml:space="preserve"> </w:t>
-                            </w:r>
-                            <w:r>
-                              <w:rPr>
-                                <w:rFonts w:ascii="TH SarabunIT๙" w:hAnsi="TH SarabunIT๙" w:cs="TH SarabunIT๙"/>
-                                <w:sz w:val="28"/>
-                                <w:cs/>
-                              </w:rPr>
-                              <w:t>วันที่</w:t>
-                            </w:r>
-                            <w:r>
-                              <w:rPr>
-                                <w:rFonts w:ascii="TH SarabunIT๙" w:hAnsi="TH SarabunIT๙" w:cs="TH SarabunIT๙" w:hint="cs"/>
-                                <w:sz w:val="28"/>
-                                <w:cs/>
-                              </w:rPr>
-                              <w:t xml:space="preserve"> </w:t>
-                            </w:r>
-                            <w:r>
-                              <w:rPr>
-                                <w:rFonts w:ascii="TH SarabunIT๙" w:hAnsi="TH SarabunIT๙" w:cs="TH SarabunIT๙" w:hint="cs"/>
-                                <w:sz w:val="28"/>
-                                <w:cs/>
-                              </w:rPr>
-                              <w:t xml:space="preserve"> </w:t>
-                            </w:r>
-                            <w:r>
-                              <w:rPr>
                                 <w:rFonts w:ascii="TH SarabunIT๙" w:hAnsi="TH SarabunIT๙" w:cs="TH SarabunIT๙"/>
                                 <w:sz w:val="34"/>
                                 <w:szCs w:val="34"/>
-                                <w:u w:val="dotted"/>
-                              </w:rPr>
-                              <w:t>๒๓ มิถุนายน ๒๕๖๖</w:t>
+                              </w:rPr>
+                              <w:t>๑๑ ตุลาคม ๒๕๖๖</w:t>
                             </w:r>
                             <w:r>
                               <w:rPr>
                                 <w:rFonts w:ascii="TH SarabunIT๙" w:hAnsi="TH SarabunIT๙" w:cs="TH SarabunIT๙"/>
-                                <w:sz w:val="28"/>
+                                <w:sz w:val="34"/>
+                                <w:szCs w:val="34"/>
                                 <w:cs/>
                               </w:rPr>
-                              <w:t xml:space="preserve"> ..</w:t>
+                              <w:t xml:space="preserve"> </w:t>
                             </w:r>
                           </w:p>
                           <w:p>
                             <w:pPr>
-                              <w:jc w:val="both"/>
+                              <w:jc w:val="center"/>
                               <w:rPr>
                                 <w:rFonts w:ascii="TH SarabunIT๙" w:hAnsi="TH SarabunIT๙" w:cs="TH SarabunIT๙"/>
-                                <w:sz w:val="28"/>
+                                <w:sz w:val="34"/>
+                                <w:szCs w:val="34"/>
+                              </w:rPr>
+                            </w:pPr>
+                          </w:p>
+                          <w:p>
+                            <w:pPr>
+                              <w:jc w:val="center"/>
+                              <w:rPr>
+                                <w:rFonts w:ascii="TH SarabunIT๙" w:hAnsi="TH SarabunIT๙" w:cs="TH SarabunIT๙"/>
+                                <w:sz w:val="34"/>
+                                <w:szCs w:val="34"/>
                               </w:rPr>
                             </w:pPr>
                             <w:r>
                               <w:rPr>
-                                <w:rFonts w:ascii="TH SarabunIT๙" w:hAnsi="TH SarabunIT๙" w:cs="TH SarabunIT๙"/>
-                                <w:sz w:val="28"/>
+                                <w:rFonts w:ascii="TH SarabunIT๙" w:hAnsi="TH SarabunIT๙" w:cs="TH SarabunIT๙" w:hint="cs"/>
+                                <w:sz w:val="34"/>
+                                <w:szCs w:val="34"/>
                                 <w:cs/>
                               </w:rPr>
-                              <w:t xml:space="preserve">                                                     </w:t>
+                              <w:t xml:space="preserve">              </w:t>
                             </w:r>
                             <w:r>
                               <w:rPr>
                                 <w:rFonts w:ascii="TH SarabunIT๙" w:hAnsi="TH SarabunIT๙" w:cs="TH SarabunIT๙" w:hint="cs"/>
-                                <w:sz w:val="28"/>
+                                <w:color w:val="FFFFFF" w:themeColor="background1"/>
+                                <w:sz w:val="34"/>
+                                <w:szCs w:val="34"/>
                                 <w:cs/>
                               </w:rPr>
-                              <w:t xml:space="preserve">  </w:t>
+                              <w:t>.</w:t>
                             </w:r>
                             <w:r>
                               <w:rPr>
-                                <w:rFonts w:ascii="TH SarabunIT๙" w:hAnsi="TH SarabunIT๙" w:cs="TH SarabunIT๙"/>
-                                <w:sz w:val="28"/>
+                                <w:rFonts w:ascii="TH SarabunIT๙" w:hAnsi="TH SarabunIT๙" w:cs="TH SarabunIT๙" w:hint="cs"/>
+                                <w:sz w:val="34"/>
+                                <w:szCs w:val="34"/>
+                                <w:u w:val="dotted"/>
                                 <w:cs/>
                               </w:rPr>
-                              <w:t xml:space="preserve">      </w:t>
+                              <w:t xml:space="preserve">                                       </w:t>
                             </w:r>
                             <w:r>
                               <w:rPr>
-                                <w:rFonts w:ascii="TH SarabunIT๙" w:hAnsi="TH SarabunIT๙" w:cs="TH SarabunIT๙"/>
-                                <w:sz w:val="32"/>
-                                <w:szCs w:val="32"/>
-                                <w:u w:val="dotted"/>
-                              </w:rPr>
-                              <w:tab/>
-                            </w:r>
-                            <w:r>
-                              <w:rPr>
-                                <w:rFonts w:ascii="TH SarabunIT๙" w:hAnsi="TH SarabunIT๙" w:cs="TH SarabunIT๙"/>
-                                <w:sz w:val="32"/>
-                                <w:szCs w:val="32"/>
-                                <w:u w:val="dotted"/>
-                                <w:cs/>
-                              </w:rPr>
-                              <w:t xml:space="preserve">  </w:t>
-                            </w:r>
-                            <w:r>
-                              <w:rPr>
-                                <w:rFonts w:ascii="TH SarabunIT๙" w:hAnsi="TH SarabunIT๙" w:cs="TH SarabunIT๙"/>
-                                <w:sz w:val="32"/>
-                                <w:szCs w:val="32"/>
-                                <w:u w:val="dotted"/>
-                              </w:rPr>
-                              <w:tab/>
-                            </w:r>
-                            <w:r>
-                              <w:rPr>
-                                <w:rFonts w:ascii="TH SarabunIT๙" w:hAnsi="TH SarabunIT๙" w:cs="TH SarabunIT๙"/>
-                                <w:sz w:val="32"/>
-                                <w:szCs w:val="32"/>
-                                <w:u w:val="dotted"/>
-                              </w:rPr>
-                              <w:tab/>
-                            </w:r>
-                            <w:r>
-                              <w:rPr>
-                                <w:rFonts w:ascii="TH SarabunIT๙" w:hAnsi="TH SarabunIT๙" w:cs="TH SarabunIT๙"/>
-                                <w:sz w:val="32"/>
-                                <w:szCs w:val="32"/>
-                                <w:u w:val="dotted"/>
-                              </w:rPr>
-                              <w:tab/>
-                            </w:r>
-                            <w:r>
-                              <w:rPr>
-                                <w:rFonts w:ascii="TH SarabunIT๙" w:hAnsi="TH SarabunIT๙" w:cs="TH SarabunIT๙"/>
-                                <w:sz w:val="44"/>
-                                <w:szCs w:val="44"/>
+                                <w:rFonts w:ascii="TH SarabunIT๙" w:hAnsi="TH SarabunIT๙" w:cs="TH SarabunIT๙" w:hint="cs"/>
+                                <w:sz w:val="34"/>
+                                <w:szCs w:val="34"/>
                                 <w:cs/>
                               </w:rPr>
                               <w:t xml:space="preserve"> </w:t>
@@ -5928,10 +6191,11 @@
                             <w:r>
                               <w:rPr>
                                 <w:rFonts w:ascii="TH SarabunIT๙" w:hAnsi="TH SarabunIT๙" w:cs="TH SarabunIT๙"/>
-                                <w:sz w:val="28"/>
+                                <w:sz w:val="34"/>
+                                <w:szCs w:val="34"/>
                                 <w:cs/>
                               </w:rPr>
-                              <w:t xml:space="preserve">ผู้อนุมัติ 1  </w:t>
+                              <w:t>ผู้อนุมัติ 1</w:t>
                             </w:r>
                           </w:p>
                           <w:p>
@@ -5941,15 +6205,16 @@
                               </w:tabs>
                               <w:jc w:val="center"/>
                               <w:rPr>
-                                <w:rFonts w:ascii="TH SarabunPSK" w:hAnsi="TH SarabunPSK" w:cs="TH SarabunPSK"/>
-                                <w:sz w:val="32"/>
-                                <w:szCs w:val="32"/>
+                                <w:rFonts w:ascii="TH SarabunIT๙" w:hAnsi="TH SarabunIT๙" w:cs="TH SarabunIT๙"/>
+                                <w:sz w:val="34"/>
+                                <w:szCs w:val="34"/>
                               </w:rPr>
                             </w:pPr>
                             <w:r>
                               <w:rPr>
                                 <w:rFonts w:ascii="TH SarabunIT๙" w:hAnsi="TH SarabunIT๙" w:cs="TH SarabunIT๙"/>
-                                <w:sz w:val="28"/>
+                                <w:sz w:val="34"/>
+                                <w:szCs w:val="34"/>
                                 <w:cs/>
                               </w:rPr>
                               <w:t xml:space="preserve"> </w:t>
@@ -5957,34 +6222,35 @@
                             <w:r>
                               <w:rPr>
                                 <w:rFonts w:ascii="TH SarabunIT๙" w:hAnsi="TH SarabunIT๙" w:cs="TH SarabunIT๙"/>
-                                <w:sz w:val="28"/>
+                                <w:sz w:val="34"/>
+                                <w:szCs w:val="34"/>
                                 <w:cs/>
                               </w:rPr>
                               <w:t xml:space="preserve">  </w:t>
                             </w:r>
                             <w:r>
                               <w:rPr>
-                                <w:rFonts w:ascii="TH SarabunPSK" w:hAnsi="TH SarabunPSK" w:cs="TH SarabunPSK"/>
-                                <w:sz w:val="32"/>
-                                <w:szCs w:val="32"/>
+                                <w:rFonts w:ascii="TH SarabunIT๙" w:hAnsi="TH SarabunIT๙" w:cs="TH SarabunIT๙"/>
+                                <w:sz w:val="34"/>
+                                <w:szCs w:val="34"/>
                                 <w:cs/>
                               </w:rPr>
                               <w:t>(</w:t>
                             </w:r>
                             <w:r>
                               <w:rPr>
-                                <w:rFonts w:ascii="TH SarabunPSK" w:hAnsi="TH SarabunPSK" w:cs="TH SarabunPSK" w:hint="cs"/>
-                                <w:sz w:val="32"/>
-                                <w:szCs w:val="32"/>
+                                <w:rFonts w:ascii="TH SarabunIT๙" w:hAnsi="TH SarabunIT๙" w:cs="TH SarabunIT๙"/>
+                                <w:sz w:val="34"/>
+                                <w:szCs w:val="34"/>
                                 <w:cs/>
                               </w:rPr>
                               <w:t>นางสาววนิดา พิพัฒน์นภาพร</w:t>
                             </w:r>
                             <w:r>
                               <w:rPr>
-                                <w:rFonts w:ascii="TH SarabunPSK" w:hAnsi="TH SarabunPSK" w:cs="TH SarabunPSK"/>
-                                <w:sz w:val="32"/>
-                                <w:szCs w:val="32"/>
+                                <w:rFonts w:ascii="TH SarabunIT๙" w:hAnsi="TH SarabunIT๙" w:cs="TH SarabunIT๙"/>
+                                <w:sz w:val="34"/>
+                                <w:szCs w:val="34"/>
                                 <w:cs/>
                               </w:rPr>
                               <w:t>)</w:t>
@@ -5997,46 +6263,37 @@
                               </w:tabs>
                               <w:jc w:val="center"/>
                               <w:rPr>
-                                <w:rFonts w:ascii="TH SarabunPSK" w:hAnsi="TH SarabunPSK" w:cs="TH SarabunPSK"/>
-                                <w:sz w:val="32"/>
-                                <w:szCs w:val="32"/>
+                                <w:rFonts w:ascii="TH SarabunIT๙" w:hAnsi="TH SarabunIT๙" w:cs="TH SarabunIT๙"/>
+                                <w:sz w:val="34"/>
+                                <w:szCs w:val="34"/>
                               </w:rPr>
                             </w:pPr>
                             <w:r>
                               <w:rPr>
-                                <w:rFonts w:ascii="TH SarabunPSK" w:hAnsi="TH SarabunPSK" w:cs="TH SarabunPSK" w:hint="cs"/>
-                                <w:sz w:val="32"/>
-                                <w:szCs w:val="32"/>
+                                <w:rFonts w:ascii="TH SarabunIT๙" w:hAnsi="TH SarabunIT๙" w:cs="TH SarabunIT๙"/>
+                                <w:sz w:val="34"/>
+                                <w:szCs w:val="34"/>
                                 <w:cs/>
                               </w:rPr>
                               <w:t xml:space="preserve">  </w:t>
                             </w:r>
                             <w:r>
                               <w:rPr>
-                                <w:rFonts w:ascii="TH SarabunPSK" w:hAnsi="TH SarabunPSK" w:cs="TH SarabunPSK" w:hint="cs"/>
-                                <w:sz w:val="32"/>
-                                <w:szCs w:val="32"/>
+                                <w:rFonts w:ascii="TH SarabunIT๙" w:hAnsi="TH SarabunIT๙" w:cs="TH SarabunIT๙"/>
+                                <w:sz w:val="34"/>
+                                <w:szCs w:val="34"/>
                                 <w:cs/>
                               </w:rPr>
                               <w:t xml:space="preserve"> </w:t>
                             </w:r>
                             <w:r>
                               <w:rPr>
-                                <w:rFonts w:ascii="TH SarabunPSK" w:hAnsi="TH SarabunPSK" w:cs="TH SarabunPSK"/>
-                                <w:sz w:val="32"/>
-                                <w:szCs w:val="32"/>
+                                <w:rFonts w:ascii="TH SarabunIT๙" w:hAnsi="TH SarabunIT๙" w:cs="TH SarabunIT๙"/>
+                                <w:sz w:val="34"/>
+                                <w:szCs w:val="34"/>
                                 <w:cs/>
                               </w:rPr>
-                              <w:t>ผู้อำนวยการสำนักงานประจำศาล</w:t>
-                            </w:r>
-                            <w:r>
-                              <w:rPr>
-                                <w:rFonts w:ascii="TH SarabunPSK" w:hAnsi="TH SarabunPSK" w:cs="TH SarabunPSK" w:hint="cs"/>
-                                <w:sz w:val="32"/>
-                                <w:szCs w:val="32"/>
-                                <w:cs/>
-                              </w:rPr>
-                              <w:t>เยาวชนและครอบครัว</w:t>
+                              <w:t>ผู้อำนวยการสำนักงานประจำศาลเยาวชนและครอบครัว</w:t>
                             </w:r>
                           </w:p>
                           <w:p>
@@ -6046,25 +6303,25 @@
                               </w:tabs>
                               <w:jc w:val="center"/>
                               <w:rPr>
-                                <w:rFonts w:ascii="TH SarabunPSK" w:hAnsi="TH SarabunPSK" w:cs="TH SarabunPSK"/>
-                                <w:sz w:val="32"/>
-                                <w:szCs w:val="32"/>
+                                <w:rFonts w:ascii="TH SarabunIT๙" w:hAnsi="TH SarabunIT๙" w:cs="TH SarabunIT๙"/>
+                                <w:sz w:val="34"/>
+                                <w:szCs w:val="34"/>
                               </w:rPr>
                             </w:pPr>
                             <w:r>
                               <w:rPr>
-                                <w:rFonts w:ascii="TH SarabunPSK" w:hAnsi="TH SarabunPSK" w:cs="TH SarabunPSK" w:hint="cs"/>
-                                <w:sz w:val="32"/>
-                                <w:szCs w:val="32"/>
+                                <w:rFonts w:ascii="TH SarabunIT๙" w:hAnsi="TH SarabunIT๙" w:cs="TH SarabunIT๙"/>
+                                <w:sz w:val="34"/>
+                                <w:szCs w:val="34"/>
                                 <w:cs/>
                               </w:rPr>
                               <w:t xml:space="preserve">  </w:t>
                             </w:r>
                             <w:r>
                               <w:rPr>
-                                <w:rFonts w:ascii="TH SarabunPSK" w:hAnsi="TH SarabunPSK" w:cs="TH SarabunPSK" w:hint="cs"/>
-                                <w:sz w:val="32"/>
-                                <w:szCs w:val="32"/>
+                                <w:rFonts w:ascii="TH SarabunIT๙" w:hAnsi="TH SarabunIT๙" w:cs="TH SarabunIT๙"/>
+                                <w:sz w:val="34"/>
+                                <w:szCs w:val="34"/>
                                 <w:cs/>
                               </w:rPr>
                               <w:t>จังหวัดประจวบคีรีขันธ์</w:t>
@@ -6072,182 +6329,64 @@
                           </w:p>
                           <w:p>
                             <w:pPr>
-                              <w:tabs>
-                                <w:tab w:val="center" w:pos="2160"/>
-                              </w:tabs>
-                              <w:jc w:val="center"/>
-                              <w:rPr>
-                                <w:rFonts w:ascii="TH SarabunPSK" w:hAnsi="TH SarabunPSK" w:cs="TH SarabunPSK"/>
-                                <w:sz w:val="32"/>
-                                <w:szCs w:val="32"/>
+                              <w:ind w:firstLine="567"/>
+                              <w:rPr>
+                                <w:rFonts w:ascii="TH SarabunIT๙" w:hAnsi="TH SarabunIT๙" w:cs="TH SarabunIT๙"/>
+                                <w:sz w:val="34"/>
+                                <w:szCs w:val="34"/>
                               </w:rPr>
                             </w:pPr>
                             <w:r>
                               <w:rPr>
                                 <w:rFonts w:ascii="TH SarabunIT๙" w:hAnsi="TH SarabunIT๙" w:cs="TH SarabunIT๙"/>
-                                <w:sz w:val="44"/>
-                                <w:szCs w:val="44"/>
-                                <w:cs/>
-                              </w:rPr>
-                              <w:t xml:space="preserve"> </w:t>
-                            </w:r>
-                            <w:r>
-                              <w:rPr>
-                                <w:rFonts w:ascii="TH SarabunIT๙" w:hAnsi="TH SarabunIT๙" w:cs="TH SarabunIT๙"/>
-                                <w:sz w:val="44"/>
-                                <w:szCs w:val="44"/>
+                                <w:sz w:val="34"/>
+                                <w:szCs w:val="34"/>
                               </w:rPr>
                               <w:sym w:font="Wingdings 2" w:char="F0A3"/>
                             </w:r>
                             <w:r>
                               <w:rPr>
                                 <w:rFonts w:ascii="TH SarabunIT๙" w:hAnsi="TH SarabunIT๙" w:cs="TH SarabunIT๙"/>
-                                <w:sz w:val="44"/>
-                                <w:szCs w:val="44"/>
+                                <w:sz w:val="34"/>
+                                <w:szCs w:val="34"/>
                                 <w:cs/>
                               </w:rPr>
-                              <w:t xml:space="preserve"> </w:t>
-                            </w:r>
-                            <w:r>
-                              <w:rPr>
-                                <w:rFonts w:ascii="TH SarabunIT๙" w:hAnsi="TH SarabunIT๙" w:cs="TH SarabunIT๙"/>
-                                <w:sz w:val="28"/>
-                                <w:cs/>
-                              </w:rPr>
-                              <w:t>อนุมัติโอนเงินงบประมาณ</w:t>
-                            </w:r>
-                            <w:r>
-                              <w:rPr>
-                                <w:rFonts w:ascii="TH SarabunIT๙" w:hAnsi="TH SarabunIT๙" w:cs="TH SarabunIT๙"/>
-                                <w:sz w:val="44"/>
-                                <w:szCs w:val="44"/>
-                                <w:cs/>
-                              </w:rPr>
-                              <w:t xml:space="preserve">                       </w:t>
-                            </w:r>
-                            <w:r>
-                              <w:rPr>
-                                <w:rFonts w:ascii="TH SarabunIT๙" w:hAnsi="TH SarabunIT๙" w:cs="TH SarabunIT๙"/>
-                                <w:sz w:val="44"/>
-                                <w:szCs w:val="44"/>
-                                <w:cs/>
-                              </w:rPr>
-                              <w:t xml:space="preserve">                     </w:t>
-                            </w:r>
-                            <w:r>
-                              <w:rPr>
-                                <w:rFonts w:ascii="TH SarabunIT๙" w:hAnsi="TH SarabunIT๙" w:cs="TH SarabunIT๙"/>
-                                <w:sz w:val="44"/>
-                                <w:szCs w:val="44"/>
-                                <w:cs/>
-                              </w:rPr>
-                              <w:t xml:space="preserve"> </w:t>
-                            </w:r>
-                            <w:r>
-                              <w:rPr>
-                                <w:rFonts w:ascii="TH SarabunIT๙" w:hAnsi="TH SarabunIT๙" w:cs="TH SarabunIT๙"/>
-                                <w:sz w:val="28"/>
-                                <w:cs/>
-                              </w:rPr>
-                              <w:t>วันที่</w:t>
-                            </w:r>
-                            <w:r>
-                              <w:rPr>
-                                <w:rFonts w:ascii="TH SarabunIT๙" w:hAnsi="TH SarabunIT๙" w:cs="TH SarabunIT๙" w:hint="cs"/>
-                                <w:sz w:val="28"/>
-                                <w:cs/>
-                              </w:rPr>
-                              <w:t xml:space="preserve"> </w:t>
-                            </w:r>
-                            <w:r>
-                              <w:rPr>
-                                <w:rFonts w:ascii="TH SarabunIT๙" w:hAnsi="TH SarabunIT๙" w:cs="TH SarabunIT๙"/>
-                                <w:sz w:val="28"/>
-                                <w:cs/>
-                              </w:rPr>
-                              <w:t xml:space="preserve"> </w:t>
+                              <w:t xml:space="preserve"> อนุมัติโอนเงินงบประมาณ                       </w:t>
                             </w:r>
                             <w:r>
                               <w:rPr>
                                 <w:rFonts w:ascii="TH SarabunIT๙" w:hAnsi="TH SarabunIT๙" w:cs="TH SarabunIT๙"/>
                                 <w:sz w:val="34"/>
                                 <w:szCs w:val="34"/>
-                                <w:u w:val="dotted"/>
-                              </w:rPr>
-                              <w:t>๒๓ มิถุนายน ๒๕๖๖</w:t>
+                                <w:cs/>
+                              </w:rPr>
+                              <w:t xml:space="preserve">                    </w:t>
                             </w:r>
                             <w:r>
                               <w:rPr>
                                 <w:rFonts w:ascii="TH SarabunIT๙" w:hAnsi="TH SarabunIT๙" w:cs="TH SarabunIT๙"/>
-                                <w:sz w:val="28"/>
+                                <w:sz w:val="34"/>
+                                <w:szCs w:val="34"/>
                                 <w:cs/>
                               </w:rPr>
-                              <w:t xml:space="preserve">      </w:t>
+                              <w:t xml:space="preserve">วันที่ </w:t>
                             </w:r>
                             <w:r>
                               <w:rPr>
                                 <w:rFonts w:ascii="TH SarabunIT๙" w:hAnsi="TH SarabunIT๙" w:cs="TH SarabunIT๙"/>
-                                <w:sz w:val="28"/>
-                                <w:cs/>
-                              </w:rPr>
-                              <w:t xml:space="preserve">      </w:t>
-                            </w:r>
-                          </w:p>
-                          <w:p>
-                            <w:pPr>
-                              <w:spacing w:line="400" w:lineRule="exact"/>
-                              <w:rPr>
-                                <w:rFonts w:ascii="TH SarabunPSK" w:hAnsi="TH SarabunPSK" w:cs="TH SarabunPSK"/>
-                                <w:sz w:val="28"/>
-                              </w:rPr>
-                            </w:pPr>
-                            <w:r>
-                              <w:rPr>
-                                <w:rFonts w:ascii="TH SarabunPSK" w:hAnsi="TH SarabunPSK" w:cs="TH SarabunPSK" w:hint="cs"/>
-                                <w:sz w:val="28"/>
-                                <w:cs/>
-                              </w:rPr>
-                              <w:t xml:space="preserve">                                                              ............................</w:t>
+                                <w:sz w:val="34"/>
+                                <w:szCs w:val="34"/>
+                              </w:rPr>
+                              <w:t>๑๑ ตุลาคม ๒๕๖๖</w:t>
                             </w:r>
                             <w:r>
                               <w:rPr>
-                                <w:rFonts w:ascii="TH SarabunPSK" w:hAnsi="TH SarabunPSK" w:cs="TH SarabunPSK" w:hint="cs"/>
-                                <w:sz w:val="28"/>
+                                <w:rFonts w:ascii="TH SarabunIT๙" w:hAnsi="TH SarabunIT๙" w:cs="TH SarabunIT๙"/>
+                                <w:sz w:val="34"/>
+                                <w:szCs w:val="34"/>
                                 <w:cs/>
                               </w:rPr>
-                              <w:t>..........</w:t>
-                            </w:r>
-                            <w:r>
-                              <w:rPr>
-                                <w:rFonts w:ascii="TH SarabunPSK" w:hAnsi="TH SarabunPSK" w:cs="TH SarabunPSK" w:hint="cs"/>
-                                <w:sz w:val="28"/>
-                                <w:cs/>
-                              </w:rPr>
-                              <w:t xml:space="preserve">......................  </w:t>
-                            </w:r>
-                            <w:r>
-                              <w:rPr>
-                                <w:rFonts w:ascii="TH SarabunPSK" w:hAnsi="TH SarabunPSK" w:cs="TH SarabunPSK"/>
-                                <w:sz w:val="28"/>
-                                <w:cs/>
-                              </w:rPr>
-                              <w:t xml:space="preserve">ผู้อนุมัติ </w:t>
-                            </w:r>
-                            <w:r>
-                              <w:rPr>
-                                <w:rFonts w:ascii="TH SarabunIT๙" w:hAnsi="TH SarabunIT๙" w:cs="TH SarabunIT๙"/>
-                                <w:sz w:val="28"/>
-                                <w:cs/>
-                              </w:rPr>
-                              <w:t>2</w:t>
-                            </w:r>
-                            <w:r>
-                              <w:rPr>
-                                <w:rFonts w:ascii="TH SarabunPSK" w:hAnsi="TH SarabunPSK" w:cs="TH SarabunPSK"/>
-                                <w:sz w:val="28"/>
-                                <w:cs/>
-                              </w:rPr>
-                              <w:t xml:space="preserve">      </w:t>
+                              <w:t xml:space="preserve"> </w:t>
                             </w:r>
                           </w:p>
                           <w:p>
@@ -6255,94 +6394,230 @@
                               <w:shd w:val="clear" w:color="auto" w:fill="FFFFFF"/>
                               <w:jc w:val="center"/>
                               <w:rPr>
-                                <w:rFonts w:ascii="TH SarabunIT๙" w:eastAsia="Times New Roman" w:hAnsi="TH SarabunIT๙" w:cs="TH SarabunIT๙"/>
-                                <w:color w:val="333333"/>
-                                <w:sz w:val="30"/>
-                                <w:szCs w:val="30"/>
+                                <w:rFonts w:ascii="TH SarabunIT๙" w:hAnsi="TH SarabunIT๙" w:cs="TH SarabunIT๙"/>
+                                <w:sz w:val="34"/>
+                                <w:szCs w:val="34"/>
                               </w:rPr>
                             </w:pPr>
                             <w:r>
                               <w:rPr>
                                 <w:rFonts w:ascii="TH SarabunIT๙" w:hAnsi="TH SarabunIT๙" w:cs="TH SarabunIT๙" w:hint="cs"/>
-                                <w:sz w:val="30"/>
-                                <w:szCs w:val="30"/>
+                                <w:sz w:val="34"/>
+                                <w:szCs w:val="34"/>
                                 <w:cs/>
                               </w:rPr>
-                              <w:t xml:space="preserve">     </w:t>
+                              <w:t xml:space="preserve">              </w:t>
                             </w:r>
                             <w:r>
                               <w:rPr>
-                                <w:rFonts w:ascii="TH SarabunIT๙" w:hAnsi="TH SarabunIT๙" w:cs="TH SarabunIT๙"/>
-                                <w:sz w:val="30"/>
-                                <w:szCs w:val="30"/>
+                                <w:rFonts w:ascii="TH SarabunIT๙" w:hAnsi="TH SarabunIT๙" w:cs="TH SarabunIT๙" w:hint="cs"/>
+                                <w:color w:val="FFFFFF" w:themeColor="background1"/>
+                                <w:sz w:val="34"/>
+                                <w:szCs w:val="34"/>
                                 <w:cs/>
                               </w:rPr>
-                              <w:t>(</w:t>
+                              <w:t>.</w:t>
                             </w:r>
                             <w:r>
                               <w:rPr>
-                                <w:rFonts w:ascii="TH SarabunIT๙" w:eastAsia="Times New Roman" w:hAnsi="TH SarabunIT๙" w:cs="TH SarabunIT๙" w:hint="cs"/>
-                                <w:color w:val="333333"/>
-                                <w:sz w:val="30"/>
-                                <w:szCs w:val="30"/>
+                                <w:rFonts w:ascii="TH SarabunIT๙" w:hAnsi="TH SarabunIT๙" w:cs="TH SarabunIT๙" w:hint="cs"/>
+                                <w:sz w:val="34"/>
+                                <w:szCs w:val="34"/>
+                                <w:u w:val="dotted"/>
                                 <w:cs/>
                               </w:rPr>
-                              <w:t xml:space="preserve">นางสาววราภรณ์  </w:t>
-                            </w:r>
-                            <w:proofErr w:type="spellStart"/>
-                            <w:r>
-                              <w:rPr>
-                                <w:rFonts w:ascii="TH SarabunIT๙" w:eastAsia="Times New Roman" w:hAnsi="TH SarabunIT๙" w:cs="TH SarabunIT๙" w:hint="cs"/>
-                                <w:color w:val="333333"/>
-                                <w:sz w:val="30"/>
-                                <w:szCs w:val="30"/>
-                                <w:cs/>
-                              </w:rPr>
-                              <w:t>คริศ</w:t>
-                            </w:r>
-                            <w:proofErr w:type="spellEnd"/>
-                            <w:r>
-                              <w:rPr>
-                                <w:rFonts w:ascii="TH SarabunIT๙" w:eastAsia="Times New Roman" w:hAnsi="TH SarabunIT๙" w:cs="TH SarabunIT๙" w:hint="cs"/>
-                                <w:color w:val="333333"/>
-                                <w:sz w:val="30"/>
-                                <w:szCs w:val="30"/>
-                                <w:cs/>
-                              </w:rPr>
-                              <w:t>ณุ</w:t>
+                              <w:t xml:space="preserve">                                       </w:t>
                             </w:r>
                             <w:r>
                               <w:rPr>
+                                <w:rFonts w:ascii="TH SarabunIT๙" w:hAnsi="TH SarabunIT๙" w:cs="TH SarabunIT๙" w:hint="cs"/>
+                                <w:sz w:val="34"/>
+                                <w:szCs w:val="34"/>
+                                <w:cs/>
+                              </w:rPr>
+                              <w:t xml:space="preserve"> </w:t>
+                            </w:r>
+                            <w:r>
+                              <w:rPr>
                                 <w:rFonts w:ascii="TH SarabunIT๙" w:hAnsi="TH SarabunIT๙" w:cs="TH SarabunIT๙"/>
-                                <w:sz w:val="30"/>
-                                <w:szCs w:val="30"/>
+                                <w:sz w:val="34"/>
+                                <w:szCs w:val="34"/>
                                 <w:cs/>
                               </w:rPr>
-                              <w:t>)</w:t>
+                              <w:t xml:space="preserve">ผู้อนุมัติ </w:t>
+                            </w:r>
+                            <w:r>
+                              <w:rPr>
+                                <w:rFonts w:ascii="TH SarabunIT๙" w:hAnsi="TH SarabunIT๙" w:cs="TH SarabunIT๙" w:hint="cs"/>
+                                <w:sz w:val="34"/>
+                                <w:szCs w:val="34"/>
+                                <w:cs/>
+                              </w:rPr>
+                              <w:t>2</w:t>
+                            </w:r>
+                            <w:r>
+                              <w:rPr>
+                                <w:rFonts w:ascii="TH SarabunIT๙" w:hAnsi="TH SarabunIT๙" w:cs="TH SarabunIT๙"/>
+                                <w:sz w:val="34"/>
+                                <w:szCs w:val="34"/>
+                                <w:cs/>
+                              </w:rPr>
+                              <w:t xml:space="preserve">     </w:t>
                             </w:r>
                           </w:p>
                           <w:p>
                             <w:pPr>
                               <w:shd w:val="clear" w:color="auto" w:fill="FFFFFF"/>
                               <w:jc w:val="center"/>
+                              <w:rPr>
+                                <w:rFonts w:ascii="TH SarabunIT๙" w:eastAsia="Times New Roman" w:hAnsi="TH SarabunIT๙" w:cs="TH SarabunIT๙"/>
+                                <w:color w:val="333333"/>
+                                <w:sz w:val="34"/>
+                                <w:szCs w:val="34"/>
+                              </w:rPr>
                             </w:pPr>
                             <w:r>
                               <w:rPr>
                                 <w:rFonts w:ascii="TH SarabunIT๙" w:hAnsi="TH SarabunIT๙" w:cs="TH SarabunIT๙" w:hint="cs"/>
-                                <w:sz w:val="30"/>
-                                <w:szCs w:val="30"/>
+                                <w:sz w:val="34"/>
+                                <w:szCs w:val="34"/>
+                                <w:cs/>
+                              </w:rPr>
+                              <w:t xml:space="preserve">  </w:t>
+                            </w:r>
+                            <w:r>
+                              <w:rPr>
+                                <w:rFonts w:ascii="TH SarabunIT๙" w:hAnsi="TH SarabunIT๙" w:cs="TH SarabunIT๙"/>
+                                <w:sz w:val="34"/>
+                                <w:szCs w:val="34"/>
+                                <w:cs/>
+                              </w:rPr>
+                              <w:t>(</w:t>
+                            </w:r>
+                            <w:r>
+                              <w:rPr>
+                                <w:rFonts w:ascii="TH SarabunIT๙" w:eastAsia="Times New Roman" w:hAnsi="TH SarabunIT๙" w:cs="TH SarabunIT๙" w:hint="cs"/>
+                                <w:color w:val="333333"/>
+                                <w:sz w:val="34"/>
+                                <w:szCs w:val="34"/>
+                                <w:cs/>
+                              </w:rPr>
+                              <w:t>นายประยุทธ</w:t>
+                            </w:r>
+                            <w:r>
+                              <w:rPr>
+                                <w:rFonts w:ascii="TH SarabunIT๙" w:eastAsia="Times New Roman" w:hAnsi="TH SarabunIT๙" w:cs="TH SarabunIT๙"/>
+                                <w:color w:val="333333"/>
+                                <w:sz w:val="34"/>
+                                <w:szCs w:val="34"/>
+                                <w:cs/>
+                              </w:rPr>
+                              <w:t xml:space="preserve"> </w:t>
+                            </w:r>
+                            <w:r>
+                              <w:rPr>
+                                <w:rFonts w:ascii="TH SarabunIT๙" w:eastAsia="Times New Roman" w:hAnsi="TH SarabunIT๙" w:cs="TH SarabunIT๙" w:hint="cs"/>
+                                <w:color w:val="333333"/>
+                                <w:sz w:val="34"/>
+                                <w:szCs w:val="34"/>
+                                <w:cs/>
+                              </w:rPr>
+                              <w:t>แก้วภักดี</w:t>
+                            </w:r>
+                            <w:r>
+                              <w:rPr>
+                                <w:rFonts w:ascii="TH SarabunIT๙" w:hAnsi="TH SarabunIT๙" w:cs="TH SarabunIT๙"/>
+                                <w:sz w:val="34"/>
+                                <w:szCs w:val="34"/>
+                                <w:cs/>
+                              </w:rPr>
+                              <w:t>)</w:t>
+                            </w:r>
+                            <w:r>
+                              <w:rPr>
+                                <w:rFonts w:ascii="TH SarabunIT๙" w:eastAsia="Times New Roman" w:hAnsi="TH SarabunIT๙" w:cs="TH SarabunIT๙"/>
+                                <w:color w:val="333333"/>
+                                <w:sz w:val="34"/>
+                                <w:szCs w:val="34"/>
+                              </w:rPr>
+                              <w:br/>
+                            </w:r>
+                            <w:r>
+                              <w:rPr>
+                                <w:rFonts w:ascii="TH SarabunIT๙" w:eastAsia="Times New Roman" w:hAnsi="TH SarabunIT๙" w:cs="TH SarabunIT๙" w:hint="cs"/>
+                                <w:color w:val="333333"/>
+                                <w:sz w:val="34"/>
+                                <w:szCs w:val="34"/>
+                                <w:cs/>
+                              </w:rPr>
+                              <w:t>ผู้พิพากษาหัวหน้าคณะชั้นต้นในศาลแขวงพระนครเหนือ</w:t>
+                            </w:r>
+                          </w:p>
+                          <w:p>
+                            <w:pPr>
+                              <w:shd w:val="clear" w:color="auto" w:fill="FFFFFF"/>
+                              <w:jc w:val="center"/>
+                              <w:rPr>
+                                <w:rFonts w:ascii="TH SarabunIT๙" w:hAnsi="TH SarabunIT๙" w:cs="TH SarabunIT๙"/>
+                                <w:sz w:val="34"/>
+                                <w:szCs w:val="34"/>
+                              </w:rPr>
+                            </w:pPr>
+                            <w:r>
+                              <w:rPr>
+                                <w:rFonts w:ascii="TH SarabunIT๙" w:hAnsi="TH SarabunIT๙" w:cs="TH SarabunIT๙"/>
+                                <w:sz w:val="34"/>
+                                <w:szCs w:val="34"/>
                                 <w:cs/>
                               </w:rPr>
                               <w:t xml:space="preserve">     </w:t>
                             </w:r>
                             <w:r>
                               <w:rPr>
+                                <w:rFonts w:ascii="TH SarabunIT๙" w:hAnsi="TH SarabunIT๙" w:cs="TH SarabunIT๙" w:hint="cs"/>
+                                <w:sz w:val="34"/>
+                                <w:szCs w:val="34"/>
+                                <w:cs/>
+                              </w:rPr>
+                              <w:t>ช่วยทำงานชั่วคราวในตำ</w:t>
+                            </w:r>
+                            <w:r>
+                              <w:rPr>
+                                <w:rFonts w:ascii="TH SarabunIT๙" w:hAnsi="TH SarabunIT๙" w:cs="TH SarabunIT๙" w:hint="cs"/>
+                                <w:sz w:val="34"/>
+                                <w:szCs w:val="34"/>
+                                <w:cs/>
+                              </w:rPr>
+                              <w:t>แหน่ง</w:t>
+                            </w:r>
+                            <w:r>
+                              <w:rPr>
                                 <w:rFonts w:ascii="TH SarabunIT๙" w:hAnsi="TH SarabunIT๙" w:cs="TH SarabunIT๙"/>
-                                <w:sz w:val="30"/>
-                                <w:szCs w:val="30"/>
+                                <w:sz w:val="34"/>
+                                <w:szCs w:val="34"/>
                                 <w:cs/>
                               </w:rPr>
-                              <w:t>ผู้พิพากษาหัวหน้าศาลเยาวชนและครอบครัวจังหวัดประจวบคีรีขันธ์</w:t>
+                              <w:t>ผู้พิพากษาหัวหน้าศาลเยาวชนและครอบครัว</w:t>
+                            </w:r>
+                          </w:p>
+                          <w:p>
+                            <w:pPr>
+                              <w:shd w:val="clear" w:color="auto" w:fill="FFFFFF"/>
+                              <w:jc w:val="center"/>
+                              <w:rPr>
+                                <w:rFonts w:ascii="TH SarabunIT๙" w:hAnsi="TH SarabunIT๙" w:cs="TH SarabunIT๙"/>
+                                <w:sz w:val="34"/>
+                                <w:szCs w:val="34"/>
+                              </w:rPr>
+                            </w:pPr>
+                            <w:r>
+                              <w:rPr>
+                                <w:rFonts w:ascii="TH SarabunIT๙" w:hAnsi="TH SarabunIT๙" w:cs="TH SarabunIT๙"/>
+                                <w:sz w:val="34"/>
+                                <w:szCs w:val="34"/>
+                                <w:cs/>
+                              </w:rPr>
+                              <w:t>จังหวัดประจวบคีรีขันธ์</w:t>
                             </w:r>
                           </w:p>
                         </w:txbxContent>
@@ -6364,221 +6639,137 @@
           </mc:Choice>
           <mc:Fallback>
             <w:pict>
-              <v:shapetype id="_x0000_t202" coordsize="21600,21600" o:spt="202" path="m,l,21600r21600,l21600,xe">
+              <v:shapetype w14:anchorId="67084B77" id="_x0000_t202" coordsize="21600,21600" o:spt="202" path="m,l,21600r21600,l21600,xe">
                 <v:stroke joinstyle="miter"/>
                 <v:path gradientshapeok="t" o:connecttype="rect"/>
               </v:shapetype>
-              <v:shape id="Text Box 563" o:spid="_x0000_s1029" type="#_x0000_t202" style="position:absolute;margin-left:-15.9pt;margin-top:19.6pt;width:497.75pt;height:243.15pt;z-index:251658240;visibility:visible;mso-wrap-style:square;mso-width-percent:0;mso-height-percent:0;mso-wrap-distance-left:9pt;mso-wrap-distance-top:0;mso-wrap-distance-right:9pt;mso-wrap-distance-bottom:0;mso-position-horizontal:absolute;mso-position-horizontal-relative:text;mso-position-vertical:absolute;mso-position-vertical-relative:text;mso-width-percent:0;mso-height-percent:0;mso-width-relative:page;mso-height-relative:page;v-text-anchor:top" o:gfxdata="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" filled="f">
+              <v:shape id="Text Box 563" o:spid="_x0000_s1029" type="#_x0000_t202" style="position:absolute;margin-left:0;margin-top:16.4pt;width:452.4pt;height:249pt;z-index:251658240;visibility:visible;mso-wrap-style:square;mso-width-percent:0;mso-height-percent:0;mso-wrap-distance-left:9pt;mso-wrap-distance-top:0;mso-wrap-distance-right:9pt;mso-wrap-distance-bottom:0;mso-position-horizontal:left;mso-position-horizontal-relative:margin;mso-position-vertical:absolute;mso-position-vertical-relative:text;mso-width-percent:0;mso-height-percent:0;mso-width-relative:page;mso-height-relative:page;v-text-anchor:top" o:gfxdata="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" filled="f">
                 <v:textbox>
                   <w:txbxContent>
                     <w:p>
                       <w:pPr>
+                        <w:ind w:firstLine="567"/>
                         <w:rPr>
                           <w:rFonts w:ascii="TH SarabunIT๙" w:hAnsi="TH SarabunIT๙" w:cs="TH SarabunIT๙"/>
-                          <w:sz w:val="28"/>
+                          <w:sz w:val="34"/>
+                          <w:szCs w:val="34"/>
                         </w:rPr>
                       </w:pPr>
                       <w:r>
                         <w:rPr>
-                          <w:sz w:val="44"/>
-                          <w:szCs w:val="44"/>
-                          <w:cs/>
-                        </w:rPr>
-                        <w:t xml:space="preserve">   </w:t>
+                          <w:rFonts w:ascii="TH SarabunIT๙" w:hAnsi="TH SarabunIT๙" w:cs="TH SarabunIT๙"/>
+                          <w:sz w:val="34"/>
+                          <w:szCs w:val="34"/>
+                        </w:rPr>
+                        <w:sym w:font="Wingdings 2" w:char="F0A3"/>
                       </w:r>
                       <w:r>
                         <w:rPr>
-                          <w:rFonts w:hint="cs"/>
-                          <w:sz w:val="44"/>
-                          <w:szCs w:val="44"/>
+                          <w:rFonts w:ascii="TH SarabunIT๙" w:hAnsi="TH SarabunIT๙" w:cs="TH SarabunIT๙"/>
+                          <w:sz w:val="34"/>
+                          <w:szCs w:val="34"/>
                           <w:cs/>
                         </w:rPr>
-                        <w:t xml:space="preserve">     </w:t>
+                        <w:t xml:space="preserve"> อนุมัติโอนเงินงบประมาณ                      </w:t>
                       </w:r>
                       <w:r>
                         <w:rPr>
-                          <w:sz w:val="44"/>
-                          <w:szCs w:val="44"/>
+                          <w:rFonts w:ascii="TH SarabunIT๙" w:hAnsi="TH SarabunIT๙" w:cs="TH SarabunIT๙"/>
+                          <w:sz w:val="34"/>
+                          <w:szCs w:val="34"/>
+                          <w:cs/>
+                        </w:rPr>
+                        <w:t xml:space="preserve">                     </w:t>
+                      </w:r>
+                      <w:r>
+                        <w:rPr>
+                          <w:rFonts w:ascii="TH SarabunIT๙" w:hAnsi="TH SarabunIT๙" w:cs="TH SarabunIT๙"/>
+                          <w:sz w:val="34"/>
+                          <w:szCs w:val="34"/>
+                          <w:cs/>
+                        </w:rPr>
+                        <w:t>วันที่</w:t>
+                      </w:r>
+                      <w:r>
+                        <w:rPr>
+                          <w:rFonts w:ascii="TH SarabunIT๙" w:hAnsi="TH SarabunIT๙" w:cs="TH SarabunIT๙"/>
+                          <w:sz w:val="34"/>
+                          <w:szCs w:val="34"/>
                           <w:cs/>
                         </w:rPr>
                         <w:t xml:space="preserve"> </w:t>
                       </w:r>
                       <w:r>
                         <w:rPr>
-                          <w:rFonts w:cs="Cordia New"/>
-                          <w:sz w:val="44"/>
-                          <w:szCs w:val="44"/>
-                        </w:rPr>
-                        <w:sym w:font="Wingdings 2" w:char="F0A3"/>
-                      </w:r>
-                      <w:r>
-                        <w:rPr>
-                          <w:sz w:val="44"/>
-                          <w:szCs w:val="44"/>
-                          <w:cs/>
-                        </w:rPr>
-                        <w:t xml:space="preserve"> </w:t>
-                      </w:r>
-                      <w:r>
-                        <w:rPr>
-                          <w:rFonts w:cs="Cordia New" w:hint="cs"/>
-                          <w:sz w:val="28"/>
-                          <w:cs/>
-                        </w:rPr>
-                        <w:t>อนุมัติโอนเงินงบประมาณ</w:t>
-                      </w:r>
-                      <w:r>
-                        <w:rPr>
-                          <w:rFonts w:cs="Cordia New" w:hint="cs"/>
-                          <w:sz w:val="44"/>
-                          <w:szCs w:val="44"/>
-                          <w:cs/>
-                        </w:rPr>
-                        <w:t xml:space="preserve">                      </w:t>
-                      </w:r>
-                      <w:r>
-                        <w:rPr>
-                          <w:rFonts w:cs="Cordia New" w:hint="cs"/>
-                          <w:sz w:val="44"/>
-                          <w:szCs w:val="44"/>
-                          <w:cs/>
-                        </w:rPr>
-                        <w:t xml:space="preserve">                           </w:t>
-                      </w:r>
-                      <w:r>
-                        <w:rPr>
-                          <w:rFonts w:cs="Cordia New" w:hint="cs"/>
-                          <w:sz w:val="44"/>
-                          <w:szCs w:val="44"/>
-                          <w:cs/>
-                        </w:rPr>
-                        <w:t xml:space="preserve"> </w:t>
-                      </w:r>
-                      <w:r>
-                        <w:rPr>
-                          <w:rFonts w:ascii="TH SarabunIT๙" w:hAnsi="TH SarabunIT๙" w:cs="TH SarabunIT๙"/>
-                          <w:sz w:val="28"/>
-                          <w:cs/>
-                        </w:rPr>
-                        <w:t>วันที่</w:t>
-                      </w:r>
-                      <w:r>
-                        <w:rPr>
-                          <w:rFonts w:ascii="TH SarabunIT๙" w:hAnsi="TH SarabunIT๙" w:cs="TH SarabunIT๙" w:hint="cs"/>
-                          <w:sz w:val="28"/>
-                          <w:cs/>
-                        </w:rPr>
-                        <w:t xml:space="preserve"> </w:t>
-                      </w:r>
-                      <w:r>
-                        <w:rPr>
-                          <w:rFonts w:ascii="TH SarabunIT๙" w:hAnsi="TH SarabunIT๙" w:cs="TH SarabunIT๙" w:hint="cs"/>
-                          <w:sz w:val="28"/>
-                          <w:cs/>
-                        </w:rPr>
-                        <w:t xml:space="preserve"> </w:t>
-                      </w:r>
-                      <w:r>
-                        <w:rPr>
                           <w:rFonts w:ascii="TH SarabunIT๙" w:hAnsi="TH SarabunIT๙" w:cs="TH SarabunIT๙"/>
                           <w:sz w:val="34"/>
                           <w:szCs w:val="34"/>
-                          <w:u w:val="dotted"/>
-                        </w:rPr>
-                        <w:t>๒๓ มิถุนายน ๒๕๖๖</w:t>
+                        </w:rPr>
+                        <w:t>๑๑ ตุลาคม ๒๕๖๖</w:t>
                       </w:r>
                       <w:r>
                         <w:rPr>
                           <w:rFonts w:ascii="TH SarabunIT๙" w:hAnsi="TH SarabunIT๙" w:cs="TH SarabunIT๙"/>
-                          <w:sz w:val="28"/>
+                          <w:sz w:val="34"/>
+                          <w:szCs w:val="34"/>
                           <w:cs/>
                         </w:rPr>
-                        <w:t xml:space="preserve"> ..</w:t>
+                        <w:t xml:space="preserve"> </w:t>
                       </w:r>
                     </w:p>
                     <w:p>
                       <w:pPr>
-                        <w:jc w:val="both"/>
+                        <w:jc w:val="center"/>
                         <w:rPr>
                           <w:rFonts w:ascii="TH SarabunIT๙" w:hAnsi="TH SarabunIT๙" w:cs="TH SarabunIT๙"/>
-                          <w:sz w:val="28"/>
+                          <w:sz w:val="34"/>
+                          <w:szCs w:val="34"/>
+                        </w:rPr>
+                      </w:pPr>
+                    </w:p>
+                    <w:p>
+                      <w:pPr>
+                        <w:jc w:val="center"/>
+                        <w:rPr>
+                          <w:rFonts w:ascii="TH SarabunIT๙" w:hAnsi="TH SarabunIT๙" w:cs="TH SarabunIT๙"/>
+                          <w:sz w:val="34"/>
+                          <w:szCs w:val="34"/>
                         </w:rPr>
                       </w:pPr>
                       <w:r>
                         <w:rPr>
-                          <w:rFonts w:ascii="TH SarabunIT๙" w:hAnsi="TH SarabunIT๙" w:cs="TH SarabunIT๙"/>
-                          <w:sz w:val="28"/>
+                          <w:rFonts w:ascii="TH SarabunIT๙" w:hAnsi="TH SarabunIT๙" w:cs="TH SarabunIT๙" w:hint="cs"/>
+                          <w:sz w:val="34"/>
+                          <w:szCs w:val="34"/>
                           <w:cs/>
                         </w:rPr>
-                        <w:t xml:space="preserve">                                                     </w:t>
+                        <w:t xml:space="preserve">              </w:t>
                       </w:r>
                       <w:r>
                         <w:rPr>
                           <w:rFonts w:ascii="TH SarabunIT๙" w:hAnsi="TH SarabunIT๙" w:cs="TH SarabunIT๙" w:hint="cs"/>
-                          <w:sz w:val="28"/>
+                          <w:color w:val="FFFFFF" w:themeColor="background1"/>
+                          <w:sz w:val="34"/>
+                          <w:szCs w:val="34"/>
                           <w:cs/>
                         </w:rPr>
-                        <w:t xml:space="preserve">  </w:t>
+                        <w:t>.</w:t>
                       </w:r>
                       <w:r>
                         <w:rPr>
-                          <w:rFonts w:ascii="TH SarabunIT๙" w:hAnsi="TH SarabunIT๙" w:cs="TH SarabunIT๙"/>
-                          <w:sz w:val="28"/>
+                          <w:rFonts w:ascii="TH SarabunIT๙" w:hAnsi="TH SarabunIT๙" w:cs="TH SarabunIT๙" w:hint="cs"/>
+                          <w:sz w:val="34"/>
+                          <w:szCs w:val="34"/>
+                          <w:u w:val="dotted"/>
                           <w:cs/>
                         </w:rPr>
-                        <w:t xml:space="preserve">      </w:t>
+                        <w:t xml:space="preserve">                                       </w:t>
                       </w:r>
                       <w:r>
                         <w:rPr>
-                          <w:rFonts w:ascii="TH SarabunIT๙" w:hAnsi="TH SarabunIT๙" w:cs="TH SarabunIT๙"/>
-                          <w:sz w:val="32"/>
-                          <w:szCs w:val="32"/>
-                          <w:u w:val="dotted"/>
-                        </w:rPr>
-                        <w:tab/>
-                      </w:r>
-                      <w:r>
-                        <w:rPr>
-                          <w:rFonts w:ascii="TH SarabunIT๙" w:hAnsi="TH SarabunIT๙" w:cs="TH SarabunIT๙"/>
-                          <w:sz w:val="32"/>
-                          <w:szCs w:val="32"/>
-                          <w:u w:val="dotted"/>
-                          <w:cs/>
-                        </w:rPr>
-                        <w:t xml:space="preserve">  </w:t>
-                      </w:r>
-                      <w:r>
-                        <w:rPr>
-                          <w:rFonts w:ascii="TH SarabunIT๙" w:hAnsi="TH SarabunIT๙" w:cs="TH SarabunIT๙"/>
-                          <w:sz w:val="32"/>
-                          <w:szCs w:val="32"/>
-                          <w:u w:val="dotted"/>
-                        </w:rPr>
-                        <w:tab/>
-                      </w:r>
-                      <w:r>
-                        <w:rPr>
-                          <w:rFonts w:ascii="TH SarabunIT๙" w:hAnsi="TH SarabunIT๙" w:cs="TH SarabunIT๙"/>
-                          <w:sz w:val="32"/>
-                          <w:szCs w:val="32"/>
-                          <w:u w:val="dotted"/>
-                        </w:rPr>
-                        <w:tab/>
-                      </w:r>
-                      <w:r>
-                        <w:rPr>
-                          <w:rFonts w:ascii="TH SarabunIT๙" w:hAnsi="TH SarabunIT๙" w:cs="TH SarabunIT๙"/>
-                          <w:sz w:val="32"/>
-                          <w:szCs w:val="32"/>
-                          <w:u w:val="dotted"/>
-                        </w:rPr>
-                        <w:tab/>
-                      </w:r>
-                      <w:r>
-                        <w:rPr>
-                          <w:rFonts w:ascii="TH SarabunIT๙" w:hAnsi="TH SarabunIT๙" w:cs="TH SarabunIT๙"/>
-                          <w:sz w:val="44"/>
-                          <w:szCs w:val="44"/>
+                          <w:rFonts w:ascii="TH SarabunIT๙" w:hAnsi="TH SarabunIT๙" w:cs="TH SarabunIT๙" w:hint="cs"/>
+                          <w:sz w:val="34"/>
+                          <w:szCs w:val="34"/>
                           <w:cs/>
                         </w:rPr>
                         <w:t xml:space="preserve"> </w:t>
@@ -6586,10 +6777,11 @@
                       <w:r>
                         <w:rPr>
                           <w:rFonts w:ascii="TH SarabunIT๙" w:hAnsi="TH SarabunIT๙" w:cs="TH SarabunIT๙"/>
-                          <w:sz w:val="28"/>
+                          <w:sz w:val="34"/>
+                          <w:szCs w:val="34"/>
                           <w:cs/>
                         </w:rPr>
-                        <w:t xml:space="preserve">ผู้อนุมัติ 1  </w:t>
+                        <w:t>ผู้อนุมัติ 1</w:t>
                       </w:r>
                     </w:p>
                     <w:p>
@@ -6599,15 +6791,16 @@
                         </w:tabs>
                         <w:jc w:val="center"/>
                         <w:rPr>
-                          <w:rFonts w:ascii="TH SarabunPSK" w:hAnsi="TH SarabunPSK" w:cs="TH SarabunPSK"/>
-                          <w:sz w:val="32"/>
-                          <w:szCs w:val="32"/>
+                          <w:rFonts w:ascii="TH SarabunIT๙" w:hAnsi="TH SarabunIT๙" w:cs="TH SarabunIT๙"/>
+                          <w:sz w:val="34"/>
+                          <w:szCs w:val="34"/>
                         </w:rPr>
                       </w:pPr>
                       <w:r>
                         <w:rPr>
                           <w:rFonts w:ascii="TH SarabunIT๙" w:hAnsi="TH SarabunIT๙" w:cs="TH SarabunIT๙"/>
-                          <w:sz w:val="28"/>
+                          <w:sz w:val="34"/>
+                          <w:szCs w:val="34"/>
                           <w:cs/>
                         </w:rPr>
                         <w:t xml:space="preserve"> </w:t>
@@ -6615,34 +6808,35 @@
                       <w:r>
                         <w:rPr>
                           <w:rFonts w:ascii="TH SarabunIT๙" w:hAnsi="TH SarabunIT๙" w:cs="TH SarabunIT๙"/>
-                          <w:sz w:val="28"/>
+                          <w:sz w:val="34"/>
+                          <w:szCs w:val="34"/>
                           <w:cs/>
                         </w:rPr>
                         <w:t xml:space="preserve">  </w:t>
                       </w:r>
                       <w:r>
                         <w:rPr>
-                          <w:rFonts w:ascii="TH SarabunPSK" w:hAnsi="TH SarabunPSK" w:cs="TH SarabunPSK"/>
-                          <w:sz w:val="32"/>
-                          <w:szCs w:val="32"/>
+                          <w:rFonts w:ascii="TH SarabunIT๙" w:hAnsi="TH SarabunIT๙" w:cs="TH SarabunIT๙"/>
+                          <w:sz w:val="34"/>
+                          <w:szCs w:val="34"/>
                           <w:cs/>
                         </w:rPr>
                         <w:t>(</w:t>
                       </w:r>
                       <w:r>
                         <w:rPr>
-                          <w:rFonts w:ascii="TH SarabunPSK" w:hAnsi="TH SarabunPSK" w:cs="TH SarabunPSK" w:hint="cs"/>
-                          <w:sz w:val="32"/>
-                          <w:szCs w:val="32"/>
+                          <w:rFonts w:ascii="TH SarabunIT๙" w:hAnsi="TH SarabunIT๙" w:cs="TH SarabunIT๙"/>
+                          <w:sz w:val="34"/>
+                          <w:szCs w:val="34"/>
                           <w:cs/>
                         </w:rPr>
                         <w:t>นางสาววนิดา พิพัฒน์นภาพร</w:t>
                       </w:r>
                       <w:r>
                         <w:rPr>
-                          <w:rFonts w:ascii="TH SarabunPSK" w:hAnsi="TH SarabunPSK" w:cs="TH SarabunPSK"/>
-                          <w:sz w:val="32"/>
-                          <w:szCs w:val="32"/>
+                          <w:rFonts w:ascii="TH SarabunIT๙" w:hAnsi="TH SarabunIT๙" w:cs="TH SarabunIT๙"/>
+                          <w:sz w:val="34"/>
+                          <w:szCs w:val="34"/>
                           <w:cs/>
                         </w:rPr>
                         <w:t>)</w:t>
@@ -6655,46 +6849,37 @@
                         </w:tabs>
                         <w:jc w:val="center"/>
                         <w:rPr>
-                          <w:rFonts w:ascii="TH SarabunPSK" w:hAnsi="TH SarabunPSK" w:cs="TH SarabunPSK"/>
-                          <w:sz w:val="32"/>
-                          <w:szCs w:val="32"/>
+                          <w:rFonts w:ascii="TH SarabunIT๙" w:hAnsi="TH SarabunIT๙" w:cs="TH SarabunIT๙"/>
+                          <w:sz w:val="34"/>
+                          <w:szCs w:val="34"/>
                         </w:rPr>
                       </w:pPr>
                       <w:r>
                         <w:rPr>
-                          <w:rFonts w:ascii="TH SarabunPSK" w:hAnsi="TH SarabunPSK" w:cs="TH SarabunPSK" w:hint="cs"/>
-                          <w:sz w:val="32"/>
-                          <w:szCs w:val="32"/>
+                          <w:rFonts w:ascii="TH SarabunIT๙" w:hAnsi="TH SarabunIT๙" w:cs="TH SarabunIT๙"/>
+                          <w:sz w:val="34"/>
+                          <w:szCs w:val="34"/>
                           <w:cs/>
                         </w:rPr>
                         <w:t xml:space="preserve">  </w:t>
                       </w:r>
                       <w:r>
                         <w:rPr>
-                          <w:rFonts w:ascii="TH SarabunPSK" w:hAnsi="TH SarabunPSK" w:cs="TH SarabunPSK" w:hint="cs"/>
-                          <w:sz w:val="32"/>
-                          <w:szCs w:val="32"/>
+                          <w:rFonts w:ascii="TH SarabunIT๙" w:hAnsi="TH SarabunIT๙" w:cs="TH SarabunIT๙"/>
+                          <w:sz w:val="34"/>
+                          <w:szCs w:val="34"/>
                           <w:cs/>
                         </w:rPr>
                         <w:t xml:space="preserve"> </w:t>
                       </w:r>
                       <w:r>
                         <w:rPr>
-                          <w:rFonts w:ascii="TH SarabunPSK" w:hAnsi="TH SarabunPSK" w:cs="TH SarabunPSK"/>
-                          <w:sz w:val="32"/>
-                          <w:szCs w:val="32"/>
+                          <w:rFonts w:ascii="TH SarabunIT๙" w:hAnsi="TH SarabunIT๙" w:cs="TH SarabunIT๙"/>
+                          <w:sz w:val="34"/>
+                          <w:szCs w:val="34"/>
                           <w:cs/>
                         </w:rPr>
-                        <w:t>ผู้อำนวยการสำนักงานประจำศาล</w:t>
-                      </w:r>
-                      <w:r>
-                        <w:rPr>
-                          <w:rFonts w:ascii="TH SarabunPSK" w:hAnsi="TH SarabunPSK" w:cs="TH SarabunPSK" w:hint="cs"/>
-                          <w:sz w:val="32"/>
-                          <w:szCs w:val="32"/>
-                          <w:cs/>
-                        </w:rPr>
-                        <w:t>เยาวชนและครอบครัว</w:t>
+                        <w:t>ผู้อำนวยการสำนักงานประจำศาลเยาวชนและครอบครัว</w:t>
                       </w:r>
                     </w:p>
                     <w:p>
@@ -6704,25 +6889,25 @@
                         </w:tabs>
                         <w:jc w:val="center"/>
                         <w:rPr>
-                          <w:rFonts w:ascii="TH SarabunPSK" w:hAnsi="TH SarabunPSK" w:cs="TH SarabunPSK"/>
-                          <w:sz w:val="32"/>
-                          <w:szCs w:val="32"/>
+                          <w:rFonts w:ascii="TH SarabunIT๙" w:hAnsi="TH SarabunIT๙" w:cs="TH SarabunIT๙"/>
+                          <w:sz w:val="34"/>
+                          <w:szCs w:val="34"/>
                         </w:rPr>
                       </w:pPr>
                       <w:r>
                         <w:rPr>
-                          <w:rFonts w:ascii="TH SarabunPSK" w:hAnsi="TH SarabunPSK" w:cs="TH SarabunPSK" w:hint="cs"/>
-                          <w:sz w:val="32"/>
-                          <w:szCs w:val="32"/>
+                          <w:rFonts w:ascii="TH SarabunIT๙" w:hAnsi="TH SarabunIT๙" w:cs="TH SarabunIT๙"/>
+                          <w:sz w:val="34"/>
+                          <w:szCs w:val="34"/>
                           <w:cs/>
                         </w:rPr>
                         <w:t xml:space="preserve">  </w:t>
                       </w:r>
                       <w:r>
                         <w:rPr>
-                          <w:rFonts w:ascii="TH SarabunPSK" w:hAnsi="TH SarabunPSK" w:cs="TH SarabunPSK" w:hint="cs"/>
-                          <w:sz w:val="32"/>
-                          <w:szCs w:val="32"/>
+                          <w:rFonts w:ascii="TH SarabunIT๙" w:hAnsi="TH SarabunIT๙" w:cs="TH SarabunIT๙"/>
+                          <w:sz w:val="34"/>
+                          <w:szCs w:val="34"/>
                           <w:cs/>
                         </w:rPr>
                         <w:t>จังหวัดประจวบคีรีขันธ์</w:t>
@@ -6730,21 +6915,26 @@
                     </w:p>
                     <w:p>
                       <w:pPr>
-                        <w:tabs>
-                          <w:tab w:val="center" w:pos="2160"/>
-                        </w:tabs>
-                        <w:jc w:val="center"/>
-                        <w:rPr>
-                          <w:rFonts w:ascii="TH SarabunPSK" w:hAnsi="TH SarabunPSK" w:cs="TH SarabunPSK"/>
-                          <w:sz w:val="32"/>
-                          <w:szCs w:val="32"/>
+                        <w:ind w:firstLine="567"/>
+                        <w:rPr>
+                          <w:rFonts w:ascii="TH SarabunIT๙" w:hAnsi="TH SarabunIT๙" w:cs="TH SarabunIT๙"/>
+                          <w:sz w:val="34"/>
+                          <w:szCs w:val="34"/>
                         </w:rPr>
                       </w:pPr>
                       <w:r>
                         <w:rPr>
                           <w:rFonts w:ascii="TH SarabunIT๙" w:hAnsi="TH SarabunIT๙" w:cs="TH SarabunIT๙"/>
-                          <w:sz w:val="44"/>
-                          <w:szCs w:val="44"/>
+                          <w:sz w:val="34"/>
+                          <w:szCs w:val="34"/>
+                        </w:rPr>
+                        <w:sym w:font="Wingdings 2" w:char="F0A3"/>
+                      </w:r>
+                      <w:r>
+                        <w:rPr>
+                          <w:rFonts w:ascii="TH SarabunIT๙" w:hAnsi="TH SarabunIT๙" w:cs="TH SarabunIT๙"/>
+                          <w:sz w:val="34"/>
+                          <w:szCs w:val="34"/>
                           <w:cs/>
                         </w:rPr>
                         <w:t xml:space="preserve"> </w:t>
@@ -6752,160 +6942,45 @@
                       <w:r>
                         <w:rPr>
                           <w:rFonts w:ascii="TH SarabunIT๙" w:hAnsi="TH SarabunIT๙" w:cs="TH SarabunIT๙"/>
-                          <w:sz w:val="44"/>
-                          <w:szCs w:val="44"/>
-                        </w:rPr>
-                        <w:sym w:font="Wingdings 2" w:char="F0A3"/>
-                      </w:r>
-                      <w:r>
-                        <w:rPr>
-                          <w:rFonts w:ascii="TH SarabunIT๙" w:hAnsi="TH SarabunIT๙" w:cs="TH SarabunIT๙"/>
-                          <w:sz w:val="44"/>
-                          <w:szCs w:val="44"/>
+                          <w:sz w:val="34"/>
+                          <w:szCs w:val="34"/>
                           <w:cs/>
                         </w:rPr>
-                        <w:t xml:space="preserve"> </w:t>
-                      </w:r>
-                      <w:r>
-                        <w:rPr>
-                          <w:rFonts w:ascii="TH SarabunIT๙" w:hAnsi="TH SarabunIT๙" w:cs="TH SarabunIT๙"/>
-                          <w:sz w:val="28"/>
-                          <w:cs/>
-                        </w:rPr>
-                        <w:t>อนุมัติโอนเงินงบประมาณ</w:t>
-                      </w:r>
-                      <w:r>
-                        <w:rPr>
-                          <w:rFonts w:ascii="TH SarabunIT๙" w:hAnsi="TH SarabunIT๙" w:cs="TH SarabunIT๙"/>
-                          <w:sz w:val="44"/>
-                          <w:szCs w:val="44"/>
-                          <w:cs/>
-                        </w:rPr>
-                        <w:t xml:space="preserve">                       </w:t>
-                      </w:r>
-                      <w:r>
-                        <w:rPr>
-                          <w:rFonts w:ascii="TH SarabunIT๙" w:hAnsi="TH SarabunIT๙" w:cs="TH SarabunIT๙"/>
-                          <w:sz w:val="44"/>
-                          <w:szCs w:val="44"/>
-                          <w:cs/>
-                        </w:rPr>
-                        <w:t xml:space="preserve">                     </w:t>
-                      </w:r>
-                      <w:r>
-                        <w:rPr>
-                          <w:rFonts w:ascii="TH SarabunIT๙" w:hAnsi="TH SarabunIT๙" w:cs="TH SarabunIT๙"/>
-                          <w:sz w:val="44"/>
-                          <w:szCs w:val="44"/>
-                          <w:cs/>
-                        </w:rPr>
-                        <w:t xml:space="preserve"> </w:t>
-                      </w:r>
-                      <w:r>
-                        <w:rPr>
-                          <w:rFonts w:ascii="TH SarabunIT๙" w:hAnsi="TH SarabunIT๙" w:cs="TH SarabunIT๙"/>
-                          <w:sz w:val="28"/>
-                          <w:cs/>
-                        </w:rPr>
-                        <w:t>วันที่</w:t>
-                      </w:r>
-                      <w:r>
-                        <w:rPr>
-                          <w:rFonts w:ascii="TH SarabunIT๙" w:hAnsi="TH SarabunIT๙" w:cs="TH SarabunIT๙" w:hint="cs"/>
-                          <w:sz w:val="28"/>
-                          <w:cs/>
-                        </w:rPr>
-                        <w:t xml:space="preserve"> </w:t>
-                      </w:r>
-                      <w:r>
-                        <w:rPr>
-                          <w:rFonts w:ascii="TH SarabunIT๙" w:hAnsi="TH SarabunIT๙" w:cs="TH SarabunIT๙"/>
-                          <w:sz w:val="28"/>
-                          <w:cs/>
-                        </w:rPr>
-                        <w:t xml:space="preserve"> </w:t>
+                        <w:t xml:space="preserve">อนุมัติโอนเงินงบประมาณ                       </w:t>
                       </w:r>
                       <w:r>
                         <w:rPr>
                           <w:rFonts w:ascii="TH SarabunIT๙" w:hAnsi="TH SarabunIT๙" w:cs="TH SarabunIT๙"/>
                           <w:sz w:val="34"/>
                           <w:szCs w:val="34"/>
-                          <w:u w:val="dotted"/>
-                        </w:rPr>
-                        <w:t>๒๓ มิถุนายน ๒๕๖๖</w:t>
+                          <w:cs/>
+                        </w:rPr>
+                        <w:t xml:space="preserve">                    </w:t>
                       </w:r>
                       <w:r>
                         <w:rPr>
                           <w:rFonts w:ascii="TH SarabunIT๙" w:hAnsi="TH SarabunIT๙" w:cs="TH SarabunIT๙"/>
-                          <w:sz w:val="28"/>
+                          <w:sz w:val="34"/>
+                          <w:szCs w:val="34"/>
                           <w:cs/>
                         </w:rPr>
-                        <w:t xml:space="preserve">      </w:t>
+                        <w:t xml:space="preserve">วันที่ </w:t>
                       </w:r>
                       <w:r>
                         <w:rPr>
                           <w:rFonts w:ascii="TH SarabunIT๙" w:hAnsi="TH SarabunIT๙" w:cs="TH SarabunIT๙"/>
-                          <w:sz w:val="28"/>
-                          <w:cs/>
-                        </w:rPr>
-                        <w:t xml:space="preserve">      </w:t>
-                      </w:r>
-                    </w:p>
-                    <w:p>
-                      <w:pPr>
-                        <w:spacing w:line="400" w:lineRule="exact"/>
-                        <w:rPr>
-                          <w:rFonts w:ascii="TH SarabunPSK" w:hAnsi="TH SarabunPSK" w:cs="TH SarabunPSK"/>
-                          <w:sz w:val="28"/>
-                        </w:rPr>
-                      </w:pPr>
-                      <w:r>
-                        <w:rPr>
-                          <w:rFonts w:ascii="TH SarabunPSK" w:hAnsi="TH SarabunPSK" w:cs="TH SarabunPSK" w:hint="cs"/>
-                          <w:sz w:val="28"/>
-                          <w:cs/>
-                        </w:rPr>
-                        <w:t xml:space="preserve">                                                              ............................</w:t>
+                          <w:sz w:val="34"/>
+                          <w:szCs w:val="34"/>
+                        </w:rPr>
+                        <w:t>๑๑ ตุลาคม ๒๕๖๖</w:t>
                       </w:r>
                       <w:r>
                         <w:rPr>
-                          <w:rFonts w:ascii="TH SarabunPSK" w:hAnsi="TH SarabunPSK" w:cs="TH SarabunPSK" w:hint="cs"/>
-                          <w:sz w:val="28"/>
-                          <w:cs/>
-                        </w:rPr>
-                        <w:t>..........</w:t>
-                      </w:r>
-                      <w:r>
-                        <w:rPr>
-                          <w:rFonts w:ascii="TH SarabunPSK" w:hAnsi="TH SarabunPSK" w:cs="TH SarabunPSK" w:hint="cs"/>
-                          <w:sz w:val="28"/>
-                          <w:cs/>
-                        </w:rPr>
-                        <w:t xml:space="preserve">......................  </w:t>
-                      </w:r>
-                      <w:r>
-                        <w:rPr>
-                          <w:rFonts w:ascii="TH SarabunPSK" w:hAnsi="TH SarabunPSK" w:cs="TH SarabunPSK"/>
-                          <w:sz w:val="28"/>
-                          <w:cs/>
-                        </w:rPr>
-                        <w:t xml:space="preserve">ผู้อนุมัติ </w:t>
-                      </w:r>
-                      <w:r>
-                        <w:rPr>
                           <w:rFonts w:ascii="TH SarabunIT๙" w:hAnsi="TH SarabunIT๙" w:cs="TH SarabunIT๙"/>
-                          <w:sz w:val="28"/>
-                          <w:cs/>
-                        </w:rPr>
-                        <w:t>2</w:t>
-                      </w:r>
-                      <w:r>
-                        <w:rPr>
-                          <w:rFonts w:ascii="TH SarabunPSK" w:hAnsi="TH SarabunPSK" w:cs="TH SarabunPSK"/>
-                          <w:sz w:val="28"/>
-                          <w:cs/>
-                        </w:rPr>
-                        <w:t xml:space="preserve">      </w:t>
+                          <w:sz w:val="34"/>
+                          <w:szCs w:val="34"/>
+                        </w:rPr>
+                        <w:t xml:space="preserve"> </w:t>
                       </w:r>
                     </w:p>
                     <w:p>
@@ -6913,167 +6988,240 @@
                         <w:shd w:val="clear" w:color="auto" w:fill="FFFFFF"/>
                         <w:jc w:val="center"/>
                         <w:rPr>
-                          <w:rFonts w:ascii="TH SarabunIT๙" w:eastAsia="Times New Roman" w:hAnsi="TH SarabunIT๙" w:cs="TH SarabunIT๙"/>
-                          <w:color w:val="333333"/>
-                          <w:sz w:val="30"/>
-                          <w:szCs w:val="30"/>
+                          <w:rFonts w:ascii="TH SarabunIT๙" w:hAnsi="TH SarabunIT๙" w:cs="TH SarabunIT๙"/>
+                          <w:sz w:val="34"/>
+                          <w:szCs w:val="34"/>
                         </w:rPr>
                       </w:pPr>
                       <w:r>
                         <w:rPr>
                           <w:rFonts w:ascii="TH SarabunIT๙" w:hAnsi="TH SarabunIT๙" w:cs="TH SarabunIT๙" w:hint="cs"/>
-                          <w:sz w:val="30"/>
-                          <w:szCs w:val="30"/>
+                          <w:sz w:val="34"/>
+                          <w:szCs w:val="34"/>
+                          <w:cs/>
+                        </w:rPr>
+                        <w:t xml:space="preserve">              </w:t>
+                      </w:r>
+                      <w:r>
+                        <w:rPr>
+                          <w:rFonts w:ascii="TH SarabunIT๙" w:hAnsi="TH SarabunIT๙" w:cs="TH SarabunIT๙" w:hint="cs"/>
+                          <w:color w:val="FFFFFF" w:themeColor="background1"/>
+                          <w:sz w:val="34"/>
+                          <w:szCs w:val="34"/>
+                          <w:cs/>
+                        </w:rPr>
+                        <w:t>.</w:t>
+                      </w:r>
+                      <w:r>
+                        <w:rPr>
+                          <w:rFonts w:ascii="TH SarabunIT๙" w:hAnsi="TH SarabunIT๙" w:cs="TH SarabunIT๙" w:hint="cs"/>
+                          <w:sz w:val="34"/>
+                          <w:szCs w:val="34"/>
+                          <w:u w:val="dotted"/>
+                          <w:cs/>
+                        </w:rPr>
+                        <w:t xml:space="preserve">                                       </w:t>
+                      </w:r>
+                      <w:r>
+                        <w:rPr>
+                          <w:rFonts w:ascii="TH SarabunIT๙" w:hAnsi="TH SarabunIT๙" w:cs="TH SarabunIT๙" w:hint="cs"/>
+                          <w:sz w:val="34"/>
+                          <w:szCs w:val="34"/>
+                          <w:cs/>
+                        </w:rPr>
+                        <w:t xml:space="preserve"> </w:t>
+                      </w:r>
+                      <w:r>
+                        <w:rPr>
+                          <w:rFonts w:ascii="TH SarabunIT๙" w:hAnsi="TH SarabunIT๙" w:cs="TH SarabunIT๙"/>
+                          <w:sz w:val="34"/>
+                          <w:szCs w:val="34"/>
+                          <w:cs/>
+                        </w:rPr>
+                        <w:t xml:space="preserve">ผู้อนุมัติ </w:t>
+                      </w:r>
+                      <w:r>
+                        <w:rPr>
+                          <w:rFonts w:ascii="TH SarabunIT๙" w:hAnsi="TH SarabunIT๙" w:cs="TH SarabunIT๙" w:hint="cs"/>
+                          <w:sz w:val="34"/>
+                          <w:szCs w:val="34"/>
+                          <w:cs/>
+                        </w:rPr>
+                        <w:t>2</w:t>
+                      </w:r>
+                      <w:r>
+                        <w:rPr>
+                          <w:rFonts w:ascii="TH SarabunIT๙" w:hAnsi="TH SarabunIT๙" w:cs="TH SarabunIT๙"/>
+                          <w:sz w:val="34"/>
+                          <w:szCs w:val="34"/>
                           <w:cs/>
                         </w:rPr>
                         <w:t xml:space="preserve">     </w:t>
                       </w:r>
-                      <w:r>
-                        <w:rPr>
-                          <w:rFonts w:ascii="TH SarabunIT๙" w:hAnsi="TH SarabunIT๙" w:cs="TH SarabunIT๙"/>
-                          <w:sz w:val="30"/>
-                          <w:szCs w:val="30"/>
-                          <w:cs/>
-                        </w:rPr>
-                        <w:t>(</w:t>
-                      </w:r>
-                      <w:r>
-                        <w:rPr>
-                          <w:rFonts w:ascii="TH SarabunIT๙" w:eastAsia="Times New Roman" w:hAnsi="TH SarabunIT๙" w:cs="TH SarabunIT๙" w:hint="cs"/>
-                          <w:color w:val="333333"/>
-                          <w:sz w:val="30"/>
-                          <w:szCs w:val="30"/>
-                          <w:cs/>
-                        </w:rPr>
-                        <w:t xml:space="preserve">นางสาววราภรณ์  </w:t>
-                      </w:r>
-                      <w:proofErr w:type="spellStart"/>
-                      <w:r>
-                        <w:rPr>
-                          <w:rFonts w:ascii="TH SarabunIT๙" w:eastAsia="Times New Roman" w:hAnsi="TH SarabunIT๙" w:cs="TH SarabunIT๙" w:hint="cs"/>
-                          <w:color w:val="333333"/>
-                          <w:sz w:val="30"/>
-                          <w:szCs w:val="30"/>
-                          <w:cs/>
-                        </w:rPr>
-                        <w:t>คริศ</w:t>
-                      </w:r>
-                      <w:proofErr w:type="spellEnd"/>
-                      <w:r>
-                        <w:rPr>
-                          <w:rFonts w:ascii="TH SarabunIT๙" w:eastAsia="Times New Roman" w:hAnsi="TH SarabunIT๙" w:cs="TH SarabunIT๙" w:hint="cs"/>
-                          <w:color w:val="333333"/>
-                          <w:sz w:val="30"/>
-                          <w:szCs w:val="30"/>
-                          <w:cs/>
-                        </w:rPr>
-                        <w:t>ณุ</w:t>
-                      </w:r>
-                      <w:r>
-                        <w:rPr>
-                          <w:rFonts w:ascii="TH SarabunIT๙" w:hAnsi="TH SarabunIT๙" w:cs="TH SarabunIT๙"/>
-                          <w:sz w:val="30"/>
-                          <w:szCs w:val="30"/>
-                          <w:cs/>
-                        </w:rPr>
-                        <w:t>)</w:t>
-                      </w:r>
-                      <w:bookmarkStart w:id="1" w:name="_GoBack"/>
-                      <w:bookmarkEnd w:id="1"/>
                     </w:p>
                     <w:p>
                       <w:pPr>
                         <w:shd w:val="clear" w:color="auto" w:fill="FFFFFF"/>
                         <w:jc w:val="center"/>
+                        <w:rPr>
+                          <w:rFonts w:ascii="TH SarabunIT๙" w:eastAsia="Times New Roman" w:hAnsi="TH SarabunIT๙" w:cs="TH SarabunIT๙"/>
+                          <w:color w:val="333333"/>
+                          <w:sz w:val="34"/>
+                          <w:szCs w:val="34"/>
+                        </w:rPr>
                       </w:pPr>
                       <w:r>
                         <w:rPr>
                           <w:rFonts w:ascii="TH SarabunIT๙" w:hAnsi="TH SarabunIT๙" w:cs="TH SarabunIT๙" w:hint="cs"/>
-                          <w:sz w:val="30"/>
-                          <w:szCs w:val="30"/>
+                          <w:sz w:val="34"/>
+                          <w:szCs w:val="34"/>
+                          <w:cs/>
+                        </w:rPr>
+                        <w:t xml:space="preserve">  </w:t>
+                      </w:r>
+                      <w:r>
+                        <w:rPr>
+                          <w:rFonts w:ascii="TH SarabunIT๙" w:hAnsi="TH SarabunIT๙" w:cs="TH SarabunIT๙"/>
+                          <w:sz w:val="34"/>
+                          <w:szCs w:val="34"/>
+                          <w:cs/>
+                        </w:rPr>
+                        <w:t>(</w:t>
+                      </w:r>
+                      <w:r>
+                        <w:rPr>
+                          <w:rFonts w:ascii="TH SarabunIT๙" w:eastAsia="Times New Roman" w:hAnsi="TH SarabunIT๙" w:cs="TH SarabunIT๙" w:hint="cs"/>
+                          <w:color w:val="333333"/>
+                          <w:sz w:val="34"/>
+                          <w:szCs w:val="34"/>
+                          <w:cs/>
+                        </w:rPr>
+                        <w:t>นายประยุทธ</w:t>
+                      </w:r>
+                      <w:r>
+                        <w:rPr>
+                          <w:rFonts w:ascii="TH SarabunIT๙" w:eastAsia="Times New Roman" w:hAnsi="TH SarabunIT๙" w:cs="TH SarabunIT๙"/>
+                          <w:color w:val="333333"/>
+                          <w:sz w:val="34"/>
+                          <w:szCs w:val="34"/>
+                          <w:cs/>
+                        </w:rPr>
+                        <w:t xml:space="preserve"> </w:t>
+                      </w:r>
+                      <w:r>
+                        <w:rPr>
+                          <w:rFonts w:ascii="TH SarabunIT๙" w:eastAsia="Times New Roman" w:hAnsi="TH SarabunIT๙" w:cs="TH SarabunIT๙" w:hint="cs"/>
+                          <w:color w:val="333333"/>
+                          <w:sz w:val="34"/>
+                          <w:szCs w:val="34"/>
+                          <w:cs/>
+                        </w:rPr>
+                        <w:t>แก้วภักดี</w:t>
+                      </w:r>
+                      <w:r>
+                        <w:rPr>
+                          <w:rFonts w:ascii="TH SarabunIT๙" w:hAnsi="TH SarabunIT๙" w:cs="TH SarabunIT๙"/>
+                          <w:sz w:val="34"/>
+                          <w:szCs w:val="34"/>
+                          <w:cs/>
+                        </w:rPr>
+                        <w:t>)</w:t>
+                      </w:r>
+                      <w:r>
+                        <w:rPr>
+                          <w:rFonts w:ascii="TH SarabunIT๙" w:eastAsia="Times New Roman" w:hAnsi="TH SarabunIT๙" w:cs="TH SarabunIT๙"/>
+                          <w:color w:val="333333"/>
+                          <w:sz w:val="34"/>
+                          <w:szCs w:val="34"/>
+                        </w:rPr>
+                        <w:br/>
+                      </w:r>
+                      <w:r>
+                        <w:rPr>
+                          <w:rFonts w:ascii="TH SarabunIT๙" w:eastAsia="Times New Roman" w:hAnsi="TH SarabunIT๙" w:cs="TH SarabunIT๙" w:hint="cs"/>
+                          <w:color w:val="333333"/>
+                          <w:sz w:val="34"/>
+                          <w:szCs w:val="34"/>
+                          <w:cs/>
+                        </w:rPr>
+                        <w:t>ผู้พิพากษาหัวหน้าคณะชั้นต้นในศาลแขวงพระนครเหนือ</w:t>
+                      </w:r>
+                    </w:p>
+                    <w:p>
+                      <w:pPr>
+                        <w:shd w:val="clear" w:color="auto" w:fill="FFFFFF"/>
+                        <w:jc w:val="center"/>
+                        <w:rPr>
+                          <w:rFonts w:ascii="TH SarabunIT๙" w:hAnsi="TH SarabunIT๙" w:cs="TH SarabunIT๙"/>
+                          <w:sz w:val="34"/>
+                          <w:szCs w:val="34"/>
+                        </w:rPr>
+                      </w:pPr>
+                      <w:r>
+                        <w:rPr>
+                          <w:rFonts w:ascii="TH SarabunIT๙" w:hAnsi="TH SarabunIT๙" w:cs="TH SarabunIT๙"/>
+                          <w:sz w:val="34"/>
+                          <w:szCs w:val="34"/>
                           <w:cs/>
                         </w:rPr>
                         <w:t xml:space="preserve">     </w:t>
                       </w:r>
                       <w:r>
                         <w:rPr>
+                          <w:rFonts w:ascii="TH SarabunIT๙" w:hAnsi="TH SarabunIT๙" w:cs="TH SarabunIT๙" w:hint="cs"/>
+                          <w:sz w:val="34"/>
+                          <w:szCs w:val="34"/>
+                          <w:cs/>
+                        </w:rPr>
+                        <w:t>ช่วยทำงานชั่วคราวในตำ</w:t>
+                      </w:r>
+                      <w:r>
+                        <w:rPr>
+                          <w:rFonts w:ascii="TH SarabunIT๙" w:hAnsi="TH SarabunIT๙" w:cs="TH SarabunIT๙" w:hint="cs"/>
+                          <w:sz w:val="34"/>
+                          <w:szCs w:val="34"/>
+                          <w:cs/>
+                        </w:rPr>
+                        <w:t>แหน่ง</w:t>
+                      </w:r>
+                      <w:r>
+                        <w:rPr>
                           <w:rFonts w:ascii="TH SarabunIT๙" w:hAnsi="TH SarabunIT๙" w:cs="TH SarabunIT๙"/>
-                          <w:sz w:val="30"/>
-                          <w:szCs w:val="30"/>
+                          <w:sz w:val="34"/>
+                          <w:szCs w:val="34"/>
                           <w:cs/>
                         </w:rPr>
-                        <w:t>ผู้พิพากษาหัวหน้าศาลเยาวชนและครอบครัวจังหวัดประจวบคีรีขันธ์</w:t>
+                        <w:t>ผู้พิพากษาหัวหน้าศาลเยาวชนและครอบครัว</w:t>
+                      </w:r>
+                    </w:p>
+                    <w:p>
+                      <w:pPr>
+                        <w:shd w:val="clear" w:color="auto" w:fill="FFFFFF"/>
+                        <w:jc w:val="center"/>
+                        <w:rPr>
+                          <w:rFonts w:ascii="TH SarabunIT๙" w:hAnsi="TH SarabunIT๙" w:cs="TH SarabunIT๙"/>
+                          <w:sz w:val="34"/>
+                          <w:szCs w:val="34"/>
+                        </w:rPr>
+                      </w:pPr>
+                      <w:r>
+                        <w:rPr>
+                          <w:rFonts w:ascii="TH SarabunIT๙" w:hAnsi="TH SarabunIT๙" w:cs="TH SarabunIT๙"/>
+                          <w:sz w:val="34"/>
+                          <w:szCs w:val="34"/>
+                          <w:cs/>
+                        </w:rPr>
+                        <w:t>จังหวัดประจวบคีรีขันธ์</w:t>
                       </w:r>
                     </w:p>
                   </w:txbxContent>
                 </v:textbox>
+                <w10:wrap anchorx="margin"/>
               </v:shape>
             </w:pict>
           </mc:Fallback>
         </mc:AlternateContent>
       </w:r>
-      <w:r>
-        <w:rPr>
-          <w:rFonts w:ascii="TH SarabunIT๙" w:hAnsi="TH SarabunIT๙" w:cs="TH SarabunIT๙"/>
-          <w:b/>
-          <w:bCs/>
-          <w:sz w:val="32"/>
-          <w:szCs w:val="32"/>
-          <w:cs/>
-        </w:rPr>
-        <w:t xml:space="preserve">การโอนเงินผ่านระบบ </w:t>
-      </w:r>
-      <w:r>
-        <w:rPr>
-          <w:rFonts w:ascii="TH SarabunIT๙" w:hAnsi="TH SarabunIT๙" w:cs="TH SarabunIT๙"/>
-          <w:b/>
-          <w:bCs/>
-          <w:sz w:val="32"/>
-          <w:szCs w:val="32"/>
-        </w:rPr>
-        <w:t>K</w:t>
-      </w:r>
-      <w:r>
-        <w:rPr>
-          <w:rFonts w:ascii="TH SarabunIT๙" w:hAnsi="TH SarabunIT๙" w:cs="TH SarabunIT๙"/>
-          <w:b/>
-          <w:bCs/>
-          <w:sz w:val="32"/>
-          <w:szCs w:val="32"/>
-          <w:cs/>
-        </w:rPr>
-        <w:t>-</w:t>
-      </w:r>
-      <w:r>
-        <w:rPr>
-          <w:rFonts w:ascii="TH SarabunIT๙" w:hAnsi="TH SarabunIT๙" w:cs="TH SarabunIT๙"/>
-          <w:b/>
-          <w:bCs/>
-          <w:sz w:val="32"/>
-          <w:szCs w:val="32"/>
-        </w:rPr>
-        <w:t>Cash Connect Plus</w:t>
-      </w:r>
-      <w:r>
-        <w:rPr>
-          <w:rFonts w:ascii="TH SarabunIT๙" w:hAnsi="TH SarabunIT๙" w:cs="TH SarabunIT๙"/>
-          <w:b/>
-          <w:bCs/>
-          <w:sz w:val="32"/>
-          <w:szCs w:val="32"/>
-          <w:cs/>
-        </w:rPr>
-        <w:t xml:space="preserve">             </w:t>
-      </w:r>
-    </w:p>
-    <w:p>
-      <w:pPr>
-        <w:rPr>
-          <w:rFonts w:ascii="TH SarabunIT๙" w:hAnsi="TH SarabunIT๙" w:cs="TH SarabunIT๙"/>
-          <w:sz w:val="32"/>
-          <w:szCs w:val="32"/>
-        </w:rPr>
-      </w:pPr>
       <w:r>
         <w:rPr>
           <w:rFonts w:ascii="TH SarabunIT๙" w:hAnsi="TH SarabunIT๙" w:cs="TH SarabunIT๙"/>
@@ -7288,89 +7436,6 @@
     <w:p>
       <w:pPr>
         <w:rPr>
-          <w:rFonts w:ascii="TH SarabunIT๙" w:hAnsi="TH SarabunIT๙" w:cs="TH SarabunIT๙"/>
-          <w:sz w:val="34"/>
-          <w:szCs w:val="34"/>
-        </w:rPr>
-      </w:pPr>
-    </w:p>
-    <w:p>
-      <w:pPr>
-        <w:rPr>
-          <w:rFonts w:ascii="TH SarabunIT๙" w:hAnsi="TH SarabunIT๙" w:cs="TH SarabunIT๙"/>
-          <w:sz w:val="28"/>
-        </w:rPr>
-      </w:pPr>
-      <w:r>
-        <w:rPr>
-          <w:rFonts w:ascii="TH SarabunIT๙" w:hAnsi="TH SarabunIT๙" w:cs="TH SarabunIT๙" w:hint="cs"/>
-          <w:sz w:val="28"/>
-          <w:cs/>
-        </w:rPr>
-        <w:t>เด</w:t>
-      </w:r>
-      <w:proofErr w:type="spellStart"/>
-      <w:r>
-        <w:rPr>
-          <w:rFonts w:ascii="TH SarabunIT๙" w:hAnsi="TH SarabunIT๙" w:cs="TH SarabunIT๙" w:hint="cs"/>
-          <w:sz w:val="28"/>
-          <w:cs/>
-        </w:rPr>
-        <w:t>ิอน</w:t>
-      </w:r>
-      <w:proofErr w:type="spellEnd"/>
-      <w:r>
-        <w:rPr>
-          <w:rFonts w:ascii="TH SarabunIT๙" w:hAnsi="TH SarabunIT๙" w:cs="TH SarabunIT๙"/>
-          <w:sz w:val="28"/>
-          <w:cs/>
-        </w:rPr>
-        <w:tab/>
-      </w:r>
-      <w:r>
-        <w:rPr>
-          <w:rFonts w:ascii="TH SarabunIT๙" w:hAnsi="TH SarabunIT๙" w:cs="TH SarabunIT๙" w:hint="cs"/>
-          <w:sz w:val="28"/>
-          <w:cs/>
-        </w:rPr>
-        <w:t>มีนาคม</w:t>
-      </w:r>
-      <w:r>
-        <w:rPr>
-          <w:rFonts w:ascii="TH SarabunIT๙" w:hAnsi="TH SarabunIT๙" w:cs="TH SarabunIT๙"/>
-          <w:sz w:val="28"/>
-          <w:cs/>
-        </w:rPr>
-        <w:t xml:space="preserve"> 2565 </w:t>
-      </w:r>
-      <w:r>
-        <w:rPr>
-          <w:rFonts w:ascii="TH SarabunIT๙" w:hAnsi="TH SarabunIT๙" w:cs="TH SarabunIT๙" w:hint="cs"/>
-          <w:sz w:val="28"/>
-          <w:cs/>
-        </w:rPr>
-        <w:t>จำนวน</w:t>
-      </w:r>
-      <w:r>
-        <w:rPr>
-          <w:rFonts w:ascii="TH SarabunIT๙" w:hAnsi="TH SarabunIT๙" w:cs="TH SarabunIT๙"/>
-          <w:sz w:val="28"/>
-          <w:cs/>
-        </w:rPr>
-        <w:t xml:space="preserve"> 21 </w:t>
-      </w:r>
-      <w:r>
-        <w:rPr>
-          <w:rFonts w:ascii="TH SarabunIT๙" w:hAnsi="TH SarabunIT๙" w:cs="TH SarabunIT๙" w:hint="cs"/>
-          <w:sz w:val="28"/>
-          <w:cs/>
-        </w:rPr>
-        <w:t>ราย</w:t>
-      </w:r>
-    </w:p>
-    <w:p>
-      <w:pPr>
-        <w:rPr>
           <w:rFonts w:ascii="TH SarabunPSK" w:hAnsi="TH SarabunPSK" w:cs="TH SarabunPSK"/>
           <w:sz w:val="28"/>
           <w:cs/>
@@ -7379,7 +7444,7 @@
     </w:p>
     <w:sectPr>
       <w:pgSz w:w="11906" w:h="16838"/>
-      <w:pgMar w:top="709" w:right="1134" w:bottom="142" w:left="1418" w:header="709" w:footer="709" w:gutter="0"/>
+      <w:pgMar w:top="1418" w:right="1134" w:bottom="1134" w:left="1701" w:header="709" w:footer="709" w:gutter="0"/>
       <w:cols w:space="708"/>
       <w:docGrid w:linePitch="360"/>
     </w:sectPr>
@@ -9693,7 +9758,7 @@
 </file>
 
 <file path=customXml/itemProps1.xml><?xml version="1.0" encoding="utf-8"?>
-<ds:datastoreItem xmlns:ds="http://schemas.openxmlformats.org/officeDocument/2006/customXml" ds:itemID="{7A4AB539-8116-44E4-BA43-12739D652BA7}">
+<ds:datastoreItem xmlns:ds="http://schemas.openxmlformats.org/officeDocument/2006/customXml" ds:itemID="{42EBA635-25F1-4024-8778-68D869A4FC1E}">
   <ds:schemaRefs>
     <ds:schemaRef ds:uri="http://schemas.openxmlformats.org/officeDocument/2006/bibliography"/>
   </ds:schemaRefs>
